--- a/src/assets/resume/POORANI.docx
+++ b/src/assets/resume/POORANI.docx
@@ -183,7 +183,7 @@
         <w:textAlignment w:val="baseline"/>
         <w:rPr>
           <w:rStyle w:val="normaltextrun"/>
-          <w:rFonts w:eastAsiaTheme="majorEastAsia"/>
+          <w:rFonts w:ascii="Segoe UI Emoji" w:eastAsiaTheme="majorEastAsia" w:hAnsi="Segoe UI Emoji" w:cs="Segoe UI"/>
           <w:b/>
           <w:bCs/>
           <w:lang w:val="pt-BR"/>
@@ -423,6 +423,28 @@
         </w:rPr>
         <w:t> </w:t>
       </w:r>
+      <w:r>
+        <w:rPr>
+          <w:rStyle w:val="normaltextrun"/>
+          <w:rFonts w:ascii="Segoe UI Emoji" w:eastAsiaTheme="majorEastAsia" w:hAnsi="Segoe UI Emoji" w:cs="Segoe UI"/>
+          <w:b/>
+          <w:bCs/>
+          <w:lang w:val="pt-BR"/>
+        </w:rPr>
+        <w:t xml:space="preserve"> | </w:t>
+      </w:r>
+      <w:hyperlink r:id="rId10" w:history="1">
+        <w:r>
+          <w:rPr>
+            <w:rStyle w:val="Hyperlink"/>
+            <w:rFonts w:ascii="Segoe UI Emoji" w:eastAsiaTheme="majorEastAsia" w:hAnsi="Segoe UI Emoji" w:cs="Segoe UI"/>
+            <w:b/>
+            <w:bCs/>
+            <w:lang w:val="pt-BR"/>
+          </w:rPr>
+          <w:t>Portfolio</w:t>
+        </w:r>
+      </w:hyperlink>
     </w:p>
     <w:p>
       <w:pPr>
@@ -1396,7 +1418,7 @@
         </w:rPr>
         <w:t>, </w:t>
       </w:r>
-      <w:hyperlink r:id="rId10" w:tgtFrame="_blank" w:history="1">
+      <w:hyperlink r:id="rId11" w:tgtFrame="_blank" w:history="1">
         <w:r>
           <w:rPr>
             <w:rStyle w:val="normaltextrun"/>
@@ -1414,7 +1436,7 @@
         </w:rPr>
         <w:t> , </w:t>
       </w:r>
-      <w:hyperlink r:id="rId11" w:tgtFrame="_blank" w:history="1">
+      <w:hyperlink r:id="rId12" w:tgtFrame="_blank" w:history="1">
         <w:r>
           <w:rPr>
             <w:rStyle w:val="normaltextrun"/>
@@ -1479,7 +1501,7 @@
         </w:rPr>
         <w:t>: </w:t>
       </w:r>
-      <w:hyperlink r:id="rId12" w:tgtFrame="_blank" w:history="1">
+      <w:hyperlink r:id="rId13" w:tgtFrame="_blank" w:history="1">
         <w:r>
           <w:rPr>
             <w:rStyle w:val="normaltextrun"/>
@@ -1544,7 +1566,7 @@
         </w:rPr>
         <w:t>): </w:t>
       </w:r>
-      <w:hyperlink r:id="rId13" w:tgtFrame="_blank" w:history="1">
+      <w:hyperlink r:id="rId14" w:tgtFrame="_blank" w:history="1">
         <w:r>
           <w:rPr>
             <w:rStyle w:val="normaltextrun"/>
@@ -1600,7 +1622,7 @@
         </w:rPr>
         <w:t>: </w:t>
       </w:r>
-      <w:hyperlink r:id="rId14" w:tgtFrame="_blank" w:history="1">
+      <w:hyperlink r:id="rId15" w:tgtFrame="_blank" w:history="1">
         <w:r>
           <w:rPr>
             <w:rStyle w:val="normaltextrun"/>
@@ -1649,7 +1671,7 @@
         </w:rPr>
         <w:t>):</w:t>
       </w:r>
-      <w:hyperlink r:id="rId15" w:tgtFrame="_blank" w:history="1">
+      <w:hyperlink r:id="rId16" w:tgtFrame="_blank" w:history="1">
         <w:r>
           <w:rPr>
             <w:rStyle w:val="normaltextrun"/>
@@ -1669,7 +1691,7 @@
         </w:rPr>
         <w:t>, </w:t>
       </w:r>
-      <w:hyperlink r:id="rId16" w:tgtFrame="_blank" w:history="1">
+      <w:hyperlink r:id="rId17" w:tgtFrame="_blank" w:history="1">
         <w:r>
           <w:rPr>
             <w:rStyle w:val="normaltextrun"/>
@@ -1719,7 +1741,7 @@
         </w:rPr>
         <w:t>: </w:t>
       </w:r>
-      <w:hyperlink r:id="rId17" w:tgtFrame="_blank" w:history="1">
+      <w:hyperlink r:id="rId18" w:tgtFrame="_blank" w:history="1">
         <w:r>
           <w:rPr>
             <w:rStyle w:val="normaltextrun"/>
@@ -1737,7 +1759,7 @@
         </w:rPr>
         <w:t> (source code), </w:t>
       </w:r>
-      <w:hyperlink r:id="rId18" w:tgtFrame="_blank" w:history="1">
+      <w:hyperlink r:id="rId19" w:tgtFrame="_blank" w:history="1">
         <w:r>
           <w:rPr>
             <w:rStyle w:val="normaltextrun"/>
@@ -1755,7 +1777,7 @@
         </w:rPr>
         <w:t>, </w:t>
       </w:r>
-      <w:hyperlink r:id="rId19" w:tgtFrame="_blank" w:history="1">
+      <w:hyperlink r:id="rId20" w:tgtFrame="_blank" w:history="1">
         <w:r>
           <w:rPr>
             <w:rStyle w:val="normaltextrun"/>
@@ -1804,7 +1826,7 @@
         </w:rPr>
         <w:t> </w:t>
       </w:r>
-      <w:hyperlink r:id="rId20" w:tgtFrame="_blank" w:history="1">
+      <w:hyperlink r:id="rId21" w:tgtFrame="_blank" w:history="1">
         <w:r>
           <w:rPr>
             <w:rStyle w:val="normaltextrun"/>
@@ -1865,7 +1887,7 @@
         </w:rPr>
         <w:t>  </w:t>
       </w:r>
-      <w:hyperlink r:id="rId21" w:tgtFrame="_blank" w:history="1">
+      <w:hyperlink r:id="rId22" w:tgtFrame="_blank" w:history="1">
         <w:r>
           <w:rPr>
             <w:rStyle w:val="normaltextrun"/>

--- a/src/assets/resume/POORANI.docx
+++ b/src/assets/resume/POORANI.docx
@@ -5,23 +5,15 @@
     <w:p>
       <w:pPr>
         <w:pStyle w:val="paragraph"/>
-        <w:spacing w:before="0" w:beforeAutospacing="0" w:after="0" w:afterAutospacing="0" w:line="360" w:lineRule="auto"/>
+        <w:spacing w:before="0" w:beforeAutospacing="0" w:after="0" w:afterAutospacing="0" w:line="276" w:lineRule="auto"/>
         <w:textAlignment w:val="baseline"/>
-        <w:rPr>
-          <w:rFonts w:ascii="Segoe UI" w:hAnsi="Segoe UI" w:cs="Segoe UI"/>
-          <w:sz w:val="18"/>
-          <w:szCs w:val="18"/>
-        </w:rPr>
-      </w:pPr>
-      <w:r>
         <w:rPr>
           <w:rStyle w:val="normaltextrun"/>
           <w:rFonts w:eastAsiaTheme="majorEastAsia"/>
           <w:b/>
           <w:bCs/>
         </w:rPr>
-        <w:t>POORANI GUNASEKARAN</w:t>
-      </w:r>
+      </w:pPr>
       <w:r>
         <w:rPr>
           <w:rStyle w:val="normaltextrun"/>
@@ -29,8 +21,28 @@
           <w:b/>
           <w:bCs/>
         </w:rPr>
-        <w:t xml:space="preserve"> – </w:t>
-      </w:r>
+        <w:t>POORANI GUNASEKARAN</w:t>
+      </w:r>
+      <w:r>
+        <w:rPr>
+          <w:rStyle w:val="normaltextrun"/>
+          <w:rFonts w:eastAsiaTheme="majorEastAsia"/>
+          <w:b/>
+          <w:bCs/>
+        </w:rPr>
+        <w:t xml:space="preserve"> </w:t>
+      </w:r>
+    </w:p>
+    <w:p>
+      <w:pPr>
+        <w:pStyle w:val="paragraph"/>
+        <w:spacing w:before="0" w:beforeAutospacing="0" w:after="0" w:afterAutospacing="0" w:line="276" w:lineRule="auto"/>
+        <w:textAlignment w:val="baseline"/>
+        <w:rPr>
+          <w:b/>
+          <w:bCs/>
+        </w:rPr>
+      </w:pPr>
       <w:r>
         <w:rPr>
           <w:rStyle w:val="normaltextrun"/>
@@ -51,12 +63,7 @@
         </w:rPr>
         <w:t xml:space="preserve"> | SOFTWARE ENGINEER</w:t>
       </w:r>
-    </w:p>
-    <w:p>
-      <w:pPr>
-        <w:pStyle w:val="paragraph"/>
-        <w:spacing w:before="0" w:beforeAutospacing="0" w:after="0" w:afterAutospacing="0" w:line="360" w:lineRule="auto"/>
-        <w:textAlignment w:val="baseline"/>
+      <w:r>
         <w:rPr>
           <w:rStyle w:val="normaltextrun"/>
           <w:rFonts w:eastAsiaTheme="majorEastAsia"/>
@@ -64,13 +71,19 @@
           <w:bCs/>
           <w:lang w:val="en-US"/>
         </w:rPr>
+        <w:t xml:space="preserve"> (FRONTEND)</w:t>
+      </w:r>
+    </w:p>
+    <w:p>
+      <w:pPr>
+        <w:pStyle w:val="paragraph"/>
+        <w:spacing w:before="0" w:beforeAutospacing="0" w:after="0" w:afterAutospacing="0" w:line="276" w:lineRule="auto"/>
+        <w:textAlignment w:val="baseline"/>
       </w:pPr>
       <w:r>
         <w:rPr>
           <w:rStyle w:val="normaltextrun"/>
           <w:rFonts w:eastAsiaTheme="majorEastAsia"/>
-          <w:b/>
-          <w:bCs/>
           <w:lang w:val="en-US"/>
         </w:rPr>
         <w:t>Angular |</w:t>
@@ -79,8 +92,6 @@
         <w:rPr>
           <w:rStyle w:val="normaltextrun"/>
           <w:rFonts w:eastAsiaTheme="majorEastAsia"/>
-          <w:b/>
-          <w:bCs/>
           <w:lang w:val="en-US"/>
         </w:rPr>
         <w:t xml:space="preserve"> </w:t>
@@ -89,133 +100,103 @@
         <w:rPr>
           <w:rStyle w:val="normaltextrun"/>
           <w:rFonts w:eastAsiaTheme="majorEastAsia"/>
-          <w:b/>
-          <w:bCs/>
           <w:lang w:val="en-US"/>
         </w:rPr>
         <w:t xml:space="preserve">React </w:t>
+      </w:r>
+      <w:r>
+        <w:rPr>
+          <w:rStyle w:val="normaltextrun"/>
+          <w:rFonts w:eastAsiaTheme="majorEastAsia"/>
+          <w:lang w:val="en-US"/>
+        </w:rPr>
+        <w:t xml:space="preserve"> | </w:t>
+      </w:r>
+      <w:r>
+        <w:rPr>
+          <w:rStyle w:val="normaltextrun"/>
+          <w:rFonts w:eastAsiaTheme="majorEastAsia"/>
+          <w:lang w:val="en-US"/>
+        </w:rPr>
+        <w:t>Chennai</w:t>
+      </w:r>
+      <w:r>
+        <w:rPr>
+          <w:rStyle w:val="normaltextrun"/>
+          <w:rFonts w:eastAsiaTheme="majorEastAsia"/>
+          <w:lang w:val="en-US"/>
+        </w:rPr>
+        <w:t xml:space="preserve"> Tamil Nadu</w:t>
+      </w:r>
+      <w:r>
+        <w:rPr>
+          <w:rStyle w:val="normaltextrun"/>
+          <w:rFonts w:eastAsiaTheme="majorEastAsia"/>
+          <w:lang w:val="en-US"/>
+        </w:rPr>
+        <w:t xml:space="preserve">, India </w:t>
+      </w:r>
+      <w:r>
+        <w:rPr>
+          <w:rStyle w:val="normaltextrun"/>
+          <w:rFonts w:eastAsiaTheme="majorEastAsia"/>
+          <w:lang w:val="en-US"/>
+        </w:rPr>
+        <w:t xml:space="preserve">|  </w:t>
       </w:r>
       <w:r>
         <w:rPr>
           <w:rStyle w:val="normaltextrun"/>
           <w:rFonts w:ascii="Segoe UI Emoji" w:eastAsiaTheme="majorEastAsia" w:hAnsi="Segoe UI Emoji" w:cs="Segoe UI Emoji"/>
-          <w:b/>
-          <w:bCs/>
+          <w:lang w:val="pt-BR"/>
+        </w:rPr>
+        <w:t>✉️</w:t>
+      </w:r>
+      <w:r>
+        <w:rPr>
+          <w:rStyle w:val="normaltextrun"/>
+          <w:rFonts w:eastAsiaTheme="majorEastAsia"/>
+          <w:lang w:val="pt-BR"/>
+        </w:rPr>
+        <w:t> arulpoorani88@gmail.com </w:t>
+      </w:r>
+      <w:r>
+        <w:rPr>
+          <w:rStyle w:val="normaltextrun"/>
+          <w:rFonts w:eastAsiaTheme="majorEastAsia"/>
           <w:lang w:val="en-US"/>
         </w:rPr>
-        <w:t>📍</w:t>
+        <w:t>| </w:t>
       </w:r>
       <w:r>
         <w:rPr>
           <w:rStyle w:val="normaltextrun"/>
           <w:rFonts w:eastAsiaTheme="majorEastAsia"/>
-          <w:b/>
-          <w:bCs/>
           <w:lang w:val="en-US"/>
         </w:rPr>
-        <w:t xml:space="preserve"> Chennai, India </w:t>
+        <w:t xml:space="preserve">+91 </w:t>
       </w:r>
       <w:r>
         <w:rPr>
           <w:rStyle w:val="normaltextrun"/>
           <w:rFonts w:eastAsiaTheme="majorEastAsia"/>
-          <w:b/>
-          <w:bCs/>
           <w:lang w:val="en-US"/>
         </w:rPr>
-        <w:t xml:space="preserve">|  </w:t>
+        <w:t>8526021884</w:t>
       </w:r>
       <w:r>
         <w:rPr>
           <w:rStyle w:val="normaltextrun"/>
-          <w:rFonts w:ascii="Segoe UI Emoji" w:eastAsiaTheme="majorEastAsia" w:hAnsi="Segoe UI Emoji" w:cs="Segoe UI"/>
-          <w:b/>
-          <w:bCs/>
-          <w:lang w:val="pt-BR"/>
-        </w:rPr>
-        <w:t>✉️</w:t>
-      </w:r>
-      <w:r>
-        <w:rPr>
-          <w:rStyle w:val="normaltextrun"/>
-          <w:rFonts w:eastAsiaTheme="majorEastAsia"/>
-          <w:b/>
-          <w:bCs/>
-          <w:lang w:val="pt-BR"/>
-        </w:rPr>
-        <w:t> arulpoorani88@gmail.com </w:t>
-      </w:r>
-      <w:r>
-        <w:rPr>
-          <w:rStyle w:val="normaltextrun"/>
-          <w:rFonts w:eastAsiaTheme="majorEastAsia"/>
-          <w:b/>
-          <w:bCs/>
+          <w:rFonts w:eastAsiaTheme="majorEastAsia"/>
           <w:lang w:val="en-US"/>
         </w:rPr>
-        <w:t>| </w:t>
-      </w:r>
-      <w:r>
-        <w:rPr>
-          <w:rStyle w:val="normaltextrun"/>
-          <w:rFonts w:ascii="Segoe UI Emoji" w:eastAsiaTheme="majorEastAsia" w:hAnsi="Segoe UI Emoji" w:cs="Segoe UI Emoji"/>
-          <w:b/>
-          <w:bCs/>
-          <w:lang w:val="en-US"/>
-        </w:rPr>
-        <w:t>📞</w:t>
-      </w:r>
-      <w:r>
-        <w:rPr>
-          <w:rStyle w:val="normaltextrun"/>
-          <w:rFonts w:eastAsiaTheme="majorEastAsia"/>
-          <w:b/>
-          <w:bCs/>
-          <w:lang w:val="en-US"/>
-        </w:rPr>
-        <w:t>8526021884</w:t>
-      </w:r>
-    </w:p>
-    <w:p>
-      <w:pPr>
-        <w:pStyle w:val="paragraph"/>
-        <w:spacing w:before="0" w:beforeAutospacing="0" w:after="0" w:afterAutospacing="0" w:line="360" w:lineRule="auto"/>
-        <w:textAlignment w:val="baseline"/>
-        <w:rPr>
-          <w:rStyle w:val="normaltextrun"/>
-          <w:rFonts w:ascii="Segoe UI Emoji" w:eastAsiaTheme="majorEastAsia" w:hAnsi="Segoe UI Emoji" w:cs="Segoe UI"/>
-          <w:b/>
-          <w:bCs/>
-          <w:lang w:val="pt-BR"/>
-        </w:rPr>
-      </w:pPr>
-      <w:r>
-        <w:rPr>
-          <w:rStyle w:val="normaltextrun"/>
-          <w:rFonts w:ascii="Segoe UI Emoji" w:eastAsiaTheme="majorEastAsia" w:hAnsi="Segoe UI Emoji" w:cs="Segoe UI Emoji"/>
-          <w:b/>
-          <w:bCs/>
-          <w:lang w:val="pt-BR"/>
-        </w:rPr>
-        <w:t>🔗</w:t>
-      </w:r>
-      <w:r>
-        <w:rPr>
-          <w:rStyle w:val="normaltextrun"/>
-          <w:rFonts w:eastAsiaTheme="majorEastAsia"/>
-          <w:b/>
-          <w:bCs/>
-          <w:lang w:val="pt-BR"/>
-        </w:rPr>
-        <w:t> </w:t>
+        <w:t xml:space="preserve"> </w:t>
       </w:r>
       <w:hyperlink r:id="rId5" w:tgtFrame="_blank" w:history="1">
         <w:r>
           <w:rPr>
             <w:rStyle w:val="normaltextrun"/>
             <w:rFonts w:eastAsiaTheme="majorEastAsia"/>
-            <w:b/>
-            <w:bCs/>
             <w:color w:val="0000FF"/>
             <w:u w:val="single"/>
             <w:lang w:val="pt-BR"/>
@@ -227,556 +208,41 @@
         <w:rPr>
           <w:rStyle w:val="normaltextrun"/>
           <w:rFonts w:eastAsiaTheme="majorEastAsia"/>
-          <w:b/>
-          <w:bCs/>
           <w:lang w:val="pt-BR"/>
         </w:rPr>
-        <w:t> | </w:t>
+        <w:t> |  </w:t>
+      </w:r>
+      <w:r>
+        <w:fldChar w:fldCharType="begin"/>
+      </w:r>
+      <w:r>
+        <w:instrText>HYPERLINK "https://www.google.com/search?q=https://github.com/Poorani-design" \t "_blank"</w:instrText>
+      </w:r>
+      <w:r>
+        <w:fldChar w:fldCharType="separate"/>
       </w:r>
       <w:r>
         <w:rPr>
           <w:rStyle w:val="normaltextrun"/>
-          <w:rFonts w:ascii="Segoe UI Emoji" w:eastAsiaTheme="majorEastAsia" w:hAnsi="Segoe UI Emoji" w:cs="Segoe UI"/>
-          <w:b/>
-          <w:bCs/>
+          <w:rFonts w:eastAsiaTheme="majorEastAsia"/>
+          <w:color w:val="0000FF"/>
+          <w:u w:val="single"/>
           <w:lang w:val="pt-BR"/>
         </w:rPr>
-        <w:t>💻</w:t>
-      </w:r>
-      <w:r>
-        <w:rPr>
-          <w:rStyle w:val="normaltextrun"/>
-          <w:rFonts w:eastAsiaTheme="majorEastAsia"/>
-          <w:b/>
-          <w:bCs/>
-          <w:lang w:val="pt-BR"/>
-        </w:rPr>
-        <w:t> </w:t>
-      </w:r>
-      <w:hyperlink r:id="rId6" w:tgtFrame="_blank" w:history="1">
-        <w:r>
-          <w:rPr>
-            <w:rStyle w:val="normaltextrun"/>
-            <w:rFonts w:eastAsiaTheme="majorEastAsia"/>
-            <w:b/>
-            <w:bCs/>
-            <w:color w:val="0000FF"/>
-            <w:u w:val="single"/>
-            <w:lang w:val="pt-BR"/>
-          </w:rPr>
-          <w:t>GitHub</w:t>
-        </w:r>
-        <w:r>
-          <w:rPr>
-            <w:rStyle w:val="wacimagecontainer"/>
-            <w:rFonts w:ascii="Segoe UI" w:eastAsiaTheme="majorEastAsia" w:hAnsi="Segoe UI" w:cs="Segoe UI"/>
-            <w:noProof/>
-            <w:color w:val="0000FF"/>
-            <w:sz w:val="18"/>
-            <w:szCs w:val="18"/>
-          </w:rPr>
-          <w:drawing>
-            <wp:inline distT="0" distB="0" distL="0" distR="0" wp14:anchorId="4B141FBF" wp14:editId="5E12C48B">
-              <wp:extent cx="9525" cy="9525"/>
-              <wp:effectExtent l="0" t="0" r="0" b="0"/>
-              <wp:docPr id="7" name="Picture 4" descr="Shape"/>
-              <wp:cNvGraphicFramePr>
-                <a:graphicFrameLocks xmlns:a="http://schemas.openxmlformats.org/drawingml/2006/main" noChangeAspect="1"/>
-              </wp:cNvGraphicFramePr>
-              <a:graphic xmlns:a="http://schemas.openxmlformats.org/drawingml/2006/main">
-                <a:graphicData uri="http://schemas.openxmlformats.org/drawingml/2006/picture">
-                  <pic:pic xmlns:pic="http://schemas.openxmlformats.org/drawingml/2006/picture">
-                    <pic:nvPicPr>
-                      <pic:cNvPr id="0" name="Picture 7" descr="Shape"/>
-                      <pic:cNvPicPr>
-                        <a:picLocks noChangeAspect="1" noChangeArrowheads="1"/>
-                      </pic:cNvPicPr>
-                    </pic:nvPicPr>
-                    <pic:blipFill>
-                      <a:blip r:embed="rId7">
-                        <a:extLst>
-                          <a:ext uri="{28A0092B-C50C-407E-A947-70E740481C1C}">
-                            <a14:useLocalDpi xmlns:a14="http://schemas.microsoft.com/office/drawing/2010/main" val="0"/>
-                          </a:ext>
-                        </a:extLst>
-                      </a:blip>
-                      <a:srcRect/>
-                      <a:stretch>
-                        <a:fillRect/>
-                      </a:stretch>
-                    </pic:blipFill>
-                    <pic:spPr bwMode="auto">
-                      <a:xfrm>
-                        <a:off x="0" y="0"/>
-                        <a:ext cx="9525" cy="9525"/>
-                      </a:xfrm>
-                      <a:prstGeom prst="rect">
-                        <a:avLst/>
-                      </a:prstGeom>
-                      <a:noFill/>
-                      <a:ln>
-                        <a:noFill/>
-                      </a:ln>
-                    </pic:spPr>
-                  </pic:pic>
-                </a:graphicData>
-              </a:graphic>
-            </wp:inline>
-          </w:drawing>
-        </w:r>
-      </w:hyperlink>
-      <w:r>
-        <w:rPr>
-          <w:rStyle w:val="normaltextrun"/>
-          <w:rFonts w:eastAsiaTheme="majorEastAsia"/>
-          <w:b/>
-          <w:bCs/>
-          <w:lang w:val="pt-BR"/>
-        </w:rPr>
-        <w:t> | </w:t>
-      </w:r>
-      <w:r>
-        <w:rPr>
-          <w:rStyle w:val="normaltextrun"/>
-          <w:rFonts w:ascii="Segoe UI Emoji" w:eastAsiaTheme="majorEastAsia" w:hAnsi="Segoe UI Emoji" w:cs="Segoe UI Emoji"/>
-          <w:b/>
-          <w:bCs/>
-          <w:lang w:val="pt-BR"/>
-        </w:rPr>
-        <w:t>💻</w:t>
-      </w:r>
-      <w:r>
-        <w:rPr>
-          <w:rStyle w:val="normaltextrun"/>
-          <w:rFonts w:eastAsiaTheme="majorEastAsia"/>
-          <w:b/>
-          <w:bCs/>
-          <w:lang w:val="pt-BR"/>
-        </w:rPr>
-        <w:t> </w:t>
-      </w:r>
-      <w:hyperlink r:id="rId8" w:tgtFrame="_blank" w:history="1">
-        <w:r>
-          <w:rPr>
-            <w:rStyle w:val="normaltextrun"/>
-            <w:rFonts w:eastAsiaTheme="majorEastAsia"/>
-            <w:b/>
-            <w:bCs/>
-            <w:color w:val="0000FF"/>
-            <w:u w:val="single"/>
-            <w:lang w:val="pt-BR"/>
-          </w:rPr>
-          <w:t>BitBucket</w:t>
-        </w:r>
-      </w:hyperlink>
-      <w:r>
-        <w:rPr>
-          <w:rStyle w:val="normaltextrun"/>
-          <w:rFonts w:eastAsiaTheme="majorEastAsia"/>
-          <w:b/>
-          <w:bCs/>
-          <w:lang w:val="pt-BR"/>
-        </w:rPr>
-        <w:t>  |</w:t>
-      </w:r>
-      <w:r>
-        <w:rPr>
-          <w:rStyle w:val="normaltextrun"/>
-          <w:rFonts w:ascii="Segoe UI Emoji" w:eastAsiaTheme="majorEastAsia" w:hAnsi="Segoe UI Emoji" w:cs="Segoe UI Emoji"/>
-          <w:b/>
-          <w:bCs/>
-          <w:lang w:val="pt-BR"/>
-        </w:rPr>
-        <w:t>🔗</w:t>
-      </w:r>
-      <w:r>
-        <w:rPr>
-          <w:rStyle w:val="normaltextrun"/>
-          <w:rFonts w:eastAsiaTheme="majorEastAsia"/>
-          <w:b/>
-          <w:bCs/>
-          <w:lang w:val="pt-BR"/>
-        </w:rPr>
-        <w:t> </w:t>
-      </w:r>
-      <w:hyperlink r:id="rId9" w:tgtFrame="_blank" w:history="1">
-        <w:r>
-          <w:rPr>
-            <w:rStyle w:val="normaltextrun"/>
-            <w:rFonts w:eastAsiaTheme="majorEastAsia"/>
-            <w:b/>
-            <w:bCs/>
-            <w:color w:val="0000FF"/>
-            <w:u w:val="single"/>
-            <w:lang w:val="pt-BR"/>
-          </w:rPr>
-          <w:t>FreeCodeCamp</w:t>
-        </w:r>
-      </w:hyperlink>
-      <w:r>
-        <w:rPr>
-          <w:rStyle w:val="normaltextrun"/>
-          <w:rFonts w:ascii="Segoe UI Emoji" w:eastAsiaTheme="majorEastAsia" w:hAnsi="Segoe UI Emoji" w:cs="Segoe UI"/>
-          <w:b/>
-          <w:bCs/>
-          <w:lang w:val="pt-BR"/>
-        </w:rPr>
-        <w:t> </w:t>
-      </w:r>
-      <w:r>
-        <w:rPr>
-          <w:rStyle w:val="normaltextrun"/>
-          <w:rFonts w:ascii="Segoe UI Emoji" w:eastAsiaTheme="majorEastAsia" w:hAnsi="Segoe UI Emoji" w:cs="Segoe UI"/>
-          <w:b/>
-          <w:bCs/>
-          <w:lang w:val="pt-BR"/>
-        </w:rPr>
-        <w:t xml:space="preserve"> | </w:t>
-      </w:r>
-      <w:hyperlink r:id="rId10" w:history="1">
-        <w:r>
-          <w:rPr>
-            <w:rStyle w:val="Hyperlink"/>
-            <w:rFonts w:ascii="Segoe UI Emoji" w:eastAsiaTheme="majorEastAsia" w:hAnsi="Segoe UI Emoji" w:cs="Segoe UI"/>
-            <w:b/>
-            <w:bCs/>
-            <w:lang w:val="pt-BR"/>
-          </w:rPr>
-          <w:t>Portfolio</w:t>
-        </w:r>
-      </w:hyperlink>
-    </w:p>
-    <w:p>
-      <w:pPr>
-        <w:pStyle w:val="paragraph"/>
-        <w:spacing w:before="0" w:beforeAutospacing="0" w:after="0" w:afterAutospacing="0" w:line="360" w:lineRule="auto"/>
-        <w:textAlignment w:val="baseline"/>
-        <w:rPr>
-          <w:rFonts w:ascii="Segoe UI" w:hAnsi="Segoe UI" w:cs="Segoe UI"/>
-          <w:sz w:val="18"/>
-          <w:szCs w:val="18"/>
-        </w:rPr>
-      </w:pPr>
-      <w:r>
-        <w:rPr>
-          <w:rStyle w:val="normaltextrun"/>
-          <w:rFonts w:eastAsiaTheme="majorEastAsia"/>
-          <w:b/>
-          <w:bCs/>
-          <w:lang w:val="en-US"/>
-        </w:rPr>
-        <w:t>PROFESSIONAL SUMMARY </w:t>
-      </w:r>
-    </w:p>
-    <w:p>
-      <w:pPr>
-        <w:pStyle w:val="paragraph"/>
-        <w:spacing w:before="0" w:beforeAutospacing="0" w:after="0" w:afterAutospacing="0" w:line="360" w:lineRule="auto"/>
-        <w:ind w:firstLine="720"/>
-        <w:textAlignment w:val="baseline"/>
-        <w:rPr>
-          <w:rStyle w:val="normaltextrun"/>
-          <w:rFonts w:eastAsiaTheme="majorEastAsia"/>
-          <w:lang w:val="en-US"/>
-        </w:rPr>
-      </w:pPr>
-      <w:r>
-        <w:rPr>
-          <w:rStyle w:val="normaltextrun"/>
-          <w:rFonts w:eastAsiaTheme="majorEastAsia"/>
-          <w:lang w:val="en-US"/>
-        </w:rPr>
-        <w:t>Senior Frontend Developer with </w:t>
-      </w:r>
-      <w:r>
-        <w:rPr>
-          <w:rStyle w:val="normaltextrun"/>
-          <w:rFonts w:eastAsiaTheme="majorEastAsia"/>
-          <w:b/>
-          <w:bCs/>
-          <w:lang w:val="en-US"/>
-        </w:rPr>
-        <w:t>5+ years of experience</w:t>
-      </w:r>
-      <w:r>
-        <w:rPr>
-          <w:rStyle w:val="normaltextrun"/>
-          <w:rFonts w:eastAsiaTheme="majorEastAsia"/>
-          <w:lang w:val="en-US"/>
-        </w:rPr>
-        <w:t> building scalable, responsive, and SEO-optimized web applications using </w:t>
-      </w:r>
-      <w:r>
-        <w:rPr>
-          <w:rStyle w:val="normaltextrun"/>
-          <w:rFonts w:eastAsiaTheme="majorEastAsia"/>
-          <w:b/>
-          <w:bCs/>
-          <w:lang w:val="en-US"/>
-        </w:rPr>
-        <w:t>Angular, React, HTML, CSS, Bootstrap, and JavaScript</w:t>
-      </w:r>
-      <w:r>
-        <w:rPr>
-          <w:rStyle w:val="normaltextrun"/>
-          <w:rFonts w:eastAsiaTheme="majorEastAsia"/>
-          <w:lang w:val="en-US"/>
-        </w:rPr>
-        <w:t>. Strong expertise in converting </w:t>
-      </w:r>
-      <w:r>
-        <w:rPr>
-          <w:rStyle w:val="normaltextrun"/>
-          <w:rFonts w:eastAsiaTheme="majorEastAsia"/>
-          <w:b/>
-          <w:bCs/>
-          <w:lang w:val="en-US"/>
-        </w:rPr>
-        <w:t>Figma designs into pixel-perfect UI</w:t>
-      </w:r>
-      <w:r>
-        <w:rPr>
-          <w:rStyle w:val="normaltextrun"/>
-          <w:rFonts w:eastAsiaTheme="majorEastAsia"/>
-          <w:lang w:val="en-US"/>
-        </w:rPr>
-        <w:t>, performance optimization, and </w:t>
-      </w:r>
-      <w:r>
-        <w:rPr>
-          <w:rStyle w:val="normaltextrun"/>
-          <w:rFonts w:eastAsiaTheme="majorEastAsia"/>
-          <w:b/>
-          <w:bCs/>
-          <w:lang w:val="en-US"/>
-        </w:rPr>
-        <w:t>CI/CD pipelines using Jenkins and Bitbucket</w:t>
-      </w:r>
-      <w:r>
-        <w:rPr>
-          <w:rStyle w:val="normaltextrun"/>
-          <w:rFonts w:eastAsiaTheme="majorEastAsia"/>
-          <w:lang w:val="en-US"/>
-        </w:rPr>
-        <w:t>. Experienced in enterprise applications, client collaboration, and modular frontend architecture. Eager to contribute to modern React-based projects.</w:t>
-      </w:r>
-    </w:p>
-    <w:p>
-      <w:pPr>
-        <w:pStyle w:val="paragraph"/>
-        <w:spacing w:before="0" w:beforeAutospacing="0" w:after="0" w:afterAutospacing="0" w:line="360" w:lineRule="auto"/>
-        <w:textAlignment w:val="baseline"/>
-        <w:rPr>
-          <w:rFonts w:ascii="Segoe UI" w:hAnsi="Segoe UI" w:cs="Segoe UI"/>
-          <w:sz w:val="18"/>
-          <w:szCs w:val="18"/>
-        </w:rPr>
-      </w:pPr>
-    </w:p>
-    <w:p>
-      <w:pPr>
-        <w:pStyle w:val="paragraph"/>
-        <w:spacing w:before="0" w:beforeAutospacing="0" w:after="0" w:afterAutospacing="0" w:line="360" w:lineRule="auto"/>
-        <w:textAlignment w:val="baseline"/>
-        <w:rPr>
-          <w:rFonts w:ascii="Segoe UI" w:hAnsi="Segoe UI" w:cs="Segoe UI"/>
-          <w:sz w:val="18"/>
-          <w:szCs w:val="18"/>
-        </w:rPr>
-      </w:pPr>
-      <w:r>
-        <w:rPr>
-          <w:rStyle w:val="normaltextrun"/>
-          <w:rFonts w:eastAsiaTheme="majorEastAsia"/>
-          <w:b/>
-          <w:bCs/>
-        </w:rPr>
-        <w:t>TECHNICAL SKILLS</w:t>
-      </w:r>
-    </w:p>
-    <w:p>
-      <w:pPr>
-        <w:pStyle w:val="paragraph"/>
-        <w:spacing w:before="0" w:beforeAutospacing="0" w:after="0" w:afterAutospacing="0" w:line="360" w:lineRule="auto"/>
-        <w:ind w:left="720"/>
-        <w:textAlignment w:val="baseline"/>
-        <w:rPr>
-          <w:rStyle w:val="normaltextrun"/>
-          <w:rFonts w:eastAsiaTheme="majorEastAsia"/>
-          <w:lang w:val="en-US"/>
-        </w:rPr>
-      </w:pPr>
-      <w:r>
-        <w:rPr>
-          <w:rStyle w:val="normaltextrun"/>
-          <w:rFonts w:eastAsiaTheme="majorEastAsia"/>
-          <w:b/>
-          <w:bCs/>
-          <w:lang w:val="en-US"/>
-        </w:rPr>
-        <w:t>Frontend:</w:t>
-      </w:r>
-      <w:r>
-        <w:rPr>
-          <w:rStyle w:val="normaltextrun"/>
-          <w:rFonts w:eastAsiaTheme="majorEastAsia"/>
-          <w:lang w:val="en-US"/>
-        </w:rPr>
-        <w:t> Angular, HTML5, CSS3, Bootstrap, JavaScript (ES6+), React.</w:t>
-      </w:r>
-      <w:r>
-        <w:rPr>
-          <w:rStyle w:val="scxw1294930"/>
-          <w:rFonts w:eastAsiaTheme="majorEastAsia"/>
-        </w:rPr>
-        <w:t> </w:t>
-      </w:r>
-      <w:r>
-        <w:br/>
-      </w:r>
-      <w:r>
-        <w:rPr>
-          <w:rStyle w:val="normaltextrun"/>
-          <w:rFonts w:eastAsiaTheme="majorEastAsia"/>
-          <w:b/>
-          <w:bCs/>
-          <w:lang w:val="en-US"/>
-        </w:rPr>
-        <w:t>UI/UX:</w:t>
-      </w:r>
-      <w:r>
-        <w:rPr>
-          <w:rStyle w:val="normaltextrun"/>
-          <w:rFonts w:eastAsiaTheme="majorEastAsia"/>
-          <w:lang w:val="en-US"/>
-        </w:rPr>
-        <w:t> Figma, Pixel-perfect UI, Responsive &amp; Mobile-first Design</w:t>
-      </w:r>
-      <w:r>
-        <w:rPr>
-          <w:rStyle w:val="scxw1294930"/>
-          <w:rFonts w:eastAsiaTheme="majorEastAsia"/>
-        </w:rPr>
-        <w:t> </w:t>
-      </w:r>
-      <w:r>
-        <w:br/>
-      </w:r>
-      <w:r>
-        <w:rPr>
-          <w:rStyle w:val="normaltextrun"/>
-          <w:rFonts w:eastAsiaTheme="majorEastAsia"/>
-          <w:b/>
-          <w:bCs/>
-          <w:lang w:val="en-US"/>
-        </w:rPr>
-        <w:t>Tools &amp; Version Control:</w:t>
-      </w:r>
-      <w:r>
-        <w:rPr>
-          <w:rStyle w:val="normaltextrun"/>
-          <w:rFonts w:eastAsiaTheme="majorEastAsia"/>
-          <w:lang w:val="en-US"/>
-        </w:rPr>
-        <w:t> Git, Bitbucket</w:t>
-      </w:r>
-      <w:r>
-        <w:rPr>
-          <w:rStyle w:val="scxw1294930"/>
-          <w:rFonts w:eastAsiaTheme="majorEastAsia"/>
-        </w:rPr>
-        <w:t> </w:t>
-      </w:r>
-      <w:r>
-        <w:br/>
-      </w:r>
-      <w:r>
-        <w:rPr>
-          <w:rStyle w:val="normaltextrun"/>
-          <w:rFonts w:eastAsiaTheme="majorEastAsia"/>
-          <w:b/>
-          <w:bCs/>
-          <w:lang w:val="en-US"/>
-        </w:rPr>
-        <w:t>CI/CD &amp; DevOps:</w:t>
-      </w:r>
-      <w:r>
-        <w:rPr>
-          <w:rStyle w:val="normaltextrun"/>
-          <w:rFonts w:eastAsiaTheme="majorEastAsia"/>
-          <w:lang w:val="en-US"/>
-        </w:rPr>
-        <w:t> Jenkins, Build &amp; Release Management</w:t>
-      </w:r>
-      <w:r>
-        <w:rPr>
-          <w:rStyle w:val="scxw1294930"/>
-          <w:rFonts w:eastAsiaTheme="majorEastAsia"/>
-        </w:rPr>
-        <w:t> </w:t>
-      </w:r>
-      <w:r>
-        <w:br/>
-      </w:r>
-      <w:r>
-        <w:rPr>
-          <w:rStyle w:val="normaltextrun"/>
-          <w:rFonts w:eastAsiaTheme="majorEastAsia"/>
-          <w:b/>
-          <w:bCs/>
-          <w:lang w:val="en-US"/>
-        </w:rPr>
-        <w:t>Performance &amp; SEO:</w:t>
-      </w:r>
-      <w:r>
-        <w:rPr>
-          <w:rStyle w:val="normaltextrun"/>
-          <w:rFonts w:eastAsiaTheme="majorEastAsia"/>
-          <w:lang w:val="en-US"/>
-        </w:rPr>
-        <w:t> Page Speed Optimization, SEO Best Practices</w:t>
-      </w:r>
-      <w:r>
-        <w:rPr>
-          <w:rStyle w:val="scxw1294930"/>
-          <w:rFonts w:eastAsiaTheme="majorEastAsia"/>
-        </w:rPr>
-        <w:t> </w:t>
-      </w:r>
-      <w:r>
-        <w:br/>
-      </w:r>
-      <w:r>
-        <w:rPr>
-          <w:rStyle w:val="normaltextrun"/>
-          <w:rFonts w:eastAsiaTheme="majorEastAsia"/>
-          <w:b/>
-          <w:bCs/>
-          <w:lang w:val="en-US"/>
-        </w:rPr>
-        <w:t>Backend (Intermediate):</w:t>
-      </w:r>
-      <w:r>
-        <w:rPr>
-          <w:rStyle w:val="normaltextrun"/>
-          <w:rFonts w:eastAsiaTheme="majorEastAsia"/>
-          <w:lang w:val="en-US"/>
-        </w:rPr>
-        <w:t> Node.js, MySQL</w:t>
+        <w:t>GitHub</w:t>
       </w:r>
       <w:r>
         <w:rPr>
           <w:rStyle w:val="wacimagecontainer"/>
-          <w:rFonts w:ascii="Segoe UI" w:eastAsiaTheme="majorEastAsia" w:hAnsi="Segoe UI" w:cs="Segoe UI"/>
+          <w:rFonts w:eastAsiaTheme="majorEastAsia"/>
           <w:noProof/>
-          <w:sz w:val="18"/>
-          <w:szCs w:val="18"/>
+          <w:color w:val="0000FF"/>
         </w:rPr>
         <w:drawing>
-          <wp:inline distT="0" distB="0" distL="0" distR="0" wp14:anchorId="110AE064" wp14:editId="694F1246">
+          <wp:inline distT="0" distB="0" distL="0" distR="0" wp14:anchorId="4B141FBF" wp14:editId="5E12C48B">
             <wp:extent cx="9525" cy="9525"/>
             <wp:effectExtent l="0" t="0" r="0" b="0"/>
-            <wp:docPr id="8" name="Picture 3" descr="Shape"/>
+            <wp:docPr id="7" name="Picture 4" descr="Shape"/>
             <wp:cNvGraphicFramePr>
               <a:graphicFrameLocks xmlns:a="http://schemas.openxmlformats.org/drawingml/2006/main" noChangeAspect="1"/>
             </wp:cNvGraphicFramePr>
@@ -784,13 +250,13 @@
               <a:graphicData uri="http://schemas.openxmlformats.org/drawingml/2006/picture">
                 <pic:pic xmlns:pic="http://schemas.openxmlformats.org/drawingml/2006/picture">
                   <pic:nvPicPr>
-                    <pic:cNvPr id="0" name="Picture 8" descr="Shape"/>
+                    <pic:cNvPr id="0" name="Picture 7" descr="Shape"/>
                     <pic:cNvPicPr>
                       <a:picLocks noChangeAspect="1" noChangeArrowheads="1"/>
                     </pic:cNvPicPr>
                   </pic:nvPicPr>
                   <pic:blipFill>
-                    <a:blip r:embed="rId7">
+                    <a:blip r:embed="rId6">
                       <a:extLst>
                         <a:ext uri="{28A0092B-C50C-407E-A947-70E740481C1C}">
                           <a14:useLocalDpi xmlns:a14="http://schemas.microsoft.com/office/drawing/2010/main" val="0"/>
@@ -821,6 +287,112 @@
           </wp:inline>
         </w:drawing>
       </w:r>
+      <w:r>
+        <w:fldChar w:fldCharType="end"/>
+      </w:r>
+      <w:r>
+        <w:rPr>
+          <w:rStyle w:val="normaltextrun"/>
+          <w:rFonts w:eastAsiaTheme="majorEastAsia"/>
+          <w:lang w:val="pt-BR"/>
+        </w:rPr>
+        <w:t> |  </w:t>
+      </w:r>
+      <w:r>
+        <w:fldChar w:fldCharType="begin"/>
+      </w:r>
+      <w:r>
+        <w:instrText>HYPERLINK "https://bitbucket.org/poorani_fed_1997/workspace/repositories/" \t "_blank"</w:instrText>
+      </w:r>
+      <w:r>
+        <w:fldChar w:fldCharType="separate"/>
+      </w:r>
+      <w:r>
+        <w:rPr>
+          <w:rStyle w:val="normaltextrun"/>
+          <w:rFonts w:eastAsiaTheme="majorEastAsia"/>
+          <w:color w:val="0000FF"/>
+          <w:u w:val="single"/>
+          <w:lang w:val="pt-BR"/>
+        </w:rPr>
+        <w:t>BitBucket</w:t>
+      </w:r>
+      <w:r>
+        <w:fldChar w:fldCharType="end"/>
+      </w:r>
+      <w:r>
+        <w:rPr>
+          <w:rStyle w:val="normaltextrun"/>
+          <w:rFonts w:eastAsiaTheme="majorEastAsia"/>
+          <w:lang w:val="pt-BR"/>
+        </w:rPr>
+        <w:t> </w:t>
+      </w:r>
+      <w:r>
+        <w:rPr>
+          <w:rStyle w:val="normaltextrun"/>
+          <w:rFonts w:eastAsiaTheme="majorEastAsia"/>
+          <w:lang w:val="pt-BR"/>
+        </w:rPr>
+        <w:t xml:space="preserve"> | </w:t>
+      </w:r>
+      <w:r>
+        <w:fldChar w:fldCharType="begin"/>
+      </w:r>
+      <w:r>
+        <w:instrText>HYPERLINK "https://poorani-dev.vercel.app/"</w:instrText>
+      </w:r>
+      <w:r>
+        <w:fldChar w:fldCharType="separate"/>
+      </w:r>
+      <w:r>
+        <w:rPr>
+          <w:rStyle w:val="Hyperlink"/>
+          <w:rFonts w:eastAsiaTheme="majorEastAsia"/>
+          <w:lang w:val="pt-BR"/>
+        </w:rPr>
+        <w:t>Portfolio</w:t>
+      </w:r>
+      <w:r>
+        <w:fldChar w:fldCharType="end"/>
+      </w:r>
+    </w:p>
+    <w:p>
+      <w:pPr>
+        <w:pStyle w:val="paragraph"/>
+        <w:pBdr>
+          <w:bottom w:val="single" w:sz="6" w:space="1" w:color="auto"/>
+        </w:pBdr>
+        <w:spacing w:before="0" w:beforeAutospacing="0" w:after="0" w:afterAutospacing="0" w:line="276" w:lineRule="auto"/>
+        <w:textAlignment w:val="baseline"/>
+      </w:pPr>
+    </w:p>
+    <w:p>
+      <w:pPr>
+        <w:pStyle w:val="paragraph"/>
+        <w:spacing w:before="0" w:beforeAutospacing="0" w:after="0" w:afterAutospacing="0" w:line="276" w:lineRule="auto"/>
+        <w:textAlignment w:val="baseline"/>
+        <w:rPr>
+          <w:rStyle w:val="normaltextrun"/>
+        </w:rPr>
+      </w:pPr>
+    </w:p>
+    <w:p>
+      <w:pPr>
+        <w:pStyle w:val="paragraph"/>
+        <w:spacing w:before="0" w:beforeAutospacing="0" w:after="0" w:afterAutospacing="0" w:line="276" w:lineRule="auto"/>
+        <w:textAlignment w:val="baseline"/>
+      </w:pPr>
+      <w:r>
+        <w:rPr>
+          <w:rStyle w:val="normaltextrun"/>
+          <w:rFonts w:eastAsiaTheme="majorEastAsia"/>
+          <w:b/>
+          <w:bCs/>
+          <w:lang w:val="en-US"/>
+        </w:rPr>
+        <w:t>PROFESSIONAL SUMMARY </w:t>
+      </w:r>
     </w:p>
     <w:p>
       <w:pPr>
@@ -829,50 +401,508 @@
         <w:ind w:left="720"/>
         <w:textAlignment w:val="baseline"/>
         <w:rPr>
-          <w:rFonts w:ascii="Segoe UI" w:hAnsi="Segoe UI" w:cs="Segoe UI"/>
-          <w:sz w:val="18"/>
-          <w:szCs w:val="18"/>
-        </w:rPr>
-      </w:pPr>
+          <w:rFonts w:eastAsiaTheme="majorEastAsia"/>
+        </w:rPr>
+      </w:pPr>
+      <w:r>
+        <w:rPr>
+          <w:rFonts w:eastAsiaTheme="majorEastAsia"/>
+        </w:rPr>
+        <w:t xml:space="preserve">Senior Frontend Developer with </w:t>
+      </w:r>
+      <w:r>
+        <w:rPr>
+          <w:rFonts w:eastAsiaTheme="majorEastAsia"/>
+          <w:b/>
+          <w:bCs/>
+        </w:rPr>
+        <w:t>5+ years of experience</w:t>
+      </w:r>
+      <w:r>
+        <w:rPr>
+          <w:rFonts w:eastAsiaTheme="majorEastAsia"/>
+        </w:rPr>
+        <w:t xml:space="preserve"> building scalable, responsive, and SEO-optimized web applications using </w:t>
+      </w:r>
+      <w:r>
+        <w:rPr>
+          <w:rFonts w:eastAsiaTheme="majorEastAsia"/>
+          <w:b/>
+          <w:bCs/>
+        </w:rPr>
+        <w:t>Angular and React</w:t>
+      </w:r>
+      <w:r>
+        <w:rPr>
+          <w:rFonts w:eastAsiaTheme="majorEastAsia"/>
+        </w:rPr>
+        <w:t>.</w:t>
+      </w:r>
+      <w:r>
+        <w:rPr>
+          <w:rFonts w:eastAsiaTheme="majorEastAsia"/>
+        </w:rPr>
+        <w:t xml:space="preserve"> </w:t>
+      </w:r>
     </w:p>
     <w:p>
       <w:pPr>
         <w:pStyle w:val="paragraph"/>
         <w:spacing w:before="0" w:beforeAutospacing="0" w:after="0" w:afterAutospacing="0" w:line="360" w:lineRule="auto"/>
+        <w:ind w:left="720"/>
         <w:textAlignment w:val="baseline"/>
         <w:rPr>
-          <w:rFonts w:ascii="Segoe UI" w:hAnsi="Segoe UI" w:cs="Segoe UI"/>
-          <w:sz w:val="18"/>
-          <w:szCs w:val="18"/>
-        </w:rPr>
-      </w:pPr>
-      <w:r>
-        <w:rPr>
-          <w:rStyle w:val="normaltextrun"/>
+          <w:rFonts w:eastAsiaTheme="majorEastAsia"/>
+        </w:rPr>
+      </w:pPr>
+      <w:r>
+        <w:rPr>
+          <w:rFonts w:eastAsiaTheme="majorEastAsia"/>
+        </w:rPr>
+        <w:t xml:space="preserve">Expert in transforming Figma designs into </w:t>
+      </w:r>
+      <w:r>
+        <w:rPr>
           <w:rFonts w:eastAsiaTheme="majorEastAsia"/>
           <w:b/>
           <w:bCs/>
         </w:rPr>
-        <w:t>PROFESSIONAL EXPERIENCE</w:t>
-      </w:r>
-      <w:r>
-        <w:rPr>
-          <w:rStyle w:val="scxw1294930"/>
-          <w:rFonts w:eastAsiaTheme="majorEastAsia"/>
-        </w:rPr>
-        <w:t> </w:t>
-      </w:r>
-      <w:r>
-        <w:br/>
-      </w:r>
-      <w:r>
-        <w:rPr>
-          <w:rStyle w:val="normaltextrun"/>
+        <w:t>pixel-perfect, high-performance UI</w:t>
+      </w:r>
+      <w:r>
+        <w:rPr>
+          <w:rFonts w:eastAsiaTheme="majorEastAsia"/>
+        </w:rPr>
+        <w:t xml:space="preserve"> and implementing </w:t>
+      </w:r>
+      <w:r>
+        <w:rPr>
           <w:rFonts w:eastAsiaTheme="majorEastAsia"/>
           <w:b/>
           <w:bCs/>
         </w:rPr>
-        <w:t>Senior Developer | HCL Technologies – Chennai, India | Sep 2022 – Present</w:t>
+        <w:t>modular frontend architectures</w:t>
+      </w:r>
+      <w:r>
+        <w:rPr>
+          <w:rFonts w:eastAsiaTheme="majorEastAsia"/>
+        </w:rPr>
+        <w:t xml:space="preserve">. </w:t>
+      </w:r>
+      <w:r>
+        <w:rPr>
+          <w:rFonts w:eastAsiaTheme="majorEastAsia"/>
+        </w:rPr>
+        <w:t xml:space="preserve">Proven experience in </w:t>
+      </w:r>
+      <w:r>
+        <w:rPr>
+          <w:rFonts w:eastAsiaTheme="majorEastAsia"/>
+          <w:b/>
+          <w:bCs/>
+        </w:rPr>
+        <w:t>CI/CD pipelines</w:t>
+      </w:r>
+      <w:r>
+        <w:rPr>
+          <w:rFonts w:eastAsiaTheme="majorEastAsia"/>
+        </w:rPr>
+        <w:t xml:space="preserve"> </w:t>
+      </w:r>
+      <w:r>
+        <w:rPr>
+          <w:rFonts w:eastAsiaTheme="majorEastAsia"/>
+          <w:b/>
+          <w:bCs/>
+        </w:rPr>
+        <w:t>(Jenkins),</w:t>
+      </w:r>
+      <w:r>
+        <w:rPr>
+          <w:rFonts w:eastAsiaTheme="majorEastAsia"/>
+        </w:rPr>
+        <w:t xml:space="preserve"> improving page performance by up to 30–40%, and delivering enterprise-scale applications, </w:t>
+      </w:r>
+      <w:r>
+        <w:rPr>
+          <w:rFonts w:eastAsiaTheme="majorEastAsia"/>
+          <w:b/>
+          <w:bCs/>
+        </w:rPr>
+        <w:t>performance optimization, and enterprise-level application development</w:t>
+      </w:r>
+      <w:r>
+        <w:rPr>
+          <w:rFonts w:eastAsiaTheme="majorEastAsia"/>
+        </w:rPr>
+        <w:t>.</w:t>
+      </w:r>
+      <w:r>
+        <w:rPr>
+          <w:rFonts w:eastAsiaTheme="majorEastAsia"/>
+        </w:rPr>
+        <w:t xml:space="preserve"> </w:t>
+      </w:r>
+      <w:r>
+        <w:rPr>
+          <w:rFonts w:eastAsiaTheme="majorEastAsia"/>
+        </w:rPr>
+        <w:t xml:space="preserve"> </w:t>
+      </w:r>
+    </w:p>
+    <w:p>
+      <w:pPr>
+        <w:pStyle w:val="paragraph"/>
+        <w:spacing w:before="0" w:beforeAutospacing="0" w:after="0" w:afterAutospacing="0" w:line="360" w:lineRule="auto"/>
+        <w:ind w:left="720"/>
+        <w:textAlignment w:val="baseline"/>
+        <w:rPr>
+          <w:rFonts w:eastAsiaTheme="majorEastAsia"/>
+        </w:rPr>
+      </w:pPr>
+      <w:r>
+        <w:rPr>
+          <w:rFonts w:eastAsiaTheme="majorEastAsia"/>
+        </w:rPr>
+        <w:t xml:space="preserve">Strong collaborator with experience working closely with clients and cross-functional teams. Currently focused on contributing to </w:t>
+      </w:r>
+      <w:r>
+        <w:rPr>
+          <w:rFonts w:eastAsiaTheme="majorEastAsia"/>
+          <w:b/>
+          <w:bCs/>
+        </w:rPr>
+        <w:t>modern React-based applications and scalable frontend systems</w:t>
+      </w:r>
+      <w:r>
+        <w:rPr>
+          <w:rFonts w:eastAsiaTheme="majorEastAsia"/>
+        </w:rPr>
+        <w:t>.</w:t>
+      </w:r>
+    </w:p>
+    <w:p>
+      <w:pPr>
+        <w:pStyle w:val="paragraph"/>
+        <w:pBdr>
+          <w:bottom w:val="single" w:sz="6" w:space="1" w:color="auto"/>
+        </w:pBdr>
+        <w:spacing w:before="0" w:beforeAutospacing="0" w:after="0" w:afterAutospacing="0" w:line="276" w:lineRule="auto"/>
+        <w:textAlignment w:val="baseline"/>
+      </w:pPr>
+    </w:p>
+    <w:p>
+      <w:pPr>
+        <w:pStyle w:val="paragraph"/>
+        <w:spacing w:before="0" w:beforeAutospacing="0" w:after="0" w:afterAutospacing="0" w:line="276" w:lineRule="auto"/>
+        <w:textAlignment w:val="baseline"/>
+        <w:rPr>
+          <w:rStyle w:val="normaltextrun"/>
+        </w:rPr>
+      </w:pPr>
+    </w:p>
+    <w:p>
+      <w:pPr>
+        <w:pStyle w:val="paragraph"/>
+        <w:spacing w:before="0" w:beforeAutospacing="0" w:after="0" w:afterAutospacing="0" w:line="276" w:lineRule="auto"/>
+        <w:textAlignment w:val="baseline"/>
+      </w:pPr>
+      <w:r>
+        <w:rPr>
+          <w:rStyle w:val="normaltextrun"/>
+          <w:rFonts w:eastAsiaTheme="majorEastAsia"/>
+          <w:b/>
+          <w:bCs/>
+        </w:rPr>
+        <w:t>TECHNICAL SKILLS</w:t>
+      </w:r>
+    </w:p>
+    <w:p>
+      <w:pPr>
+        <w:pStyle w:val="paragraph"/>
+        <w:spacing w:before="0" w:beforeAutospacing="0" w:after="0" w:afterAutospacing="0" w:line="360" w:lineRule="auto"/>
+        <w:ind w:left="720"/>
+        <w:textAlignment w:val="baseline"/>
+        <w:rPr>
+          <w:rFonts w:eastAsiaTheme="majorEastAsia"/>
+          <w:b/>
+          <w:bCs/>
+        </w:rPr>
+      </w:pPr>
+      <w:r>
+        <w:rPr>
+          <w:rFonts w:eastAsiaTheme="majorEastAsia"/>
+          <w:b/>
+          <w:bCs/>
+        </w:rPr>
+        <w:t>Frontend:</w:t>
+      </w:r>
+      <w:r>
+        <w:rPr>
+          <w:rFonts w:eastAsiaTheme="majorEastAsia"/>
+        </w:rPr>
+        <w:t xml:space="preserve"> </w:t>
+      </w:r>
+      <w:r>
+        <w:rPr>
+          <w:rFonts w:eastAsiaTheme="majorEastAsia"/>
+        </w:rPr>
+        <w:t xml:space="preserve">Angular, React, </w:t>
+      </w:r>
+      <w:r>
+        <w:rPr>
+          <w:rFonts w:eastAsiaTheme="majorEastAsia"/>
+        </w:rPr>
+        <w:t>HTML5, CSS3, Bootstrap, JavaScript (ES6+)</w:t>
+      </w:r>
+    </w:p>
+    <w:p>
+      <w:pPr>
+        <w:pStyle w:val="paragraph"/>
+        <w:spacing w:before="0" w:beforeAutospacing="0" w:after="0" w:afterAutospacing="0" w:line="360" w:lineRule="auto"/>
+        <w:ind w:left="720"/>
+        <w:textAlignment w:val="baseline"/>
+        <w:rPr>
+          <w:rFonts w:eastAsiaTheme="majorEastAsia"/>
+          <w:b/>
+          <w:bCs/>
+        </w:rPr>
+      </w:pPr>
+      <w:r>
+        <w:rPr>
+          <w:rFonts w:eastAsiaTheme="majorEastAsia"/>
+          <w:b/>
+          <w:bCs/>
+        </w:rPr>
+        <w:t>UI/UX:</w:t>
+      </w:r>
+      <w:r>
+        <w:rPr>
+          <w:rFonts w:eastAsiaTheme="majorEastAsia"/>
+          <w:b/>
+          <w:bCs/>
+        </w:rPr>
+        <w:t xml:space="preserve"> </w:t>
+      </w:r>
+      <w:r>
+        <w:rPr>
+          <w:rFonts w:eastAsiaTheme="majorEastAsia"/>
+        </w:rPr>
+        <w:t>Figma, Pixel-perfect UI, Responsive Design, Mobile-first Development</w:t>
+      </w:r>
+    </w:p>
+    <w:p>
+      <w:pPr>
+        <w:pStyle w:val="paragraph"/>
+        <w:spacing w:before="0" w:beforeAutospacing="0" w:after="0" w:afterAutospacing="0" w:line="360" w:lineRule="auto"/>
+        <w:ind w:left="720"/>
+        <w:textAlignment w:val="baseline"/>
+        <w:rPr>
+          <w:rFonts w:eastAsiaTheme="majorEastAsia"/>
+        </w:rPr>
+      </w:pPr>
+      <w:r>
+        <w:rPr>
+          <w:rFonts w:eastAsiaTheme="majorEastAsia"/>
+          <w:b/>
+          <w:bCs/>
+        </w:rPr>
+        <w:t>Tools &amp; Version Control:</w:t>
+      </w:r>
+      <w:r>
+        <w:rPr>
+          <w:rFonts w:eastAsiaTheme="majorEastAsia"/>
+          <w:b/>
+          <w:bCs/>
+        </w:rPr>
+        <w:t xml:space="preserve"> </w:t>
+      </w:r>
+      <w:r>
+        <w:rPr>
+          <w:rFonts w:eastAsiaTheme="majorEastAsia"/>
+        </w:rPr>
+        <w:t>Git, Bitbucket</w:t>
+      </w:r>
+    </w:p>
+    <w:p>
+      <w:pPr>
+        <w:pStyle w:val="paragraph"/>
+        <w:spacing w:before="0" w:beforeAutospacing="0" w:after="0" w:afterAutospacing="0" w:line="360" w:lineRule="auto"/>
+        <w:ind w:left="720"/>
+        <w:textAlignment w:val="baseline"/>
+        <w:rPr>
+          <w:rFonts w:eastAsiaTheme="majorEastAsia"/>
+        </w:rPr>
+      </w:pPr>
+      <w:r>
+        <w:rPr>
+          <w:rFonts w:eastAsiaTheme="majorEastAsia"/>
+          <w:b/>
+          <w:bCs/>
+        </w:rPr>
+        <w:t>CI/CD &amp; DevOps:</w:t>
+      </w:r>
+      <w:r>
+        <w:rPr>
+          <w:rFonts w:eastAsiaTheme="majorEastAsia"/>
+          <w:b/>
+          <w:bCs/>
+        </w:rPr>
+        <w:t xml:space="preserve"> </w:t>
+      </w:r>
+      <w:r>
+        <w:rPr>
+          <w:rFonts w:eastAsiaTheme="majorEastAsia"/>
+        </w:rPr>
+        <w:t>Jenkins, Build &amp; Release Management</w:t>
+      </w:r>
+    </w:p>
+    <w:p>
+      <w:pPr>
+        <w:pStyle w:val="paragraph"/>
+        <w:spacing w:before="0" w:beforeAutospacing="0" w:after="0" w:afterAutospacing="0" w:line="360" w:lineRule="auto"/>
+        <w:ind w:left="720"/>
+        <w:textAlignment w:val="baseline"/>
+        <w:rPr>
+          <w:rFonts w:eastAsiaTheme="majorEastAsia"/>
+        </w:rPr>
+      </w:pPr>
+      <w:r>
+        <w:rPr>
+          <w:rFonts w:eastAsiaTheme="majorEastAsia"/>
+          <w:b/>
+          <w:bCs/>
+        </w:rPr>
+        <w:t>Performance &amp; SEO:</w:t>
+      </w:r>
+      <w:r>
+        <w:rPr>
+          <w:rFonts w:eastAsiaTheme="majorEastAsia"/>
+          <w:b/>
+          <w:bCs/>
+        </w:rPr>
+        <w:t xml:space="preserve"> </w:t>
+      </w:r>
+      <w:r>
+        <w:rPr>
+          <w:rFonts w:eastAsiaTheme="majorEastAsia"/>
+        </w:rPr>
+        <w:t>Page Speed Optimization, SEO Best Practices</w:t>
+      </w:r>
+    </w:p>
+    <w:p>
+      <w:pPr>
+        <w:pStyle w:val="paragraph"/>
+        <w:spacing w:before="0" w:beforeAutospacing="0" w:after="0" w:afterAutospacing="0" w:line="360" w:lineRule="auto"/>
+        <w:ind w:left="720"/>
+        <w:textAlignment w:val="baseline"/>
+        <w:rPr>
+          <w:rFonts w:eastAsiaTheme="majorEastAsia"/>
+        </w:rPr>
+      </w:pPr>
+      <w:r>
+        <w:rPr>
+          <w:rFonts w:eastAsiaTheme="majorEastAsia"/>
+          <w:b/>
+          <w:bCs/>
+        </w:rPr>
+        <w:t>Backend (Intermediate):</w:t>
+      </w:r>
+      <w:r>
+        <w:rPr>
+          <w:rFonts w:eastAsiaTheme="majorEastAsia"/>
+          <w:b/>
+          <w:bCs/>
+        </w:rPr>
+        <w:t xml:space="preserve"> </w:t>
+      </w:r>
+      <w:r>
+        <w:rPr>
+          <w:rFonts w:eastAsiaTheme="majorEastAsia"/>
+        </w:rPr>
+        <w:t>Node.js, MySQL</w:t>
+      </w:r>
+    </w:p>
+    <w:p>
+      <w:pPr>
+        <w:pStyle w:val="paragraph"/>
+        <w:pBdr>
+          <w:bottom w:val="single" w:sz="6" w:space="1" w:color="auto"/>
+        </w:pBdr>
+        <w:spacing w:before="0" w:beforeAutospacing="0" w:after="0" w:afterAutospacing="0" w:line="276" w:lineRule="auto"/>
+        <w:textAlignment w:val="baseline"/>
+      </w:pPr>
+    </w:p>
+    <w:p>
+      <w:pPr>
+        <w:pStyle w:val="paragraph"/>
+        <w:spacing w:before="0" w:beforeAutospacing="0" w:after="0" w:afterAutospacing="0" w:line="276" w:lineRule="auto"/>
+        <w:textAlignment w:val="baseline"/>
+        <w:rPr>
+          <w:rStyle w:val="normaltextrun"/>
+        </w:rPr>
+      </w:pPr>
+    </w:p>
+    <w:p>
+      <w:pPr>
+        <w:pStyle w:val="paragraph"/>
+        <w:spacing w:before="0" w:beforeAutospacing="0" w:after="0" w:afterAutospacing="0" w:line="276" w:lineRule="auto"/>
+        <w:textAlignment w:val="baseline"/>
+      </w:pPr>
+      <w:r>
+        <w:rPr>
+          <w:rStyle w:val="normaltextrun"/>
+          <w:rFonts w:eastAsiaTheme="majorEastAsia"/>
+          <w:b/>
+          <w:bCs/>
+        </w:rPr>
+        <w:t>PROFESSIONAL EXPERIENCE</w:t>
+      </w:r>
+      <w:r>
+        <w:rPr>
+          <w:rStyle w:val="scxw1294930"/>
+          <w:rFonts w:eastAsiaTheme="majorEastAsia"/>
+        </w:rPr>
+        <w:t> </w:t>
+      </w:r>
+      <w:r>
+        <w:br/>
+      </w:r>
+      <w:r>
+        <w:rPr>
+          <w:rStyle w:val="normaltextrun"/>
+          <w:rFonts w:eastAsiaTheme="majorEastAsia"/>
+          <w:b/>
+          <w:bCs/>
+        </w:rPr>
+        <w:t xml:space="preserve">Senior Developer | HCL Technologies – Chennai, </w:t>
+      </w:r>
+      <w:r>
+        <w:rPr>
+          <w:rStyle w:val="normaltextrun"/>
+          <w:rFonts w:eastAsiaTheme="majorEastAsia"/>
+          <w:b/>
+          <w:bCs/>
+        </w:rPr>
+        <w:t>Tamil Nadu</w:t>
+      </w:r>
+    </w:p>
+    <w:p>
+      <w:pPr>
+        <w:pStyle w:val="paragraph"/>
+        <w:spacing w:before="0" w:beforeAutospacing="0" w:after="0" w:afterAutospacing="0" w:line="276" w:lineRule="auto"/>
+        <w:textAlignment w:val="baseline"/>
+        <w:rPr>
+          <w:rFonts w:eastAsiaTheme="majorEastAsia"/>
+        </w:rPr>
+      </w:pPr>
+      <w:r>
+        <w:rPr>
+          <w:rFonts w:eastAsiaTheme="majorEastAsia"/>
+          <w:i/>
+          <w:iCs/>
+        </w:rPr>
+        <w:t>Sep 2022 – Present</w:t>
       </w:r>
     </w:p>
     <w:p>
@@ -880,18 +910,20 @@
         <w:pStyle w:val="paragraph"/>
         <w:numPr>
           <w:ilvl w:val="0"/>
-          <w:numId w:val="16"/>
+          <w:numId w:val="51"/>
         </w:numPr>
-        <w:spacing w:before="0" w:beforeAutospacing="0" w:after="0" w:afterAutospacing="0" w:line="360" w:lineRule="auto"/>
-        <w:ind w:left="360" w:hanging="90"/>
+        <w:spacing w:after="0" w:line="276" w:lineRule="auto"/>
+        <w:ind w:left="540"/>
         <w:textAlignment w:val="baseline"/>
-      </w:pPr>
-      <w:r>
-        <w:rPr>
-          <w:rStyle w:val="normaltextrun"/>
-          <w:rFonts w:eastAsiaTheme="majorEastAsia"/>
-        </w:rPr>
-        <w:t>Developed Angular-based web applications with responsive and high-performance UI.</w:t>
+        <w:rPr>
+          <w:rFonts w:eastAsiaTheme="majorEastAsia"/>
+        </w:rPr>
+      </w:pPr>
+      <w:r>
+        <w:rPr>
+          <w:rFonts w:eastAsiaTheme="majorEastAsia"/>
+        </w:rPr>
+        <w:t>Developed scalable Angular-based enterprise applications, improving UI performance and user experience across multiple modules.</w:t>
       </w:r>
     </w:p>
     <w:p>
@@ -899,18 +931,20 @@
         <w:pStyle w:val="paragraph"/>
         <w:numPr>
           <w:ilvl w:val="0"/>
-          <w:numId w:val="17"/>
+          <w:numId w:val="51"/>
         </w:numPr>
-        <w:spacing w:before="0" w:beforeAutospacing="0" w:after="0" w:afterAutospacing="0" w:line="360" w:lineRule="auto"/>
-        <w:ind w:left="360" w:hanging="90"/>
+        <w:spacing w:after="0" w:line="276" w:lineRule="auto"/>
+        <w:ind w:left="540"/>
         <w:textAlignment w:val="baseline"/>
-      </w:pPr>
-      <w:r>
-        <w:rPr>
-          <w:rStyle w:val="normaltextrun"/>
-          <w:rFonts w:eastAsiaTheme="majorEastAsia"/>
-        </w:rPr>
-        <w:t>Converted Figma designs into functional web components with pixel-perfect accuracy.</w:t>
+        <w:rPr>
+          <w:rFonts w:eastAsiaTheme="majorEastAsia"/>
+        </w:rPr>
+      </w:pPr>
+      <w:r>
+        <w:rPr>
+          <w:rFonts w:eastAsiaTheme="majorEastAsia"/>
+        </w:rPr>
+        <w:t xml:space="preserve">Converted Figma designs into pixel-perfect, reusable components. </w:t>
       </w:r>
     </w:p>
     <w:p>
@@ -918,27 +952,20 @@
         <w:pStyle w:val="paragraph"/>
         <w:numPr>
           <w:ilvl w:val="0"/>
-          <w:numId w:val="18"/>
+          <w:numId w:val="51"/>
         </w:numPr>
-        <w:spacing w:before="0" w:beforeAutospacing="0" w:after="0" w:afterAutospacing="0" w:line="360" w:lineRule="auto"/>
-        <w:ind w:left="360" w:hanging="90"/>
+        <w:spacing w:after="0" w:line="276" w:lineRule="auto"/>
+        <w:ind w:left="540"/>
         <w:textAlignment w:val="baseline"/>
-      </w:pPr>
-      <w:r>
-        <w:rPr>
-          <w:rStyle w:val="normaltextrun"/>
-          <w:rFonts w:eastAsiaTheme="majorEastAsia"/>
-        </w:rPr>
-        <w:t>Managed code versioning, branching, and collaboration via Bitbucket for multiple teams.</w:t>
-      </w:r>
-      <w:r>
-        <w:rPr>
-          <w:rStyle w:val="eop"/>
-          <w:rFonts w:eastAsiaTheme="majorEastAsia"/>
-          <w:bdr w:val="none" w:sz="0" w:space="0" w:color="auto" w:frame="1"/>
-          <w:shd w:val="clear" w:color="auto" w:fill="C6C6C6"/>
-        </w:rPr>
-        <w:t> </w:t>
+        <w:rPr>
+          <w:rFonts w:eastAsiaTheme="majorEastAsia"/>
+        </w:rPr>
+      </w:pPr>
+      <w:r>
+        <w:rPr>
+          <w:rFonts w:eastAsiaTheme="majorEastAsia"/>
+        </w:rPr>
+        <w:t xml:space="preserve">Managed code versioning and branching strategies using Bitbucket across multiple teams. </w:t>
       </w:r>
     </w:p>
     <w:p>
@@ -946,27 +973,20 @@
         <w:pStyle w:val="paragraph"/>
         <w:numPr>
           <w:ilvl w:val="0"/>
-          <w:numId w:val="19"/>
+          <w:numId w:val="51"/>
         </w:numPr>
-        <w:spacing w:before="0" w:beforeAutospacing="0" w:after="0" w:afterAutospacing="0" w:line="360" w:lineRule="auto"/>
-        <w:ind w:left="360" w:hanging="90"/>
+        <w:spacing w:after="0" w:line="276" w:lineRule="auto"/>
+        <w:ind w:left="540"/>
         <w:textAlignment w:val="baseline"/>
-      </w:pPr>
-      <w:r>
-        <w:rPr>
-          <w:rStyle w:val="normaltextrun"/>
-          <w:rFonts w:eastAsiaTheme="majorEastAsia"/>
-        </w:rPr>
-        <w:t>Optimized page performance and SEO for mobile and desktop platforms.</w:t>
-      </w:r>
-      <w:r>
-        <w:rPr>
-          <w:rStyle w:val="eop"/>
-          <w:rFonts w:eastAsiaTheme="majorEastAsia"/>
-          <w:bdr w:val="none" w:sz="0" w:space="0" w:color="auto" w:frame="1"/>
-          <w:shd w:val="clear" w:color="auto" w:fill="C6C6C6"/>
-        </w:rPr>
-        <w:t> </w:t>
+        <w:rPr>
+          <w:rFonts w:eastAsiaTheme="majorEastAsia"/>
+        </w:rPr>
+      </w:pPr>
+      <w:r>
+        <w:rPr>
+          <w:rFonts w:eastAsiaTheme="majorEastAsia"/>
+        </w:rPr>
+        <w:t xml:space="preserve">Improved page performance and SEO, achieving faster load times and better Lighthouse scores across mobile and desktop platforms. </w:t>
       </w:r>
     </w:p>
     <w:p>
@@ -974,41 +994,20 @@
         <w:pStyle w:val="paragraph"/>
         <w:numPr>
           <w:ilvl w:val="0"/>
-          <w:numId w:val="21"/>
+          <w:numId w:val="51"/>
         </w:numPr>
-        <w:spacing w:before="0" w:beforeAutospacing="0" w:after="0" w:afterAutospacing="0" w:line="360" w:lineRule="auto"/>
-        <w:ind w:left="360" w:hanging="90"/>
+        <w:spacing w:after="0" w:line="276" w:lineRule="auto"/>
+        <w:ind w:left="540"/>
         <w:textAlignment w:val="baseline"/>
-      </w:pPr>
-      <w:r>
-        <w:rPr>
-          <w:rStyle w:val="normaltextrun"/>
-          <w:rFonts w:eastAsiaTheme="majorEastAsia"/>
-        </w:rPr>
-        <w:t>Handled Jenkins-based CI/CD pipelines for automated builds, deployments, and release management.</w:t>
-      </w:r>
-      <w:r>
-        <w:rPr>
-          <w:rStyle w:val="eop"/>
-          <w:rFonts w:eastAsiaTheme="majorEastAsia"/>
-          <w:bdr w:val="none" w:sz="0" w:space="0" w:color="auto" w:frame="1"/>
-          <w:shd w:val="clear" w:color="auto" w:fill="C6C6C6"/>
-        </w:rPr>
-        <w:t xml:space="preserve"> </w:t>
-      </w:r>
-      <w:r>
-        <w:rPr>
-          <w:rStyle w:val="normaltextrun"/>
-          <w:rFonts w:eastAsiaTheme="majorEastAsia"/>
-        </w:rPr>
-        <w:t>Created and managed feature and release branches, ensuring smooth integration and minimal conflicts.</w:t>
-      </w:r>
-      <w:r>
-        <w:rPr>
-          <w:rStyle w:val="normaltextrun"/>
-          <w:rFonts w:eastAsiaTheme="majorEastAsia"/>
-        </w:rPr>
-        <w:t xml:space="preserve"> </w:t>
+        <w:rPr>
+          <w:rFonts w:eastAsiaTheme="majorEastAsia"/>
+        </w:rPr>
+      </w:pPr>
+      <w:r>
+        <w:rPr>
+          <w:rFonts w:eastAsiaTheme="majorEastAsia"/>
+        </w:rPr>
+        <w:t xml:space="preserve">Designed and maintained Jenkins CI/CD pipelines for automated builds and deployments. </w:t>
       </w:r>
     </w:p>
     <w:p>
@@ -1016,18 +1015,20 @@
         <w:pStyle w:val="paragraph"/>
         <w:numPr>
           <w:ilvl w:val="0"/>
-          <w:numId w:val="22"/>
+          <w:numId w:val="51"/>
         </w:numPr>
-        <w:spacing w:before="0" w:beforeAutospacing="0" w:after="0" w:afterAutospacing="0" w:line="360" w:lineRule="auto"/>
-        <w:ind w:left="360" w:hanging="90"/>
+        <w:spacing w:after="0" w:line="276" w:lineRule="auto"/>
+        <w:ind w:left="540"/>
         <w:textAlignment w:val="baseline"/>
-      </w:pPr>
-      <w:r>
-        <w:rPr>
-          <w:rStyle w:val="normaltextrun"/>
-          <w:rFonts w:eastAsiaTheme="majorEastAsia"/>
-        </w:rPr>
-        <w:t>Coordinated development and delivery across 5 project modules: Job Observations, KTM, Admin, Setup, and SHEMS.</w:t>
+        <w:rPr>
+          <w:rFonts w:eastAsiaTheme="majorEastAsia"/>
+        </w:rPr>
+      </w:pPr>
+      <w:r>
+        <w:rPr>
+          <w:rFonts w:eastAsiaTheme="majorEastAsia"/>
+        </w:rPr>
+        <w:t xml:space="preserve">Coordinated development across 5 modules: Job Observations, KTM, Admin, Setup, SHEMS. </w:t>
       </w:r>
     </w:p>
     <w:p>
@@ -1035,41 +1036,62 @@
         <w:pStyle w:val="paragraph"/>
         <w:numPr>
           <w:ilvl w:val="0"/>
-          <w:numId w:val="24"/>
+          <w:numId w:val="51"/>
         </w:numPr>
-        <w:spacing w:before="0" w:beforeAutospacing="0" w:after="0" w:afterAutospacing="0" w:line="360" w:lineRule="auto"/>
-        <w:ind w:left="360" w:hanging="90"/>
+        <w:spacing w:before="0" w:beforeAutospacing="0" w:after="0" w:afterAutospacing="0" w:line="276" w:lineRule="auto"/>
+        <w:ind w:left="540"/>
         <w:textAlignment w:val="baseline"/>
-      </w:pPr>
-      <w:r>
-        <w:rPr>
-          <w:rStyle w:val="normaltextrun"/>
+        <w:rPr>
+          <w:rFonts w:eastAsiaTheme="majorEastAsia"/>
+        </w:rPr>
+      </w:pPr>
+      <w:r>
+        <w:rPr>
           <w:rFonts w:eastAsiaTheme="majorEastAsia"/>
         </w:rPr>
         <w:lastRenderedPageBreak/>
-        <w:t>Led and collaborated with the Health &amp; Safety (H&amp;S) team to ensure timely approvals, certifications, and task completion.Engaged with clients to gather requirements, provide demos, and implement feedback efficiently.</w:t>
+        <w:t>Collaborated with Health &amp; Safety (H&amp;S) teams and clients for requirement gathering, demos, and delivery.</w:t>
       </w:r>
     </w:p>
     <w:p>
       <w:pPr>
         <w:pStyle w:val="paragraph"/>
-        <w:spacing w:before="0" w:beforeAutospacing="0" w:after="0" w:afterAutospacing="0" w:line="360" w:lineRule="auto"/>
+        <w:pBdr>
+          <w:bottom w:val="single" w:sz="6" w:space="1" w:color="auto"/>
+        </w:pBdr>
+        <w:spacing w:before="0" w:beforeAutospacing="0" w:after="0" w:afterAutospacing="0" w:line="276" w:lineRule="auto"/>
         <w:textAlignment w:val="baseline"/>
-        <w:rPr>
-          <w:rFonts w:ascii="Segoe UI" w:hAnsi="Segoe UI" w:cs="Segoe UI"/>
-          <w:sz w:val="18"/>
-          <w:szCs w:val="18"/>
-        </w:rPr>
-      </w:pPr>
-      <w:r>
+      </w:pPr>
+    </w:p>
+    <w:p>
+      <w:pPr>
+        <w:pStyle w:val="paragraph"/>
+        <w:spacing w:before="0" w:beforeAutospacing="0" w:after="0" w:afterAutospacing="0" w:line="276" w:lineRule="auto"/>
+        <w:textAlignment w:val="baseline"/>
+        <w:rPr>
+          <w:rStyle w:val="normaltextrun"/>
+        </w:rPr>
+      </w:pPr>
+    </w:p>
+    <w:p>
+      <w:pPr>
+        <w:pStyle w:val="paragraph"/>
+        <w:spacing w:before="0" w:beforeAutospacing="0" w:after="0" w:afterAutospacing="0" w:line="276" w:lineRule="auto"/>
+        <w:textAlignment w:val="baseline"/>
         <w:rPr>
           <w:rStyle w:val="normaltextrun"/>
           <w:rFonts w:eastAsiaTheme="majorEastAsia"/>
           <w:b/>
           <w:bCs/>
         </w:rPr>
-        <w:t>Web Developer | Praba's VCare Health Clinic Pvt Ltd, Chennai | Sep 2021 – Aug 202</w:t>
-      </w:r>
+      </w:pPr>
+    </w:p>
+    <w:p>
+      <w:pPr>
+        <w:pStyle w:val="paragraph"/>
+        <w:spacing w:before="0" w:beforeAutospacing="0" w:after="0" w:afterAutospacing="0" w:line="276" w:lineRule="auto"/>
+        <w:textAlignment w:val="baseline"/>
+      </w:pPr>
       <w:r>
         <w:rPr>
           <w:rStyle w:val="normaltextrun"/>
@@ -1077,7 +1099,25 @@
           <w:b/>
           <w:bCs/>
         </w:rPr>
-        <w:t>2</w:t>
+        <w:t xml:space="preserve">Web Developer | Praba's VCare Health Clinic Pvt Ltd, Chennai </w:t>
+      </w:r>
+    </w:p>
+    <w:p>
+      <w:pPr>
+        <w:pStyle w:val="paragraph"/>
+        <w:spacing w:before="0" w:beforeAutospacing="0" w:after="0" w:afterAutospacing="0" w:line="276" w:lineRule="auto"/>
+        <w:textAlignment w:val="baseline"/>
+        <w:rPr>
+          <w:rFonts w:eastAsiaTheme="majorEastAsia"/>
+        </w:rPr>
+      </w:pPr>
+      <w:r>
+        <w:rPr>
+          <w:rFonts w:eastAsiaTheme="majorEastAsia"/>
+          <w:i/>
+          <w:iCs/>
+        </w:rPr>
+        <w:t>Sep 2021 – Aug 2022</w:t>
       </w:r>
     </w:p>
     <w:p>
@@ -1085,18 +1125,23 @@
         <w:pStyle w:val="paragraph"/>
         <w:numPr>
           <w:ilvl w:val="0"/>
-          <w:numId w:val="25"/>
+          <w:numId w:val="51"/>
         </w:numPr>
-        <w:spacing w:before="0" w:beforeAutospacing="0" w:after="0" w:afterAutospacing="0" w:line="360" w:lineRule="auto"/>
-        <w:ind w:left="1080" w:firstLine="0"/>
+        <w:tabs>
+          <w:tab w:val="num" w:pos="540"/>
+        </w:tabs>
+        <w:spacing w:after="0" w:line="276" w:lineRule="auto"/>
+        <w:ind w:left="540"/>
         <w:textAlignment w:val="baseline"/>
-      </w:pPr>
-      <w:r>
-        <w:rPr>
-          <w:rStyle w:val="normaltextrun"/>
-          <w:rFonts w:eastAsiaTheme="majorEastAsia"/>
-        </w:rPr>
-        <w:t>Built and maintained web pages using HTML, CSS, Bootstrap, and JavaScript.</w:t>
+        <w:rPr>
+          <w:rFonts w:eastAsiaTheme="majorEastAsia"/>
+        </w:rPr>
+      </w:pPr>
+      <w:r>
+        <w:rPr>
+          <w:rFonts w:eastAsiaTheme="majorEastAsia"/>
+        </w:rPr>
+        <w:t xml:space="preserve">Developed responsive web pages using HTML, CSS, Bootstrap, and JavaScript. </w:t>
       </w:r>
     </w:p>
     <w:p>
@@ -1104,18 +1149,46 @@
         <w:pStyle w:val="paragraph"/>
         <w:numPr>
           <w:ilvl w:val="0"/>
-          <w:numId w:val="26"/>
+          <w:numId w:val="51"/>
         </w:numPr>
-        <w:spacing w:before="0" w:beforeAutospacing="0" w:after="0" w:afterAutospacing="0" w:line="360" w:lineRule="auto"/>
-        <w:ind w:left="1080" w:firstLine="0"/>
+        <w:spacing w:after="0" w:line="276" w:lineRule="auto"/>
+        <w:ind w:left="540"/>
         <w:textAlignment w:val="baseline"/>
-      </w:pPr>
-      <w:r>
-        <w:rPr>
-          <w:rStyle w:val="normaltextrun"/>
-          <w:rFonts w:eastAsiaTheme="majorEastAsia"/>
-        </w:rPr>
-        <w:t>Optimized mobile and desktop page speed to 80%+ on Google Page Speed.</w:t>
+        <w:rPr>
+          <w:rFonts w:eastAsiaTheme="majorEastAsia"/>
+        </w:rPr>
+      </w:pPr>
+      <w:r>
+        <w:rPr>
+          <w:rFonts w:eastAsiaTheme="majorEastAsia"/>
+        </w:rPr>
+        <w:t xml:space="preserve">Improved Google </w:t>
+      </w:r>
+      <w:proofErr w:type="spellStart"/>
+      <w:r>
+        <w:rPr>
+          <w:rFonts w:eastAsiaTheme="majorEastAsia"/>
+        </w:rPr>
+        <w:t>PageSpeed</w:t>
+      </w:r>
+      <w:proofErr w:type="spellEnd"/>
+      <w:r>
+        <w:rPr>
+          <w:rFonts w:eastAsiaTheme="majorEastAsia"/>
+        </w:rPr>
+        <w:t xml:space="preserve"> score from below 50% to 80%+, enhancing user experience</w:t>
+      </w:r>
+      <w:r>
+        <w:rPr>
+          <w:rFonts w:eastAsiaTheme="majorEastAsia"/>
+        </w:rPr>
+        <w:t xml:space="preserve"> </w:t>
+      </w:r>
+      <w:r>
+        <w:rPr>
+          <w:rFonts w:eastAsiaTheme="majorEastAsia"/>
+        </w:rPr>
+        <w:t>and SEO ranking.</w:t>
       </w:r>
     </w:p>
     <w:p>
@@ -1123,18 +1196,23 @@
         <w:pStyle w:val="paragraph"/>
         <w:numPr>
           <w:ilvl w:val="0"/>
-          <w:numId w:val="27"/>
+          <w:numId w:val="51"/>
         </w:numPr>
-        <w:spacing w:before="0" w:beforeAutospacing="0" w:after="0" w:afterAutospacing="0" w:line="360" w:lineRule="auto"/>
-        <w:ind w:left="1080" w:firstLine="0"/>
+        <w:tabs>
+          <w:tab w:val="num" w:pos="540"/>
+        </w:tabs>
+        <w:spacing w:after="0" w:line="276" w:lineRule="auto"/>
+        <w:ind w:left="540"/>
         <w:textAlignment w:val="baseline"/>
-      </w:pPr>
-      <w:r>
-        <w:rPr>
-          <w:rStyle w:val="normaltextrun"/>
-          <w:rFonts w:eastAsiaTheme="majorEastAsia"/>
-        </w:rPr>
-        <w:t>Managed domain and hosting services (GoDaddy, Hostinger, Plesk).</w:t>
+        <w:rPr>
+          <w:rFonts w:eastAsiaTheme="majorEastAsia"/>
+        </w:rPr>
+      </w:pPr>
+      <w:r>
+        <w:rPr>
+          <w:rFonts w:eastAsiaTheme="majorEastAsia"/>
+        </w:rPr>
+        <w:t xml:space="preserve">Managed domain, hosting, and deployment (GoDaddy, Hostinger, Plesk). </w:t>
       </w:r>
     </w:p>
     <w:p>
@@ -1142,30 +1220,51 @@
         <w:pStyle w:val="paragraph"/>
         <w:numPr>
           <w:ilvl w:val="0"/>
-          <w:numId w:val="28"/>
+          <w:numId w:val="51"/>
         </w:numPr>
-        <w:spacing w:before="0" w:beforeAutospacing="0" w:after="0" w:afterAutospacing="0" w:line="360" w:lineRule="auto"/>
-        <w:ind w:left="1080" w:firstLine="0"/>
+        <w:tabs>
+          <w:tab w:val="num" w:pos="540"/>
+        </w:tabs>
+        <w:spacing w:before="0" w:beforeAutospacing="0" w:after="0" w:afterAutospacing="0" w:line="276" w:lineRule="auto"/>
+        <w:ind w:left="720" w:hanging="540"/>
         <w:textAlignment w:val="baseline"/>
-      </w:pPr>
-      <w:r>
         <w:rPr>
           <w:rStyle w:val="normaltextrun"/>
           <w:rFonts w:eastAsiaTheme="majorEastAsia"/>
         </w:rPr>
-        <w:t>Key Project: Skin and Hair Clinic Landing Page.</w:t>
+      </w:pPr>
+      <w:r>
+        <w:rPr>
+          <w:rFonts w:eastAsiaTheme="majorEastAsia"/>
+        </w:rPr>
+        <w:t>Delivered clinic landing pages with SEO optimization.</w:t>
       </w:r>
     </w:p>
     <w:p>
       <w:pPr>
         <w:pStyle w:val="paragraph"/>
-        <w:spacing w:before="0" w:beforeAutospacing="0" w:after="0" w:afterAutospacing="0" w:line="360" w:lineRule="auto"/>
+        <w:pBdr>
+          <w:bottom w:val="single" w:sz="6" w:space="1" w:color="auto"/>
+        </w:pBdr>
+        <w:spacing w:before="0" w:beforeAutospacing="0" w:after="0" w:afterAutospacing="0" w:line="276" w:lineRule="auto"/>
         <w:textAlignment w:val="baseline"/>
-        <w:rPr>
-          <w:rFonts w:ascii="Segoe UI" w:hAnsi="Segoe UI" w:cs="Segoe UI"/>
-          <w:sz w:val="18"/>
-          <w:szCs w:val="18"/>
-        </w:rPr>
+      </w:pPr>
+    </w:p>
+    <w:p>
+      <w:pPr>
+        <w:pStyle w:val="paragraph"/>
+        <w:spacing w:before="0" w:beforeAutospacing="0" w:after="0" w:afterAutospacing="0" w:line="276" w:lineRule="auto"/>
+        <w:textAlignment w:val="baseline"/>
+        <w:rPr>
+          <w:rStyle w:val="normaltextrun"/>
+        </w:rPr>
+      </w:pPr>
+    </w:p>
+    <w:p>
+      <w:pPr>
+        <w:pStyle w:val="paragraph"/>
+        <w:spacing w:before="0" w:beforeAutospacing="0" w:after="0" w:afterAutospacing="0" w:line="276" w:lineRule="auto"/>
+        <w:textAlignment w:val="baseline"/>
       </w:pPr>
       <w:r>
         <w:rPr>
@@ -1174,7 +1273,28 @@
           <w:b/>
           <w:bCs/>
         </w:rPr>
-        <w:t>Software Developer | Tutor Joe's Software Solutions, Salem | Dec 2018 – Mar 2020</w:t>
+        <w:t xml:space="preserve">Software Developer | Tutor Joe's Software Solutions, Salem </w:t>
+      </w:r>
+    </w:p>
+    <w:p>
+      <w:pPr>
+        <w:rPr>
+          <w:rFonts w:ascii="Times New Roman" w:hAnsi="Times New Roman" w:cs="Times New Roman"/>
+          <w:sz w:val="24"/>
+          <w:szCs w:val="24"/>
+          <w:lang w:val="en-IN"/>
+        </w:rPr>
+      </w:pPr>
+      <w:r>
+        <w:rPr>
+          <w:rFonts w:ascii="Times New Roman" w:hAnsi="Times New Roman" w:cs="Times New Roman"/>
+          <w:i/>
+          <w:iCs/>
+          <w:sz w:val="24"/>
+          <w:szCs w:val="24"/>
+          <w:lang w:val="en-IN"/>
+        </w:rPr>
+        <w:t>Dec 2018 – Mar 2020</w:t>
       </w:r>
     </w:p>
     <w:p>
@@ -1182,18 +1302,24 @@
         <w:pStyle w:val="paragraph"/>
         <w:numPr>
           <w:ilvl w:val="0"/>
-          <w:numId w:val="29"/>
+          <w:numId w:val="45"/>
         </w:numPr>
-        <w:spacing w:before="0" w:beforeAutospacing="0" w:after="0" w:afterAutospacing="0" w:line="360" w:lineRule="auto"/>
-        <w:ind w:left="1080" w:firstLine="0"/>
+        <w:tabs>
+          <w:tab w:val="clear" w:pos="720"/>
+          <w:tab w:val="num" w:pos="540"/>
+        </w:tabs>
+        <w:spacing w:before="0" w:beforeAutospacing="0" w:after="0" w:afterAutospacing="0" w:line="276" w:lineRule="auto"/>
+        <w:ind w:hanging="540"/>
         <w:textAlignment w:val="baseline"/>
-      </w:pPr>
-      <w:r>
-        <w:rPr>
-          <w:rStyle w:val="normaltextrun"/>
-          <w:rFonts w:eastAsiaTheme="majorEastAsia"/>
-        </w:rPr>
-        <w:t>Developed web applications for colleges using HTML, CSS, JS, jQuery, Bootstrap, PHP CRUD operation.</w:t>
+        <w:rPr>
+          <w:rFonts w:eastAsiaTheme="majorEastAsia"/>
+        </w:rPr>
+      </w:pPr>
+      <w:r>
+        <w:rPr>
+          <w:rFonts w:eastAsiaTheme="majorEastAsia"/>
+        </w:rPr>
+        <w:t xml:space="preserve">Built web applications using HTML, CSS, JavaScript, jQuery, PHP (CRUD). </w:t>
       </w:r>
     </w:p>
     <w:p>
@@ -1201,28 +1327,73 @@
         <w:pStyle w:val="paragraph"/>
         <w:numPr>
           <w:ilvl w:val="0"/>
-          <w:numId w:val="30"/>
+          <w:numId w:val="45"/>
         </w:numPr>
-        <w:spacing w:before="0" w:beforeAutospacing="0" w:after="0" w:afterAutospacing="0" w:line="360" w:lineRule="auto"/>
-        <w:ind w:left="1080" w:firstLine="0"/>
+        <w:tabs>
+          <w:tab w:val="clear" w:pos="720"/>
+          <w:tab w:val="num" w:pos="540"/>
+        </w:tabs>
+        <w:spacing w:before="0" w:beforeAutospacing="0" w:after="0" w:afterAutospacing="0" w:line="276" w:lineRule="auto"/>
+        <w:ind w:hanging="540"/>
         <w:textAlignment w:val="baseline"/>
         <w:rPr>
-          <w:rFonts w:ascii="VANAVIL-Avvaiyar Bold" w:hAnsi="VANAVIL-Avvaiyar Bold" w:cs="Segoe UI"/>
-          <w:sz w:val="22"/>
-          <w:szCs w:val="22"/>
-        </w:rPr>
-      </w:pPr>
-      <w:r>
-        <w:rPr>
-          <w:rStyle w:val="normaltextrun"/>
-          <w:rFonts w:eastAsiaTheme="majorEastAsia"/>
-        </w:rPr>
-        <w:t>Conducted practical office automation and coding training for students and government employees.</w:t>
+          <w:rFonts w:eastAsiaTheme="majorEastAsia"/>
+        </w:rPr>
+      </w:pPr>
+      <w:r>
+        <w:rPr>
+          <w:rFonts w:eastAsiaTheme="majorEastAsia"/>
+        </w:rPr>
+        <w:t xml:space="preserve">Conducted training sessions on coding and office automation. </w:t>
       </w:r>
     </w:p>
     <w:p>
       <w:pPr>
-        <w:spacing w:line="360" w:lineRule="auto"/>
+        <w:pStyle w:val="paragraph"/>
+        <w:numPr>
+          <w:ilvl w:val="0"/>
+          <w:numId w:val="45"/>
+        </w:numPr>
+        <w:tabs>
+          <w:tab w:val="clear" w:pos="720"/>
+          <w:tab w:val="num" w:pos="540"/>
+        </w:tabs>
+        <w:spacing w:before="0" w:beforeAutospacing="0" w:after="0" w:afterAutospacing="0" w:line="276" w:lineRule="auto"/>
+        <w:ind w:hanging="540"/>
+        <w:textAlignment w:val="baseline"/>
+        <w:rPr>
+          <w:rFonts w:eastAsiaTheme="majorEastAsia"/>
+        </w:rPr>
+      </w:pPr>
+      <w:r>
+        <w:rPr>
+          <w:rFonts w:eastAsiaTheme="majorEastAsia"/>
+        </w:rPr>
+        <w:t>Delivered solutions for college management systems.</w:t>
+      </w:r>
+    </w:p>
+    <w:p>
+      <w:pPr>
+        <w:pStyle w:val="paragraph"/>
+        <w:pBdr>
+          <w:bottom w:val="single" w:sz="6" w:space="1" w:color="auto"/>
+        </w:pBdr>
+        <w:spacing w:before="0" w:beforeAutospacing="0" w:after="0" w:afterAutospacing="0" w:line="276" w:lineRule="auto"/>
+        <w:textAlignment w:val="baseline"/>
+      </w:pPr>
+    </w:p>
+    <w:p>
+      <w:pPr>
+        <w:pStyle w:val="paragraph"/>
+        <w:spacing w:before="0" w:beforeAutospacing="0" w:after="0" w:afterAutospacing="0" w:line="276" w:lineRule="auto"/>
+        <w:textAlignment w:val="baseline"/>
+        <w:rPr>
+          <w:rStyle w:val="normaltextrun"/>
+        </w:rPr>
+      </w:pPr>
+    </w:p>
+    <w:p>
+      <w:pPr>
         <w:rPr>
           <w:rFonts w:ascii="Times New Roman" w:hAnsi="Times New Roman" w:cs="Times New Roman"/>
           <w:b/>
@@ -1257,137 +1428,148 @@
     </w:p>
     <w:p>
       <w:pPr>
-        <w:numPr>
-          <w:ilvl w:val="0"/>
-          <w:numId w:val="15"/>
-        </w:numPr>
-        <w:spacing w:line="240" w:lineRule="auto"/>
-        <w:rPr>
-          <w:rFonts w:ascii="Times New Roman" w:hAnsi="Times New Roman" w:cs="Times New Roman"/>
-          <w:sz w:val="24"/>
-          <w:szCs w:val="24"/>
-          <w:lang w:val="en-IN"/>
+        <w:pStyle w:val="paragraph"/>
+        <w:spacing w:before="0" w:beforeAutospacing="0" w:after="0" w:afterAutospacing="0" w:line="276" w:lineRule="auto"/>
+        <w:ind w:left="360"/>
+        <w:textAlignment w:val="baseline"/>
+        <w:rPr>
+          <w:rFonts w:eastAsiaTheme="minorHAnsi"/>
+          <w:kern w:val="2"/>
+          <w:lang w:val="en-US" w:eastAsia="en-US" w:bidi="ar-SA"/>
+          <w14:ligatures w14:val="standardContextual"/>
         </w:rPr>
       </w:pPr>
       <w:r>
         <w:rPr>
           <w:rFonts w:ascii="Segoe UI Emoji" w:hAnsi="Segoe UI Emoji" w:cs="Segoe UI Emoji"/>
-          <w:sz w:val="24"/>
-          <w:szCs w:val="24"/>
-          <w:lang w:val="en-IN"/>
+          <w:lang w:bidi="ar-SA"/>
         </w:rPr>
         <w:t>⭐</w:t>
       </w:r>
       <w:r>
         <w:rPr>
-          <w:rFonts w:ascii="Times New Roman" w:hAnsi="Times New Roman" w:cs="Times New Roman"/>
-          <w:sz w:val="24"/>
-          <w:szCs w:val="24"/>
-          <w:lang w:val="en-IN"/>
-        </w:rPr>
-        <w:t xml:space="preserve"> AMJ 2023 Star Performer Award</w:t>
-      </w:r>
-      <w:r>
-        <w:rPr>
-          <w:rFonts w:ascii="Times New Roman" w:hAnsi="Times New Roman" w:cs="Times New Roman"/>
-          <w:sz w:val="24"/>
-          <w:szCs w:val="24"/>
-          <w:lang w:val="en-IN"/>
-        </w:rPr>
-        <w:t xml:space="preserve">, </w:t>
+          <w:lang w:bidi="ar-SA"/>
+        </w:rPr>
+        <w:t xml:space="preserve"> AMJ 2023 – Star </w:t>
+      </w:r>
+      <w:r>
+        <w:rPr>
+          <w:lang w:bidi="ar-SA"/>
+        </w:rPr>
+        <w:t xml:space="preserve">Performer </w:t>
+      </w:r>
+      <w:r>
+        <w:rPr>
+          <w:lang w:bidi="ar-SA"/>
+        </w:rPr>
+        <w:t>|</w:t>
+      </w:r>
+      <w:r>
+        <w:rPr>
+          <w:lang w:bidi="ar-SA"/>
+        </w:rPr>
+        <w:t xml:space="preserve"> </w:t>
       </w:r>
       <w:r>
         <w:rPr>
           <w:rFonts w:ascii="Segoe UI Emoji" w:hAnsi="Segoe UI Emoji" w:cs="Segoe UI Emoji"/>
-          <w:sz w:val="24"/>
-          <w:szCs w:val="24"/>
-          <w:lang w:val="en-IN"/>
+          <w:lang w:bidi="ar-SA"/>
         </w:rPr>
         <w:t>⭐</w:t>
       </w:r>
       <w:r>
         <w:rPr>
-          <w:rFonts w:ascii="Times New Roman" w:hAnsi="Times New Roman" w:cs="Times New Roman"/>
-          <w:sz w:val="24"/>
-          <w:szCs w:val="24"/>
-          <w:lang w:val="en-IN"/>
-        </w:rPr>
-        <w:t xml:space="preserve"> AMJ 2024 Star Performer Award</w:t>
-      </w:r>
-      <w:r>
-        <w:rPr>
-          <w:rFonts w:ascii="Times New Roman" w:hAnsi="Times New Roman" w:cs="Times New Roman"/>
-          <w:sz w:val="24"/>
-          <w:szCs w:val="24"/>
-          <w:lang w:val="en-IN"/>
-        </w:rPr>
-        <w:t xml:space="preserve">,  </w:t>
+          <w:lang w:bidi="ar-SA"/>
+        </w:rPr>
+        <w:t xml:space="preserve"> AMJ 2024 – Star Performer </w:t>
+      </w:r>
+      <w:r>
+        <w:rPr>
+          <w:lang w:bidi="ar-SA"/>
+        </w:rPr>
+        <w:t>|</w:t>
       </w:r>
       <w:r>
         <w:rPr>
           <w:rFonts w:ascii="Segoe UI Emoji" w:hAnsi="Segoe UI Emoji" w:cs="Segoe UI Emoji"/>
-          <w:sz w:val="24"/>
-          <w:szCs w:val="24"/>
-          <w:lang w:val="en-IN"/>
+          <w:lang w:bidi="ar-SA"/>
         </w:rPr>
         <w:t>🏆</w:t>
       </w:r>
       <w:r>
         <w:rPr>
-          <w:rFonts w:ascii="Times New Roman" w:hAnsi="Times New Roman" w:cs="Times New Roman"/>
-          <w:sz w:val="24"/>
-          <w:szCs w:val="24"/>
-          <w:lang w:val="en-IN"/>
-        </w:rPr>
-        <w:t xml:space="preserve"> JAS 2024 Innovator Award</w:t>
-      </w:r>
-      <w:r>
-        <w:rPr>
-          <w:rFonts w:ascii="Times New Roman" w:hAnsi="Times New Roman" w:cs="Times New Roman"/>
-          <w:sz w:val="24"/>
-          <w:szCs w:val="24"/>
-          <w:lang w:val="en-IN"/>
-        </w:rPr>
-        <w:t xml:space="preserve">, </w:t>
-      </w:r>
-      <w:r>
-        <w:rPr>
-          <w:rFonts w:ascii="Segoe UI Emoji" w:hAnsi="Segoe UI Emoji" w:cs="Segoe UI Emoji"/>
-          <w:sz w:val="24"/>
-          <w:szCs w:val="24"/>
-          <w:lang w:val="en-IN"/>
+          <w:lang w:bidi="ar-SA"/>
+        </w:rPr>
+        <w:t xml:space="preserve"> JAS 2024 – Innovator Award </w:t>
+      </w:r>
+      <w:r>
+        <w:rPr>
+          <w:rFonts w:eastAsiaTheme="minorHAnsi"/>
+          <w:kern w:val="2"/>
+          <w:lang w:val="en-US" w:eastAsia="en-US" w:bidi="ar-SA"/>
+          <w14:ligatures w14:val="standardContextual"/>
+        </w:rPr>
+        <w:t xml:space="preserve">| </w:t>
+      </w:r>
+      <w:r>
+        <w:rPr>
+          <w:rFonts w:ascii="Segoe UI Emoji" w:eastAsiaTheme="minorHAnsi" w:hAnsi="Segoe UI Emoji" w:cs="Segoe UI Emoji"/>
+          <w:kern w:val="2"/>
+          <w:lang w:val="en-US" w:eastAsia="en-US" w:bidi="ar-SA"/>
+          <w14:ligatures w14:val="standardContextual"/>
         </w:rPr>
         <w:t>⭐</w:t>
       </w:r>
       <w:r>
         <w:rPr>
-          <w:rFonts w:ascii="Times New Roman" w:hAnsi="Times New Roman" w:cs="Times New Roman"/>
-          <w:sz w:val="24"/>
-          <w:szCs w:val="24"/>
-          <w:lang w:val="en-IN"/>
-        </w:rPr>
-        <w:t xml:space="preserve"> JFM 2025 Star Performance Award </w:t>
+          <w:rFonts w:eastAsiaTheme="minorHAnsi"/>
+          <w:kern w:val="2"/>
+          <w:lang w:val="en-US" w:eastAsia="en-US" w:bidi="ar-SA"/>
+          <w14:ligatures w14:val="standardContextual"/>
+        </w:rPr>
+        <w:t xml:space="preserve"> JFM 2025 – Star Performer</w:t>
       </w:r>
     </w:p>
     <w:p>
       <w:pPr>
         <w:pStyle w:val="paragraph"/>
-        <w:spacing w:before="0" w:beforeAutospacing="0" w:after="0" w:afterAutospacing="0" w:line="360" w:lineRule="auto"/>
+        <w:pBdr>
+          <w:bottom w:val="single" w:sz="6" w:space="1" w:color="auto"/>
+        </w:pBdr>
+        <w:spacing w:before="0" w:beforeAutospacing="0" w:after="0" w:afterAutospacing="0" w:line="276" w:lineRule="auto"/>
         <w:textAlignment w:val="baseline"/>
-        <w:rPr>
-          <w:rFonts w:ascii="Segoe UI" w:hAnsi="Segoe UI" w:cs="Segoe UI"/>
-          <w:sz w:val="18"/>
-          <w:szCs w:val="18"/>
-        </w:rPr>
-      </w:pPr>
-      <w:r>
+      </w:pPr>
+    </w:p>
+    <w:p>
+      <w:pPr>
+        <w:pStyle w:val="paragraph"/>
+        <w:spacing w:before="0" w:beforeAutospacing="0" w:after="0" w:afterAutospacing="0" w:line="276" w:lineRule="auto"/>
+        <w:textAlignment w:val="baseline"/>
+        <w:rPr>
+          <w:rStyle w:val="normaltextrun"/>
+        </w:rPr>
+      </w:pPr>
+    </w:p>
+    <w:p>
+      <w:pPr>
+        <w:pStyle w:val="paragraph"/>
+        <w:spacing w:before="0" w:beforeAutospacing="0" w:after="0" w:afterAutospacing="0" w:line="276" w:lineRule="auto"/>
+        <w:textAlignment w:val="baseline"/>
         <w:rPr>
           <w:rStyle w:val="normaltextrun"/>
           <w:rFonts w:eastAsiaTheme="majorEastAsia"/>
           <w:b/>
           <w:bCs/>
         </w:rPr>
-        <w:t>Personal / Learning Projects</w:t>
+      </w:pPr>
+      <w:r>
+        <w:rPr>
+          <w:rStyle w:val="normaltextrun"/>
+          <w:rFonts w:eastAsiaTheme="majorEastAsia"/>
+          <w:b/>
+          <w:bCs/>
+        </w:rPr>
+        <w:t>PROJECTS:</w:t>
       </w:r>
     </w:p>
     <w:p>
@@ -1395,28 +1577,168 @@
         <w:pStyle w:val="paragraph"/>
         <w:numPr>
           <w:ilvl w:val="0"/>
-          <w:numId w:val="36"/>
+          <w:numId w:val="49"/>
         </w:numPr>
         <w:spacing w:before="0" w:beforeAutospacing="0" w:after="0" w:afterAutospacing="0" w:line="360" w:lineRule="auto"/>
-        <w:ind w:left="630" w:hanging="270"/>
         <w:textAlignment w:val="baseline"/>
-      </w:pPr>
-      <w:r>
-        <w:rPr>
-          <w:rStyle w:val="normaltextrun"/>
-          <w:rFonts w:eastAsiaTheme="majorEastAsia"/>
+        <w:rPr>
+          <w:lang w:val="en-US"/>
+        </w:rPr>
+      </w:pPr>
+      <w:r>
+        <w:rPr>
           <w:b/>
           <w:bCs/>
+        </w:rPr>
+        <w:t>Enterprise Landing Page (Angular):</w:t>
+      </w:r>
+      <w:r>
+        <w:rPr>
+          <w:b/>
+          <w:bCs/>
+        </w:rPr>
+        <w:t xml:space="preserve"> </w:t>
+      </w:r>
+      <w:hyperlink r:id="rId7" w:tgtFrame="_new" w:history="1">
+        <w:r>
+          <w:rPr>
+            <w:rStyle w:val="Hyperlink"/>
+          </w:rPr>
+          <w:t>https://microwoodenterprises.netlify.app/</w:t>
+        </w:r>
+      </w:hyperlink>
+      <w:r>
+        <w:t xml:space="preserve"> </w:t>
+      </w:r>
+    </w:p>
+    <w:p>
+      <w:pPr>
+        <w:pStyle w:val="paragraph"/>
+        <w:numPr>
+          <w:ilvl w:val="0"/>
+          <w:numId w:val="49"/>
+        </w:numPr>
+        <w:spacing w:before="0" w:beforeAutospacing="0" w:after="0" w:afterAutospacing="0" w:line="360" w:lineRule="auto"/>
+        <w:textAlignment w:val="baseline"/>
+        <w:rPr>
           <w:lang w:val="en-US"/>
         </w:rPr>
-        <w:t>UI/UX (Figma):  </w:t>
+      </w:pPr>
+      <w:r>
+        <w:rPr>
+          <w:b/>
+          <w:bCs/>
+        </w:rPr>
+        <w:t>Interior Design Website (React + Tailwind):</w:t>
+      </w:r>
+      <w:r>
+        <w:rPr>
+          <w:b/>
+          <w:bCs/>
+        </w:rPr>
+        <w:t xml:space="preserve"> </w:t>
+      </w:r>
+      <w:hyperlink r:id="rId8" w:tgtFrame="_new" w:history="1">
+        <w:r>
+          <w:rPr>
+            <w:rStyle w:val="Hyperlink"/>
+          </w:rPr>
+          <w:t>https://yuvainteriordesigner.vercel.app/</w:t>
+        </w:r>
+      </w:hyperlink>
+    </w:p>
+    <w:p>
+      <w:pPr>
+        <w:pStyle w:val="paragraph"/>
+        <w:numPr>
+          <w:ilvl w:val="0"/>
+          <w:numId w:val="49"/>
+        </w:numPr>
+        <w:spacing w:before="0" w:beforeAutospacing="0" w:after="0" w:afterAutospacing="0" w:line="360" w:lineRule="auto"/>
+        <w:textAlignment w:val="baseline"/>
+        <w:rPr>
+          <w:lang w:val="en-US"/>
+        </w:rPr>
+      </w:pPr>
+      <w:r>
+        <w:rPr>
+          <w:b/>
+          <w:bCs/>
+        </w:rPr>
+        <w:t>Portfolio Website (React + Tailwind):</w:t>
+      </w:r>
+      <w:r>
+        <w:rPr>
+          <w:b/>
+          <w:bCs/>
+        </w:rPr>
+        <w:t xml:space="preserve"> </w:t>
+      </w:r>
+      <w:hyperlink r:id="rId9" w:tgtFrame="_new" w:history="1">
+        <w:r>
+          <w:rPr>
+            <w:rStyle w:val="Hyperlink"/>
+          </w:rPr>
+          <w:t>https://poorani-dev.vercel.app/</w:t>
+        </w:r>
+      </w:hyperlink>
+      <w:r>
+        <w:t xml:space="preserve"> </w:t>
+      </w:r>
+    </w:p>
+    <w:p>
+      <w:pPr>
+        <w:pStyle w:val="paragraph"/>
+        <w:numPr>
+          <w:ilvl w:val="0"/>
+          <w:numId w:val="49"/>
+        </w:numPr>
+        <w:spacing w:before="0" w:beforeAutospacing="0" w:after="0" w:afterAutospacing="0" w:line="360" w:lineRule="auto"/>
+        <w:textAlignment w:val="baseline"/>
+        <w:rPr>
+          <w:lang w:val="en-US"/>
+        </w:rPr>
+      </w:pPr>
+      <w:r>
+        <w:rPr>
+          <w:b/>
+          <w:bCs/>
+        </w:rPr>
+        <w:t>Full Stack E-Commerce App:</w:t>
+      </w:r>
+      <w:r>
+        <w:rPr>
+          <w:b/>
+          <w:bCs/>
+        </w:rPr>
+        <w:t xml:space="preserve"> </w:t>
+      </w:r>
+      <w:r>
+        <w:t xml:space="preserve">Angular, Node.js, MySQL (Admin Dashboard + Customer UI) </w:t>
+      </w:r>
+      <w:r>
+        <w:t xml:space="preserve"> </w:t>
+      </w:r>
+      <w:hyperlink r:id="rId10" w:tgtFrame="_blank" w:history="1">
+        <w:r>
+          <w:rPr>
+            <w:rStyle w:val="normaltextrun"/>
+            <w:rFonts w:eastAsiaTheme="majorEastAsia"/>
+            <w:color w:val="0000FF"/>
+            <w:u w:val="single"/>
+          </w:rPr>
+          <w:t>Source Code</w:t>
+        </w:r>
+      </w:hyperlink>
+      <w:r>
+        <w:t xml:space="preserve"> |</w:t>
       </w:r>
       <w:r>
         <w:rPr>
           <w:rStyle w:val="normaltextrun"/>
           <w:rFonts w:eastAsiaTheme="majorEastAsia"/>
         </w:rPr>
-        <w:t>, </w:t>
+        <w:t> </w:t>
       </w:r>
       <w:hyperlink r:id="rId11" w:tgtFrame="_blank" w:history="1">
         <w:r>
@@ -1426,17 +1748,8 @@
             <w:color w:val="0000FF"/>
             <w:u w:val="single"/>
           </w:rPr>
-          <w:t>Basic Landing Page</w:t>
+          <w:t>Customer </w:t>
         </w:r>
-      </w:hyperlink>
-      <w:r>
-        <w:rPr>
-          <w:rStyle w:val="normaltextrun"/>
-          <w:rFonts w:eastAsiaTheme="majorEastAsia"/>
-        </w:rPr>
-        <w:t> , </w:t>
-      </w:r>
-      <w:hyperlink r:id="rId12" w:tgtFrame="_blank" w:history="1">
         <w:r>
           <w:rPr>
             <w:rStyle w:val="normaltextrun"/>
@@ -1444,340 +1757,24 @@
             <w:color w:val="0000FF"/>
             <w:u w:val="single"/>
           </w:rPr>
-          <w:t>Happy Tummy Food Basic App</w:t>
+          <w:t>UI</w:t>
         </w:r>
       </w:hyperlink>
-    </w:p>
-    <w:p>
-      <w:pPr>
-        <w:pStyle w:val="paragraph"/>
-        <w:numPr>
-          <w:ilvl w:val="0"/>
-          <w:numId w:val="37"/>
-        </w:numPr>
-        <w:spacing w:before="0" w:beforeAutospacing="0" w:after="0" w:afterAutospacing="0" w:line="360" w:lineRule="auto"/>
-        <w:ind w:left="630" w:hanging="270"/>
-        <w:textAlignment w:val="baseline"/>
-        <w:rPr>
-          <w:lang w:val="en-US"/>
-        </w:rPr>
-      </w:pPr>
       <w:r>
         <w:rPr>
           <w:rStyle w:val="normaltextrun"/>
           <w:rFonts w:eastAsiaTheme="majorEastAsia"/>
         </w:rPr>
-        <w:t>Sample </w:t>
+        <w:t xml:space="preserve"> | </w:t>
       </w:r>
       <w:r>
         <w:rPr>
           <w:rStyle w:val="normaltextrun"/>
           <w:rFonts w:eastAsiaTheme="majorEastAsia"/>
-          <w:b/>
-          <w:bCs/>
-        </w:rPr>
-        <w:t>Outlook </w:t>
-      </w:r>
-      <w:r>
-        <w:rPr>
-          <w:rStyle w:val="normaltextrun"/>
-          <w:rFonts w:eastAsiaTheme="majorEastAsia"/>
-        </w:rPr>
-        <w:t>UI Design (</w:t>
-      </w:r>
-      <w:r>
-        <w:rPr>
-          <w:rStyle w:val="normaltextrun"/>
-          <w:rFonts w:eastAsiaTheme="majorEastAsia"/>
-          <w:b/>
-          <w:bCs/>
-        </w:rPr>
-        <w:t>HTML, CSS, JS)</w:t>
-      </w:r>
-      <w:r>
-        <w:rPr>
-          <w:rStyle w:val="normaltextrun"/>
-          <w:rFonts w:eastAsiaTheme="majorEastAsia"/>
-        </w:rPr>
-        <w:t>: </w:t>
-      </w:r>
-      <w:hyperlink r:id="rId13" w:tgtFrame="_blank" w:history="1">
-        <w:r>
-          <w:rPr>
-            <w:rStyle w:val="normaltextrun"/>
-            <w:rFonts w:eastAsiaTheme="majorEastAsia"/>
-            <w:color w:val="0000FF"/>
-            <w:u w:val="single"/>
-          </w:rPr>
-          <w:t>View the source code</w:t>
-        </w:r>
-      </w:hyperlink>
-      <w:r>
-        <w:rPr>
-          <w:rStyle w:val="normaltextrun"/>
-          <w:rFonts w:eastAsiaTheme="majorEastAsia"/>
         </w:rPr>
         <w:t> </w:t>
       </w:r>
-    </w:p>
-    <w:p>
-      <w:pPr>
-        <w:pStyle w:val="paragraph"/>
-        <w:numPr>
-          <w:ilvl w:val="0"/>
-          <w:numId w:val="38"/>
-        </w:numPr>
-        <w:spacing w:before="0" w:beforeAutospacing="0" w:after="0" w:afterAutospacing="0" w:line="360" w:lineRule="auto"/>
-        <w:ind w:left="630" w:hanging="270"/>
-        <w:textAlignment w:val="baseline"/>
-        <w:rPr>
-          <w:lang w:val="en-US"/>
-        </w:rPr>
-      </w:pPr>
-      <w:r>
-        <w:rPr>
-          <w:rStyle w:val="normaltextrun"/>
-          <w:rFonts w:eastAsiaTheme="majorEastAsia"/>
-          <w:b/>
-          <w:bCs/>
-        </w:rPr>
-        <w:t>CMS</w:t>
-      </w:r>
-      <w:r>
-        <w:rPr>
-          <w:rStyle w:val="normaltextrun"/>
-          <w:rFonts w:eastAsiaTheme="majorEastAsia"/>
-        </w:rPr>
-        <w:t>- Contact Management System (</w:t>
-      </w:r>
-      <w:r>
-        <w:rPr>
-          <w:rStyle w:val="normaltextrun"/>
-          <w:rFonts w:eastAsiaTheme="majorEastAsia"/>
-          <w:b/>
-          <w:bCs/>
-        </w:rPr>
-        <w:t>Angular – CRUD Operation</w:t>
-      </w:r>
-      <w:r>
-        <w:rPr>
-          <w:rStyle w:val="normaltextrun"/>
-          <w:rFonts w:eastAsiaTheme="majorEastAsia"/>
-        </w:rPr>
-        <w:t>): </w:t>
-      </w:r>
-      <w:hyperlink r:id="rId14" w:tgtFrame="_blank" w:history="1">
-        <w:r>
-          <w:rPr>
-            <w:rStyle w:val="normaltextrun"/>
-            <w:rFonts w:eastAsiaTheme="majorEastAsia"/>
-            <w:color w:val="0000FF"/>
-            <w:u w:val="single"/>
-          </w:rPr>
-          <w:t>Output</w:t>
-        </w:r>
-      </w:hyperlink>
-      <w:r>
-        <w:rPr>
-          <w:rStyle w:val="normaltextrun"/>
-          <w:rFonts w:eastAsiaTheme="majorEastAsia"/>
-        </w:rPr>
-        <w:t> , </w:t>
-      </w:r>
-    </w:p>
-    <w:p>
-      <w:pPr>
-        <w:pStyle w:val="paragraph"/>
-        <w:numPr>
-          <w:ilvl w:val="0"/>
-          <w:numId w:val="39"/>
-        </w:numPr>
-        <w:spacing w:before="0" w:beforeAutospacing="0" w:after="0" w:afterAutospacing="0" w:line="360" w:lineRule="auto"/>
-        <w:ind w:left="630" w:hanging="270"/>
-        <w:textAlignment w:val="baseline"/>
-        <w:rPr>
-          <w:lang w:val="en-US"/>
-        </w:rPr>
-      </w:pPr>
-      <w:r>
-        <w:rPr>
-          <w:rStyle w:val="normaltextrun"/>
-          <w:rFonts w:eastAsiaTheme="majorEastAsia"/>
-        </w:rPr>
-        <w:t>UX Organic E-Commerce Complete Design </w:t>
-      </w:r>
-      <w:r>
-        <w:rPr>
-          <w:rStyle w:val="normaltextrun"/>
-          <w:rFonts w:eastAsiaTheme="majorEastAsia"/>
-          <w:b/>
-          <w:bCs/>
-        </w:rPr>
-        <w:t>(Figma)</w:t>
-      </w:r>
-      <w:r>
-        <w:rPr>
-          <w:rStyle w:val="normaltextrun"/>
-          <w:rFonts w:eastAsiaTheme="majorEastAsia"/>
-        </w:rPr>
-        <w:t>: </w:t>
-      </w:r>
-      <w:hyperlink r:id="rId15" w:tgtFrame="_blank" w:history="1">
-        <w:r>
-          <w:rPr>
-            <w:rStyle w:val="normaltextrun"/>
-            <w:rFonts w:eastAsiaTheme="majorEastAsia"/>
-            <w:color w:val="0000FF"/>
-            <w:u w:val="single"/>
-          </w:rPr>
-          <w:t>Organic E-Commerce UX design</w:t>
-        </w:r>
-      </w:hyperlink>
-    </w:p>
-    <w:p>
-      <w:pPr>
-        <w:pStyle w:val="paragraph"/>
-        <w:numPr>
-          <w:ilvl w:val="0"/>
-          <w:numId w:val="40"/>
-        </w:numPr>
-        <w:spacing w:before="0" w:beforeAutospacing="0" w:after="0" w:afterAutospacing="0" w:line="360" w:lineRule="auto"/>
-        <w:ind w:left="630" w:hanging="270"/>
-        <w:textAlignment w:val="baseline"/>
-        <w:rPr>
-          <w:lang w:val="en-US"/>
-        </w:rPr>
-      </w:pPr>
-      <w:r>
-        <w:rPr>
-          <w:rStyle w:val="normaltextrun"/>
-          <w:rFonts w:eastAsiaTheme="majorEastAsia"/>
-        </w:rPr>
-        <w:t>Landing (</w:t>
-      </w:r>
-      <w:r>
-        <w:rPr>
-          <w:rStyle w:val="normaltextrun"/>
-          <w:rFonts w:eastAsiaTheme="majorEastAsia"/>
-          <w:b/>
-          <w:bCs/>
-        </w:rPr>
-        <w:t>HTML, JS, CSS, BOOTSTRAP, SEO Optimization</w:t>
-      </w:r>
-      <w:r>
-        <w:rPr>
-          <w:rStyle w:val="normaltextrun"/>
-          <w:rFonts w:eastAsiaTheme="majorEastAsia"/>
-        </w:rPr>
-        <w:t>):</w:t>
-      </w:r>
-      <w:hyperlink r:id="rId16" w:tgtFrame="_blank" w:history="1">
-        <w:r>
-          <w:rPr>
-            <w:rStyle w:val="normaltextrun"/>
-            <w:rFonts w:eastAsiaTheme="majorEastAsia"/>
-            <w:color w:val="0000FF"/>
-            <w:u w:val="single"/>
-            <w:lang w:val="en-US"/>
-          </w:rPr>
-          <w:t>View1</w:t>
-        </w:r>
-      </w:hyperlink>
-      <w:r>
-        <w:rPr>
-          <w:rStyle w:val="normaltextrun"/>
-          <w:rFonts w:eastAsiaTheme="majorEastAsia"/>
-          <w:lang w:val="en-US"/>
-        </w:rPr>
-        <w:t>, </w:t>
-      </w:r>
-      <w:hyperlink r:id="rId17" w:tgtFrame="_blank" w:history="1">
-        <w:r>
-          <w:rPr>
-            <w:rStyle w:val="normaltextrun"/>
-            <w:rFonts w:eastAsiaTheme="majorEastAsia"/>
-            <w:color w:val="0000FF"/>
-            <w:u w:val="single"/>
-            <w:lang w:val="en-US"/>
-          </w:rPr>
-          <w:t>View2</w:t>
-        </w:r>
-      </w:hyperlink>
-    </w:p>
-    <w:p>
-      <w:pPr>
-        <w:pStyle w:val="paragraph"/>
-        <w:numPr>
-          <w:ilvl w:val="0"/>
-          <w:numId w:val="41"/>
-        </w:numPr>
-        <w:spacing w:before="0" w:beforeAutospacing="0" w:after="0" w:afterAutospacing="0" w:line="360" w:lineRule="auto"/>
-        <w:ind w:left="630" w:hanging="270"/>
-        <w:textAlignment w:val="baseline"/>
-        <w:rPr>
-          <w:lang w:val="en-US"/>
-        </w:rPr>
-      </w:pPr>
-      <w:r>
-        <w:rPr>
-          <w:rStyle w:val="normaltextrun"/>
-          <w:rFonts w:eastAsiaTheme="majorEastAsia"/>
-        </w:rPr>
-        <w:t>Full Stack E-commerce with Admin Dashboard </w:t>
-      </w:r>
-      <w:r>
-        <w:rPr>
-          <w:rStyle w:val="normaltextrun"/>
-          <w:rFonts w:eastAsiaTheme="majorEastAsia"/>
-          <w:b/>
-          <w:bCs/>
-        </w:rPr>
-        <w:t>(Angular, Bootstrap, Node JS, MySQL)</w:t>
-      </w:r>
-      <w:r>
-        <w:rPr>
-          <w:rStyle w:val="normaltextrun"/>
-          <w:rFonts w:eastAsiaTheme="majorEastAsia"/>
-        </w:rPr>
-        <w:t>: </w:t>
-      </w:r>
-      <w:hyperlink r:id="rId18" w:tgtFrame="_blank" w:history="1">
-        <w:r>
-          <w:rPr>
-            <w:rStyle w:val="normaltextrun"/>
-            <w:rFonts w:eastAsiaTheme="majorEastAsia"/>
-            <w:color w:val="0000FF"/>
-            <w:u w:val="single"/>
-          </w:rPr>
-          <w:t>Click here to view</w:t>
-        </w:r>
-      </w:hyperlink>
-      <w:r>
-        <w:rPr>
-          <w:rStyle w:val="normaltextrun"/>
-          <w:rFonts w:eastAsiaTheme="majorEastAsia"/>
-        </w:rPr>
-        <w:t> (source code), </w:t>
-      </w:r>
-      <w:hyperlink r:id="rId19" w:tgtFrame="_blank" w:history="1">
-        <w:r>
-          <w:rPr>
-            <w:rStyle w:val="normaltextrun"/>
-            <w:rFonts w:eastAsiaTheme="majorEastAsia"/>
-            <w:color w:val="0000FF"/>
-            <w:u w:val="single"/>
-          </w:rPr>
-          <w:t>Customer Page</w:t>
-        </w:r>
-      </w:hyperlink>
-      <w:r>
-        <w:rPr>
-          <w:rStyle w:val="normaltextrun"/>
-          <w:rFonts w:eastAsiaTheme="majorEastAsia"/>
-        </w:rPr>
-        <w:t>, </w:t>
-      </w:r>
-      <w:hyperlink r:id="rId20" w:tgtFrame="_blank" w:history="1">
+      <w:hyperlink r:id="rId12" w:tgtFrame="_blank" w:history="1">
         <w:r>
           <w:rPr>
             <w:rStyle w:val="normaltextrun"/>
@@ -1794,30 +1791,95 @@
         <w:pStyle w:val="paragraph"/>
         <w:numPr>
           <w:ilvl w:val="0"/>
-          <w:numId w:val="42"/>
+          <w:numId w:val="49"/>
         </w:numPr>
         <w:spacing w:before="0" w:beforeAutospacing="0" w:after="0" w:afterAutospacing="0" w:line="360" w:lineRule="auto"/>
-        <w:ind w:left="630" w:hanging="270"/>
         <w:textAlignment w:val="baseline"/>
         <w:rPr>
-          <w:lang w:val="en-US"/>
-        </w:rPr>
-      </w:pPr>
-      <w:r>
-        <w:rPr>
-          <w:rStyle w:val="normaltextrun"/>
-          <w:rFonts w:eastAsiaTheme="majorEastAsia"/>
-        </w:rPr>
-        <w:t>Landing Page (</w:t>
-      </w:r>
-      <w:r>
-        <w:rPr>
-          <w:rStyle w:val="normaltextrun"/>
-          <w:rFonts w:eastAsiaTheme="majorEastAsia"/>
           <w:b/>
           <w:bCs/>
-        </w:rPr>
-        <w:t>React &amp; Tailwind CSS):</w:t>
+          <w:lang w:val="en-US"/>
+        </w:rPr>
+      </w:pPr>
+      <w:r>
+        <w:rPr>
+          <w:b/>
+          <w:bCs/>
+        </w:rPr>
+        <w:t>CMS – Contact Management System:</w:t>
+      </w:r>
+      <w:r>
+        <w:rPr>
+          <w:b/>
+          <w:bCs/>
+        </w:rPr>
+        <w:t xml:space="preserve"> </w:t>
+      </w:r>
+      <w:hyperlink r:id="rId13" w:history="1">
+        <w:r>
+          <w:rPr>
+            <w:rStyle w:val="Hyperlink"/>
+          </w:rPr>
+          <w:t>Angular CRUD Application</w:t>
+        </w:r>
+      </w:hyperlink>
+      <w:r>
+        <w:t xml:space="preserve"> </w:t>
+      </w:r>
+      <w:r>
+        <w:t>|</w:t>
+      </w:r>
+      <w:r>
+        <w:t xml:space="preserve"> </w:t>
+      </w:r>
+      <w:hyperlink r:id="rId14" w:history="1">
+        <w:r>
+          <w:rPr>
+            <w:rStyle w:val="Hyperlink"/>
+          </w:rPr>
+          <w:t xml:space="preserve">Live </w:t>
+        </w:r>
+        <w:r>
+          <w:rPr>
+            <w:rStyle w:val="Hyperlink"/>
+          </w:rPr>
+          <w:t>Demo</w:t>
+        </w:r>
+      </w:hyperlink>
+    </w:p>
+    <w:p>
+      <w:pPr>
+        <w:pStyle w:val="paragraph"/>
+        <w:numPr>
+          <w:ilvl w:val="0"/>
+          <w:numId w:val="49"/>
+        </w:numPr>
+        <w:spacing w:before="0" w:beforeAutospacing="0" w:after="0" w:afterAutospacing="0" w:line="360" w:lineRule="auto"/>
+        <w:textAlignment w:val="baseline"/>
+      </w:pPr>
+      <w:r>
+        <w:rPr>
+          <w:b/>
+          <w:bCs/>
+          <w:lang w:val="en-US"/>
+        </w:rPr>
+        <w:t>UI/</w:t>
+      </w:r>
+      <w:r>
+        <w:rPr>
+          <w:b/>
+          <w:bCs/>
+          <w:lang w:val="en-US"/>
+        </w:rPr>
+        <w:t>U</w:t>
+      </w:r>
+      <w:r>
+        <w:rPr>
+          <w:b/>
+          <w:bCs/>
+          <w:lang w:val="en-US"/>
+        </w:rPr>
+        <w:t>X Designs (Figma):</w:t>
       </w:r>
       <w:r>
         <w:rPr>
@@ -1826,7 +1888,7 @@
         </w:rPr>
         <w:t> </w:t>
       </w:r>
-      <w:hyperlink r:id="rId21" w:tgtFrame="_blank" w:history="1">
+      <w:hyperlink r:id="rId15" w:tgtFrame="_blank" w:history="1">
         <w:r>
           <w:rPr>
             <w:rStyle w:val="normaltextrun"/>
@@ -1834,60 +1896,13 @@
             <w:color w:val="0000FF"/>
             <w:u w:val="single"/>
           </w:rPr>
-          <w:t>https://github.com/Poorani-design/Yuva-Interior-Design</w:t>
+          <w:t>Happy Tummy Food Basic App</w:t>
         </w:r>
       </w:hyperlink>
       <w:r>
-        <w:rPr>
-          <w:rStyle w:val="eop"/>
-          <w:rFonts w:eastAsiaTheme="majorEastAsia"/>
-          <w:bdr w:val="none" w:sz="0" w:space="0" w:color="auto" w:frame="1"/>
-          <w:shd w:val="clear" w:color="auto" w:fill="C6C6C6"/>
-          <w:lang w:val="en-US"/>
-        </w:rPr>
-        <w:t> </w:t>
-      </w:r>
-    </w:p>
-    <w:p>
-      <w:pPr>
-        <w:pStyle w:val="paragraph"/>
-        <w:numPr>
-          <w:ilvl w:val="0"/>
-          <w:numId w:val="43"/>
-        </w:numPr>
-        <w:spacing w:before="0" w:beforeAutospacing="0" w:after="0" w:afterAutospacing="0" w:line="360" w:lineRule="auto"/>
-        <w:ind w:left="630" w:hanging="270"/>
-        <w:textAlignment w:val="baseline"/>
-        <w:rPr>
-          <w:lang w:val="en-US"/>
-        </w:rPr>
-      </w:pPr>
-      <w:r>
-        <w:rPr>
-          <w:rStyle w:val="normaltextrun"/>
-          <w:rFonts w:eastAsiaTheme="majorEastAsia"/>
-          <w:lang w:val="en-US"/>
-        </w:rPr>
-        <w:t>Enterprises Landing Page (</w:t>
-      </w:r>
-      <w:r>
-        <w:rPr>
-          <w:rStyle w:val="normaltextrun"/>
-          <w:rFonts w:eastAsiaTheme="majorEastAsia"/>
-          <w:b/>
-          <w:bCs/>
-          <w:lang w:val="en-US"/>
-        </w:rPr>
-        <w:t>Angular):</w:t>
-      </w:r>
-      <w:r>
-        <w:rPr>
-          <w:rStyle w:val="normaltextrun"/>
-          <w:rFonts w:eastAsiaTheme="majorEastAsia"/>
-        </w:rPr>
-        <w:t>  </w:t>
-      </w:r>
-      <w:hyperlink r:id="rId22" w:tgtFrame="_blank" w:history="1">
+        <w:t xml:space="preserve"> | </w:t>
+      </w:r>
+      <w:hyperlink r:id="rId16" w:tgtFrame="_blank" w:history="1">
         <w:r>
           <w:rPr>
             <w:rStyle w:val="normaltextrun"/>
@@ -1895,35 +1910,181 @@
             <w:color w:val="0000FF"/>
             <w:u w:val="single"/>
           </w:rPr>
-          <w:t>https://microwoodenterprises.netlify.app/</w:t>
+          <w:t xml:space="preserve">Organic E-Commerce </w:t>
         </w:r>
       </w:hyperlink>
     </w:p>
     <w:p>
       <w:pPr>
-        <w:spacing w:line="360" w:lineRule="auto"/>
-        <w:rPr>
-          <w:rFonts w:ascii="Times New Roman" w:hAnsi="Times New Roman" w:cs="Times New Roman"/>
-          <w:sz w:val="24"/>
-          <w:szCs w:val="24"/>
-          <w:lang w:val="en-IN"/>
-        </w:rPr>
-      </w:pPr>
+        <w:pStyle w:val="paragraph"/>
+        <w:numPr>
+          <w:ilvl w:val="0"/>
+          <w:numId w:val="49"/>
+        </w:numPr>
+        <w:spacing w:before="0" w:beforeAutospacing="0" w:after="0" w:afterAutospacing="0" w:line="360" w:lineRule="auto"/>
+        <w:textAlignment w:val="baseline"/>
+        <w:rPr>
+          <w:lang w:val="en-US"/>
+        </w:rPr>
+      </w:pPr>
+      <w:r>
+        <w:rPr>
+          <w:rStyle w:val="normaltextrun"/>
+          <w:rFonts w:eastAsiaTheme="majorEastAsia"/>
+          <w:b/>
+          <w:bCs/>
+        </w:rPr>
+        <w:t>Sample Outlook UI Design (HTML, CSS, JS)</w:t>
+      </w:r>
+      <w:r>
+        <w:rPr>
+          <w:rStyle w:val="normaltextrun"/>
+          <w:rFonts w:eastAsiaTheme="majorEastAsia"/>
+        </w:rPr>
+        <w:t>: </w:t>
+      </w:r>
+      <w:hyperlink r:id="rId17" w:tgtFrame="_blank" w:history="1">
+        <w:r>
+          <w:rPr>
+            <w:rStyle w:val="normaltextrun"/>
+            <w:rFonts w:eastAsiaTheme="majorEastAsia"/>
+            <w:color w:val="0000FF"/>
+            <w:u w:val="single"/>
+          </w:rPr>
+          <w:t>Source Code</w:t>
+        </w:r>
+      </w:hyperlink>
     </w:p>
     <w:p>
       <w:pPr>
-        <w:spacing w:line="360" w:lineRule="auto"/>
-        <w:rPr>
-          <w:rFonts w:ascii="Times New Roman" w:hAnsi="Times New Roman" w:cs="Times New Roman"/>
-          <w:sz w:val="24"/>
-          <w:szCs w:val="24"/>
-          <w:lang w:val="en-IN"/>
-        </w:rPr>
-      </w:pPr>
+        <w:pStyle w:val="paragraph"/>
+        <w:numPr>
+          <w:ilvl w:val="0"/>
+          <w:numId w:val="49"/>
+        </w:numPr>
+        <w:spacing w:before="0" w:beforeAutospacing="0" w:after="0" w:afterAutospacing="0" w:line="360" w:lineRule="auto"/>
+        <w:textAlignment w:val="baseline"/>
+      </w:pPr>
+      <w:r>
+        <w:rPr>
+          <w:rStyle w:val="normaltextrun"/>
+          <w:rFonts w:eastAsiaTheme="majorEastAsia"/>
+        </w:rPr>
+        <w:t xml:space="preserve">VCare </w:t>
+      </w:r>
+      <w:r>
+        <w:rPr>
+          <w:rStyle w:val="normaltextrun"/>
+          <w:rFonts w:eastAsiaTheme="majorEastAsia"/>
+        </w:rPr>
+        <w:t xml:space="preserve">Landing </w:t>
+      </w:r>
+      <w:r>
+        <w:rPr>
+          <w:rStyle w:val="normaltextrun"/>
+          <w:rFonts w:eastAsiaTheme="majorEastAsia"/>
+        </w:rPr>
+        <w:t xml:space="preserve">Page </w:t>
+      </w:r>
+      <w:r>
+        <w:rPr>
+          <w:rStyle w:val="normaltextrun"/>
+          <w:rFonts w:eastAsiaTheme="majorEastAsia"/>
+        </w:rPr>
+        <w:t>(</w:t>
+      </w:r>
+      <w:r>
+        <w:rPr>
+          <w:rStyle w:val="normaltextrun"/>
+          <w:rFonts w:eastAsiaTheme="majorEastAsia"/>
+          <w:b/>
+          <w:bCs/>
+        </w:rPr>
+        <w:t>HTML, JS, CSS, BOOTSTRAP, SEO Optimization</w:t>
+      </w:r>
+      <w:r>
+        <w:rPr>
+          <w:rStyle w:val="normaltextrun"/>
+          <w:rFonts w:eastAsiaTheme="majorEastAsia"/>
+        </w:rPr>
+        <w:t>):</w:t>
+      </w:r>
+      <w:hyperlink r:id="rId18" w:tgtFrame="_blank" w:history="1">
+        <w:r>
+          <w:rPr>
+            <w:rStyle w:val="normaltextrun"/>
+            <w:rFonts w:eastAsiaTheme="majorEastAsia"/>
+            <w:color w:val="0000FF"/>
+            <w:u w:val="single"/>
+            <w:lang w:val="en-US"/>
+          </w:rPr>
+          <w:t>View</w:t>
+        </w:r>
+        <w:r>
+          <w:rPr>
+            <w:rStyle w:val="normaltextrun"/>
+            <w:rFonts w:eastAsiaTheme="majorEastAsia"/>
+            <w:color w:val="0000FF"/>
+            <w:u w:val="single"/>
+            <w:lang w:val="en-US"/>
+          </w:rPr>
+          <w:t xml:space="preserve"> Live Project </w:t>
+        </w:r>
+        <w:r>
+          <w:rPr>
+            <w:rStyle w:val="normaltextrun"/>
+            <w:rFonts w:eastAsiaTheme="majorEastAsia"/>
+            <w:color w:val="0000FF"/>
+            <w:u w:val="single"/>
+            <w:lang w:val="en-US"/>
+          </w:rPr>
+          <w:t>1</w:t>
+        </w:r>
+      </w:hyperlink>
+      <w:r>
+        <w:rPr>
+          <w:rStyle w:val="normaltextrun"/>
+          <w:rFonts w:eastAsiaTheme="majorEastAsia"/>
+          <w:lang w:val="en-US"/>
+        </w:rPr>
+        <w:t xml:space="preserve"> | </w:t>
+      </w:r>
+      <w:hyperlink r:id="rId19" w:tgtFrame="_blank" w:history="1">
+        <w:r>
+          <w:rPr>
+            <w:rStyle w:val="normaltextrun"/>
+            <w:rFonts w:eastAsiaTheme="majorEastAsia"/>
+            <w:color w:val="0000FF"/>
+            <w:u w:val="single"/>
+            <w:lang w:val="en-US"/>
+          </w:rPr>
+          <w:t>View</w:t>
+        </w:r>
+        <w:r>
+          <w:rPr>
+            <w:rStyle w:val="normaltextrun"/>
+            <w:rFonts w:eastAsiaTheme="majorEastAsia"/>
+            <w:color w:val="0000FF"/>
+            <w:u w:val="single"/>
+            <w:lang w:val="en-US"/>
+          </w:rPr>
+          <w:t xml:space="preserve"> Live Project </w:t>
+        </w:r>
+        <w:r>
+          <w:rPr>
+            <w:rStyle w:val="normaltextrun"/>
+            <w:rFonts w:eastAsiaTheme="majorEastAsia"/>
+            <w:color w:val="0000FF"/>
+            <w:u w:val="single"/>
+            <w:lang w:val="en-US"/>
+          </w:rPr>
+          <w:t>2</w:t>
+        </w:r>
+      </w:hyperlink>
     </w:p>
     <w:sectPr>
       <w:pgSz w:w="12240" w:h="15840"/>
-      <w:pgMar w:top="1440" w:right="1440" w:bottom="1440" w:left="1440" w:header="708" w:footer="708" w:gutter="0"/>
+      <w:pgMar w:top="720" w:right="720" w:bottom="1440" w:left="450" w:header="708" w:footer="708" w:gutter="0"/>
       <w:cols w:space="708"/>
       <w:docGrid w:linePitch="360"/>
     </w:sectPr>
@@ -2381,6 +2542,155 @@
     </w:lvl>
   </w:abstractNum>
   <w:abstractNum w:abstractNumId="3" w15:restartNumberingAfterBreak="0">
+    <w:nsid w:val="0ACD1E77"/>
+    <w:multiLevelType w:val="multilevel"/>
+    <w:tmpl w:val="08923124"/>
+    <w:lvl w:ilvl="0">
+      <w:start w:val="1"/>
+      <w:numFmt w:val="bullet"/>
+      <w:lvlText w:val=""/>
+      <w:lvlJc w:val="left"/>
+      <w:pPr>
+        <w:tabs>
+          <w:tab w:val="num" w:pos="720"/>
+        </w:tabs>
+        <w:ind w:left="720" w:hanging="360"/>
+      </w:pPr>
+      <w:rPr>
+        <w:rFonts w:ascii="Symbol" w:hAnsi="Symbol" w:hint="default"/>
+        <w:sz w:val="20"/>
+      </w:rPr>
+    </w:lvl>
+    <w:lvl w:ilvl="1" w:tentative="1">
+      <w:start w:val="1"/>
+      <w:numFmt w:val="bullet"/>
+      <w:lvlText w:val="o"/>
+      <w:lvlJc w:val="left"/>
+      <w:pPr>
+        <w:tabs>
+          <w:tab w:val="num" w:pos="1440"/>
+        </w:tabs>
+        <w:ind w:left="1440" w:hanging="360"/>
+      </w:pPr>
+      <w:rPr>
+        <w:rFonts w:ascii="Courier New" w:hAnsi="Courier New" w:hint="default"/>
+        <w:sz w:val="20"/>
+      </w:rPr>
+    </w:lvl>
+    <w:lvl w:ilvl="2" w:tentative="1">
+      <w:start w:val="1"/>
+      <w:numFmt w:val="bullet"/>
+      <w:lvlText w:val=""/>
+      <w:lvlJc w:val="left"/>
+      <w:pPr>
+        <w:tabs>
+          <w:tab w:val="num" w:pos="2160"/>
+        </w:tabs>
+        <w:ind w:left="2160" w:hanging="360"/>
+      </w:pPr>
+      <w:rPr>
+        <w:rFonts w:ascii="Wingdings" w:hAnsi="Wingdings" w:hint="default"/>
+        <w:sz w:val="20"/>
+      </w:rPr>
+    </w:lvl>
+    <w:lvl w:ilvl="3" w:tentative="1">
+      <w:start w:val="1"/>
+      <w:numFmt w:val="bullet"/>
+      <w:lvlText w:val=""/>
+      <w:lvlJc w:val="left"/>
+      <w:pPr>
+        <w:tabs>
+          <w:tab w:val="num" w:pos="2880"/>
+        </w:tabs>
+        <w:ind w:left="2880" w:hanging="360"/>
+      </w:pPr>
+      <w:rPr>
+        <w:rFonts w:ascii="Wingdings" w:hAnsi="Wingdings" w:hint="default"/>
+        <w:sz w:val="20"/>
+      </w:rPr>
+    </w:lvl>
+    <w:lvl w:ilvl="4" w:tentative="1">
+      <w:start w:val="1"/>
+      <w:numFmt w:val="bullet"/>
+      <w:lvlText w:val=""/>
+      <w:lvlJc w:val="left"/>
+      <w:pPr>
+        <w:tabs>
+          <w:tab w:val="num" w:pos="3600"/>
+        </w:tabs>
+        <w:ind w:left="3600" w:hanging="360"/>
+      </w:pPr>
+      <w:rPr>
+        <w:rFonts w:ascii="Wingdings" w:hAnsi="Wingdings" w:hint="default"/>
+        <w:sz w:val="20"/>
+      </w:rPr>
+    </w:lvl>
+    <w:lvl w:ilvl="5" w:tentative="1">
+      <w:start w:val="1"/>
+      <w:numFmt w:val="bullet"/>
+      <w:lvlText w:val=""/>
+      <w:lvlJc w:val="left"/>
+      <w:pPr>
+        <w:tabs>
+          <w:tab w:val="num" w:pos="4320"/>
+        </w:tabs>
+        <w:ind w:left="4320" w:hanging="360"/>
+      </w:pPr>
+      <w:rPr>
+        <w:rFonts w:ascii="Wingdings" w:hAnsi="Wingdings" w:hint="default"/>
+        <w:sz w:val="20"/>
+      </w:rPr>
+    </w:lvl>
+    <w:lvl w:ilvl="6" w:tentative="1">
+      <w:start w:val="1"/>
+      <w:numFmt w:val="bullet"/>
+      <w:lvlText w:val=""/>
+      <w:lvlJc w:val="left"/>
+      <w:pPr>
+        <w:tabs>
+          <w:tab w:val="num" w:pos="5040"/>
+        </w:tabs>
+        <w:ind w:left="5040" w:hanging="360"/>
+      </w:pPr>
+      <w:rPr>
+        <w:rFonts w:ascii="Wingdings" w:hAnsi="Wingdings" w:hint="default"/>
+        <w:sz w:val="20"/>
+      </w:rPr>
+    </w:lvl>
+    <w:lvl w:ilvl="7" w:tentative="1">
+      <w:start w:val="1"/>
+      <w:numFmt w:val="bullet"/>
+      <w:lvlText w:val=""/>
+      <w:lvlJc w:val="left"/>
+      <w:pPr>
+        <w:tabs>
+          <w:tab w:val="num" w:pos="5760"/>
+        </w:tabs>
+        <w:ind w:left="5760" w:hanging="360"/>
+      </w:pPr>
+      <w:rPr>
+        <w:rFonts w:ascii="Wingdings" w:hAnsi="Wingdings" w:hint="default"/>
+        <w:sz w:val="20"/>
+      </w:rPr>
+    </w:lvl>
+    <w:lvl w:ilvl="8" w:tentative="1">
+      <w:start w:val="1"/>
+      <w:numFmt w:val="bullet"/>
+      <w:lvlText w:val=""/>
+      <w:lvlJc w:val="left"/>
+      <w:pPr>
+        <w:tabs>
+          <w:tab w:val="num" w:pos="6480"/>
+        </w:tabs>
+        <w:ind w:left="6480" w:hanging="360"/>
+      </w:pPr>
+      <w:rPr>
+        <w:rFonts w:ascii="Wingdings" w:hAnsi="Wingdings" w:hint="default"/>
+        <w:sz w:val="20"/>
+      </w:rPr>
+    </w:lvl>
+  </w:abstractNum>
+  <w:abstractNum w:abstractNumId="4" w15:restartNumberingAfterBreak="0">
     <w:nsid w:val="0B847388"/>
     <w:multiLevelType w:val="multilevel"/>
     <w:tmpl w:val="F04422F4"/>
@@ -2529,7 +2839,7 @@
       </w:rPr>
     </w:lvl>
   </w:abstractNum>
-  <w:abstractNum w:abstractNumId="4" w15:restartNumberingAfterBreak="0">
+  <w:abstractNum w:abstractNumId="5" w15:restartNumberingAfterBreak="0">
     <w:nsid w:val="0DC157A0"/>
     <w:multiLevelType w:val="multilevel"/>
     <w:tmpl w:val="D3CAA3FC"/>
@@ -2678,7 +2988,7 @@
       </w:rPr>
     </w:lvl>
   </w:abstractNum>
-  <w:abstractNum w:abstractNumId="5" w15:restartNumberingAfterBreak="0">
+  <w:abstractNum w:abstractNumId="6" w15:restartNumberingAfterBreak="0">
     <w:nsid w:val="0EE7746D"/>
     <w:multiLevelType w:val="multilevel"/>
     <w:tmpl w:val="7D746CB0"/>
@@ -2827,7 +3137,7 @@
       </w:rPr>
     </w:lvl>
   </w:abstractNum>
-  <w:abstractNum w:abstractNumId="6" w15:restartNumberingAfterBreak="0">
+  <w:abstractNum w:abstractNumId="7" w15:restartNumberingAfterBreak="0">
     <w:nsid w:val="1267231D"/>
     <w:multiLevelType w:val="multilevel"/>
     <w:tmpl w:val="98269108"/>
@@ -2976,7 +3286,7 @@
       </w:rPr>
     </w:lvl>
   </w:abstractNum>
-  <w:abstractNum w:abstractNumId="7" w15:restartNumberingAfterBreak="0">
+  <w:abstractNum w:abstractNumId="8" w15:restartNumberingAfterBreak="0">
     <w:nsid w:val="14953E74"/>
     <w:multiLevelType w:val="multilevel"/>
     <w:tmpl w:val="4D08791A"/>
@@ -3125,7 +3435,7 @@
       </w:rPr>
     </w:lvl>
   </w:abstractNum>
-  <w:abstractNum w:abstractNumId="8" w15:restartNumberingAfterBreak="0">
+  <w:abstractNum w:abstractNumId="9" w15:restartNumberingAfterBreak="0">
     <w:nsid w:val="1B95585B"/>
     <w:multiLevelType w:val="multilevel"/>
     <w:tmpl w:val="C57E05B2"/>
@@ -3274,7 +3584,7 @@
       </w:rPr>
     </w:lvl>
   </w:abstractNum>
-  <w:abstractNum w:abstractNumId="9" w15:restartNumberingAfterBreak="0">
+  <w:abstractNum w:abstractNumId="10" w15:restartNumberingAfterBreak="0">
     <w:nsid w:val="1D2679C0"/>
     <w:multiLevelType w:val="multilevel"/>
     <w:tmpl w:val="36E0A386"/>
@@ -3423,7 +3733,7 @@
       </w:rPr>
     </w:lvl>
   </w:abstractNum>
-  <w:abstractNum w:abstractNumId="10" w15:restartNumberingAfterBreak="0">
+  <w:abstractNum w:abstractNumId="11" w15:restartNumberingAfterBreak="0">
     <w:nsid w:val="1DB907A9"/>
     <w:multiLevelType w:val="multilevel"/>
     <w:tmpl w:val="0C8EEB6E"/>
@@ -3572,7 +3882,7 @@
       </w:rPr>
     </w:lvl>
   </w:abstractNum>
-  <w:abstractNum w:abstractNumId="11" w15:restartNumberingAfterBreak="0">
+  <w:abstractNum w:abstractNumId="12" w15:restartNumberingAfterBreak="0">
     <w:nsid w:val="1DCA76DD"/>
     <w:multiLevelType w:val="multilevel"/>
     <w:tmpl w:val="9F52AAFA"/>
@@ -3721,7 +4031,233 @@
       </w:rPr>
     </w:lvl>
   </w:abstractNum>
-  <w:abstractNum w:abstractNumId="12" w15:restartNumberingAfterBreak="0">
+  <w:abstractNum w:abstractNumId="13" w15:restartNumberingAfterBreak="0">
+    <w:nsid w:val="1ECF2AFF"/>
+    <w:multiLevelType w:val="hybridMultilevel"/>
+    <w:tmpl w:val="7AEACC8E"/>
+    <w:lvl w:ilvl="0" w:tplc="40090001">
+      <w:start w:val="1"/>
+      <w:numFmt w:val="bullet"/>
+      <w:lvlText w:val=""/>
+      <w:lvlJc w:val="left"/>
+      <w:pPr>
+        <w:ind w:left="720" w:hanging="360"/>
+      </w:pPr>
+      <w:rPr>
+        <w:rFonts w:ascii="Symbol" w:hAnsi="Symbol" w:hint="default"/>
+      </w:rPr>
+    </w:lvl>
+    <w:lvl w:ilvl="1" w:tplc="40090003" w:tentative="1">
+      <w:start w:val="1"/>
+      <w:numFmt w:val="bullet"/>
+      <w:lvlText w:val="o"/>
+      <w:lvlJc w:val="left"/>
+      <w:pPr>
+        <w:ind w:left="1440" w:hanging="360"/>
+      </w:pPr>
+      <w:rPr>
+        <w:rFonts w:ascii="Courier New" w:hAnsi="Courier New" w:cs="Courier New" w:hint="default"/>
+      </w:rPr>
+    </w:lvl>
+    <w:lvl w:ilvl="2" w:tplc="40090005" w:tentative="1">
+      <w:start w:val="1"/>
+      <w:numFmt w:val="bullet"/>
+      <w:lvlText w:val=""/>
+      <w:lvlJc w:val="left"/>
+      <w:pPr>
+        <w:ind w:left="2160" w:hanging="360"/>
+      </w:pPr>
+      <w:rPr>
+        <w:rFonts w:ascii="Wingdings" w:hAnsi="Wingdings" w:hint="default"/>
+      </w:rPr>
+    </w:lvl>
+    <w:lvl w:ilvl="3" w:tplc="40090001" w:tentative="1">
+      <w:start w:val="1"/>
+      <w:numFmt w:val="bullet"/>
+      <w:lvlText w:val=""/>
+      <w:lvlJc w:val="left"/>
+      <w:pPr>
+        <w:ind w:left="2880" w:hanging="360"/>
+      </w:pPr>
+      <w:rPr>
+        <w:rFonts w:ascii="Symbol" w:hAnsi="Symbol" w:hint="default"/>
+      </w:rPr>
+    </w:lvl>
+    <w:lvl w:ilvl="4" w:tplc="40090003" w:tentative="1">
+      <w:start w:val="1"/>
+      <w:numFmt w:val="bullet"/>
+      <w:lvlText w:val="o"/>
+      <w:lvlJc w:val="left"/>
+      <w:pPr>
+        <w:ind w:left="3600" w:hanging="360"/>
+      </w:pPr>
+      <w:rPr>
+        <w:rFonts w:ascii="Courier New" w:hAnsi="Courier New" w:cs="Courier New" w:hint="default"/>
+      </w:rPr>
+    </w:lvl>
+    <w:lvl w:ilvl="5" w:tplc="40090005" w:tentative="1">
+      <w:start w:val="1"/>
+      <w:numFmt w:val="bullet"/>
+      <w:lvlText w:val=""/>
+      <w:lvlJc w:val="left"/>
+      <w:pPr>
+        <w:ind w:left="4320" w:hanging="360"/>
+      </w:pPr>
+      <w:rPr>
+        <w:rFonts w:ascii="Wingdings" w:hAnsi="Wingdings" w:hint="default"/>
+      </w:rPr>
+    </w:lvl>
+    <w:lvl w:ilvl="6" w:tplc="40090001" w:tentative="1">
+      <w:start w:val="1"/>
+      <w:numFmt w:val="bullet"/>
+      <w:lvlText w:val=""/>
+      <w:lvlJc w:val="left"/>
+      <w:pPr>
+        <w:ind w:left="5040" w:hanging="360"/>
+      </w:pPr>
+      <w:rPr>
+        <w:rFonts w:ascii="Symbol" w:hAnsi="Symbol" w:hint="default"/>
+      </w:rPr>
+    </w:lvl>
+    <w:lvl w:ilvl="7" w:tplc="40090003" w:tentative="1">
+      <w:start w:val="1"/>
+      <w:numFmt w:val="bullet"/>
+      <w:lvlText w:val="o"/>
+      <w:lvlJc w:val="left"/>
+      <w:pPr>
+        <w:ind w:left="5760" w:hanging="360"/>
+      </w:pPr>
+      <w:rPr>
+        <w:rFonts w:ascii="Courier New" w:hAnsi="Courier New" w:cs="Courier New" w:hint="default"/>
+      </w:rPr>
+    </w:lvl>
+    <w:lvl w:ilvl="8" w:tplc="40090005" w:tentative="1">
+      <w:start w:val="1"/>
+      <w:numFmt w:val="bullet"/>
+      <w:lvlText w:val=""/>
+      <w:lvlJc w:val="left"/>
+      <w:pPr>
+        <w:ind w:left="6480" w:hanging="360"/>
+      </w:pPr>
+      <w:rPr>
+        <w:rFonts w:ascii="Wingdings" w:hAnsi="Wingdings" w:hint="default"/>
+      </w:rPr>
+    </w:lvl>
+  </w:abstractNum>
+  <w:abstractNum w:abstractNumId="14" w15:restartNumberingAfterBreak="0">
+    <w:nsid w:val="25C3767B"/>
+    <w:multiLevelType w:val="hybridMultilevel"/>
+    <w:tmpl w:val="340E606A"/>
+    <w:lvl w:ilvl="0" w:tplc="40090001">
+      <w:start w:val="1"/>
+      <w:numFmt w:val="bullet"/>
+      <w:lvlText w:val=""/>
+      <w:lvlJc w:val="left"/>
+      <w:pPr>
+        <w:ind w:left="720" w:hanging="360"/>
+      </w:pPr>
+      <w:rPr>
+        <w:rFonts w:ascii="Symbol" w:hAnsi="Symbol" w:hint="default"/>
+      </w:rPr>
+    </w:lvl>
+    <w:lvl w:ilvl="1" w:tplc="40090003" w:tentative="1">
+      <w:start w:val="1"/>
+      <w:numFmt w:val="bullet"/>
+      <w:lvlText w:val="o"/>
+      <w:lvlJc w:val="left"/>
+      <w:pPr>
+        <w:ind w:left="1440" w:hanging="360"/>
+      </w:pPr>
+      <w:rPr>
+        <w:rFonts w:ascii="Courier New" w:hAnsi="Courier New" w:cs="Courier New" w:hint="default"/>
+      </w:rPr>
+    </w:lvl>
+    <w:lvl w:ilvl="2" w:tplc="40090005" w:tentative="1">
+      <w:start w:val="1"/>
+      <w:numFmt w:val="bullet"/>
+      <w:lvlText w:val=""/>
+      <w:lvlJc w:val="left"/>
+      <w:pPr>
+        <w:ind w:left="2160" w:hanging="360"/>
+      </w:pPr>
+      <w:rPr>
+        <w:rFonts w:ascii="Wingdings" w:hAnsi="Wingdings" w:hint="default"/>
+      </w:rPr>
+    </w:lvl>
+    <w:lvl w:ilvl="3" w:tplc="40090001" w:tentative="1">
+      <w:start w:val="1"/>
+      <w:numFmt w:val="bullet"/>
+      <w:lvlText w:val=""/>
+      <w:lvlJc w:val="left"/>
+      <w:pPr>
+        <w:ind w:left="2880" w:hanging="360"/>
+      </w:pPr>
+      <w:rPr>
+        <w:rFonts w:ascii="Symbol" w:hAnsi="Symbol" w:hint="default"/>
+      </w:rPr>
+    </w:lvl>
+    <w:lvl w:ilvl="4" w:tplc="40090003" w:tentative="1">
+      <w:start w:val="1"/>
+      <w:numFmt w:val="bullet"/>
+      <w:lvlText w:val="o"/>
+      <w:lvlJc w:val="left"/>
+      <w:pPr>
+        <w:ind w:left="3600" w:hanging="360"/>
+      </w:pPr>
+      <w:rPr>
+        <w:rFonts w:ascii="Courier New" w:hAnsi="Courier New" w:cs="Courier New" w:hint="default"/>
+      </w:rPr>
+    </w:lvl>
+    <w:lvl w:ilvl="5" w:tplc="40090005" w:tentative="1">
+      <w:start w:val="1"/>
+      <w:numFmt w:val="bullet"/>
+      <w:lvlText w:val=""/>
+      <w:lvlJc w:val="left"/>
+      <w:pPr>
+        <w:ind w:left="4320" w:hanging="360"/>
+      </w:pPr>
+      <w:rPr>
+        <w:rFonts w:ascii="Wingdings" w:hAnsi="Wingdings" w:hint="default"/>
+      </w:rPr>
+    </w:lvl>
+    <w:lvl w:ilvl="6" w:tplc="40090001" w:tentative="1">
+      <w:start w:val="1"/>
+      <w:numFmt w:val="bullet"/>
+      <w:lvlText w:val=""/>
+      <w:lvlJc w:val="left"/>
+      <w:pPr>
+        <w:ind w:left="5040" w:hanging="360"/>
+      </w:pPr>
+      <w:rPr>
+        <w:rFonts w:ascii="Symbol" w:hAnsi="Symbol" w:hint="default"/>
+      </w:rPr>
+    </w:lvl>
+    <w:lvl w:ilvl="7" w:tplc="40090003" w:tentative="1">
+      <w:start w:val="1"/>
+      <w:numFmt w:val="bullet"/>
+      <w:lvlText w:val="o"/>
+      <w:lvlJc w:val="left"/>
+      <w:pPr>
+        <w:ind w:left="5760" w:hanging="360"/>
+      </w:pPr>
+      <w:rPr>
+        <w:rFonts w:ascii="Courier New" w:hAnsi="Courier New" w:cs="Courier New" w:hint="default"/>
+      </w:rPr>
+    </w:lvl>
+    <w:lvl w:ilvl="8" w:tplc="40090005" w:tentative="1">
+      <w:start w:val="1"/>
+      <w:numFmt w:val="bullet"/>
+      <w:lvlText w:val=""/>
+      <w:lvlJc w:val="left"/>
+      <w:pPr>
+        <w:ind w:left="6480" w:hanging="360"/>
+      </w:pPr>
+      <w:rPr>
+        <w:rFonts w:ascii="Wingdings" w:hAnsi="Wingdings" w:hint="default"/>
+      </w:rPr>
+    </w:lvl>
+  </w:abstractNum>
+  <w:abstractNum w:abstractNumId="15" w15:restartNumberingAfterBreak="0">
     <w:nsid w:val="2659624F"/>
     <w:multiLevelType w:val="multilevel"/>
     <w:tmpl w:val="8C227666"/>
@@ -3870,7 +4406,7 @@
       </w:rPr>
     </w:lvl>
   </w:abstractNum>
-  <w:abstractNum w:abstractNumId="13" w15:restartNumberingAfterBreak="0">
+  <w:abstractNum w:abstractNumId="16" w15:restartNumberingAfterBreak="0">
     <w:nsid w:val="288F2FED"/>
     <w:multiLevelType w:val="multilevel"/>
     <w:tmpl w:val="BD98F4E2"/>
@@ -4019,7 +4555,120 @@
       </w:rPr>
     </w:lvl>
   </w:abstractNum>
-  <w:abstractNum w:abstractNumId="14" w15:restartNumberingAfterBreak="0">
+  <w:abstractNum w:abstractNumId="17" w15:restartNumberingAfterBreak="0">
+    <w:nsid w:val="2B232445"/>
+    <w:multiLevelType w:val="hybridMultilevel"/>
+    <w:tmpl w:val="485C5F2C"/>
+    <w:lvl w:ilvl="0" w:tplc="40090001">
+      <w:start w:val="1"/>
+      <w:numFmt w:val="bullet"/>
+      <w:lvlText w:val=""/>
+      <w:lvlJc w:val="left"/>
+      <w:pPr>
+        <w:ind w:left="720" w:hanging="360"/>
+      </w:pPr>
+      <w:rPr>
+        <w:rFonts w:ascii="Symbol" w:hAnsi="Symbol" w:hint="default"/>
+      </w:rPr>
+    </w:lvl>
+    <w:lvl w:ilvl="1" w:tplc="40090003" w:tentative="1">
+      <w:start w:val="1"/>
+      <w:numFmt w:val="bullet"/>
+      <w:lvlText w:val="o"/>
+      <w:lvlJc w:val="left"/>
+      <w:pPr>
+        <w:ind w:left="1440" w:hanging="360"/>
+      </w:pPr>
+      <w:rPr>
+        <w:rFonts w:ascii="Courier New" w:hAnsi="Courier New" w:cs="Courier New" w:hint="default"/>
+      </w:rPr>
+    </w:lvl>
+    <w:lvl w:ilvl="2" w:tplc="40090005" w:tentative="1">
+      <w:start w:val="1"/>
+      <w:numFmt w:val="bullet"/>
+      <w:lvlText w:val=""/>
+      <w:lvlJc w:val="left"/>
+      <w:pPr>
+        <w:ind w:left="2160" w:hanging="360"/>
+      </w:pPr>
+      <w:rPr>
+        <w:rFonts w:ascii="Wingdings" w:hAnsi="Wingdings" w:hint="default"/>
+      </w:rPr>
+    </w:lvl>
+    <w:lvl w:ilvl="3" w:tplc="40090001" w:tentative="1">
+      <w:start w:val="1"/>
+      <w:numFmt w:val="bullet"/>
+      <w:lvlText w:val=""/>
+      <w:lvlJc w:val="left"/>
+      <w:pPr>
+        <w:ind w:left="2880" w:hanging="360"/>
+      </w:pPr>
+      <w:rPr>
+        <w:rFonts w:ascii="Symbol" w:hAnsi="Symbol" w:hint="default"/>
+      </w:rPr>
+    </w:lvl>
+    <w:lvl w:ilvl="4" w:tplc="40090003" w:tentative="1">
+      <w:start w:val="1"/>
+      <w:numFmt w:val="bullet"/>
+      <w:lvlText w:val="o"/>
+      <w:lvlJc w:val="left"/>
+      <w:pPr>
+        <w:ind w:left="3600" w:hanging="360"/>
+      </w:pPr>
+      <w:rPr>
+        <w:rFonts w:ascii="Courier New" w:hAnsi="Courier New" w:cs="Courier New" w:hint="default"/>
+      </w:rPr>
+    </w:lvl>
+    <w:lvl w:ilvl="5" w:tplc="40090005" w:tentative="1">
+      <w:start w:val="1"/>
+      <w:numFmt w:val="bullet"/>
+      <w:lvlText w:val=""/>
+      <w:lvlJc w:val="left"/>
+      <w:pPr>
+        <w:ind w:left="4320" w:hanging="360"/>
+      </w:pPr>
+      <w:rPr>
+        <w:rFonts w:ascii="Wingdings" w:hAnsi="Wingdings" w:hint="default"/>
+      </w:rPr>
+    </w:lvl>
+    <w:lvl w:ilvl="6" w:tplc="40090001" w:tentative="1">
+      <w:start w:val="1"/>
+      <w:numFmt w:val="bullet"/>
+      <w:lvlText w:val=""/>
+      <w:lvlJc w:val="left"/>
+      <w:pPr>
+        <w:ind w:left="5040" w:hanging="360"/>
+      </w:pPr>
+      <w:rPr>
+        <w:rFonts w:ascii="Symbol" w:hAnsi="Symbol" w:hint="default"/>
+      </w:rPr>
+    </w:lvl>
+    <w:lvl w:ilvl="7" w:tplc="40090003" w:tentative="1">
+      <w:start w:val="1"/>
+      <w:numFmt w:val="bullet"/>
+      <w:lvlText w:val="o"/>
+      <w:lvlJc w:val="left"/>
+      <w:pPr>
+        <w:ind w:left="5760" w:hanging="360"/>
+      </w:pPr>
+      <w:rPr>
+        <w:rFonts w:ascii="Courier New" w:hAnsi="Courier New" w:cs="Courier New" w:hint="default"/>
+      </w:rPr>
+    </w:lvl>
+    <w:lvl w:ilvl="8" w:tplc="40090005" w:tentative="1">
+      <w:start w:val="1"/>
+      <w:numFmt w:val="bullet"/>
+      <w:lvlText w:val=""/>
+      <w:lvlJc w:val="left"/>
+      <w:pPr>
+        <w:ind w:left="6480" w:hanging="360"/>
+      </w:pPr>
+      <w:rPr>
+        <w:rFonts w:ascii="Wingdings" w:hAnsi="Wingdings" w:hint="default"/>
+      </w:rPr>
+    </w:lvl>
+  </w:abstractNum>
+  <w:abstractNum w:abstractNumId="18" w15:restartNumberingAfterBreak="0">
     <w:nsid w:val="2C881719"/>
     <w:multiLevelType w:val="multilevel"/>
     <w:tmpl w:val="B956CB24"/>
@@ -4168,7 +4817,7 @@
       </w:rPr>
     </w:lvl>
   </w:abstractNum>
-  <w:abstractNum w:abstractNumId="15" w15:restartNumberingAfterBreak="0">
+  <w:abstractNum w:abstractNumId="19" w15:restartNumberingAfterBreak="0">
     <w:nsid w:val="2F714418"/>
     <w:multiLevelType w:val="multilevel"/>
     <w:tmpl w:val="4210DB0E"/>
@@ -4317,7 +4966,156 @@
       </w:rPr>
     </w:lvl>
   </w:abstractNum>
-  <w:abstractNum w:abstractNumId="16" w15:restartNumberingAfterBreak="0">
+  <w:abstractNum w:abstractNumId="20" w15:restartNumberingAfterBreak="0">
+    <w:nsid w:val="31013F49"/>
+    <w:multiLevelType w:val="multilevel"/>
+    <w:tmpl w:val="0F02177A"/>
+    <w:lvl w:ilvl="0">
+      <w:start w:val="1"/>
+      <w:numFmt w:val="bullet"/>
+      <w:lvlText w:val=""/>
+      <w:lvlJc w:val="left"/>
+      <w:pPr>
+        <w:tabs>
+          <w:tab w:val="num" w:pos="720"/>
+        </w:tabs>
+        <w:ind w:left="720" w:hanging="360"/>
+      </w:pPr>
+      <w:rPr>
+        <w:rFonts w:ascii="Symbol" w:hAnsi="Symbol" w:hint="default"/>
+        <w:sz w:val="20"/>
+      </w:rPr>
+    </w:lvl>
+    <w:lvl w:ilvl="1" w:tentative="1">
+      <w:start w:val="1"/>
+      <w:numFmt w:val="bullet"/>
+      <w:lvlText w:val="o"/>
+      <w:lvlJc w:val="left"/>
+      <w:pPr>
+        <w:tabs>
+          <w:tab w:val="num" w:pos="1440"/>
+        </w:tabs>
+        <w:ind w:left="1440" w:hanging="360"/>
+      </w:pPr>
+      <w:rPr>
+        <w:rFonts w:ascii="Courier New" w:hAnsi="Courier New" w:hint="default"/>
+        <w:sz w:val="20"/>
+      </w:rPr>
+    </w:lvl>
+    <w:lvl w:ilvl="2" w:tentative="1">
+      <w:start w:val="1"/>
+      <w:numFmt w:val="bullet"/>
+      <w:lvlText w:val=""/>
+      <w:lvlJc w:val="left"/>
+      <w:pPr>
+        <w:tabs>
+          <w:tab w:val="num" w:pos="2160"/>
+        </w:tabs>
+        <w:ind w:left="2160" w:hanging="360"/>
+      </w:pPr>
+      <w:rPr>
+        <w:rFonts w:ascii="Wingdings" w:hAnsi="Wingdings" w:hint="default"/>
+        <w:sz w:val="20"/>
+      </w:rPr>
+    </w:lvl>
+    <w:lvl w:ilvl="3" w:tentative="1">
+      <w:start w:val="1"/>
+      <w:numFmt w:val="bullet"/>
+      <w:lvlText w:val=""/>
+      <w:lvlJc w:val="left"/>
+      <w:pPr>
+        <w:tabs>
+          <w:tab w:val="num" w:pos="2880"/>
+        </w:tabs>
+        <w:ind w:left="2880" w:hanging="360"/>
+      </w:pPr>
+      <w:rPr>
+        <w:rFonts w:ascii="Wingdings" w:hAnsi="Wingdings" w:hint="default"/>
+        <w:sz w:val="20"/>
+      </w:rPr>
+    </w:lvl>
+    <w:lvl w:ilvl="4" w:tentative="1">
+      <w:start w:val="1"/>
+      <w:numFmt w:val="bullet"/>
+      <w:lvlText w:val=""/>
+      <w:lvlJc w:val="left"/>
+      <w:pPr>
+        <w:tabs>
+          <w:tab w:val="num" w:pos="3600"/>
+        </w:tabs>
+        <w:ind w:left="3600" w:hanging="360"/>
+      </w:pPr>
+      <w:rPr>
+        <w:rFonts w:ascii="Wingdings" w:hAnsi="Wingdings" w:hint="default"/>
+        <w:sz w:val="20"/>
+      </w:rPr>
+    </w:lvl>
+    <w:lvl w:ilvl="5" w:tentative="1">
+      <w:start w:val="1"/>
+      <w:numFmt w:val="bullet"/>
+      <w:lvlText w:val=""/>
+      <w:lvlJc w:val="left"/>
+      <w:pPr>
+        <w:tabs>
+          <w:tab w:val="num" w:pos="4320"/>
+        </w:tabs>
+        <w:ind w:left="4320" w:hanging="360"/>
+      </w:pPr>
+      <w:rPr>
+        <w:rFonts w:ascii="Wingdings" w:hAnsi="Wingdings" w:hint="default"/>
+        <w:sz w:val="20"/>
+      </w:rPr>
+    </w:lvl>
+    <w:lvl w:ilvl="6" w:tentative="1">
+      <w:start w:val="1"/>
+      <w:numFmt w:val="bullet"/>
+      <w:lvlText w:val=""/>
+      <w:lvlJc w:val="left"/>
+      <w:pPr>
+        <w:tabs>
+          <w:tab w:val="num" w:pos="5040"/>
+        </w:tabs>
+        <w:ind w:left="5040" w:hanging="360"/>
+      </w:pPr>
+      <w:rPr>
+        <w:rFonts w:ascii="Wingdings" w:hAnsi="Wingdings" w:hint="default"/>
+        <w:sz w:val="20"/>
+      </w:rPr>
+    </w:lvl>
+    <w:lvl w:ilvl="7" w:tentative="1">
+      <w:start w:val="1"/>
+      <w:numFmt w:val="bullet"/>
+      <w:lvlText w:val=""/>
+      <w:lvlJc w:val="left"/>
+      <w:pPr>
+        <w:tabs>
+          <w:tab w:val="num" w:pos="5760"/>
+        </w:tabs>
+        <w:ind w:left="5760" w:hanging="360"/>
+      </w:pPr>
+      <w:rPr>
+        <w:rFonts w:ascii="Wingdings" w:hAnsi="Wingdings" w:hint="default"/>
+        <w:sz w:val="20"/>
+      </w:rPr>
+    </w:lvl>
+    <w:lvl w:ilvl="8" w:tentative="1">
+      <w:start w:val="1"/>
+      <w:numFmt w:val="bullet"/>
+      <w:lvlText w:val=""/>
+      <w:lvlJc w:val="left"/>
+      <w:pPr>
+        <w:tabs>
+          <w:tab w:val="num" w:pos="6480"/>
+        </w:tabs>
+        <w:ind w:left="6480" w:hanging="360"/>
+      </w:pPr>
+      <w:rPr>
+        <w:rFonts w:ascii="Wingdings" w:hAnsi="Wingdings" w:hint="default"/>
+        <w:sz w:val="20"/>
+      </w:rPr>
+    </w:lvl>
+  </w:abstractNum>
+  <w:abstractNum w:abstractNumId="21" w15:restartNumberingAfterBreak="0">
     <w:nsid w:val="340C6053"/>
     <w:multiLevelType w:val="multilevel"/>
     <w:tmpl w:val="193EC5FA"/>
@@ -4466,7 +5264,7 @@
       </w:rPr>
     </w:lvl>
   </w:abstractNum>
-  <w:abstractNum w:abstractNumId="17" w15:restartNumberingAfterBreak="0">
+  <w:abstractNum w:abstractNumId="22" w15:restartNumberingAfterBreak="0">
     <w:nsid w:val="348052CA"/>
     <w:multiLevelType w:val="multilevel"/>
     <w:tmpl w:val="8B2CA1B0"/>
@@ -4615,7 +5413,7 @@
       </w:rPr>
     </w:lvl>
   </w:abstractNum>
-  <w:abstractNum w:abstractNumId="18" w15:restartNumberingAfterBreak="0">
+  <w:abstractNum w:abstractNumId="23" w15:restartNumberingAfterBreak="0">
     <w:nsid w:val="34BC4C06"/>
     <w:multiLevelType w:val="multilevel"/>
     <w:tmpl w:val="97261F1C"/>
@@ -4764,7 +5562,7 @@
       </w:rPr>
     </w:lvl>
   </w:abstractNum>
-  <w:abstractNum w:abstractNumId="19" w15:restartNumberingAfterBreak="0">
+  <w:abstractNum w:abstractNumId="24" w15:restartNumberingAfterBreak="0">
     <w:nsid w:val="38A25DAA"/>
     <w:multiLevelType w:val="multilevel"/>
     <w:tmpl w:val="38BAC8AC"/>
@@ -4913,7 +5711,7 @@
       </w:rPr>
     </w:lvl>
   </w:abstractNum>
-  <w:abstractNum w:abstractNumId="20" w15:restartNumberingAfterBreak="0">
+  <w:abstractNum w:abstractNumId="25" w15:restartNumberingAfterBreak="0">
     <w:nsid w:val="3F5B4CDB"/>
     <w:multiLevelType w:val="multilevel"/>
     <w:tmpl w:val="81B478BA"/>
@@ -5062,7 +5860,7 @@
       </w:rPr>
     </w:lvl>
   </w:abstractNum>
-  <w:abstractNum w:abstractNumId="21" w15:restartNumberingAfterBreak="0">
+  <w:abstractNum w:abstractNumId="26" w15:restartNumberingAfterBreak="0">
     <w:nsid w:val="41D36E2A"/>
     <w:multiLevelType w:val="multilevel"/>
     <w:tmpl w:val="1E3A19D4"/>
@@ -5211,7 +6009,7 @@
       </w:rPr>
     </w:lvl>
   </w:abstractNum>
-  <w:abstractNum w:abstractNumId="22" w15:restartNumberingAfterBreak="0">
+  <w:abstractNum w:abstractNumId="27" w15:restartNumberingAfterBreak="0">
     <w:nsid w:val="439020E5"/>
     <w:multiLevelType w:val="multilevel"/>
     <w:tmpl w:val="64B8780E"/>
@@ -5360,7 +6158,7 @@
       </w:rPr>
     </w:lvl>
   </w:abstractNum>
-  <w:abstractNum w:abstractNumId="23" w15:restartNumberingAfterBreak="0">
+  <w:abstractNum w:abstractNumId="28" w15:restartNumberingAfterBreak="0">
     <w:nsid w:val="441E6C53"/>
     <w:multiLevelType w:val="multilevel"/>
     <w:tmpl w:val="F28A394E"/>
@@ -5509,7 +6307,7 @@
       </w:rPr>
     </w:lvl>
   </w:abstractNum>
-  <w:abstractNum w:abstractNumId="24" w15:restartNumberingAfterBreak="0">
+  <w:abstractNum w:abstractNumId="29" w15:restartNumberingAfterBreak="0">
     <w:nsid w:val="45686DA9"/>
     <w:multiLevelType w:val="multilevel"/>
     <w:tmpl w:val="8DB625CC"/>
@@ -5658,7 +6456,7 @@
       </w:rPr>
     </w:lvl>
   </w:abstractNum>
-  <w:abstractNum w:abstractNumId="25" w15:restartNumberingAfterBreak="0">
+  <w:abstractNum w:abstractNumId="30" w15:restartNumberingAfterBreak="0">
     <w:nsid w:val="45952D4C"/>
     <w:multiLevelType w:val="multilevel"/>
     <w:tmpl w:val="FF0C0AFC"/>
@@ -5807,7 +6605,7 @@
       </w:rPr>
     </w:lvl>
   </w:abstractNum>
-  <w:abstractNum w:abstractNumId="26" w15:restartNumberingAfterBreak="0">
+  <w:abstractNum w:abstractNumId="31" w15:restartNumberingAfterBreak="0">
     <w:nsid w:val="4A1967C6"/>
     <w:multiLevelType w:val="multilevel"/>
     <w:tmpl w:val="B33CB850"/>
@@ -5956,7 +6754,7 @@
       </w:rPr>
     </w:lvl>
   </w:abstractNum>
-  <w:abstractNum w:abstractNumId="27" w15:restartNumberingAfterBreak="0">
+  <w:abstractNum w:abstractNumId="32" w15:restartNumberingAfterBreak="0">
     <w:nsid w:val="4A9B53EB"/>
     <w:multiLevelType w:val="multilevel"/>
     <w:tmpl w:val="630063CE"/>
@@ -6105,7 +6903,7 @@
       </w:rPr>
     </w:lvl>
   </w:abstractNum>
-  <w:abstractNum w:abstractNumId="28" w15:restartNumberingAfterBreak="0">
+  <w:abstractNum w:abstractNumId="33" w15:restartNumberingAfterBreak="0">
     <w:nsid w:val="4B5D7775"/>
     <w:multiLevelType w:val="multilevel"/>
     <w:tmpl w:val="328E037A"/>
@@ -6254,7 +7052,7 @@
       </w:rPr>
     </w:lvl>
   </w:abstractNum>
-  <w:abstractNum w:abstractNumId="29" w15:restartNumberingAfterBreak="0">
+  <w:abstractNum w:abstractNumId="34" w15:restartNumberingAfterBreak="0">
     <w:nsid w:val="4D155469"/>
     <w:multiLevelType w:val="multilevel"/>
     <w:tmpl w:val="2A24054E"/>
@@ -6403,7 +7201,156 @@
       </w:rPr>
     </w:lvl>
   </w:abstractNum>
-  <w:abstractNum w:abstractNumId="30" w15:restartNumberingAfterBreak="0">
+  <w:abstractNum w:abstractNumId="35" w15:restartNumberingAfterBreak="0">
+    <w:nsid w:val="4E8621C9"/>
+    <w:multiLevelType w:val="multilevel"/>
+    <w:tmpl w:val="C1382C18"/>
+    <w:lvl w:ilvl="0">
+      <w:start w:val="1"/>
+      <w:numFmt w:val="bullet"/>
+      <w:lvlText w:val=""/>
+      <w:lvlJc w:val="left"/>
+      <w:pPr>
+        <w:tabs>
+          <w:tab w:val="num" w:pos="720"/>
+        </w:tabs>
+        <w:ind w:left="720" w:hanging="360"/>
+      </w:pPr>
+      <w:rPr>
+        <w:rFonts w:ascii="Symbol" w:hAnsi="Symbol" w:hint="default"/>
+        <w:sz w:val="20"/>
+      </w:rPr>
+    </w:lvl>
+    <w:lvl w:ilvl="1" w:tentative="1">
+      <w:start w:val="1"/>
+      <w:numFmt w:val="bullet"/>
+      <w:lvlText w:val="o"/>
+      <w:lvlJc w:val="left"/>
+      <w:pPr>
+        <w:tabs>
+          <w:tab w:val="num" w:pos="1440"/>
+        </w:tabs>
+        <w:ind w:left="1440" w:hanging="360"/>
+      </w:pPr>
+      <w:rPr>
+        <w:rFonts w:ascii="Courier New" w:hAnsi="Courier New" w:hint="default"/>
+        <w:sz w:val="20"/>
+      </w:rPr>
+    </w:lvl>
+    <w:lvl w:ilvl="2" w:tentative="1">
+      <w:start w:val="1"/>
+      <w:numFmt w:val="bullet"/>
+      <w:lvlText w:val=""/>
+      <w:lvlJc w:val="left"/>
+      <w:pPr>
+        <w:tabs>
+          <w:tab w:val="num" w:pos="2160"/>
+        </w:tabs>
+        <w:ind w:left="2160" w:hanging="360"/>
+      </w:pPr>
+      <w:rPr>
+        <w:rFonts w:ascii="Wingdings" w:hAnsi="Wingdings" w:hint="default"/>
+        <w:sz w:val="20"/>
+      </w:rPr>
+    </w:lvl>
+    <w:lvl w:ilvl="3" w:tentative="1">
+      <w:start w:val="1"/>
+      <w:numFmt w:val="bullet"/>
+      <w:lvlText w:val=""/>
+      <w:lvlJc w:val="left"/>
+      <w:pPr>
+        <w:tabs>
+          <w:tab w:val="num" w:pos="2880"/>
+        </w:tabs>
+        <w:ind w:left="2880" w:hanging="360"/>
+      </w:pPr>
+      <w:rPr>
+        <w:rFonts w:ascii="Wingdings" w:hAnsi="Wingdings" w:hint="default"/>
+        <w:sz w:val="20"/>
+      </w:rPr>
+    </w:lvl>
+    <w:lvl w:ilvl="4" w:tentative="1">
+      <w:start w:val="1"/>
+      <w:numFmt w:val="bullet"/>
+      <w:lvlText w:val=""/>
+      <w:lvlJc w:val="left"/>
+      <w:pPr>
+        <w:tabs>
+          <w:tab w:val="num" w:pos="3600"/>
+        </w:tabs>
+        <w:ind w:left="3600" w:hanging="360"/>
+      </w:pPr>
+      <w:rPr>
+        <w:rFonts w:ascii="Wingdings" w:hAnsi="Wingdings" w:hint="default"/>
+        <w:sz w:val="20"/>
+      </w:rPr>
+    </w:lvl>
+    <w:lvl w:ilvl="5" w:tentative="1">
+      <w:start w:val="1"/>
+      <w:numFmt w:val="bullet"/>
+      <w:lvlText w:val=""/>
+      <w:lvlJc w:val="left"/>
+      <w:pPr>
+        <w:tabs>
+          <w:tab w:val="num" w:pos="4320"/>
+        </w:tabs>
+        <w:ind w:left="4320" w:hanging="360"/>
+      </w:pPr>
+      <w:rPr>
+        <w:rFonts w:ascii="Wingdings" w:hAnsi="Wingdings" w:hint="default"/>
+        <w:sz w:val="20"/>
+      </w:rPr>
+    </w:lvl>
+    <w:lvl w:ilvl="6" w:tentative="1">
+      <w:start w:val="1"/>
+      <w:numFmt w:val="bullet"/>
+      <w:lvlText w:val=""/>
+      <w:lvlJc w:val="left"/>
+      <w:pPr>
+        <w:tabs>
+          <w:tab w:val="num" w:pos="5040"/>
+        </w:tabs>
+        <w:ind w:left="5040" w:hanging="360"/>
+      </w:pPr>
+      <w:rPr>
+        <w:rFonts w:ascii="Wingdings" w:hAnsi="Wingdings" w:hint="default"/>
+        <w:sz w:val="20"/>
+      </w:rPr>
+    </w:lvl>
+    <w:lvl w:ilvl="7" w:tentative="1">
+      <w:start w:val="1"/>
+      <w:numFmt w:val="bullet"/>
+      <w:lvlText w:val=""/>
+      <w:lvlJc w:val="left"/>
+      <w:pPr>
+        <w:tabs>
+          <w:tab w:val="num" w:pos="5760"/>
+        </w:tabs>
+        <w:ind w:left="5760" w:hanging="360"/>
+      </w:pPr>
+      <w:rPr>
+        <w:rFonts w:ascii="Wingdings" w:hAnsi="Wingdings" w:hint="default"/>
+        <w:sz w:val="20"/>
+      </w:rPr>
+    </w:lvl>
+    <w:lvl w:ilvl="8" w:tentative="1">
+      <w:start w:val="1"/>
+      <w:numFmt w:val="bullet"/>
+      <w:lvlText w:val=""/>
+      <w:lvlJc w:val="left"/>
+      <w:pPr>
+        <w:tabs>
+          <w:tab w:val="num" w:pos="6480"/>
+        </w:tabs>
+        <w:ind w:left="6480" w:hanging="360"/>
+      </w:pPr>
+      <w:rPr>
+        <w:rFonts w:ascii="Wingdings" w:hAnsi="Wingdings" w:hint="default"/>
+        <w:sz w:val="20"/>
+      </w:rPr>
+    </w:lvl>
+  </w:abstractNum>
+  <w:abstractNum w:abstractNumId="36" w15:restartNumberingAfterBreak="0">
     <w:nsid w:val="4FAA68EF"/>
     <w:multiLevelType w:val="multilevel"/>
     <w:tmpl w:val="E36E6D5C"/>
@@ -6552,7 +7499,7 @@
       </w:rPr>
     </w:lvl>
   </w:abstractNum>
-  <w:abstractNum w:abstractNumId="31" w15:restartNumberingAfterBreak="0">
+  <w:abstractNum w:abstractNumId="37" w15:restartNumberingAfterBreak="0">
     <w:nsid w:val="509B06C0"/>
     <w:multiLevelType w:val="multilevel"/>
     <w:tmpl w:val="4BF2E9E6"/>
@@ -6701,7 +7648,7 @@
       </w:rPr>
     </w:lvl>
   </w:abstractNum>
-  <w:abstractNum w:abstractNumId="32" w15:restartNumberingAfterBreak="0">
+  <w:abstractNum w:abstractNumId="38" w15:restartNumberingAfterBreak="0">
     <w:nsid w:val="53D1311F"/>
     <w:multiLevelType w:val="multilevel"/>
     <w:tmpl w:val="3DD8E756"/>
@@ -6850,7 +7797,120 @@
       </w:rPr>
     </w:lvl>
   </w:abstractNum>
-  <w:abstractNum w:abstractNumId="33" w15:restartNumberingAfterBreak="0">
+  <w:abstractNum w:abstractNumId="39" w15:restartNumberingAfterBreak="0">
+    <w:nsid w:val="56E55535"/>
+    <w:multiLevelType w:val="hybridMultilevel"/>
+    <w:tmpl w:val="37120EA2"/>
+    <w:lvl w:ilvl="0" w:tplc="40090001">
+      <w:start w:val="1"/>
+      <w:numFmt w:val="bullet"/>
+      <w:lvlText w:val=""/>
+      <w:lvlJc w:val="left"/>
+      <w:pPr>
+        <w:ind w:left="720" w:hanging="360"/>
+      </w:pPr>
+      <w:rPr>
+        <w:rFonts w:ascii="Symbol" w:hAnsi="Symbol" w:hint="default"/>
+      </w:rPr>
+    </w:lvl>
+    <w:lvl w:ilvl="1" w:tplc="40090003" w:tentative="1">
+      <w:start w:val="1"/>
+      <w:numFmt w:val="bullet"/>
+      <w:lvlText w:val="o"/>
+      <w:lvlJc w:val="left"/>
+      <w:pPr>
+        <w:ind w:left="1440" w:hanging="360"/>
+      </w:pPr>
+      <w:rPr>
+        <w:rFonts w:ascii="Courier New" w:hAnsi="Courier New" w:cs="Courier New" w:hint="default"/>
+      </w:rPr>
+    </w:lvl>
+    <w:lvl w:ilvl="2" w:tplc="40090005" w:tentative="1">
+      <w:start w:val="1"/>
+      <w:numFmt w:val="bullet"/>
+      <w:lvlText w:val=""/>
+      <w:lvlJc w:val="left"/>
+      <w:pPr>
+        <w:ind w:left="2160" w:hanging="360"/>
+      </w:pPr>
+      <w:rPr>
+        <w:rFonts w:ascii="Wingdings" w:hAnsi="Wingdings" w:hint="default"/>
+      </w:rPr>
+    </w:lvl>
+    <w:lvl w:ilvl="3" w:tplc="40090001" w:tentative="1">
+      <w:start w:val="1"/>
+      <w:numFmt w:val="bullet"/>
+      <w:lvlText w:val=""/>
+      <w:lvlJc w:val="left"/>
+      <w:pPr>
+        <w:ind w:left="2880" w:hanging="360"/>
+      </w:pPr>
+      <w:rPr>
+        <w:rFonts w:ascii="Symbol" w:hAnsi="Symbol" w:hint="default"/>
+      </w:rPr>
+    </w:lvl>
+    <w:lvl w:ilvl="4" w:tplc="40090003" w:tentative="1">
+      <w:start w:val="1"/>
+      <w:numFmt w:val="bullet"/>
+      <w:lvlText w:val="o"/>
+      <w:lvlJc w:val="left"/>
+      <w:pPr>
+        <w:ind w:left="3600" w:hanging="360"/>
+      </w:pPr>
+      <w:rPr>
+        <w:rFonts w:ascii="Courier New" w:hAnsi="Courier New" w:cs="Courier New" w:hint="default"/>
+      </w:rPr>
+    </w:lvl>
+    <w:lvl w:ilvl="5" w:tplc="40090005" w:tentative="1">
+      <w:start w:val="1"/>
+      <w:numFmt w:val="bullet"/>
+      <w:lvlText w:val=""/>
+      <w:lvlJc w:val="left"/>
+      <w:pPr>
+        <w:ind w:left="4320" w:hanging="360"/>
+      </w:pPr>
+      <w:rPr>
+        <w:rFonts w:ascii="Wingdings" w:hAnsi="Wingdings" w:hint="default"/>
+      </w:rPr>
+    </w:lvl>
+    <w:lvl w:ilvl="6" w:tplc="40090001" w:tentative="1">
+      <w:start w:val="1"/>
+      <w:numFmt w:val="bullet"/>
+      <w:lvlText w:val=""/>
+      <w:lvlJc w:val="left"/>
+      <w:pPr>
+        <w:ind w:left="5040" w:hanging="360"/>
+      </w:pPr>
+      <w:rPr>
+        <w:rFonts w:ascii="Symbol" w:hAnsi="Symbol" w:hint="default"/>
+      </w:rPr>
+    </w:lvl>
+    <w:lvl w:ilvl="7" w:tplc="40090003" w:tentative="1">
+      <w:start w:val="1"/>
+      <w:numFmt w:val="bullet"/>
+      <w:lvlText w:val="o"/>
+      <w:lvlJc w:val="left"/>
+      <w:pPr>
+        <w:ind w:left="5760" w:hanging="360"/>
+      </w:pPr>
+      <w:rPr>
+        <w:rFonts w:ascii="Courier New" w:hAnsi="Courier New" w:cs="Courier New" w:hint="default"/>
+      </w:rPr>
+    </w:lvl>
+    <w:lvl w:ilvl="8" w:tplc="40090005" w:tentative="1">
+      <w:start w:val="1"/>
+      <w:numFmt w:val="bullet"/>
+      <w:lvlText w:val=""/>
+      <w:lvlJc w:val="left"/>
+      <w:pPr>
+        <w:ind w:left="6480" w:hanging="360"/>
+      </w:pPr>
+      <w:rPr>
+        <w:rFonts w:ascii="Wingdings" w:hAnsi="Wingdings" w:hint="default"/>
+      </w:rPr>
+    </w:lvl>
+  </w:abstractNum>
+  <w:abstractNum w:abstractNumId="40" w15:restartNumberingAfterBreak="0">
     <w:nsid w:val="5AD024C6"/>
     <w:multiLevelType w:val="multilevel"/>
     <w:tmpl w:val="F31E6454"/>
@@ -6999,7 +8059,7 @@
       </w:rPr>
     </w:lvl>
   </w:abstractNum>
-  <w:abstractNum w:abstractNumId="34" w15:restartNumberingAfterBreak="0">
+  <w:abstractNum w:abstractNumId="41" w15:restartNumberingAfterBreak="0">
     <w:nsid w:val="5B230AB3"/>
     <w:multiLevelType w:val="multilevel"/>
     <w:tmpl w:val="51465CE0"/>
@@ -7148,7 +8208,7 @@
       </w:rPr>
     </w:lvl>
   </w:abstractNum>
-  <w:abstractNum w:abstractNumId="35" w15:restartNumberingAfterBreak="0">
+  <w:abstractNum w:abstractNumId="42" w15:restartNumberingAfterBreak="0">
     <w:nsid w:val="655D789C"/>
     <w:multiLevelType w:val="multilevel"/>
     <w:tmpl w:val="A16EA88A"/>
@@ -7297,7 +8357,7 @@
       </w:rPr>
     </w:lvl>
   </w:abstractNum>
-  <w:abstractNum w:abstractNumId="36" w15:restartNumberingAfterBreak="0">
+  <w:abstractNum w:abstractNumId="43" w15:restartNumberingAfterBreak="0">
     <w:nsid w:val="6D907711"/>
     <w:multiLevelType w:val="multilevel"/>
     <w:tmpl w:val="10CCE688"/>
@@ -7446,7 +8506,7 @@
       </w:rPr>
     </w:lvl>
   </w:abstractNum>
-  <w:abstractNum w:abstractNumId="37" w15:restartNumberingAfterBreak="0">
+  <w:abstractNum w:abstractNumId="44" w15:restartNumberingAfterBreak="0">
     <w:nsid w:val="70E6737C"/>
     <w:multiLevelType w:val="multilevel"/>
     <w:tmpl w:val="3740259C"/>
@@ -7595,7 +8655,7 @@
       </w:rPr>
     </w:lvl>
   </w:abstractNum>
-  <w:abstractNum w:abstractNumId="38" w15:restartNumberingAfterBreak="0">
+  <w:abstractNum w:abstractNumId="45" w15:restartNumberingAfterBreak="0">
     <w:nsid w:val="713E3785"/>
     <w:multiLevelType w:val="multilevel"/>
     <w:tmpl w:val="4828B27A"/>
@@ -7744,7 +8804,7 @@
       </w:rPr>
     </w:lvl>
   </w:abstractNum>
-  <w:abstractNum w:abstractNumId="39" w15:restartNumberingAfterBreak="0">
+  <w:abstractNum w:abstractNumId="46" w15:restartNumberingAfterBreak="0">
     <w:nsid w:val="716743EA"/>
     <w:multiLevelType w:val="multilevel"/>
     <w:tmpl w:val="4BBA8842"/>
@@ -7893,7 +8953,120 @@
       </w:rPr>
     </w:lvl>
   </w:abstractNum>
-  <w:abstractNum w:abstractNumId="40" w15:restartNumberingAfterBreak="0">
+  <w:abstractNum w:abstractNumId="47" w15:restartNumberingAfterBreak="0">
+    <w:nsid w:val="7209049B"/>
+    <w:multiLevelType w:val="hybridMultilevel"/>
+    <w:tmpl w:val="99C6E820"/>
+    <w:lvl w:ilvl="0" w:tplc="40090001">
+      <w:start w:val="1"/>
+      <w:numFmt w:val="bullet"/>
+      <w:lvlText w:val=""/>
+      <w:lvlJc w:val="left"/>
+      <w:pPr>
+        <w:ind w:left="1440" w:hanging="360"/>
+      </w:pPr>
+      <w:rPr>
+        <w:rFonts w:ascii="Symbol" w:hAnsi="Symbol" w:hint="default"/>
+      </w:rPr>
+    </w:lvl>
+    <w:lvl w:ilvl="1" w:tplc="40090003" w:tentative="1">
+      <w:start w:val="1"/>
+      <w:numFmt w:val="bullet"/>
+      <w:lvlText w:val="o"/>
+      <w:lvlJc w:val="left"/>
+      <w:pPr>
+        <w:ind w:left="2160" w:hanging="360"/>
+      </w:pPr>
+      <w:rPr>
+        <w:rFonts w:ascii="Courier New" w:hAnsi="Courier New" w:cs="Courier New" w:hint="default"/>
+      </w:rPr>
+    </w:lvl>
+    <w:lvl w:ilvl="2" w:tplc="40090005" w:tentative="1">
+      <w:start w:val="1"/>
+      <w:numFmt w:val="bullet"/>
+      <w:lvlText w:val=""/>
+      <w:lvlJc w:val="left"/>
+      <w:pPr>
+        <w:ind w:left="2880" w:hanging="360"/>
+      </w:pPr>
+      <w:rPr>
+        <w:rFonts w:ascii="Wingdings" w:hAnsi="Wingdings" w:hint="default"/>
+      </w:rPr>
+    </w:lvl>
+    <w:lvl w:ilvl="3" w:tplc="40090001" w:tentative="1">
+      <w:start w:val="1"/>
+      <w:numFmt w:val="bullet"/>
+      <w:lvlText w:val=""/>
+      <w:lvlJc w:val="left"/>
+      <w:pPr>
+        <w:ind w:left="3600" w:hanging="360"/>
+      </w:pPr>
+      <w:rPr>
+        <w:rFonts w:ascii="Symbol" w:hAnsi="Symbol" w:hint="default"/>
+      </w:rPr>
+    </w:lvl>
+    <w:lvl w:ilvl="4" w:tplc="40090003" w:tentative="1">
+      <w:start w:val="1"/>
+      <w:numFmt w:val="bullet"/>
+      <w:lvlText w:val="o"/>
+      <w:lvlJc w:val="left"/>
+      <w:pPr>
+        <w:ind w:left="4320" w:hanging="360"/>
+      </w:pPr>
+      <w:rPr>
+        <w:rFonts w:ascii="Courier New" w:hAnsi="Courier New" w:cs="Courier New" w:hint="default"/>
+      </w:rPr>
+    </w:lvl>
+    <w:lvl w:ilvl="5" w:tplc="40090005" w:tentative="1">
+      <w:start w:val="1"/>
+      <w:numFmt w:val="bullet"/>
+      <w:lvlText w:val=""/>
+      <w:lvlJc w:val="left"/>
+      <w:pPr>
+        <w:ind w:left="5040" w:hanging="360"/>
+      </w:pPr>
+      <w:rPr>
+        <w:rFonts w:ascii="Wingdings" w:hAnsi="Wingdings" w:hint="default"/>
+      </w:rPr>
+    </w:lvl>
+    <w:lvl w:ilvl="6" w:tplc="40090001" w:tentative="1">
+      <w:start w:val="1"/>
+      <w:numFmt w:val="bullet"/>
+      <w:lvlText w:val=""/>
+      <w:lvlJc w:val="left"/>
+      <w:pPr>
+        <w:ind w:left="5760" w:hanging="360"/>
+      </w:pPr>
+      <w:rPr>
+        <w:rFonts w:ascii="Symbol" w:hAnsi="Symbol" w:hint="default"/>
+      </w:rPr>
+    </w:lvl>
+    <w:lvl w:ilvl="7" w:tplc="40090003" w:tentative="1">
+      <w:start w:val="1"/>
+      <w:numFmt w:val="bullet"/>
+      <w:lvlText w:val="o"/>
+      <w:lvlJc w:val="left"/>
+      <w:pPr>
+        <w:ind w:left="6480" w:hanging="360"/>
+      </w:pPr>
+      <w:rPr>
+        <w:rFonts w:ascii="Courier New" w:hAnsi="Courier New" w:cs="Courier New" w:hint="default"/>
+      </w:rPr>
+    </w:lvl>
+    <w:lvl w:ilvl="8" w:tplc="40090005" w:tentative="1">
+      <w:start w:val="1"/>
+      <w:numFmt w:val="bullet"/>
+      <w:lvlText w:val=""/>
+      <w:lvlJc w:val="left"/>
+      <w:pPr>
+        <w:ind w:left="7200" w:hanging="360"/>
+      </w:pPr>
+      <w:rPr>
+        <w:rFonts w:ascii="Wingdings" w:hAnsi="Wingdings" w:hint="default"/>
+      </w:rPr>
+    </w:lvl>
+  </w:abstractNum>
+  <w:abstractNum w:abstractNumId="48" w15:restartNumberingAfterBreak="0">
     <w:nsid w:val="76166F18"/>
     <w:multiLevelType w:val="multilevel"/>
     <w:tmpl w:val="7354D578"/>
@@ -8042,7 +9215,7 @@
       </w:rPr>
     </w:lvl>
   </w:abstractNum>
-  <w:abstractNum w:abstractNumId="41" w15:restartNumberingAfterBreak="0">
+  <w:abstractNum w:abstractNumId="49" w15:restartNumberingAfterBreak="0">
     <w:nsid w:val="777E6664"/>
     <w:multiLevelType w:val="multilevel"/>
     <w:tmpl w:val="A420F694"/>
@@ -8191,7 +9364,7 @@
       </w:rPr>
     </w:lvl>
   </w:abstractNum>
-  <w:abstractNum w:abstractNumId="42" w15:restartNumberingAfterBreak="0">
+  <w:abstractNum w:abstractNumId="50" w15:restartNumberingAfterBreak="0">
     <w:nsid w:val="7DC71D32"/>
     <w:multiLevelType w:val="multilevel"/>
     <w:tmpl w:val="68EEDD6A"/>
@@ -8341,133 +9514,157 @@
     </w:lvl>
   </w:abstractNum>
   <w:num w:numId="1" w16cid:durableId="845830946">
-    <w:abstractNumId w:val="17"/>
+    <w:abstractNumId w:val="22"/>
   </w:num>
   <w:num w:numId="2" w16cid:durableId="1963345078">
+    <w:abstractNumId w:val="48"/>
+  </w:num>
+  <w:num w:numId="3" w16cid:durableId="417750148">
+    <w:abstractNumId w:val="32"/>
+  </w:num>
+  <w:num w:numId="4" w16cid:durableId="215170108">
+    <w:abstractNumId w:val="44"/>
+  </w:num>
+  <w:num w:numId="5" w16cid:durableId="1959289340">
+    <w:abstractNumId w:val="9"/>
+  </w:num>
+  <w:num w:numId="6" w16cid:durableId="1921791299">
+    <w:abstractNumId w:val="37"/>
+  </w:num>
+  <w:num w:numId="7" w16cid:durableId="1231624109">
+    <w:abstractNumId w:val="43"/>
+  </w:num>
+  <w:num w:numId="8" w16cid:durableId="1109929376">
     <w:abstractNumId w:val="40"/>
   </w:num>
-  <w:num w:numId="3" w16cid:durableId="417750148">
-    <w:abstractNumId w:val="27"/>
+  <w:num w:numId="9" w16cid:durableId="701707585">
+    <w:abstractNumId w:val="4"/>
   </w:num>
-  <w:num w:numId="4" w16cid:durableId="215170108">
-    <w:abstractNumId w:val="37"/>
-  </w:num>
-  <w:num w:numId="5" w16cid:durableId="1959289340">
-    <w:abstractNumId w:val="8"/>
-  </w:num>
-  <w:num w:numId="6" w16cid:durableId="1921791299">
+  <w:num w:numId="10" w16cid:durableId="651643626">
     <w:abstractNumId w:val="31"/>
   </w:num>
-  <w:num w:numId="7" w16cid:durableId="1231624109">
-    <w:abstractNumId w:val="36"/>
+  <w:num w:numId="11" w16cid:durableId="183517078">
+    <w:abstractNumId w:val="24"/>
   </w:num>
-  <w:num w:numId="8" w16cid:durableId="1109929376">
+  <w:num w:numId="12" w16cid:durableId="1277173696">
+    <w:abstractNumId w:val="15"/>
+  </w:num>
+  <w:num w:numId="13" w16cid:durableId="800809081">
+    <w:abstractNumId w:val="29"/>
+  </w:num>
+  <w:num w:numId="14" w16cid:durableId="1059936342">
+    <w:abstractNumId w:val="7"/>
+  </w:num>
+  <w:num w:numId="15" w16cid:durableId="2131825701">
+    <w:abstractNumId w:val="23"/>
+  </w:num>
+  <w:num w:numId="16" w16cid:durableId="1839493314">
     <w:abstractNumId w:val="33"/>
   </w:num>
-  <w:num w:numId="9" w16cid:durableId="701707585">
-    <w:abstractNumId w:val="3"/>
-  </w:num>
-  <w:num w:numId="10" w16cid:durableId="651643626">
-    <w:abstractNumId w:val="26"/>
-  </w:num>
-  <w:num w:numId="11" w16cid:durableId="183517078">
-    <w:abstractNumId w:val="19"/>
-  </w:num>
-  <w:num w:numId="12" w16cid:durableId="1277173696">
-    <w:abstractNumId w:val="12"/>
-  </w:num>
-  <w:num w:numId="13" w16cid:durableId="800809081">
-    <w:abstractNumId w:val="24"/>
-  </w:num>
-  <w:num w:numId="14" w16cid:durableId="1059936342">
+  <w:num w:numId="17" w16cid:durableId="32274302">
     <w:abstractNumId w:val="6"/>
   </w:num>
-  <w:num w:numId="15" w16cid:durableId="2131825701">
+  <w:num w:numId="18" w16cid:durableId="1949659411">
+    <w:abstractNumId w:val="46"/>
+  </w:num>
+  <w:num w:numId="19" w16cid:durableId="1484851435">
     <w:abstractNumId w:val="18"/>
   </w:num>
-  <w:num w:numId="16" w16cid:durableId="1839493314">
-    <w:abstractNumId w:val="28"/>
+  <w:num w:numId="20" w16cid:durableId="1898855245">
+    <w:abstractNumId w:val="30"/>
   </w:num>
-  <w:num w:numId="17" w16cid:durableId="32274302">
+  <w:num w:numId="21" w16cid:durableId="21396838">
+    <w:abstractNumId w:val="16"/>
+  </w:num>
+  <w:num w:numId="22" w16cid:durableId="1063135150">
     <w:abstractNumId w:val="5"/>
   </w:num>
-  <w:num w:numId="18" w16cid:durableId="1949659411">
-    <w:abstractNumId w:val="39"/>
-  </w:num>
-  <w:num w:numId="19" w16cid:durableId="1484851435">
-    <w:abstractNumId w:val="14"/>
-  </w:num>
-  <w:num w:numId="20" w16cid:durableId="1898855245">
-    <w:abstractNumId w:val="25"/>
-  </w:num>
-  <w:num w:numId="21" w16cid:durableId="21396838">
-    <w:abstractNumId w:val="13"/>
-  </w:num>
-  <w:num w:numId="22" w16cid:durableId="1063135150">
-    <w:abstractNumId w:val="4"/>
-  </w:num>
   <w:num w:numId="23" w16cid:durableId="459307710">
-    <w:abstractNumId w:val="41"/>
+    <w:abstractNumId w:val="49"/>
   </w:num>
   <w:num w:numId="24" w16cid:durableId="1747722505">
-    <w:abstractNumId w:val="9"/>
+    <w:abstractNumId w:val="10"/>
   </w:num>
   <w:num w:numId="25" w16cid:durableId="809788142">
-    <w:abstractNumId w:val="7"/>
+    <w:abstractNumId w:val="8"/>
   </w:num>
   <w:num w:numId="26" w16cid:durableId="911351797">
     <w:abstractNumId w:val="1"/>
   </w:num>
   <w:num w:numId="27" w16cid:durableId="1889604200">
-    <w:abstractNumId w:val="20"/>
+    <w:abstractNumId w:val="25"/>
   </w:num>
   <w:num w:numId="28" w16cid:durableId="1704482632">
-    <w:abstractNumId w:val="23"/>
+    <w:abstractNumId w:val="28"/>
   </w:num>
   <w:num w:numId="29" w16cid:durableId="991954102">
-    <w:abstractNumId w:val="10"/>
+    <w:abstractNumId w:val="11"/>
   </w:num>
   <w:num w:numId="30" w16cid:durableId="784348832">
-    <w:abstractNumId w:val="34"/>
+    <w:abstractNumId w:val="41"/>
   </w:num>
   <w:num w:numId="31" w16cid:durableId="548615535">
-    <w:abstractNumId w:val="22"/>
+    <w:abstractNumId w:val="27"/>
   </w:num>
   <w:num w:numId="32" w16cid:durableId="1652102638">
-    <w:abstractNumId w:val="16"/>
+    <w:abstractNumId w:val="21"/>
   </w:num>
   <w:num w:numId="33" w16cid:durableId="1176769709">
+    <w:abstractNumId w:val="45"/>
+  </w:num>
+  <w:num w:numId="34" w16cid:durableId="928586094">
     <w:abstractNumId w:val="38"/>
   </w:num>
-  <w:num w:numId="34" w16cid:durableId="928586094">
-    <w:abstractNumId w:val="32"/>
-  </w:num>
   <w:num w:numId="35" w16cid:durableId="1853180856">
-    <w:abstractNumId w:val="29"/>
+    <w:abstractNumId w:val="34"/>
   </w:num>
   <w:num w:numId="36" w16cid:durableId="447817861">
     <w:abstractNumId w:val="0"/>
   </w:num>
   <w:num w:numId="37" w16cid:durableId="1586767150">
-    <w:abstractNumId w:val="11"/>
+    <w:abstractNumId w:val="12"/>
   </w:num>
   <w:num w:numId="38" w16cid:durableId="590309750">
     <w:abstractNumId w:val="2"/>
   </w:num>
   <w:num w:numId="39" w16cid:durableId="403138495">
-    <w:abstractNumId w:val="15"/>
+    <w:abstractNumId w:val="19"/>
   </w:num>
   <w:num w:numId="40" w16cid:durableId="840853232">
+    <w:abstractNumId w:val="42"/>
+  </w:num>
+  <w:num w:numId="41" w16cid:durableId="276135390">
+    <w:abstractNumId w:val="26"/>
+  </w:num>
+  <w:num w:numId="42" w16cid:durableId="1509758084">
+    <w:abstractNumId w:val="50"/>
+  </w:num>
+  <w:num w:numId="43" w16cid:durableId="1903369947">
+    <w:abstractNumId w:val="36"/>
+  </w:num>
+  <w:num w:numId="44" w16cid:durableId="209078851">
+    <w:abstractNumId w:val="20"/>
+  </w:num>
+  <w:num w:numId="45" w16cid:durableId="39549932">
     <w:abstractNumId w:val="35"/>
   </w:num>
-  <w:num w:numId="41" w16cid:durableId="276135390">
-    <w:abstractNumId w:val="21"/>
+  <w:num w:numId="46" w16cid:durableId="1368992746">
+    <w:abstractNumId w:val="3"/>
   </w:num>
-  <w:num w:numId="42" w16cid:durableId="1509758084">
-    <w:abstractNumId w:val="42"/>
+  <w:num w:numId="47" w16cid:durableId="1409961163">
+    <w:abstractNumId w:val="39"/>
   </w:num>
-  <w:num w:numId="43" w16cid:durableId="1903369947">
-    <w:abstractNumId w:val="30"/>
+  <w:num w:numId="48" w16cid:durableId="520630992">
+    <w:abstractNumId w:val="13"/>
+  </w:num>
+  <w:num w:numId="49" w16cid:durableId="494996688">
+    <w:abstractNumId w:val="17"/>
+  </w:num>
+  <w:num w:numId="50" w16cid:durableId="1781411183">
+    <w:abstractNumId w:val="14"/>
+  </w:num>
+  <w:num w:numId="51" w16cid:durableId="77023256">
+    <w:abstractNumId w:val="47"/>
   </w:num>
 </w:numbering>
 </file>
@@ -9462,6 +10659,36 @@
     <w:basedOn w:val="DefaultParagraphFont"/>
     <w:rsid w:val="006A00CF"/>
   </w:style>
+  <w:style w:type="paragraph" w:styleId="HTMLPreformatted">
+    <w:name w:val="HTML Preformatted"/>
+    <w:basedOn w:val="Normal"/>
+    <w:link w:val="HTMLPreformattedChar"/>
+    <w:uiPriority w:val="99"/>
+    <w:semiHidden/>
+    <w:unhideWhenUsed/>
+    <w:rsid w:val="003B3480"/>
+    <w:pPr>
+      <w:spacing w:after="0" w:line="240" w:lineRule="auto"/>
+    </w:pPr>
+    <w:rPr>
+      <w:rFonts w:ascii="Consolas" w:hAnsi="Consolas"/>
+      <w:sz w:val="20"/>
+      <w:szCs w:val="20"/>
+    </w:rPr>
+  </w:style>
+  <w:style w:type="character" w:customStyle="1" w:styleId="HTMLPreformattedChar">
+    <w:name w:val="HTML Preformatted Char"/>
+    <w:basedOn w:val="DefaultParagraphFont"/>
+    <w:link w:val="HTMLPreformatted"/>
+    <w:uiPriority w:val="99"/>
+    <w:semiHidden/>
+    <w:rsid w:val="003B3480"/>
+    <w:rPr>
+      <w:rFonts w:ascii="Consolas" w:hAnsi="Consolas"/>
+      <w:sz w:val="20"/>
+      <w:szCs w:val="20"/>
+    </w:rPr>
+  </w:style>
 </w:styles>
 </file>
 

--- a/src/assets/resume/POORANI.docx
+++ b/src/assets/resume/POORANI.docx
@@ -5,50 +5,126 @@
     <w:p>
       <w:pPr>
         <w:pStyle w:val="paragraph"/>
-        <w:spacing w:before="0" w:beforeAutospacing="0" w:after="0" w:afterAutospacing="0" w:line="276" w:lineRule="auto"/>
+        <w:spacing w:before="0" w:beforeAutospacing="0" w:after="0" w:afterAutospacing="0"/>
         <w:textAlignment w:val="baseline"/>
         <w:rPr>
           <w:rStyle w:val="normaltextrun"/>
-          <w:rFonts w:eastAsiaTheme="majorEastAsia"/>
+          <w:rFonts w:ascii="Poppins" w:eastAsiaTheme="majorEastAsia" w:hAnsi="Poppins" w:cs="Poppins"/>
           <w:b/>
           <w:bCs/>
+          <w:sz w:val="22"/>
+          <w:szCs w:val="22"/>
         </w:rPr>
       </w:pPr>
       <w:r>
         <w:rPr>
           <w:rStyle w:val="normaltextrun"/>
-          <w:rFonts w:eastAsiaTheme="majorEastAsia"/>
+          <w:rFonts w:ascii="Poppins" w:eastAsiaTheme="majorEastAsia" w:hAnsi="Poppins" w:cs="Poppins"/>
           <w:b/>
           <w:bCs/>
+          <w:sz w:val="22"/>
+          <w:szCs w:val="22"/>
         </w:rPr>
         <w:t>POORANI GUNASEKARAN</w:t>
       </w:r>
       <w:r>
         <w:rPr>
           <w:rStyle w:val="normaltextrun"/>
-          <w:rFonts w:eastAsiaTheme="majorEastAsia"/>
+          <w:rFonts w:ascii="Poppins" w:eastAsiaTheme="majorEastAsia" w:hAnsi="Poppins" w:cs="Poppins"/>
           <w:b/>
           <w:bCs/>
+          <w:sz w:val="22"/>
+          <w:szCs w:val="22"/>
         </w:rPr>
         <w:t xml:space="preserve"> </w:t>
+      </w:r>
+      <w:r>
+        <w:rPr>
+          <w:rStyle w:val="normaltextrun"/>
+          <w:rFonts w:ascii="Poppins" w:eastAsiaTheme="majorEastAsia" w:hAnsi="Poppins" w:cs="Poppins"/>
+          <w:b/>
+          <w:bCs/>
+          <w:sz w:val="22"/>
+          <w:szCs w:val="22"/>
+        </w:rPr>
+        <w:t xml:space="preserve">                                                              </w:t>
+      </w:r>
+      <w:r>
+        <w:rPr>
+          <w:rStyle w:val="normaltextrun"/>
+          <w:rFonts w:ascii="Poppins" w:eastAsiaTheme="majorEastAsia" w:hAnsi="Poppins" w:cs="Poppins"/>
+          <w:b/>
+          <w:bCs/>
+          <w:sz w:val="22"/>
+          <w:szCs w:val="22"/>
+        </w:rPr>
+        <w:t xml:space="preserve">                          </w:t>
+      </w:r>
+      <w:r>
+        <w:rPr>
+          <w:rStyle w:val="normaltextrun"/>
+          <w:rFonts w:ascii="Poppins" w:eastAsiaTheme="majorEastAsia" w:hAnsi="Poppins" w:cs="Poppins"/>
+          <w:b/>
+          <w:bCs/>
+          <w:sz w:val="22"/>
+          <w:szCs w:val="22"/>
+        </w:rPr>
+        <w:t xml:space="preserve">  </w:t>
+      </w:r>
+      <w:hyperlink r:id="rId5" w:history="1">
+        <w:r>
+          <w:rPr>
+            <w:rStyle w:val="Hyperlink"/>
+            <w:rFonts w:ascii="Poppins" w:eastAsiaTheme="majorEastAsia" w:hAnsi="Poppins" w:cs="Poppins"/>
+            <w:sz w:val="22"/>
+            <w:szCs w:val="22"/>
+            <w:lang w:val="pt-BR"/>
+          </w:rPr>
+          <w:t>arulpoorani88@gmail.com</w:t>
+        </w:r>
+      </w:hyperlink>
+      <w:r>
+        <w:rPr>
+          <w:rStyle w:val="normaltextrun"/>
+          <w:rFonts w:ascii="Poppins" w:eastAsiaTheme="majorEastAsia" w:hAnsi="Poppins" w:cs="Poppins"/>
+          <w:sz w:val="22"/>
+          <w:szCs w:val="22"/>
+          <w:lang w:val="pt-BR"/>
+        </w:rPr>
+        <w:t xml:space="preserve"> | </w:t>
+      </w:r>
+      <w:r>
+        <w:rPr>
+          <w:rStyle w:val="normaltextrun"/>
+          <w:rFonts w:ascii="Poppins" w:eastAsiaTheme="majorEastAsia" w:hAnsi="Poppins" w:cs="Poppins"/>
+          <w:sz w:val="22"/>
+          <w:szCs w:val="22"/>
+          <w:lang w:val="en-US"/>
+        </w:rPr>
+        <w:t>+91 8526021884</w:t>
       </w:r>
     </w:p>
     <w:p>
       <w:pPr>
         <w:pStyle w:val="paragraph"/>
-        <w:spacing w:before="0" w:beforeAutospacing="0" w:after="0" w:afterAutospacing="0" w:line="276" w:lineRule="auto"/>
+        <w:spacing w:before="0" w:beforeAutospacing="0" w:after="0" w:afterAutospacing="0"/>
         <w:textAlignment w:val="baseline"/>
         <w:rPr>
+          <w:rFonts w:ascii="Poppins" w:hAnsi="Poppins" w:cs="Poppins"/>
           <w:b/>
           <w:bCs/>
+          <w:sz w:val="22"/>
+          <w:szCs w:val="22"/>
         </w:rPr>
       </w:pPr>
       <w:r>
         <w:rPr>
           <w:rStyle w:val="normaltextrun"/>
-          <w:rFonts w:eastAsiaTheme="majorEastAsia"/>
+          <w:rFonts w:ascii="Poppins" w:eastAsiaTheme="majorEastAsia" w:hAnsi="Poppins" w:cs="Poppins"/>
           <w:b/>
           <w:bCs/>
+          <w:sz w:val="22"/>
+          <w:szCs w:val="22"/>
           <w:lang w:val="en-US"/>
         </w:rPr>
         <w:t>SHIFT LEAD</w:t>
@@ -56,148 +132,174 @@
       <w:r>
         <w:rPr>
           <w:rStyle w:val="normaltextrun"/>
-          <w:rFonts w:eastAsiaTheme="majorEastAsia"/>
+          <w:rFonts w:ascii="Poppins" w:eastAsiaTheme="majorEastAsia" w:hAnsi="Poppins" w:cs="Poppins"/>
           <w:b/>
           <w:bCs/>
+          <w:sz w:val="22"/>
+          <w:szCs w:val="22"/>
           <w:lang w:val="en-US"/>
         </w:rPr>
-        <w:t xml:space="preserve"> | SOFTWARE ENGINEER</w:t>
+        <w:t xml:space="preserve"> </w:t>
       </w:r>
       <w:r>
         <w:rPr>
           <w:rStyle w:val="normaltextrun"/>
-          <w:rFonts w:eastAsiaTheme="majorEastAsia"/>
+          <w:rFonts w:ascii="Poppins" w:eastAsiaTheme="majorEastAsia" w:hAnsi="Poppins" w:cs="Poppins"/>
           <w:b/>
           <w:bCs/>
+          <w:sz w:val="22"/>
+          <w:szCs w:val="22"/>
           <w:lang w:val="en-US"/>
         </w:rPr>
-        <w:t xml:space="preserve"> (FRONTEND)</w:t>
+        <w:t>@ HCL Technology</w:t>
+      </w:r>
+      <w:r>
+        <w:rPr>
+          <w:rStyle w:val="normaltextrun"/>
+          <w:rFonts w:ascii="Poppins" w:eastAsiaTheme="majorEastAsia" w:hAnsi="Poppins" w:cs="Poppins"/>
+          <w:b/>
+          <w:bCs/>
+          <w:sz w:val="22"/>
+          <w:szCs w:val="22"/>
+          <w:lang w:val="en-US"/>
+        </w:rPr>
+        <w:t xml:space="preserve"> </w:t>
+      </w:r>
+      <w:r>
+        <w:rPr>
+          <w:rStyle w:val="normaltextrun"/>
+          <w:rFonts w:ascii="Poppins" w:eastAsiaTheme="majorEastAsia" w:hAnsi="Poppins" w:cs="Poppins"/>
+          <w:b/>
+          <w:bCs/>
+          <w:sz w:val="22"/>
+          <w:szCs w:val="22"/>
+          <w:lang w:val="en-US"/>
+        </w:rPr>
+        <w:t xml:space="preserve">                                                                                              </w:t>
+      </w:r>
+      <w:r>
+        <w:rPr>
+          <w:rStyle w:val="normaltextrun"/>
+          <w:rFonts w:ascii="Poppins" w:eastAsiaTheme="majorEastAsia" w:hAnsi="Poppins" w:cs="Poppins"/>
+          <w:b/>
+          <w:bCs/>
+          <w:sz w:val="22"/>
+          <w:szCs w:val="22"/>
+          <w:lang w:val="en-US"/>
+        </w:rPr>
+        <w:t xml:space="preserve">                          </w:t>
+      </w:r>
+      <w:r>
+        <w:rPr>
+          <w:rStyle w:val="normaltextrun"/>
+          <w:rFonts w:ascii="Poppins" w:eastAsiaTheme="majorEastAsia" w:hAnsi="Poppins" w:cs="Poppins"/>
+          <w:sz w:val="22"/>
+          <w:szCs w:val="22"/>
+          <w:lang w:val="en-US"/>
+        </w:rPr>
+        <w:t>Chennai Tamil Nadu, India</w:t>
       </w:r>
     </w:p>
     <w:p>
       <w:pPr>
         <w:pStyle w:val="paragraph"/>
-        <w:spacing w:before="0" w:beforeAutospacing="0" w:after="0" w:afterAutospacing="0" w:line="276" w:lineRule="auto"/>
+        <w:spacing w:before="0" w:beforeAutospacing="0" w:after="0" w:afterAutospacing="0"/>
         <w:textAlignment w:val="baseline"/>
+        <w:rPr>
+          <w:rFonts w:ascii="Poppins" w:eastAsiaTheme="majorEastAsia" w:hAnsi="Poppins" w:cs="Poppins"/>
+          <w:sz w:val="22"/>
+          <w:szCs w:val="22"/>
+          <w:lang w:val="en-US"/>
+        </w:rPr>
       </w:pPr>
       <w:r>
         <w:rPr>
           <w:rStyle w:val="normaltextrun"/>
-          <w:rFonts w:eastAsiaTheme="majorEastAsia"/>
+          <w:rFonts w:ascii="Poppins" w:eastAsiaTheme="majorEastAsia" w:hAnsi="Poppins" w:cs="Poppins"/>
+          <w:b/>
+          <w:bCs/>
+          <w:sz w:val="22"/>
+          <w:szCs w:val="22"/>
           <w:lang w:val="en-US"/>
         </w:rPr>
-        <w:t>Angular |</w:t>
+        <w:t>Full Stack Developer</w:t>
       </w:r>
       <w:r>
         <w:rPr>
           <w:rStyle w:val="normaltextrun"/>
-          <w:rFonts w:eastAsiaTheme="majorEastAsia"/>
+          <w:rFonts w:ascii="Poppins" w:eastAsiaTheme="majorEastAsia" w:hAnsi="Poppins" w:cs="Poppins"/>
+          <w:b/>
+          <w:bCs/>
+          <w:sz w:val="22"/>
+          <w:szCs w:val="22"/>
           <w:lang w:val="en-US"/>
         </w:rPr>
+        <w:t xml:space="preserve"> |</w:t>
+      </w:r>
+      <w:r>
+        <w:rPr>
+          <w:rStyle w:val="normaltextrun"/>
+          <w:rFonts w:ascii="Poppins" w:eastAsiaTheme="majorEastAsia" w:hAnsi="Poppins" w:cs="Poppins"/>
+          <w:b/>
+          <w:bCs/>
+          <w:sz w:val="22"/>
+          <w:szCs w:val="22"/>
+          <w:lang w:val="en-US"/>
+        </w:rPr>
         <w:t xml:space="preserve"> </w:t>
       </w:r>
       <w:r>
         <w:rPr>
           <w:rStyle w:val="normaltextrun"/>
-          <w:rFonts w:eastAsiaTheme="majorEastAsia"/>
+          <w:rFonts w:ascii="Poppins" w:eastAsiaTheme="majorEastAsia" w:hAnsi="Poppins" w:cs="Poppins"/>
+          <w:b/>
+          <w:bCs/>
+          <w:sz w:val="22"/>
+          <w:szCs w:val="22"/>
           <w:lang w:val="en-US"/>
         </w:rPr>
-        <w:t xml:space="preserve">React </w:t>
+        <w:t>Angular, React, Node JS, Mongo DB</w:t>
       </w:r>
       <w:r>
         <w:rPr>
           <w:rStyle w:val="normaltextrun"/>
-          <w:rFonts w:eastAsiaTheme="majorEastAsia"/>
+          <w:rFonts w:ascii="Poppins" w:eastAsiaTheme="majorEastAsia" w:hAnsi="Poppins" w:cs="Poppins"/>
+          <w:sz w:val="22"/>
+          <w:szCs w:val="22"/>
           <w:lang w:val="en-US"/>
         </w:rPr>
-        <w:t xml:space="preserve"> | </w:t>
+        <w:t xml:space="preserve"> </w:t>
       </w:r>
       <w:r>
         <w:rPr>
           <w:rStyle w:val="normaltextrun"/>
-          <w:rFonts w:eastAsiaTheme="majorEastAsia"/>
+          <w:rFonts w:ascii="Poppins" w:eastAsiaTheme="majorEastAsia" w:hAnsi="Poppins" w:cs="Poppins"/>
+          <w:sz w:val="22"/>
+          <w:szCs w:val="22"/>
           <w:lang w:val="en-US"/>
         </w:rPr>
-        <w:t>Chennai</w:t>
-      </w:r>
-      <w:r>
-        <w:rPr>
-          <w:rStyle w:val="normaltextrun"/>
-          <w:rFonts w:eastAsiaTheme="majorEastAsia"/>
-          <w:lang w:val="en-US"/>
-        </w:rPr>
-        <w:t xml:space="preserve"> Tamil Nadu</w:t>
-      </w:r>
-      <w:r>
-        <w:rPr>
-          <w:rStyle w:val="normaltextrun"/>
-          <w:rFonts w:eastAsiaTheme="majorEastAsia"/>
-          <w:lang w:val="en-US"/>
-        </w:rPr>
-        <w:t xml:space="preserve">, India </w:t>
-      </w:r>
-      <w:r>
-        <w:rPr>
-          <w:rStyle w:val="normaltextrun"/>
-          <w:rFonts w:eastAsiaTheme="majorEastAsia"/>
-          <w:lang w:val="en-US"/>
-        </w:rPr>
-        <w:t xml:space="preserve">|  </w:t>
-      </w:r>
-      <w:r>
-        <w:rPr>
-          <w:rStyle w:val="normaltextrun"/>
-          <w:rFonts w:ascii="Segoe UI Emoji" w:eastAsiaTheme="majorEastAsia" w:hAnsi="Segoe UI Emoji" w:cs="Segoe UI Emoji"/>
-          <w:lang w:val="pt-BR"/>
-        </w:rPr>
-        <w:t>✉️</w:t>
-      </w:r>
-      <w:r>
-        <w:rPr>
-          <w:rStyle w:val="normaltextrun"/>
-          <w:rFonts w:eastAsiaTheme="majorEastAsia"/>
-          <w:lang w:val="pt-BR"/>
-        </w:rPr>
-        <w:t> arulpoorani88@gmail.com </w:t>
-      </w:r>
-      <w:r>
-        <w:rPr>
-          <w:rStyle w:val="normaltextrun"/>
-          <w:rFonts w:eastAsiaTheme="majorEastAsia"/>
-          <w:lang w:val="en-US"/>
-        </w:rPr>
-        <w:t>| </w:t>
-      </w:r>
-      <w:r>
-        <w:rPr>
-          <w:rStyle w:val="normaltextrun"/>
-          <w:rFonts w:eastAsiaTheme="majorEastAsia"/>
-          <w:lang w:val="en-US"/>
-        </w:rPr>
-        <w:t xml:space="preserve">+91 </w:t>
-      </w:r>
-      <w:r>
-        <w:rPr>
-          <w:rStyle w:val="normaltextrun"/>
-          <w:rFonts w:eastAsiaTheme="majorEastAsia"/>
-          <w:lang w:val="en-US"/>
-        </w:rPr>
-        <w:t>8526021884</w:t>
-      </w:r>
-      <w:r>
-        <w:rPr>
-          <w:rStyle w:val="normaltextrun"/>
-          <w:rFonts w:eastAsiaTheme="majorEastAsia"/>
-          <w:lang w:val="en-US"/>
-        </w:rPr>
         <w:t xml:space="preserve"> </w:t>
       </w:r>
-      <w:hyperlink r:id="rId5" w:tgtFrame="_blank" w:history="1">
+      <w:r>
+        <w:t xml:space="preserve">                </w:t>
+      </w:r>
+      <w:r>
+        <w:t xml:space="preserve"> </w:t>
+      </w:r>
+      <w:r>
+        <w:t xml:space="preserve">  </w:t>
+      </w:r>
+      <w:r>
+        <w:t xml:space="preserve"> </w:t>
+      </w:r>
+      <w:hyperlink r:id="rId6" w:tgtFrame="_blank" w:history="1">
         <w:r>
           <w:rPr>
             <w:rStyle w:val="normaltextrun"/>
-            <w:rFonts w:eastAsiaTheme="majorEastAsia"/>
+            <w:rFonts w:ascii="Poppins" w:eastAsiaTheme="majorEastAsia" w:hAnsi="Poppins" w:cs="Poppins"/>
             <w:color w:val="0000FF"/>
+            <w:sz w:val="22"/>
+            <w:szCs w:val="22"/>
             <w:u w:val="single"/>
             <w:lang w:val="pt-BR"/>
           </w:rPr>
@@ -207,153 +309,213 @@
       <w:r>
         <w:rPr>
           <w:rStyle w:val="normaltextrun"/>
-          <w:rFonts w:eastAsiaTheme="majorEastAsia"/>
+          <w:rFonts w:ascii="Poppins" w:eastAsiaTheme="majorEastAsia" w:hAnsi="Poppins" w:cs="Poppins"/>
+          <w:sz w:val="22"/>
+          <w:szCs w:val="22"/>
           <w:lang w:val="pt-BR"/>
         </w:rPr>
         <w:t> |  </w:t>
       </w:r>
-      <w:r>
+      <w:hyperlink r:id="rId7" w:tgtFrame="_blank" w:history="1">
+        <w:r>
+          <w:rPr>
+            <w:rStyle w:val="normaltextrun"/>
+            <w:rFonts w:ascii="Poppins" w:eastAsiaTheme="majorEastAsia" w:hAnsi="Poppins" w:cs="Poppins"/>
+            <w:color w:val="0000FF"/>
+            <w:sz w:val="22"/>
+            <w:szCs w:val="22"/>
+            <w:u w:val="single"/>
+            <w:lang w:val="pt-BR"/>
+          </w:rPr>
+          <w:t>GitHub</w:t>
+        </w:r>
+        <w:r>
+          <w:rPr>
+            <w:rStyle w:val="wacimagecontainer"/>
+            <w:rFonts w:ascii="Poppins" w:eastAsiaTheme="majorEastAsia" w:hAnsi="Poppins" w:cs="Poppins"/>
+            <w:noProof/>
+            <w:color w:val="0000FF"/>
+            <w:sz w:val="22"/>
+            <w:szCs w:val="22"/>
+          </w:rPr>
+          <w:drawing>
+            <wp:inline distT="0" distB="0" distL="0" distR="0" wp14:anchorId="4B141FBF" wp14:editId="5E12C48B">
+              <wp:extent cx="9525" cy="9525"/>
+              <wp:effectExtent l="0" t="0" r="0" b="0"/>
+              <wp:docPr id="7" name="Picture 4" descr="Shape"/>
+              <wp:cNvGraphicFramePr>
+                <a:graphicFrameLocks xmlns:a="http://schemas.openxmlformats.org/drawingml/2006/main" noChangeAspect="1"/>
+              </wp:cNvGraphicFramePr>
+              <a:graphic xmlns:a="http://schemas.openxmlformats.org/drawingml/2006/main">
+                <a:graphicData uri="http://schemas.openxmlformats.org/drawingml/2006/picture">
+                  <pic:pic xmlns:pic="http://schemas.openxmlformats.org/drawingml/2006/picture">
+                    <pic:nvPicPr>
+                      <pic:cNvPr id="0" name="Picture 7" descr="Shape"/>
+                      <pic:cNvPicPr>
+                        <a:picLocks noChangeAspect="1" noChangeArrowheads="1"/>
+                      </pic:cNvPicPr>
+                    </pic:nvPicPr>
+                    <pic:blipFill>
+                      <a:blip r:embed="rId8">
+                        <a:extLst>
+                          <a:ext uri="{28A0092B-C50C-407E-A947-70E740481C1C}">
+                            <a14:useLocalDpi xmlns:a14="http://schemas.microsoft.com/office/drawing/2010/main" val="0"/>
+                          </a:ext>
+                        </a:extLst>
+                      </a:blip>
+                      <a:srcRect/>
+                      <a:stretch>
+                        <a:fillRect/>
+                      </a:stretch>
+                    </pic:blipFill>
+                    <pic:spPr bwMode="auto">
+                      <a:xfrm>
+                        <a:off x="0" y="0"/>
+                        <a:ext cx="9525" cy="9525"/>
+                      </a:xfrm>
+                      <a:prstGeom prst="rect">
+                        <a:avLst/>
+                      </a:prstGeom>
+                      <a:noFill/>
+                      <a:ln>
+                        <a:noFill/>
+                      </a:ln>
+                    </pic:spPr>
+                  </pic:pic>
+                </a:graphicData>
+              </a:graphic>
+            </wp:inline>
+          </w:drawing>
+        </w:r>
+      </w:hyperlink>
+      <w:r>
+        <w:rPr>
+          <w:rStyle w:val="normaltextrun"/>
+          <w:rFonts w:ascii="Poppins" w:eastAsiaTheme="majorEastAsia" w:hAnsi="Poppins" w:cs="Poppins"/>
+          <w:sz w:val="22"/>
+          <w:szCs w:val="22"/>
+          <w:lang w:val="pt-BR"/>
+        </w:rPr>
+        <w:t> |  </w:t>
+      </w:r>
+      <w:r>
+        <w:rPr>
+          <w:rFonts w:ascii="Poppins" w:hAnsi="Poppins" w:cs="Poppins"/>
+          <w:sz w:val="22"/>
+          <w:szCs w:val="22"/>
+        </w:rPr>
         <w:fldChar w:fldCharType="begin"/>
       </w:r>
       <w:r>
-        <w:instrText>HYPERLINK "https://www.google.com/search?q=https://github.com/Poorani-design" \t "_blank"</w:instrText>
-      </w:r>
-      <w:r>
+        <w:rPr>
+          <w:rFonts w:ascii="Poppins" w:hAnsi="Poppins" w:cs="Poppins"/>
+          <w:sz w:val="22"/>
+          <w:szCs w:val="22"/>
+        </w:rPr>
+        <w:instrText>HYPERLINK "https://bitbucket.org/poorani_fed_1997/workspace/repositories/" \t "_blank"</w:instrText>
+      </w:r>
+      <w:r>
+        <w:rPr>
+          <w:rFonts w:ascii="Poppins" w:hAnsi="Poppins" w:cs="Poppins"/>
+          <w:sz w:val="22"/>
+          <w:szCs w:val="22"/>
+        </w:rPr>
+      </w:r>
+      <w:r>
+        <w:rPr>
+          <w:rFonts w:ascii="Poppins" w:hAnsi="Poppins" w:cs="Poppins"/>
+          <w:sz w:val="22"/>
+          <w:szCs w:val="22"/>
+        </w:rPr>
         <w:fldChar w:fldCharType="separate"/>
       </w:r>
       <w:r>
         <w:rPr>
           <w:rStyle w:val="normaltextrun"/>
-          <w:rFonts w:eastAsiaTheme="majorEastAsia"/>
+          <w:rFonts w:ascii="Poppins" w:eastAsiaTheme="majorEastAsia" w:hAnsi="Poppins" w:cs="Poppins"/>
           <w:color w:val="0000FF"/>
+          <w:sz w:val="22"/>
+          <w:szCs w:val="22"/>
           <w:u w:val="single"/>
           <w:lang w:val="pt-BR"/>
         </w:rPr>
-        <w:t>GitHub</w:t>
-      </w:r>
-      <w:r>
-        <w:rPr>
-          <w:rStyle w:val="wacimagecontainer"/>
-          <w:rFonts w:eastAsiaTheme="majorEastAsia"/>
-          <w:noProof/>
-          <w:color w:val="0000FF"/>
-        </w:rPr>
-        <w:drawing>
-          <wp:inline distT="0" distB="0" distL="0" distR="0" wp14:anchorId="4B141FBF" wp14:editId="5E12C48B">
-            <wp:extent cx="9525" cy="9525"/>
-            <wp:effectExtent l="0" t="0" r="0" b="0"/>
-            <wp:docPr id="7" name="Picture 4" descr="Shape"/>
-            <wp:cNvGraphicFramePr>
-              <a:graphicFrameLocks xmlns:a="http://schemas.openxmlformats.org/drawingml/2006/main" noChangeAspect="1"/>
-            </wp:cNvGraphicFramePr>
-            <a:graphic xmlns:a="http://schemas.openxmlformats.org/drawingml/2006/main">
-              <a:graphicData uri="http://schemas.openxmlformats.org/drawingml/2006/picture">
-                <pic:pic xmlns:pic="http://schemas.openxmlformats.org/drawingml/2006/picture">
-                  <pic:nvPicPr>
-                    <pic:cNvPr id="0" name="Picture 7" descr="Shape"/>
-                    <pic:cNvPicPr>
-                      <a:picLocks noChangeAspect="1" noChangeArrowheads="1"/>
-                    </pic:cNvPicPr>
-                  </pic:nvPicPr>
-                  <pic:blipFill>
-                    <a:blip r:embed="rId6">
-                      <a:extLst>
-                        <a:ext uri="{28A0092B-C50C-407E-A947-70E740481C1C}">
-                          <a14:useLocalDpi xmlns:a14="http://schemas.microsoft.com/office/drawing/2010/main" val="0"/>
-                        </a:ext>
-                      </a:extLst>
-                    </a:blip>
-                    <a:srcRect/>
-                    <a:stretch>
-                      <a:fillRect/>
-                    </a:stretch>
-                  </pic:blipFill>
-                  <pic:spPr bwMode="auto">
-                    <a:xfrm>
-                      <a:off x="0" y="0"/>
-                      <a:ext cx="9525" cy="9525"/>
-                    </a:xfrm>
-                    <a:prstGeom prst="rect">
-                      <a:avLst/>
-                    </a:prstGeom>
-                    <a:noFill/>
-                    <a:ln>
-                      <a:noFill/>
-                    </a:ln>
-                  </pic:spPr>
-                </pic:pic>
-              </a:graphicData>
-            </a:graphic>
-          </wp:inline>
-        </w:drawing>
-      </w:r>
-      <w:r>
+        <w:t>BitBucket</w:t>
+      </w:r>
+      <w:r>
+        <w:rPr>
+          <w:rFonts w:ascii="Poppins" w:hAnsi="Poppins" w:cs="Poppins"/>
+          <w:sz w:val="22"/>
+          <w:szCs w:val="22"/>
+        </w:rPr>
         <w:fldChar w:fldCharType="end"/>
       </w:r>
       <w:r>
         <w:rPr>
           <w:rStyle w:val="normaltextrun"/>
-          <w:rFonts w:eastAsiaTheme="majorEastAsia"/>
+          <w:rFonts w:ascii="Poppins" w:eastAsiaTheme="majorEastAsia" w:hAnsi="Poppins" w:cs="Poppins"/>
+          <w:sz w:val="22"/>
+          <w:szCs w:val="22"/>
           <w:lang w:val="pt-BR"/>
         </w:rPr>
-        <w:t> |  </w:t>
-      </w:r>
-      <w:r>
+        <w:t> </w:t>
+      </w:r>
+      <w:r>
+        <w:rPr>
+          <w:rStyle w:val="normaltextrun"/>
+          <w:rFonts w:ascii="Poppins" w:eastAsiaTheme="majorEastAsia" w:hAnsi="Poppins" w:cs="Poppins"/>
+          <w:sz w:val="22"/>
+          <w:szCs w:val="22"/>
+          <w:lang w:val="pt-BR"/>
+        </w:rPr>
+        <w:t xml:space="preserve"> | </w:t>
+      </w:r>
+      <w:r>
+        <w:rPr>
+          <w:rFonts w:ascii="Poppins" w:hAnsi="Poppins" w:cs="Poppins"/>
+          <w:sz w:val="22"/>
+          <w:szCs w:val="22"/>
+        </w:rPr>
         <w:fldChar w:fldCharType="begin"/>
       </w:r>
       <w:r>
-        <w:instrText>HYPERLINK "https://bitbucket.org/poorani_fed_1997/workspace/repositories/" \t "_blank"</w:instrText>
-      </w:r>
-      <w:r>
+        <w:rPr>
+          <w:rFonts w:ascii="Poppins" w:hAnsi="Poppins" w:cs="Poppins"/>
+          <w:sz w:val="22"/>
+          <w:szCs w:val="22"/>
+        </w:rPr>
+        <w:instrText>HYPERLINK "https://poorani-dev.vercel.app/"</w:instrText>
+      </w:r>
+      <w:r>
+        <w:rPr>
+          <w:rFonts w:ascii="Poppins" w:hAnsi="Poppins" w:cs="Poppins"/>
+          <w:sz w:val="22"/>
+          <w:szCs w:val="22"/>
+        </w:rPr>
+      </w:r>
+      <w:r>
+        <w:rPr>
+          <w:rFonts w:ascii="Poppins" w:hAnsi="Poppins" w:cs="Poppins"/>
+          <w:sz w:val="22"/>
+          <w:szCs w:val="22"/>
+        </w:rPr>
         <w:fldChar w:fldCharType="separate"/>
       </w:r>
       <w:r>
         <w:rPr>
-          <w:rStyle w:val="normaltextrun"/>
-          <w:rFonts w:eastAsiaTheme="majorEastAsia"/>
-          <w:color w:val="0000FF"/>
-          <w:u w:val="single"/>
+          <w:rStyle w:val="Hyperlink"/>
+          <w:rFonts w:ascii="Poppins" w:eastAsiaTheme="majorEastAsia" w:hAnsi="Poppins" w:cs="Poppins"/>
+          <w:sz w:val="22"/>
+          <w:szCs w:val="22"/>
           <w:lang w:val="pt-BR"/>
         </w:rPr>
-        <w:t>BitBucket</w:t>
-      </w:r>
-      <w:r>
-        <w:fldChar w:fldCharType="end"/>
-      </w:r>
-      <w:r>
-        <w:rPr>
-          <w:rStyle w:val="normaltextrun"/>
-          <w:rFonts w:eastAsiaTheme="majorEastAsia"/>
-          <w:lang w:val="pt-BR"/>
-        </w:rPr>
-        <w:t> </w:t>
-      </w:r>
-      <w:r>
-        <w:rPr>
-          <w:rStyle w:val="normaltextrun"/>
-          <w:rFonts w:eastAsiaTheme="majorEastAsia"/>
-          <w:lang w:val="pt-BR"/>
-        </w:rPr>
-        <w:t xml:space="preserve"> | </w:t>
-      </w:r>
-      <w:r>
-        <w:fldChar w:fldCharType="begin"/>
-      </w:r>
-      <w:r>
-        <w:instrText>HYPERLINK "https://poorani-dev.vercel.app/"</w:instrText>
-      </w:r>
-      <w:r>
-        <w:fldChar w:fldCharType="separate"/>
-      </w:r>
-      <w:r>
-        <w:rPr>
-          <w:rStyle w:val="Hyperlink"/>
-          <w:rFonts w:eastAsiaTheme="majorEastAsia"/>
-          <w:lang w:val="pt-BR"/>
-        </w:rPr>
         <w:t>Portfolio</w:t>
       </w:r>
       <w:r>
+        <w:rPr>
+          <w:rFonts w:ascii="Poppins" w:hAnsi="Poppins" w:cs="Poppins"/>
+          <w:sz w:val="22"/>
+          <w:szCs w:val="22"/>
+        </w:rPr>
         <w:fldChar w:fldCharType="end"/>
       </w:r>
     </w:p>
@@ -363,32 +525,50 @@
         <w:pBdr>
           <w:bottom w:val="single" w:sz="6" w:space="1" w:color="auto"/>
         </w:pBdr>
-        <w:spacing w:before="0" w:beforeAutospacing="0" w:after="0" w:afterAutospacing="0" w:line="276" w:lineRule="auto"/>
+        <w:spacing w:before="0" w:beforeAutospacing="0" w:after="0" w:afterAutospacing="0"/>
         <w:textAlignment w:val="baseline"/>
+        <w:rPr>
+          <w:rFonts w:ascii="Poppins" w:hAnsi="Poppins" w:cs="Poppins"/>
+          <w:sz w:val="22"/>
+          <w:szCs w:val="22"/>
+        </w:rPr>
       </w:pPr>
     </w:p>
     <w:p>
       <w:pPr>
         <w:pStyle w:val="paragraph"/>
-        <w:spacing w:before="0" w:beforeAutospacing="0" w:after="0" w:afterAutospacing="0" w:line="276" w:lineRule="auto"/>
+        <w:spacing w:before="0" w:beforeAutospacing="0" w:after="0" w:afterAutospacing="0"/>
         <w:textAlignment w:val="baseline"/>
         <w:rPr>
           <w:rStyle w:val="normaltextrun"/>
+          <w:rFonts w:ascii="Poppins" w:eastAsiaTheme="majorEastAsia" w:hAnsi="Poppins" w:cs="Poppins"/>
+          <w:b/>
+          <w:bCs/>
+          <w:sz w:val="22"/>
+          <w:szCs w:val="22"/>
+          <w:lang w:val="en-US"/>
         </w:rPr>
       </w:pPr>
     </w:p>
     <w:p>
       <w:pPr>
         <w:pStyle w:val="paragraph"/>
-        <w:spacing w:before="0" w:beforeAutospacing="0" w:after="0" w:afterAutospacing="0" w:line="276" w:lineRule="auto"/>
+        <w:spacing w:before="0" w:beforeAutospacing="0" w:after="0" w:afterAutospacing="0"/>
         <w:textAlignment w:val="baseline"/>
+        <w:rPr>
+          <w:rFonts w:ascii="Poppins" w:hAnsi="Poppins" w:cs="Poppins"/>
+          <w:sz w:val="22"/>
+          <w:szCs w:val="22"/>
+        </w:rPr>
       </w:pPr>
       <w:r>
         <w:rPr>
           <w:rStyle w:val="normaltextrun"/>
-          <w:rFonts w:eastAsiaTheme="majorEastAsia"/>
+          <w:rFonts w:ascii="Poppins" w:eastAsiaTheme="majorEastAsia" w:hAnsi="Poppins" w:cs="Poppins"/>
           <w:b/>
           <w:bCs/>
+          <w:sz w:val="22"/>
+          <w:szCs w:val="22"/>
           <w:lang w:val="en-US"/>
         </w:rPr>
         <w:t>PROFESSIONAL SUMMARY </w:t>
@@ -397,50 +577,106 @@
     <w:p>
       <w:pPr>
         <w:pStyle w:val="paragraph"/>
-        <w:spacing w:before="0" w:beforeAutospacing="0" w:after="0" w:afterAutospacing="0" w:line="360" w:lineRule="auto"/>
-        <w:ind w:left="720"/>
+        <w:spacing w:before="0" w:beforeAutospacing="0" w:after="0" w:afterAutospacing="0"/>
+        <w:ind w:left="450"/>
         <w:textAlignment w:val="baseline"/>
         <w:rPr>
-          <w:rFonts w:eastAsiaTheme="majorEastAsia"/>
-        </w:rPr>
-      </w:pPr>
-      <w:r>
-        <w:rPr>
-          <w:rFonts w:eastAsiaTheme="majorEastAsia"/>
+          <w:rFonts w:ascii="Poppins" w:eastAsiaTheme="majorEastAsia" w:hAnsi="Poppins" w:cs="Poppins"/>
+          <w:sz w:val="22"/>
+          <w:szCs w:val="22"/>
+        </w:rPr>
+      </w:pPr>
+      <w:r>
+        <w:rPr>
+          <w:rFonts w:ascii="Poppins" w:eastAsiaTheme="majorEastAsia" w:hAnsi="Poppins" w:cs="Poppins"/>
+          <w:sz w:val="22"/>
+          <w:szCs w:val="22"/>
         </w:rPr>
         <w:t xml:space="preserve">Senior Frontend Developer with </w:t>
       </w:r>
       <w:r>
         <w:rPr>
-          <w:rFonts w:eastAsiaTheme="majorEastAsia"/>
+          <w:rFonts w:ascii="Poppins" w:eastAsiaTheme="majorEastAsia" w:hAnsi="Poppins" w:cs="Poppins"/>
           <w:b/>
           <w:bCs/>
-        </w:rPr>
-        <w:t>5+ years of experience</w:t>
-      </w:r>
-      <w:r>
-        <w:rPr>
-          <w:rFonts w:eastAsiaTheme="majorEastAsia"/>
-        </w:rPr>
-        <w:t xml:space="preserve"> building scalable, responsive, and SEO-optimized web applications using </w:t>
-      </w:r>
-      <w:r>
-        <w:rPr>
-          <w:rFonts w:eastAsiaTheme="majorEastAsia"/>
+          <w:sz w:val="22"/>
+          <w:szCs w:val="22"/>
+        </w:rPr>
+        <w:t>6</w:t>
+      </w:r>
+      <w:r>
+        <w:rPr>
+          <w:rFonts w:ascii="Poppins" w:eastAsiaTheme="majorEastAsia" w:hAnsi="Poppins" w:cs="Poppins"/>
           <w:b/>
           <w:bCs/>
+          <w:sz w:val="22"/>
+          <w:szCs w:val="22"/>
+        </w:rPr>
+        <w:t>+ years of experience</w:t>
+      </w:r>
+      <w:r>
+        <w:rPr>
+          <w:rFonts w:ascii="Poppins" w:eastAsiaTheme="majorEastAsia" w:hAnsi="Poppins" w:cs="Poppins"/>
+          <w:sz w:val="22"/>
+          <w:szCs w:val="22"/>
+        </w:rPr>
+        <w:t xml:space="preserve"> building scalable, responsive, and</w:t>
+      </w:r>
+      <w:r>
+        <w:rPr>
+          <w:rFonts w:ascii="Poppins" w:eastAsiaTheme="majorEastAsia" w:hAnsi="Poppins" w:cs="Poppins"/>
+          <w:sz w:val="22"/>
+          <w:szCs w:val="22"/>
+        </w:rPr>
+        <w:t xml:space="preserve"> </w:t>
+      </w:r>
+      <w:r>
+        <w:rPr>
+          <w:rFonts w:ascii="Poppins" w:eastAsiaTheme="majorEastAsia" w:hAnsi="Poppins" w:cs="Poppins"/>
+          <w:sz w:val="22"/>
+          <w:szCs w:val="22"/>
+        </w:rPr>
+        <w:t>SEO</w:t>
+      </w:r>
+      <w:r>
+        <w:rPr>
+          <w:rFonts w:ascii="Poppins" w:eastAsiaTheme="majorEastAsia" w:hAnsi="Poppins" w:cs="Poppins"/>
+          <w:sz w:val="22"/>
+          <w:szCs w:val="22"/>
+        </w:rPr>
+        <w:t xml:space="preserve"> </w:t>
+      </w:r>
+      <w:r>
+        <w:rPr>
+          <w:rFonts w:ascii="Poppins" w:eastAsiaTheme="majorEastAsia" w:hAnsi="Poppins" w:cs="Poppins"/>
+          <w:sz w:val="22"/>
+          <w:szCs w:val="22"/>
+        </w:rPr>
+        <w:t xml:space="preserve">optimized web applications using </w:t>
+      </w:r>
+      <w:r>
+        <w:rPr>
+          <w:rFonts w:ascii="Poppins" w:eastAsiaTheme="majorEastAsia" w:hAnsi="Poppins" w:cs="Poppins"/>
+          <w:b/>
+          <w:bCs/>
+          <w:sz w:val="22"/>
+          <w:szCs w:val="22"/>
         </w:rPr>
         <w:t>Angular and React</w:t>
       </w:r>
       <w:r>
         <w:rPr>
-          <w:rFonts w:eastAsiaTheme="majorEastAsia"/>
+          <w:rFonts w:ascii="Poppins" w:eastAsiaTheme="majorEastAsia" w:hAnsi="Poppins" w:cs="Poppins"/>
+          <w:sz w:val="22"/>
+          <w:szCs w:val="22"/>
         </w:rPr>
         <w:t>.</w:t>
       </w:r>
       <w:r>
         <w:rPr>
-          <w:rFonts w:eastAsiaTheme="majorEastAsia"/>
+          <w:rFonts w:ascii="Poppins" w:eastAsiaTheme="majorEastAsia" w:hAnsi="Poppins" w:cs="Poppins"/>
+          <w:sz w:val="22"/>
+          <w:szCs w:val="22"/>
         </w:rPr>
         <w:t xml:space="preserve"> </w:t>
       </w:r>
@@ -448,137 +684,136 @@
     <w:p>
       <w:pPr>
         <w:pStyle w:val="paragraph"/>
-        <w:spacing w:before="0" w:beforeAutospacing="0" w:after="0" w:afterAutospacing="0" w:line="360" w:lineRule="auto"/>
-        <w:ind w:left="720"/>
+        <w:spacing w:before="0" w:beforeAutospacing="0" w:after="0" w:afterAutospacing="0"/>
+        <w:ind w:left="450"/>
         <w:textAlignment w:val="baseline"/>
         <w:rPr>
-          <w:rFonts w:eastAsiaTheme="majorEastAsia"/>
-        </w:rPr>
-      </w:pPr>
-      <w:r>
-        <w:rPr>
-          <w:rFonts w:eastAsiaTheme="majorEastAsia"/>
+          <w:rFonts w:ascii="Poppins" w:eastAsiaTheme="majorEastAsia" w:hAnsi="Poppins" w:cs="Poppins"/>
+          <w:sz w:val="22"/>
+          <w:szCs w:val="22"/>
+        </w:rPr>
+      </w:pPr>
+      <w:r>
+        <w:rPr>
+          <w:rFonts w:ascii="Poppins" w:eastAsiaTheme="majorEastAsia" w:hAnsi="Poppins" w:cs="Poppins"/>
+          <w:sz w:val="22"/>
+          <w:szCs w:val="22"/>
         </w:rPr>
         <w:t xml:space="preserve">Expert in transforming Figma designs into </w:t>
       </w:r>
       <w:r>
         <w:rPr>
-          <w:rFonts w:eastAsiaTheme="majorEastAsia"/>
+          <w:rFonts w:ascii="Poppins" w:eastAsiaTheme="majorEastAsia" w:hAnsi="Poppins" w:cs="Poppins"/>
           <w:b/>
           <w:bCs/>
+          <w:sz w:val="22"/>
+          <w:szCs w:val="22"/>
         </w:rPr>
         <w:t>pixel-perfect, high-performance UI</w:t>
       </w:r>
       <w:r>
         <w:rPr>
-          <w:rFonts w:eastAsiaTheme="majorEastAsia"/>
+          <w:rFonts w:ascii="Poppins" w:eastAsiaTheme="majorEastAsia" w:hAnsi="Poppins" w:cs="Poppins"/>
+          <w:sz w:val="22"/>
+          <w:szCs w:val="22"/>
         </w:rPr>
         <w:t xml:space="preserve"> and implementing </w:t>
       </w:r>
       <w:r>
         <w:rPr>
-          <w:rFonts w:eastAsiaTheme="majorEastAsia"/>
+          <w:rFonts w:ascii="Poppins" w:eastAsiaTheme="majorEastAsia" w:hAnsi="Poppins" w:cs="Poppins"/>
           <w:b/>
           <w:bCs/>
+          <w:sz w:val="22"/>
+          <w:szCs w:val="22"/>
         </w:rPr>
         <w:t>modular frontend architectures</w:t>
       </w:r>
       <w:r>
         <w:rPr>
-          <w:rFonts w:eastAsiaTheme="majorEastAsia"/>
+          <w:rFonts w:ascii="Poppins" w:eastAsiaTheme="majorEastAsia" w:hAnsi="Poppins" w:cs="Poppins"/>
+          <w:sz w:val="22"/>
+          <w:szCs w:val="22"/>
         </w:rPr>
         <w:t xml:space="preserve">. </w:t>
       </w:r>
       <w:r>
         <w:rPr>
-          <w:rFonts w:eastAsiaTheme="majorEastAsia"/>
+          <w:rFonts w:ascii="Poppins" w:eastAsiaTheme="majorEastAsia" w:hAnsi="Poppins" w:cs="Poppins"/>
+          <w:sz w:val="22"/>
+          <w:szCs w:val="22"/>
         </w:rPr>
         <w:t xml:space="preserve">Proven experience in </w:t>
       </w:r>
       <w:r>
         <w:rPr>
-          <w:rFonts w:eastAsiaTheme="majorEastAsia"/>
+          <w:rFonts w:ascii="Poppins" w:eastAsiaTheme="majorEastAsia" w:hAnsi="Poppins" w:cs="Poppins"/>
           <w:b/>
           <w:bCs/>
+          <w:sz w:val="22"/>
+          <w:szCs w:val="22"/>
         </w:rPr>
         <w:t>CI/CD pipelines</w:t>
       </w:r>
       <w:r>
         <w:rPr>
-          <w:rFonts w:eastAsiaTheme="majorEastAsia"/>
+          <w:rFonts w:ascii="Poppins" w:eastAsiaTheme="majorEastAsia" w:hAnsi="Poppins" w:cs="Poppins"/>
+          <w:sz w:val="22"/>
+          <w:szCs w:val="22"/>
         </w:rPr>
         <w:t xml:space="preserve"> </w:t>
       </w:r>
       <w:r>
         <w:rPr>
-          <w:rFonts w:eastAsiaTheme="majorEastAsia"/>
+          <w:rFonts w:ascii="Poppins" w:eastAsiaTheme="majorEastAsia" w:hAnsi="Poppins" w:cs="Poppins"/>
           <w:b/>
           <w:bCs/>
+          <w:sz w:val="22"/>
+          <w:szCs w:val="22"/>
         </w:rPr>
         <w:t>(Jenkins),</w:t>
       </w:r>
       <w:r>
         <w:rPr>
-          <w:rFonts w:eastAsiaTheme="majorEastAsia"/>
+          <w:rFonts w:ascii="Poppins" w:eastAsiaTheme="majorEastAsia" w:hAnsi="Poppins" w:cs="Poppins"/>
+          <w:sz w:val="22"/>
+          <w:szCs w:val="22"/>
         </w:rPr>
         <w:t xml:space="preserve"> improving page performance by up to 30–40%, and delivering enterprise-scale applications, </w:t>
       </w:r>
       <w:r>
         <w:rPr>
-          <w:rFonts w:eastAsiaTheme="majorEastAsia"/>
+          <w:rFonts w:ascii="Poppins" w:eastAsiaTheme="majorEastAsia" w:hAnsi="Poppins" w:cs="Poppins"/>
           <w:b/>
           <w:bCs/>
+          <w:sz w:val="22"/>
+          <w:szCs w:val="22"/>
         </w:rPr>
         <w:t>performance optimization, and enterprise-level application development</w:t>
       </w:r>
       <w:r>
         <w:rPr>
-          <w:rFonts w:eastAsiaTheme="majorEastAsia"/>
+          <w:rFonts w:ascii="Poppins" w:eastAsiaTheme="majorEastAsia" w:hAnsi="Poppins" w:cs="Poppins"/>
+          <w:sz w:val="22"/>
+          <w:szCs w:val="22"/>
         </w:rPr>
         <w:t>.</w:t>
       </w:r>
       <w:r>
         <w:rPr>
-          <w:rFonts w:eastAsiaTheme="majorEastAsia"/>
+          <w:rFonts w:ascii="Poppins" w:eastAsiaTheme="majorEastAsia" w:hAnsi="Poppins" w:cs="Poppins"/>
+          <w:sz w:val="22"/>
+          <w:szCs w:val="22"/>
         </w:rPr>
         <w:t xml:space="preserve"> </w:t>
       </w:r>
       <w:r>
         <w:rPr>
-          <w:rFonts w:eastAsiaTheme="majorEastAsia"/>
+          <w:rFonts w:ascii="Poppins" w:eastAsiaTheme="majorEastAsia" w:hAnsi="Poppins" w:cs="Poppins"/>
+          <w:sz w:val="22"/>
+          <w:szCs w:val="22"/>
         </w:rPr>
         <w:t xml:space="preserve"> </w:t>
-      </w:r>
-    </w:p>
-    <w:p>
-      <w:pPr>
-        <w:pStyle w:val="paragraph"/>
-        <w:spacing w:before="0" w:beforeAutospacing="0" w:after="0" w:afterAutospacing="0" w:line="360" w:lineRule="auto"/>
-        <w:ind w:left="720"/>
-        <w:textAlignment w:val="baseline"/>
-        <w:rPr>
-          <w:rFonts w:eastAsiaTheme="majorEastAsia"/>
-        </w:rPr>
-      </w:pPr>
-      <w:r>
-        <w:rPr>
-          <w:rFonts w:eastAsiaTheme="majorEastAsia"/>
-        </w:rPr>
-        <w:t xml:space="preserve">Strong collaborator with experience working closely with clients and cross-functional teams. Currently focused on contributing to </w:t>
-      </w:r>
-      <w:r>
-        <w:rPr>
-          <w:rFonts w:eastAsiaTheme="majorEastAsia"/>
-          <w:b/>
-          <w:bCs/>
-        </w:rPr>
-        <w:t>modern React-based applications and scalable frontend systems</w:t>
-      </w:r>
-      <w:r>
-        <w:rPr>
-          <w:rFonts w:eastAsiaTheme="majorEastAsia"/>
-        </w:rPr>
-        <w:t>.</w:t>
       </w:r>
     </w:p>
     <w:p>
@@ -587,32 +822,47 @@
         <w:pBdr>
           <w:bottom w:val="single" w:sz="6" w:space="1" w:color="auto"/>
         </w:pBdr>
-        <w:spacing w:before="0" w:beforeAutospacing="0" w:after="0" w:afterAutospacing="0" w:line="276" w:lineRule="auto"/>
+        <w:spacing w:before="0" w:beforeAutospacing="0" w:after="0" w:afterAutospacing="0"/>
         <w:textAlignment w:val="baseline"/>
+        <w:rPr>
+          <w:rFonts w:ascii="Poppins" w:hAnsi="Poppins" w:cs="Poppins"/>
+          <w:sz w:val="22"/>
+          <w:szCs w:val="22"/>
+        </w:rPr>
       </w:pPr>
     </w:p>
     <w:p>
       <w:pPr>
         <w:pStyle w:val="paragraph"/>
-        <w:spacing w:before="0" w:beforeAutospacing="0" w:after="0" w:afterAutospacing="0" w:line="276" w:lineRule="auto"/>
+        <w:spacing w:before="0" w:beforeAutospacing="0" w:after="0" w:afterAutospacing="0"/>
         <w:textAlignment w:val="baseline"/>
         <w:rPr>
           <w:rStyle w:val="normaltextrun"/>
+          <w:rFonts w:ascii="Poppins" w:hAnsi="Poppins" w:cs="Poppins"/>
+          <w:sz w:val="22"/>
+          <w:szCs w:val="22"/>
         </w:rPr>
       </w:pPr>
     </w:p>
     <w:p>
       <w:pPr>
         <w:pStyle w:val="paragraph"/>
-        <w:spacing w:before="0" w:beforeAutospacing="0" w:after="0" w:afterAutospacing="0" w:line="276" w:lineRule="auto"/>
+        <w:spacing w:before="0" w:beforeAutospacing="0" w:after="0" w:afterAutospacing="0"/>
         <w:textAlignment w:val="baseline"/>
+        <w:rPr>
+          <w:rFonts w:ascii="Poppins" w:hAnsi="Poppins" w:cs="Poppins"/>
+          <w:sz w:val="22"/>
+          <w:szCs w:val="22"/>
+        </w:rPr>
       </w:pPr>
       <w:r>
         <w:rPr>
           <w:rStyle w:val="normaltextrun"/>
-          <w:rFonts w:eastAsiaTheme="majorEastAsia"/>
+          <w:rFonts w:ascii="Poppins" w:eastAsiaTheme="majorEastAsia" w:hAnsi="Poppins" w:cs="Poppins"/>
           <w:b/>
           <w:bCs/>
+          <w:sz w:val="22"/>
+          <w:szCs w:val="22"/>
         </w:rPr>
         <w:t>TECHNICAL SKILLS</w:t>
       </w:r>
@@ -620,38 +870,48 @@
     <w:p>
       <w:pPr>
         <w:pStyle w:val="paragraph"/>
-        <w:spacing w:before="0" w:beforeAutospacing="0" w:after="0" w:afterAutospacing="0" w:line="360" w:lineRule="auto"/>
+        <w:spacing w:before="0" w:beforeAutospacing="0" w:after="0" w:afterAutospacing="0"/>
         <w:ind w:left="720"/>
         <w:textAlignment w:val="baseline"/>
         <w:rPr>
-          <w:rFonts w:eastAsiaTheme="majorEastAsia"/>
+          <w:rFonts w:ascii="Poppins" w:eastAsiaTheme="majorEastAsia" w:hAnsi="Poppins" w:cs="Poppins"/>
           <w:b/>
           <w:bCs/>
-        </w:rPr>
-      </w:pPr>
-      <w:r>
-        <w:rPr>
-          <w:rFonts w:eastAsiaTheme="majorEastAsia"/>
+          <w:sz w:val="22"/>
+          <w:szCs w:val="22"/>
+        </w:rPr>
+      </w:pPr>
+      <w:r>
+        <w:rPr>
+          <w:rFonts w:ascii="Poppins" w:eastAsiaTheme="majorEastAsia" w:hAnsi="Poppins" w:cs="Poppins"/>
           <w:b/>
           <w:bCs/>
+          <w:sz w:val="22"/>
+          <w:szCs w:val="22"/>
         </w:rPr>
         <w:t>Frontend:</w:t>
       </w:r>
       <w:r>
         <w:rPr>
-          <w:rFonts w:eastAsiaTheme="majorEastAsia"/>
+          <w:rFonts w:ascii="Poppins" w:eastAsiaTheme="majorEastAsia" w:hAnsi="Poppins" w:cs="Poppins"/>
+          <w:sz w:val="22"/>
+          <w:szCs w:val="22"/>
         </w:rPr>
         <w:t xml:space="preserve"> </w:t>
       </w:r>
       <w:r>
         <w:rPr>
-          <w:rFonts w:eastAsiaTheme="majorEastAsia"/>
+          <w:rFonts w:ascii="Poppins" w:eastAsiaTheme="majorEastAsia" w:hAnsi="Poppins" w:cs="Poppins"/>
+          <w:sz w:val="22"/>
+          <w:szCs w:val="22"/>
         </w:rPr>
         <w:t xml:space="preserve">Angular, React, </w:t>
       </w:r>
       <w:r>
         <w:rPr>
-          <w:rFonts w:eastAsiaTheme="majorEastAsia"/>
+          <w:rFonts w:ascii="Poppins" w:eastAsiaTheme="majorEastAsia" w:hAnsi="Poppins" w:cs="Poppins"/>
+          <w:sz w:val="22"/>
+          <w:szCs w:val="22"/>
         </w:rPr>
         <w:t>HTML5, CSS3, Bootstrap, JavaScript (ES6+)</w:t>
       </w:r>
@@ -659,34 +919,42 @@
     <w:p>
       <w:pPr>
         <w:pStyle w:val="paragraph"/>
-        <w:spacing w:before="0" w:beforeAutospacing="0" w:after="0" w:afterAutospacing="0" w:line="360" w:lineRule="auto"/>
+        <w:spacing w:before="0" w:beforeAutospacing="0" w:after="0" w:afterAutospacing="0"/>
         <w:ind w:left="720"/>
         <w:textAlignment w:val="baseline"/>
         <w:rPr>
-          <w:rFonts w:eastAsiaTheme="majorEastAsia"/>
+          <w:rFonts w:ascii="Poppins" w:eastAsiaTheme="majorEastAsia" w:hAnsi="Poppins" w:cs="Poppins"/>
           <w:b/>
           <w:bCs/>
-        </w:rPr>
-      </w:pPr>
-      <w:r>
-        <w:rPr>
-          <w:rFonts w:eastAsiaTheme="majorEastAsia"/>
+          <w:sz w:val="22"/>
+          <w:szCs w:val="22"/>
+        </w:rPr>
+      </w:pPr>
+      <w:r>
+        <w:rPr>
+          <w:rFonts w:ascii="Poppins" w:eastAsiaTheme="majorEastAsia" w:hAnsi="Poppins" w:cs="Poppins"/>
           <w:b/>
           <w:bCs/>
+          <w:sz w:val="22"/>
+          <w:szCs w:val="22"/>
         </w:rPr>
         <w:t>UI/UX:</w:t>
       </w:r>
       <w:r>
         <w:rPr>
-          <w:rFonts w:eastAsiaTheme="majorEastAsia"/>
+          <w:rFonts w:ascii="Poppins" w:eastAsiaTheme="majorEastAsia" w:hAnsi="Poppins" w:cs="Poppins"/>
           <w:b/>
           <w:bCs/>
+          <w:sz w:val="22"/>
+          <w:szCs w:val="22"/>
         </w:rPr>
         <w:t xml:space="preserve"> </w:t>
       </w:r>
       <w:r>
         <w:rPr>
-          <w:rFonts w:eastAsiaTheme="majorEastAsia"/>
+          <w:rFonts w:ascii="Poppins" w:eastAsiaTheme="majorEastAsia" w:hAnsi="Poppins" w:cs="Poppins"/>
+          <w:sz w:val="22"/>
+          <w:szCs w:val="22"/>
         </w:rPr>
         <w:t>Figma, Pixel-perfect UI, Responsive Design, Mobile-first Development</w:t>
       </w:r>
@@ -694,32 +962,40 @@
     <w:p>
       <w:pPr>
         <w:pStyle w:val="paragraph"/>
-        <w:spacing w:before="0" w:beforeAutospacing="0" w:after="0" w:afterAutospacing="0" w:line="360" w:lineRule="auto"/>
+        <w:spacing w:before="0" w:beforeAutospacing="0" w:after="0" w:afterAutospacing="0"/>
         <w:ind w:left="720"/>
         <w:textAlignment w:val="baseline"/>
         <w:rPr>
-          <w:rFonts w:eastAsiaTheme="majorEastAsia"/>
-        </w:rPr>
-      </w:pPr>
-      <w:r>
-        <w:rPr>
-          <w:rFonts w:eastAsiaTheme="majorEastAsia"/>
+          <w:rFonts w:ascii="Poppins" w:eastAsiaTheme="majorEastAsia" w:hAnsi="Poppins" w:cs="Poppins"/>
+          <w:sz w:val="22"/>
+          <w:szCs w:val="22"/>
+        </w:rPr>
+      </w:pPr>
+      <w:r>
+        <w:rPr>
+          <w:rFonts w:ascii="Poppins" w:eastAsiaTheme="majorEastAsia" w:hAnsi="Poppins" w:cs="Poppins"/>
           <w:b/>
           <w:bCs/>
+          <w:sz w:val="22"/>
+          <w:szCs w:val="22"/>
         </w:rPr>
         <w:t>Tools &amp; Version Control:</w:t>
       </w:r>
       <w:r>
         <w:rPr>
-          <w:rFonts w:eastAsiaTheme="majorEastAsia"/>
+          <w:rFonts w:ascii="Poppins" w:eastAsiaTheme="majorEastAsia" w:hAnsi="Poppins" w:cs="Poppins"/>
           <w:b/>
           <w:bCs/>
+          <w:sz w:val="22"/>
+          <w:szCs w:val="22"/>
         </w:rPr>
         <w:t xml:space="preserve"> </w:t>
       </w:r>
       <w:r>
         <w:rPr>
-          <w:rFonts w:eastAsiaTheme="majorEastAsia"/>
+          <w:rFonts w:ascii="Poppins" w:eastAsiaTheme="majorEastAsia" w:hAnsi="Poppins" w:cs="Poppins"/>
+          <w:sz w:val="22"/>
+          <w:szCs w:val="22"/>
         </w:rPr>
         <w:t>Git, Bitbucket</w:t>
       </w:r>
@@ -727,32 +1003,40 @@
     <w:p>
       <w:pPr>
         <w:pStyle w:val="paragraph"/>
-        <w:spacing w:before="0" w:beforeAutospacing="0" w:after="0" w:afterAutospacing="0" w:line="360" w:lineRule="auto"/>
+        <w:spacing w:before="0" w:beforeAutospacing="0" w:after="0" w:afterAutospacing="0"/>
         <w:ind w:left="720"/>
         <w:textAlignment w:val="baseline"/>
         <w:rPr>
-          <w:rFonts w:eastAsiaTheme="majorEastAsia"/>
-        </w:rPr>
-      </w:pPr>
-      <w:r>
-        <w:rPr>
-          <w:rFonts w:eastAsiaTheme="majorEastAsia"/>
+          <w:rFonts w:ascii="Poppins" w:eastAsiaTheme="majorEastAsia" w:hAnsi="Poppins" w:cs="Poppins"/>
+          <w:sz w:val="22"/>
+          <w:szCs w:val="22"/>
+        </w:rPr>
+      </w:pPr>
+      <w:r>
+        <w:rPr>
+          <w:rFonts w:ascii="Poppins" w:eastAsiaTheme="majorEastAsia" w:hAnsi="Poppins" w:cs="Poppins"/>
           <w:b/>
           <w:bCs/>
+          <w:sz w:val="22"/>
+          <w:szCs w:val="22"/>
         </w:rPr>
         <w:t>CI/CD &amp; DevOps:</w:t>
       </w:r>
       <w:r>
         <w:rPr>
-          <w:rFonts w:eastAsiaTheme="majorEastAsia"/>
+          <w:rFonts w:ascii="Poppins" w:eastAsiaTheme="majorEastAsia" w:hAnsi="Poppins" w:cs="Poppins"/>
           <w:b/>
           <w:bCs/>
+          <w:sz w:val="22"/>
+          <w:szCs w:val="22"/>
         </w:rPr>
         <w:t xml:space="preserve"> </w:t>
       </w:r>
       <w:r>
         <w:rPr>
-          <w:rFonts w:eastAsiaTheme="majorEastAsia"/>
+          <w:rFonts w:ascii="Poppins" w:eastAsiaTheme="majorEastAsia" w:hAnsi="Poppins" w:cs="Poppins"/>
+          <w:sz w:val="22"/>
+          <w:szCs w:val="22"/>
         </w:rPr>
         <w:t>Jenkins, Build &amp; Release Management</w:t>
       </w:r>
@@ -760,32 +1044,40 @@
     <w:p>
       <w:pPr>
         <w:pStyle w:val="paragraph"/>
-        <w:spacing w:before="0" w:beforeAutospacing="0" w:after="0" w:afterAutospacing="0" w:line="360" w:lineRule="auto"/>
+        <w:spacing w:before="0" w:beforeAutospacing="0" w:after="0" w:afterAutospacing="0"/>
         <w:ind w:left="720"/>
         <w:textAlignment w:val="baseline"/>
         <w:rPr>
-          <w:rFonts w:eastAsiaTheme="majorEastAsia"/>
-        </w:rPr>
-      </w:pPr>
-      <w:r>
-        <w:rPr>
-          <w:rFonts w:eastAsiaTheme="majorEastAsia"/>
+          <w:rFonts w:ascii="Poppins" w:eastAsiaTheme="majorEastAsia" w:hAnsi="Poppins" w:cs="Poppins"/>
+          <w:sz w:val="22"/>
+          <w:szCs w:val="22"/>
+        </w:rPr>
+      </w:pPr>
+      <w:r>
+        <w:rPr>
+          <w:rFonts w:ascii="Poppins" w:eastAsiaTheme="majorEastAsia" w:hAnsi="Poppins" w:cs="Poppins"/>
           <w:b/>
           <w:bCs/>
+          <w:sz w:val="22"/>
+          <w:szCs w:val="22"/>
         </w:rPr>
         <w:t>Performance &amp; SEO:</w:t>
       </w:r>
       <w:r>
         <w:rPr>
-          <w:rFonts w:eastAsiaTheme="majorEastAsia"/>
+          <w:rFonts w:ascii="Poppins" w:eastAsiaTheme="majorEastAsia" w:hAnsi="Poppins" w:cs="Poppins"/>
           <w:b/>
           <w:bCs/>
+          <w:sz w:val="22"/>
+          <w:szCs w:val="22"/>
         </w:rPr>
         <w:t xml:space="preserve"> </w:t>
       </w:r>
       <w:r>
         <w:rPr>
-          <w:rFonts w:eastAsiaTheme="majorEastAsia"/>
+          <w:rFonts w:ascii="Poppins" w:eastAsiaTheme="majorEastAsia" w:hAnsi="Poppins" w:cs="Poppins"/>
+          <w:sz w:val="22"/>
+          <w:szCs w:val="22"/>
         </w:rPr>
         <w:t>Page Speed Optimization, SEO Best Practices</w:t>
       </w:r>
@@ -793,34 +1085,70 @@
     <w:p>
       <w:pPr>
         <w:pStyle w:val="paragraph"/>
-        <w:spacing w:before="0" w:beforeAutospacing="0" w:after="0" w:afterAutospacing="0" w:line="360" w:lineRule="auto"/>
+        <w:spacing w:before="0" w:beforeAutospacing="0" w:after="0" w:afterAutospacing="0"/>
         <w:ind w:left="720"/>
         <w:textAlignment w:val="baseline"/>
         <w:rPr>
-          <w:rFonts w:eastAsiaTheme="majorEastAsia"/>
-        </w:rPr>
-      </w:pPr>
-      <w:r>
-        <w:rPr>
-          <w:rFonts w:eastAsiaTheme="majorEastAsia"/>
+          <w:rFonts w:ascii="Poppins" w:eastAsiaTheme="majorEastAsia" w:hAnsi="Poppins" w:cs="Poppins"/>
+          <w:sz w:val="22"/>
+          <w:szCs w:val="22"/>
+        </w:rPr>
+      </w:pPr>
+      <w:r>
+        <w:rPr>
+          <w:rFonts w:ascii="Poppins" w:eastAsiaTheme="majorEastAsia" w:hAnsi="Poppins" w:cs="Poppins"/>
           <w:b/>
           <w:bCs/>
-        </w:rPr>
-        <w:t>Backend (Intermediate):</w:t>
-      </w:r>
-      <w:r>
-        <w:rPr>
-          <w:rFonts w:eastAsiaTheme="majorEastAsia"/>
+          <w:sz w:val="22"/>
+          <w:szCs w:val="22"/>
+        </w:rPr>
+        <w:t>Backend</w:t>
+      </w:r>
+      <w:r>
+        <w:rPr>
+          <w:rFonts w:ascii="Poppins" w:eastAsiaTheme="majorEastAsia" w:hAnsi="Poppins" w:cs="Poppins"/>
           <w:b/>
           <w:bCs/>
+          <w:sz w:val="22"/>
+          <w:szCs w:val="22"/>
+        </w:rPr>
+        <w:t xml:space="preserve"> Technologies</w:t>
+      </w:r>
+      <w:r>
+        <w:rPr>
+          <w:rFonts w:ascii="Poppins" w:eastAsiaTheme="majorEastAsia" w:hAnsi="Poppins" w:cs="Poppins"/>
+          <w:b/>
+          <w:bCs/>
+          <w:sz w:val="22"/>
+          <w:szCs w:val="22"/>
+        </w:rPr>
+        <w:t>:</w:t>
+      </w:r>
+      <w:r>
+        <w:rPr>
+          <w:rFonts w:ascii="Poppins" w:eastAsiaTheme="majorEastAsia" w:hAnsi="Poppins" w:cs="Poppins"/>
+          <w:b/>
+          <w:bCs/>
+          <w:sz w:val="22"/>
+          <w:szCs w:val="22"/>
         </w:rPr>
         <w:t xml:space="preserve"> </w:t>
       </w:r>
       <w:r>
         <w:rPr>
-          <w:rFonts w:eastAsiaTheme="majorEastAsia"/>
+          <w:rFonts w:ascii="Poppins" w:eastAsiaTheme="majorEastAsia" w:hAnsi="Poppins" w:cs="Poppins"/>
+          <w:sz w:val="22"/>
+          <w:szCs w:val="22"/>
         </w:rPr>
         <w:t>Node.js, MySQL</w:t>
+      </w:r>
+      <w:r>
+        <w:rPr>
+          <w:rFonts w:ascii="Poppins" w:eastAsiaTheme="majorEastAsia" w:hAnsi="Poppins" w:cs="Poppins"/>
+          <w:sz w:val="22"/>
+          <w:szCs w:val="22"/>
+        </w:rPr>
+        <w:t>, Mongo DB.</w:t>
       </w:r>
     </w:p>
     <w:p>
@@ -829,80 +1157,142 @@
         <w:pBdr>
           <w:bottom w:val="single" w:sz="6" w:space="1" w:color="auto"/>
         </w:pBdr>
-        <w:spacing w:before="0" w:beforeAutospacing="0" w:after="0" w:afterAutospacing="0" w:line="276" w:lineRule="auto"/>
+        <w:spacing w:before="0" w:beforeAutospacing="0" w:after="0" w:afterAutospacing="0"/>
         <w:textAlignment w:val="baseline"/>
+        <w:rPr>
+          <w:rFonts w:ascii="Poppins" w:hAnsi="Poppins" w:cs="Poppins"/>
+          <w:sz w:val="22"/>
+          <w:szCs w:val="22"/>
+        </w:rPr>
       </w:pPr>
     </w:p>
     <w:p>
       <w:pPr>
         <w:pStyle w:val="paragraph"/>
-        <w:spacing w:before="0" w:beforeAutospacing="0" w:after="0" w:afterAutospacing="0" w:line="276" w:lineRule="auto"/>
+        <w:spacing w:before="0" w:beforeAutospacing="0" w:after="0" w:afterAutospacing="0"/>
         <w:textAlignment w:val="baseline"/>
         <w:rPr>
           <w:rStyle w:val="normaltextrun"/>
+          <w:rFonts w:ascii="Poppins" w:hAnsi="Poppins" w:cs="Poppins"/>
+          <w:sz w:val="22"/>
+          <w:szCs w:val="22"/>
         </w:rPr>
       </w:pPr>
     </w:p>
     <w:p>
       <w:pPr>
         <w:pStyle w:val="paragraph"/>
-        <w:spacing w:before="0" w:beforeAutospacing="0" w:after="0" w:afterAutospacing="0" w:line="276" w:lineRule="auto"/>
+        <w:spacing w:before="0" w:beforeAutospacing="0" w:after="0" w:afterAutospacing="0"/>
         <w:textAlignment w:val="baseline"/>
+        <w:rPr>
+          <w:rFonts w:ascii="Poppins" w:eastAsiaTheme="majorEastAsia" w:hAnsi="Poppins" w:cs="Poppins"/>
+          <w:sz w:val="22"/>
+          <w:szCs w:val="22"/>
+        </w:rPr>
       </w:pPr>
       <w:r>
         <w:rPr>
           <w:rStyle w:val="normaltextrun"/>
-          <w:rFonts w:eastAsiaTheme="majorEastAsia"/>
+          <w:rFonts w:ascii="Poppins" w:eastAsiaTheme="majorEastAsia" w:hAnsi="Poppins" w:cs="Poppins"/>
           <w:b/>
           <w:bCs/>
+          <w:sz w:val="22"/>
+          <w:szCs w:val="22"/>
         </w:rPr>
         <w:t>PROFESSIONAL EXPERIENCE</w:t>
       </w:r>
       <w:r>
         <w:rPr>
           <w:rStyle w:val="scxw1294930"/>
-          <w:rFonts w:eastAsiaTheme="majorEastAsia"/>
+          <w:rFonts w:ascii="Poppins" w:eastAsiaTheme="majorEastAsia" w:hAnsi="Poppins" w:cs="Poppins"/>
+          <w:sz w:val="22"/>
+          <w:szCs w:val="22"/>
         </w:rPr>
         <w:t> </w:t>
       </w:r>
       <w:r>
+        <w:rPr>
+          <w:rFonts w:ascii="Poppins" w:hAnsi="Poppins" w:cs="Poppins"/>
+          <w:sz w:val="22"/>
+          <w:szCs w:val="22"/>
+        </w:rPr>
         <w:br/>
       </w:r>
       <w:r>
         <w:rPr>
           <w:rStyle w:val="normaltextrun"/>
-          <w:rFonts w:eastAsiaTheme="majorEastAsia"/>
+          <w:rFonts w:ascii="Poppins" w:eastAsiaTheme="majorEastAsia" w:hAnsi="Poppins" w:cs="Poppins"/>
           <w:b/>
           <w:bCs/>
+          <w:sz w:val="22"/>
+          <w:szCs w:val="22"/>
         </w:rPr>
         <w:t xml:space="preserve">Senior Developer | HCL Technologies – Chennai, </w:t>
       </w:r>
       <w:r>
         <w:rPr>
           <w:rStyle w:val="normaltextrun"/>
-          <w:rFonts w:eastAsiaTheme="majorEastAsia"/>
+          <w:rFonts w:ascii="Poppins" w:eastAsiaTheme="majorEastAsia" w:hAnsi="Poppins" w:cs="Poppins"/>
           <w:b/>
           <w:bCs/>
+          <w:sz w:val="22"/>
+          <w:szCs w:val="22"/>
         </w:rPr>
         <w:t>Tamil Nadu</w:t>
       </w:r>
-    </w:p>
-    <w:p>
-      <w:pPr>
-        <w:pStyle w:val="paragraph"/>
-        <w:spacing w:before="0" w:beforeAutospacing="0" w:after="0" w:afterAutospacing="0" w:line="276" w:lineRule="auto"/>
-        <w:textAlignment w:val="baseline"/>
-        <w:rPr>
-          <w:rFonts w:eastAsiaTheme="majorEastAsia"/>
-        </w:rPr>
-      </w:pPr>
-      <w:r>
-        <w:rPr>
-          <w:rFonts w:eastAsiaTheme="majorEastAsia"/>
+      <w:r>
+        <w:rPr>
+          <w:rStyle w:val="normaltextrun"/>
+          <w:rFonts w:ascii="Poppins" w:eastAsiaTheme="majorEastAsia" w:hAnsi="Poppins" w:cs="Poppins"/>
+          <w:b/>
+          <w:bCs/>
+          <w:sz w:val="22"/>
+          <w:szCs w:val="22"/>
+        </w:rPr>
+        <w:t xml:space="preserve">                           </w:t>
+      </w:r>
+      <w:r>
+        <w:rPr>
+          <w:rStyle w:val="normaltextrun"/>
+          <w:rFonts w:ascii="Poppins" w:eastAsiaTheme="majorEastAsia" w:hAnsi="Poppins" w:cs="Poppins"/>
+          <w:b/>
+          <w:bCs/>
+          <w:sz w:val="22"/>
+          <w:szCs w:val="22"/>
+        </w:rPr>
+        <w:t xml:space="preserve">             </w:t>
+      </w:r>
+      <w:r>
+        <w:rPr>
+          <w:rStyle w:val="normaltextrun"/>
+          <w:rFonts w:ascii="Poppins" w:eastAsiaTheme="majorEastAsia" w:hAnsi="Poppins" w:cs="Poppins"/>
+          <w:b/>
+          <w:bCs/>
+          <w:sz w:val="22"/>
+          <w:szCs w:val="22"/>
+        </w:rPr>
+        <w:t xml:space="preserve">                          </w:t>
+      </w:r>
+      <w:r>
+        <w:rPr>
+          <w:rStyle w:val="normaltextrun"/>
+          <w:rFonts w:ascii="Poppins" w:eastAsiaTheme="majorEastAsia" w:hAnsi="Poppins" w:cs="Poppins"/>
+          <w:b/>
+          <w:bCs/>
+          <w:sz w:val="22"/>
+          <w:szCs w:val="22"/>
+        </w:rPr>
+        <w:t xml:space="preserve"> </w:t>
+      </w:r>
+      <w:r>
+        <w:rPr>
+          <w:rFonts w:ascii="Poppins" w:eastAsiaTheme="majorEastAsia" w:hAnsi="Poppins" w:cs="Poppins"/>
           <w:i/>
           <w:iCs/>
-        </w:rPr>
-        <w:t>Sep 2022 – Present</w:t>
+          <w:sz w:val="22"/>
+          <w:szCs w:val="22"/>
+        </w:rPr>
+        <w:t>May 2022 – Present</w:t>
       </w:r>
     </w:p>
     <w:p>
@@ -912,16 +1302,20 @@
           <w:ilvl w:val="0"/>
           <w:numId w:val="51"/>
         </w:numPr>
-        <w:spacing w:after="0" w:line="276" w:lineRule="auto"/>
-        <w:ind w:left="540"/>
+        <w:spacing w:after="0"/>
+        <w:ind w:left="540" w:firstLine="0"/>
         <w:textAlignment w:val="baseline"/>
         <w:rPr>
-          <w:rFonts w:eastAsiaTheme="majorEastAsia"/>
-        </w:rPr>
-      </w:pPr>
-      <w:r>
-        <w:rPr>
-          <w:rFonts w:eastAsiaTheme="majorEastAsia"/>
+          <w:rFonts w:ascii="Poppins" w:eastAsiaTheme="majorEastAsia" w:hAnsi="Poppins" w:cs="Poppins"/>
+          <w:sz w:val="22"/>
+          <w:szCs w:val="22"/>
+        </w:rPr>
+      </w:pPr>
+      <w:r>
+        <w:rPr>
+          <w:rFonts w:ascii="Poppins" w:eastAsiaTheme="majorEastAsia" w:hAnsi="Poppins" w:cs="Poppins"/>
+          <w:sz w:val="22"/>
+          <w:szCs w:val="22"/>
         </w:rPr>
         <w:t>Developed scalable Angular-based enterprise applications, improving UI performance and user experience across multiple modules.</w:t>
       </w:r>
@@ -933,16 +1327,20 @@
           <w:ilvl w:val="0"/>
           <w:numId w:val="51"/>
         </w:numPr>
-        <w:spacing w:after="0" w:line="276" w:lineRule="auto"/>
-        <w:ind w:left="540"/>
+        <w:spacing w:after="0"/>
+        <w:ind w:left="540" w:firstLine="0"/>
         <w:textAlignment w:val="baseline"/>
         <w:rPr>
-          <w:rFonts w:eastAsiaTheme="majorEastAsia"/>
-        </w:rPr>
-      </w:pPr>
-      <w:r>
-        <w:rPr>
-          <w:rFonts w:eastAsiaTheme="majorEastAsia"/>
+          <w:rFonts w:ascii="Poppins" w:eastAsiaTheme="majorEastAsia" w:hAnsi="Poppins" w:cs="Poppins"/>
+          <w:sz w:val="22"/>
+          <w:szCs w:val="22"/>
+        </w:rPr>
+      </w:pPr>
+      <w:r>
+        <w:rPr>
+          <w:rFonts w:ascii="Poppins" w:eastAsiaTheme="majorEastAsia" w:hAnsi="Poppins" w:cs="Poppins"/>
+          <w:sz w:val="22"/>
+          <w:szCs w:val="22"/>
         </w:rPr>
         <w:t xml:space="preserve">Converted Figma designs into pixel-perfect, reusable components. </w:t>
       </w:r>
@@ -954,16 +1352,20 @@
           <w:ilvl w:val="0"/>
           <w:numId w:val="51"/>
         </w:numPr>
-        <w:spacing w:after="0" w:line="276" w:lineRule="auto"/>
-        <w:ind w:left="540"/>
+        <w:spacing w:after="0"/>
+        <w:ind w:left="540" w:firstLine="0"/>
         <w:textAlignment w:val="baseline"/>
         <w:rPr>
-          <w:rFonts w:eastAsiaTheme="majorEastAsia"/>
-        </w:rPr>
-      </w:pPr>
-      <w:r>
-        <w:rPr>
-          <w:rFonts w:eastAsiaTheme="majorEastAsia"/>
+          <w:rFonts w:ascii="Poppins" w:eastAsiaTheme="majorEastAsia" w:hAnsi="Poppins" w:cs="Poppins"/>
+          <w:sz w:val="22"/>
+          <w:szCs w:val="22"/>
+        </w:rPr>
+      </w:pPr>
+      <w:r>
+        <w:rPr>
+          <w:rFonts w:ascii="Poppins" w:eastAsiaTheme="majorEastAsia" w:hAnsi="Poppins" w:cs="Poppins"/>
+          <w:sz w:val="22"/>
+          <w:szCs w:val="22"/>
         </w:rPr>
         <w:t xml:space="preserve">Managed code versioning and branching strategies using Bitbucket across multiple teams. </w:t>
       </w:r>
@@ -975,16 +1377,20 @@
           <w:ilvl w:val="0"/>
           <w:numId w:val="51"/>
         </w:numPr>
-        <w:spacing w:after="0" w:line="276" w:lineRule="auto"/>
-        <w:ind w:left="540"/>
+        <w:spacing w:after="0"/>
+        <w:ind w:left="540" w:firstLine="0"/>
         <w:textAlignment w:val="baseline"/>
         <w:rPr>
-          <w:rFonts w:eastAsiaTheme="majorEastAsia"/>
-        </w:rPr>
-      </w:pPr>
-      <w:r>
-        <w:rPr>
-          <w:rFonts w:eastAsiaTheme="majorEastAsia"/>
+          <w:rFonts w:ascii="Poppins" w:eastAsiaTheme="majorEastAsia" w:hAnsi="Poppins" w:cs="Poppins"/>
+          <w:sz w:val="22"/>
+          <w:szCs w:val="22"/>
+        </w:rPr>
+      </w:pPr>
+      <w:r>
+        <w:rPr>
+          <w:rFonts w:ascii="Poppins" w:eastAsiaTheme="majorEastAsia" w:hAnsi="Poppins" w:cs="Poppins"/>
+          <w:sz w:val="22"/>
+          <w:szCs w:val="22"/>
         </w:rPr>
         <w:t xml:space="preserve">Improved page performance and SEO, achieving faster load times and better Lighthouse scores across mobile and desktop platforms. </w:t>
       </w:r>
@@ -996,16 +1402,20 @@
           <w:ilvl w:val="0"/>
           <w:numId w:val="51"/>
         </w:numPr>
-        <w:spacing w:after="0" w:line="276" w:lineRule="auto"/>
-        <w:ind w:left="540"/>
+        <w:spacing w:after="0"/>
+        <w:ind w:left="540" w:firstLine="0"/>
         <w:textAlignment w:val="baseline"/>
         <w:rPr>
-          <w:rFonts w:eastAsiaTheme="majorEastAsia"/>
-        </w:rPr>
-      </w:pPr>
-      <w:r>
-        <w:rPr>
-          <w:rFonts w:eastAsiaTheme="majorEastAsia"/>
+          <w:rFonts w:ascii="Poppins" w:eastAsiaTheme="majorEastAsia" w:hAnsi="Poppins" w:cs="Poppins"/>
+          <w:sz w:val="22"/>
+          <w:szCs w:val="22"/>
+        </w:rPr>
+      </w:pPr>
+      <w:r>
+        <w:rPr>
+          <w:rFonts w:ascii="Poppins" w:eastAsiaTheme="majorEastAsia" w:hAnsi="Poppins" w:cs="Poppins"/>
+          <w:sz w:val="22"/>
+          <w:szCs w:val="22"/>
         </w:rPr>
         <w:t xml:space="preserve">Designed and maintained Jenkins CI/CD pipelines for automated builds and deployments. </w:t>
       </w:r>
@@ -1017,16 +1427,20 @@
           <w:ilvl w:val="0"/>
           <w:numId w:val="51"/>
         </w:numPr>
-        <w:spacing w:after="0" w:line="276" w:lineRule="auto"/>
-        <w:ind w:left="540"/>
+        <w:spacing w:after="0"/>
+        <w:ind w:left="540" w:firstLine="0"/>
         <w:textAlignment w:val="baseline"/>
         <w:rPr>
-          <w:rFonts w:eastAsiaTheme="majorEastAsia"/>
-        </w:rPr>
-      </w:pPr>
-      <w:r>
-        <w:rPr>
-          <w:rFonts w:eastAsiaTheme="majorEastAsia"/>
+          <w:rFonts w:ascii="Poppins" w:eastAsiaTheme="majorEastAsia" w:hAnsi="Poppins" w:cs="Poppins"/>
+          <w:sz w:val="22"/>
+          <w:szCs w:val="22"/>
+        </w:rPr>
+      </w:pPr>
+      <w:r>
+        <w:rPr>
+          <w:rFonts w:ascii="Poppins" w:eastAsiaTheme="majorEastAsia" w:hAnsi="Poppins" w:cs="Poppins"/>
+          <w:sz w:val="22"/>
+          <w:szCs w:val="22"/>
         </w:rPr>
         <w:t xml:space="preserve">Coordinated development across 5 modules: Job Observations, KTM, Admin, Setup, SHEMS. </w:t>
       </w:r>
@@ -1038,18 +1452,21 @@
           <w:ilvl w:val="0"/>
           <w:numId w:val="51"/>
         </w:numPr>
-        <w:spacing w:before="0" w:beforeAutospacing="0" w:after="0" w:afterAutospacing="0" w:line="276" w:lineRule="auto"/>
-        <w:ind w:left="540"/>
+        <w:spacing w:before="0" w:beforeAutospacing="0" w:after="0" w:afterAutospacing="0"/>
+        <w:ind w:left="540" w:firstLine="0"/>
         <w:textAlignment w:val="baseline"/>
         <w:rPr>
-          <w:rFonts w:eastAsiaTheme="majorEastAsia"/>
-        </w:rPr>
-      </w:pPr>
-      <w:r>
-        <w:rPr>
-          <w:rFonts w:eastAsiaTheme="majorEastAsia"/>
-        </w:rPr>
-        <w:lastRenderedPageBreak/>
+          <w:rFonts w:ascii="Poppins" w:eastAsiaTheme="majorEastAsia" w:hAnsi="Poppins" w:cs="Poppins"/>
+          <w:sz w:val="22"/>
+          <w:szCs w:val="22"/>
+        </w:rPr>
+      </w:pPr>
+      <w:r>
+        <w:rPr>
+          <w:rFonts w:ascii="Poppins" w:eastAsiaTheme="majorEastAsia" w:hAnsi="Poppins" w:cs="Poppins"/>
+          <w:sz w:val="22"/>
+          <w:szCs w:val="22"/>
+        </w:rPr>
         <w:t>Collaborated with Health &amp; Safety (H&amp;S) teams and clients for requirement gathering, demos, and delivery.</w:t>
       </w:r>
     </w:p>
@@ -1059,65 +1476,105 @@
         <w:pBdr>
           <w:bottom w:val="single" w:sz="6" w:space="1" w:color="auto"/>
         </w:pBdr>
-        <w:spacing w:before="0" w:beforeAutospacing="0" w:after="0" w:afterAutospacing="0" w:line="276" w:lineRule="auto"/>
+        <w:spacing w:before="0" w:beforeAutospacing="0" w:after="0" w:afterAutospacing="0"/>
         <w:textAlignment w:val="baseline"/>
+        <w:rPr>
+          <w:rFonts w:ascii="Poppins" w:hAnsi="Poppins" w:cs="Poppins"/>
+          <w:sz w:val="22"/>
+          <w:szCs w:val="22"/>
+        </w:rPr>
       </w:pPr>
     </w:p>
     <w:p>
       <w:pPr>
         <w:pStyle w:val="paragraph"/>
-        <w:spacing w:before="0" w:beforeAutospacing="0" w:after="0" w:afterAutospacing="0" w:line="276" w:lineRule="auto"/>
+        <w:spacing w:before="0" w:beforeAutospacing="0" w:after="0" w:afterAutospacing="0"/>
         <w:textAlignment w:val="baseline"/>
         <w:rPr>
           <w:rStyle w:val="normaltextrun"/>
+          <w:rFonts w:ascii="Poppins" w:hAnsi="Poppins" w:cs="Poppins"/>
+          <w:sz w:val="22"/>
+          <w:szCs w:val="22"/>
         </w:rPr>
       </w:pPr>
     </w:p>
     <w:p>
       <w:pPr>
         <w:pStyle w:val="paragraph"/>
-        <w:spacing w:before="0" w:beforeAutospacing="0" w:after="0" w:afterAutospacing="0" w:line="276" w:lineRule="auto"/>
+        <w:spacing w:before="0" w:beforeAutospacing="0" w:after="0" w:afterAutospacing="0"/>
         <w:textAlignment w:val="baseline"/>
         <w:rPr>
+          <w:rFonts w:ascii="Poppins" w:eastAsiaTheme="majorEastAsia" w:hAnsi="Poppins" w:cs="Poppins"/>
+          <w:sz w:val="22"/>
+          <w:szCs w:val="22"/>
+        </w:rPr>
+      </w:pPr>
+      <w:r>
+        <w:rPr>
           <w:rStyle w:val="normaltextrun"/>
-          <w:rFonts w:eastAsiaTheme="majorEastAsia"/>
+          <w:rFonts w:ascii="Poppins" w:eastAsiaTheme="majorEastAsia" w:hAnsi="Poppins" w:cs="Poppins"/>
           <w:b/>
           <w:bCs/>
-        </w:rPr>
-      </w:pPr>
-    </w:p>
-    <w:p>
-      <w:pPr>
-        <w:pStyle w:val="paragraph"/>
-        <w:spacing w:before="0" w:beforeAutospacing="0" w:after="0" w:afterAutospacing="0" w:line="276" w:lineRule="auto"/>
-        <w:textAlignment w:val="baseline"/>
-      </w:pPr>
+          <w:sz w:val="22"/>
+          <w:szCs w:val="22"/>
+        </w:rPr>
+        <w:t>Web Developer | Praba's </w:t>
+      </w:r>
+      <w:proofErr w:type="spellStart"/>
       <w:r>
         <w:rPr>
           <w:rStyle w:val="normaltextrun"/>
-          <w:rFonts w:eastAsiaTheme="majorEastAsia"/>
+          <w:rFonts w:ascii="Poppins" w:eastAsiaTheme="majorEastAsia" w:hAnsi="Poppins" w:cs="Poppins"/>
           <w:b/>
           <w:bCs/>
-        </w:rPr>
-        <w:t xml:space="preserve">Web Developer | Praba's VCare Health Clinic Pvt Ltd, Chennai </w:t>
-      </w:r>
-    </w:p>
-    <w:p>
-      <w:pPr>
-        <w:pStyle w:val="paragraph"/>
-        <w:spacing w:before="0" w:beforeAutospacing="0" w:after="0" w:afterAutospacing="0" w:line="276" w:lineRule="auto"/>
-        <w:textAlignment w:val="baseline"/>
-        <w:rPr>
-          <w:rFonts w:eastAsiaTheme="majorEastAsia"/>
-        </w:rPr>
-      </w:pPr>
-      <w:r>
-        <w:rPr>
-          <w:rFonts w:eastAsiaTheme="majorEastAsia"/>
+          <w:sz w:val="22"/>
+          <w:szCs w:val="22"/>
+        </w:rPr>
+        <w:t>VCare</w:t>
+      </w:r>
+      <w:proofErr w:type="spellEnd"/>
+      <w:r>
+        <w:rPr>
+          <w:rStyle w:val="normaltextrun"/>
+          <w:rFonts w:ascii="Poppins" w:eastAsiaTheme="majorEastAsia" w:hAnsi="Poppins" w:cs="Poppins"/>
+          <w:b/>
+          <w:bCs/>
+          <w:sz w:val="22"/>
+          <w:szCs w:val="22"/>
+        </w:rPr>
+        <w:t xml:space="preserve"> Health Clinic Pvt Ltd, Chennai </w:t>
+      </w:r>
+      <w:r>
+        <w:rPr>
+          <w:rStyle w:val="normaltextrun"/>
+          <w:rFonts w:ascii="Poppins" w:eastAsiaTheme="majorEastAsia" w:hAnsi="Poppins" w:cs="Poppins"/>
+          <w:b/>
+          <w:bCs/>
+          <w:sz w:val="22"/>
+          <w:szCs w:val="22"/>
+        </w:rPr>
+        <w:t xml:space="preserve">                                      </w:t>
+      </w:r>
+      <w:r>
+        <w:rPr>
+          <w:rStyle w:val="normaltextrun"/>
+          <w:rFonts w:ascii="Poppins" w:eastAsiaTheme="majorEastAsia" w:hAnsi="Poppins" w:cs="Poppins"/>
+          <w:b/>
+          <w:bCs/>
+          <w:sz w:val="22"/>
+          <w:szCs w:val="22"/>
+        </w:rPr>
+        <w:t xml:space="preserve">                      </w:t>
+      </w:r>
+      <w:r>
+        <w:rPr>
+          <w:rFonts w:ascii="Poppins" w:eastAsiaTheme="majorEastAsia" w:hAnsi="Poppins" w:cs="Poppins"/>
           <w:i/>
           <w:iCs/>
-        </w:rPr>
-        <w:t>Sep 2021 – Aug 2022</w:t>
+          <w:sz w:val="22"/>
+          <w:szCs w:val="22"/>
+        </w:rPr>
+        <w:t>Sep 2021 – May 2022</w:t>
       </w:r>
     </w:p>
     <w:p>
@@ -1125,21 +1582,21 @@
         <w:pStyle w:val="paragraph"/>
         <w:numPr>
           <w:ilvl w:val="0"/>
-          <w:numId w:val="51"/>
+          <w:numId w:val="55"/>
         </w:numPr>
-        <w:tabs>
-          <w:tab w:val="num" w:pos="540"/>
-        </w:tabs>
-        <w:spacing w:after="0" w:line="276" w:lineRule="auto"/>
-        <w:ind w:left="540"/>
+        <w:spacing w:after="0"/>
         <w:textAlignment w:val="baseline"/>
         <w:rPr>
-          <w:rFonts w:eastAsiaTheme="majorEastAsia"/>
-        </w:rPr>
-      </w:pPr>
-      <w:r>
-        <w:rPr>
-          <w:rFonts w:eastAsiaTheme="majorEastAsia"/>
+          <w:rFonts w:ascii="Poppins" w:eastAsiaTheme="majorEastAsia" w:hAnsi="Poppins" w:cs="Poppins"/>
+          <w:sz w:val="22"/>
+          <w:szCs w:val="22"/>
+        </w:rPr>
+      </w:pPr>
+      <w:r>
+        <w:rPr>
+          <w:rFonts w:ascii="Poppins" w:eastAsiaTheme="majorEastAsia" w:hAnsi="Poppins" w:cs="Poppins"/>
+          <w:sz w:val="22"/>
+          <w:szCs w:val="22"/>
         </w:rPr>
         <w:t xml:space="preserve">Developed responsive web pages using HTML, CSS, Bootstrap, and JavaScript. </w:t>
       </w:r>
@@ -1149,44 +1606,55 @@
         <w:pStyle w:val="paragraph"/>
         <w:numPr>
           <w:ilvl w:val="0"/>
-          <w:numId w:val="51"/>
+          <w:numId w:val="55"/>
         </w:numPr>
-        <w:spacing w:after="0" w:line="276" w:lineRule="auto"/>
-        <w:ind w:left="540"/>
+        <w:spacing w:after="0"/>
         <w:textAlignment w:val="baseline"/>
         <w:rPr>
-          <w:rFonts w:eastAsiaTheme="majorEastAsia"/>
-        </w:rPr>
-      </w:pPr>
-      <w:r>
-        <w:rPr>
-          <w:rFonts w:eastAsiaTheme="majorEastAsia"/>
+          <w:rFonts w:ascii="Poppins" w:eastAsiaTheme="majorEastAsia" w:hAnsi="Poppins" w:cs="Poppins"/>
+          <w:sz w:val="22"/>
+          <w:szCs w:val="22"/>
+        </w:rPr>
+      </w:pPr>
+      <w:r>
+        <w:rPr>
+          <w:rFonts w:ascii="Poppins" w:eastAsiaTheme="majorEastAsia" w:hAnsi="Poppins" w:cs="Poppins"/>
+          <w:sz w:val="22"/>
+          <w:szCs w:val="22"/>
         </w:rPr>
         <w:t xml:space="preserve">Improved Google </w:t>
       </w:r>
       <w:proofErr w:type="spellStart"/>
       <w:r>
         <w:rPr>
-          <w:rFonts w:eastAsiaTheme="majorEastAsia"/>
+          <w:rFonts w:ascii="Poppins" w:eastAsiaTheme="majorEastAsia" w:hAnsi="Poppins" w:cs="Poppins"/>
+          <w:sz w:val="22"/>
+          <w:szCs w:val="22"/>
         </w:rPr>
         <w:t>PageSpeed</w:t>
       </w:r>
       <w:proofErr w:type="spellEnd"/>
       <w:r>
         <w:rPr>
-          <w:rFonts w:eastAsiaTheme="majorEastAsia"/>
+          <w:rFonts w:ascii="Poppins" w:eastAsiaTheme="majorEastAsia" w:hAnsi="Poppins" w:cs="Poppins"/>
+          <w:sz w:val="22"/>
+          <w:szCs w:val="22"/>
         </w:rPr>
         <w:t xml:space="preserve"> score from below 50% to 80%+, enhancing user experience</w:t>
       </w:r>
       <w:r>
         <w:rPr>
-          <w:rFonts w:eastAsiaTheme="majorEastAsia"/>
+          <w:rFonts w:ascii="Poppins" w:eastAsiaTheme="majorEastAsia" w:hAnsi="Poppins" w:cs="Poppins"/>
+          <w:sz w:val="22"/>
+          <w:szCs w:val="22"/>
         </w:rPr>
         <w:t xml:space="preserve"> </w:t>
       </w:r>
       <w:r>
         <w:rPr>
-          <w:rFonts w:eastAsiaTheme="majorEastAsia"/>
+          <w:rFonts w:ascii="Poppins" w:eastAsiaTheme="majorEastAsia" w:hAnsi="Poppins" w:cs="Poppins"/>
+          <w:sz w:val="22"/>
+          <w:szCs w:val="22"/>
         </w:rPr>
         <w:t>and SEO ranking.</w:t>
       </w:r>
@@ -1196,23 +1664,41 @@
         <w:pStyle w:val="paragraph"/>
         <w:numPr>
           <w:ilvl w:val="0"/>
-          <w:numId w:val="51"/>
+          <w:numId w:val="55"/>
         </w:numPr>
-        <w:tabs>
-          <w:tab w:val="num" w:pos="540"/>
-        </w:tabs>
-        <w:spacing w:after="0" w:line="276" w:lineRule="auto"/>
-        <w:ind w:left="540"/>
+        <w:spacing w:after="0"/>
         <w:textAlignment w:val="baseline"/>
         <w:rPr>
-          <w:rFonts w:eastAsiaTheme="majorEastAsia"/>
-        </w:rPr>
-      </w:pPr>
-      <w:r>
-        <w:rPr>
-          <w:rFonts w:eastAsiaTheme="majorEastAsia"/>
-        </w:rPr>
-        <w:t xml:space="preserve">Managed domain, hosting, and deployment (GoDaddy, Hostinger, Plesk). </w:t>
+          <w:rFonts w:ascii="Poppins" w:eastAsiaTheme="majorEastAsia" w:hAnsi="Poppins" w:cs="Poppins"/>
+          <w:sz w:val="22"/>
+          <w:szCs w:val="22"/>
+        </w:rPr>
+      </w:pPr>
+      <w:r>
+        <w:rPr>
+          <w:rFonts w:ascii="Poppins" w:eastAsiaTheme="majorEastAsia" w:hAnsi="Poppins" w:cs="Poppins"/>
+          <w:sz w:val="22"/>
+          <w:szCs w:val="22"/>
+        </w:rPr>
+        <w:t xml:space="preserve">Managed domain, hosting, and deployment (GoDaddy, </w:t>
+      </w:r>
+      <w:proofErr w:type="spellStart"/>
+      <w:r>
+        <w:rPr>
+          <w:rFonts w:ascii="Poppins" w:eastAsiaTheme="majorEastAsia" w:hAnsi="Poppins" w:cs="Poppins"/>
+          <w:sz w:val="22"/>
+          <w:szCs w:val="22"/>
+        </w:rPr>
+        <w:t>Hostinger</w:t>
+      </w:r>
+      <w:proofErr w:type="spellEnd"/>
+      <w:r>
+        <w:rPr>
+          <w:rFonts w:ascii="Poppins" w:eastAsiaTheme="majorEastAsia" w:hAnsi="Poppins" w:cs="Poppins"/>
+          <w:sz w:val="22"/>
+          <w:szCs w:val="22"/>
+        </w:rPr>
+        <w:t xml:space="preserve">, Plesk). </w:t>
       </w:r>
     </w:p>
     <w:p>
@@ -1220,22 +1706,22 @@
         <w:pStyle w:val="paragraph"/>
         <w:numPr>
           <w:ilvl w:val="0"/>
-          <w:numId w:val="51"/>
+          <w:numId w:val="55"/>
         </w:numPr>
-        <w:tabs>
-          <w:tab w:val="num" w:pos="540"/>
-        </w:tabs>
-        <w:spacing w:before="0" w:beforeAutospacing="0" w:after="0" w:afterAutospacing="0" w:line="276" w:lineRule="auto"/>
-        <w:ind w:left="720" w:hanging="540"/>
+        <w:spacing w:before="0" w:beforeAutospacing="0" w:after="0" w:afterAutospacing="0"/>
         <w:textAlignment w:val="baseline"/>
         <w:rPr>
           <w:rStyle w:val="normaltextrun"/>
-          <w:rFonts w:eastAsiaTheme="majorEastAsia"/>
-        </w:rPr>
-      </w:pPr>
-      <w:r>
-        <w:rPr>
-          <w:rFonts w:eastAsiaTheme="majorEastAsia"/>
+          <w:rFonts w:ascii="Poppins" w:eastAsiaTheme="majorEastAsia" w:hAnsi="Poppins" w:cs="Poppins"/>
+          <w:sz w:val="22"/>
+          <w:szCs w:val="22"/>
+        </w:rPr>
+      </w:pPr>
+      <w:r>
+        <w:rPr>
+          <w:rFonts w:ascii="Poppins" w:eastAsiaTheme="majorEastAsia" w:hAnsi="Poppins" w:cs="Poppins"/>
+          <w:sz w:val="22"/>
+          <w:szCs w:val="22"/>
         </w:rPr>
         <w:t>Delivered clinic landing pages with SEO optimization.</w:t>
       </w:r>
@@ -1246,55 +1732,114 @@
         <w:pBdr>
           <w:bottom w:val="single" w:sz="6" w:space="1" w:color="auto"/>
         </w:pBdr>
-        <w:spacing w:before="0" w:beforeAutospacing="0" w:after="0" w:afterAutospacing="0" w:line="276" w:lineRule="auto"/>
+        <w:spacing w:before="0" w:beforeAutospacing="0" w:after="0" w:afterAutospacing="0"/>
         <w:textAlignment w:val="baseline"/>
+        <w:rPr>
+          <w:rFonts w:ascii="Poppins" w:hAnsi="Poppins" w:cs="Poppins"/>
+          <w:sz w:val="22"/>
+          <w:szCs w:val="22"/>
+        </w:rPr>
       </w:pPr>
     </w:p>
     <w:p>
       <w:pPr>
         <w:pStyle w:val="paragraph"/>
-        <w:spacing w:before="0" w:beforeAutospacing="0" w:after="0" w:afterAutospacing="0" w:line="276" w:lineRule="auto"/>
+        <w:spacing w:before="0" w:beforeAutospacing="0" w:after="0" w:afterAutospacing="0"/>
         <w:textAlignment w:val="baseline"/>
         <w:rPr>
           <w:rStyle w:val="normaltextrun"/>
+          <w:rFonts w:ascii="Poppins" w:hAnsi="Poppins" w:cs="Poppins"/>
+          <w:sz w:val="22"/>
+          <w:szCs w:val="22"/>
         </w:rPr>
       </w:pPr>
     </w:p>
     <w:p>
       <w:pPr>
         <w:pStyle w:val="paragraph"/>
-        <w:spacing w:before="0" w:beforeAutospacing="0" w:after="0" w:afterAutospacing="0" w:line="276" w:lineRule="auto"/>
+        <w:spacing w:before="0" w:beforeAutospacing="0" w:after="0" w:afterAutospacing="0"/>
         <w:textAlignment w:val="baseline"/>
+        <w:rPr>
+          <w:rFonts w:ascii="Poppins" w:eastAsiaTheme="majorEastAsia" w:hAnsi="Poppins" w:cs="Poppins"/>
+          <w:sz w:val="22"/>
+          <w:szCs w:val="22"/>
+        </w:rPr>
       </w:pPr>
       <w:r>
         <w:rPr>
           <w:rStyle w:val="normaltextrun"/>
-          <w:rFonts w:eastAsiaTheme="majorEastAsia"/>
+          <w:rFonts w:ascii="Poppins" w:eastAsiaTheme="majorEastAsia" w:hAnsi="Poppins" w:cs="Poppins"/>
           <w:b/>
           <w:bCs/>
-        </w:rPr>
-        <w:t xml:space="preserve">Software Developer | Tutor Joe's Software Solutions, Salem </w:t>
-      </w:r>
-    </w:p>
-    <w:p>
-      <w:pPr>
-        <w:rPr>
-          <w:rFonts w:ascii="Times New Roman" w:hAnsi="Times New Roman" w:cs="Times New Roman"/>
-          <w:sz w:val="24"/>
-          <w:szCs w:val="24"/>
-          <w:lang w:val="en-IN"/>
-        </w:rPr>
-      </w:pPr>
-      <w:r>
-        <w:rPr>
-          <w:rFonts w:ascii="Times New Roman" w:hAnsi="Times New Roman" w:cs="Times New Roman"/>
+          <w:sz w:val="22"/>
+          <w:szCs w:val="22"/>
+        </w:rPr>
+        <w:t>AFC Support</w:t>
+      </w:r>
+      <w:r>
+        <w:rPr>
+          <w:rStyle w:val="normaltextrun"/>
+          <w:rFonts w:ascii="Poppins" w:eastAsiaTheme="majorEastAsia" w:hAnsi="Poppins" w:cs="Poppins"/>
+          <w:b/>
+          <w:bCs/>
+          <w:sz w:val="22"/>
+          <w:szCs w:val="22"/>
+        </w:rPr>
+        <w:t xml:space="preserve"> – PL/</w:t>
+      </w:r>
+      <w:r>
+        <w:rPr>
+          <w:rStyle w:val="normaltextrun"/>
+          <w:rFonts w:ascii="Poppins" w:eastAsiaTheme="majorEastAsia" w:hAnsi="Poppins" w:cs="Poppins"/>
+          <w:b/>
+          <w:bCs/>
+          <w:sz w:val="22"/>
+          <w:szCs w:val="22"/>
+        </w:rPr>
+        <w:t>SQL |</w:t>
+      </w:r>
+      <w:r>
+        <w:rPr>
+          <w:rStyle w:val="normaltextrun"/>
+          <w:rFonts w:ascii="Poppins" w:eastAsiaTheme="majorEastAsia" w:hAnsi="Poppins" w:cs="Poppins"/>
+          <w:b/>
+          <w:bCs/>
+          <w:sz w:val="22"/>
+          <w:szCs w:val="22"/>
+        </w:rPr>
+        <w:t xml:space="preserve"> Randstad (CMRL), Chennai </w:t>
+      </w:r>
+      <w:r>
+        <w:rPr>
+          <w:rStyle w:val="normaltextrun"/>
+          <w:rFonts w:ascii="Poppins" w:eastAsiaTheme="majorEastAsia" w:hAnsi="Poppins" w:cs="Poppins"/>
+          <w:b/>
+          <w:bCs/>
+          <w:sz w:val="22"/>
+          <w:szCs w:val="22"/>
+        </w:rPr>
+        <w:t xml:space="preserve">                                                                </w:t>
+      </w:r>
+      <w:r>
+        <w:rPr>
+          <w:rStyle w:val="normaltextrun"/>
+          <w:rFonts w:ascii="Poppins" w:eastAsiaTheme="majorEastAsia" w:hAnsi="Poppins" w:cs="Poppins"/>
+          <w:b/>
+          <w:bCs/>
+          <w:sz w:val="22"/>
+          <w:szCs w:val="22"/>
+        </w:rPr>
+        <w:t xml:space="preserve">                       </w:t>
+      </w:r>
+      <w:r>
+        <w:rPr>
+          <w:rFonts w:ascii="Poppins" w:eastAsiaTheme="majorEastAsia" w:hAnsi="Poppins" w:cs="Poppins"/>
           <w:i/>
           <w:iCs/>
-          <w:sz w:val="24"/>
-          <w:szCs w:val="24"/>
-          <w:lang w:val="en-IN"/>
-        </w:rPr>
-        <w:t>Dec 2018 – Mar 2020</w:t>
+          <w:sz w:val="22"/>
+          <w:szCs w:val="22"/>
+        </w:rPr>
+        <w:t>Sep 2020 – Sep 2021</w:t>
       </w:r>
     </w:p>
     <w:p>
@@ -1302,24 +1847,24 @@
         <w:pStyle w:val="paragraph"/>
         <w:numPr>
           <w:ilvl w:val="0"/>
-          <w:numId w:val="45"/>
+          <w:numId w:val="56"/>
         </w:numPr>
-        <w:tabs>
-          <w:tab w:val="clear" w:pos="720"/>
-          <w:tab w:val="num" w:pos="540"/>
-        </w:tabs>
-        <w:spacing w:before="0" w:beforeAutospacing="0" w:after="0" w:afterAutospacing="0" w:line="276" w:lineRule="auto"/>
-        <w:ind w:hanging="540"/>
+        <w:spacing w:before="0" w:beforeAutospacing="0" w:after="0" w:afterAutospacing="0"/>
+        <w:ind w:left="1080"/>
         <w:textAlignment w:val="baseline"/>
         <w:rPr>
-          <w:rFonts w:eastAsiaTheme="majorEastAsia"/>
-        </w:rPr>
-      </w:pPr>
-      <w:r>
-        <w:rPr>
-          <w:rFonts w:eastAsiaTheme="majorEastAsia"/>
-        </w:rPr>
-        <w:t xml:space="preserve">Built web applications using HTML, CSS, JavaScript, jQuery, PHP (CRUD). </w:t>
+          <w:rFonts w:ascii="Poppins" w:eastAsiaTheme="majorEastAsia" w:hAnsi="Poppins" w:cs="Poppins"/>
+          <w:sz w:val="22"/>
+          <w:szCs w:val="22"/>
+        </w:rPr>
+      </w:pPr>
+      <w:r>
+        <w:rPr>
+          <w:rFonts w:ascii="Poppins" w:eastAsiaTheme="majorEastAsia" w:hAnsi="Poppins" w:cs="Poppins"/>
+          <w:sz w:val="22"/>
+          <w:szCs w:val="22"/>
+        </w:rPr>
+        <w:t xml:space="preserve">Executed refund processing and transaction validation using PL/SQL queries, ensuring data accuracy and timely issue resolution. </w:t>
       </w:r>
     </w:p>
     <w:p>
@@ -1327,24 +1872,24 @@
         <w:pStyle w:val="paragraph"/>
         <w:numPr>
           <w:ilvl w:val="0"/>
-          <w:numId w:val="45"/>
+          <w:numId w:val="56"/>
         </w:numPr>
-        <w:tabs>
-          <w:tab w:val="clear" w:pos="720"/>
-          <w:tab w:val="num" w:pos="540"/>
-        </w:tabs>
-        <w:spacing w:before="0" w:beforeAutospacing="0" w:after="0" w:afterAutospacing="0" w:line="276" w:lineRule="auto"/>
-        <w:ind w:hanging="540"/>
+        <w:spacing w:before="0" w:beforeAutospacing="0" w:after="0" w:afterAutospacing="0"/>
+        <w:ind w:left="1080"/>
         <w:textAlignment w:val="baseline"/>
         <w:rPr>
-          <w:rFonts w:eastAsiaTheme="majorEastAsia"/>
-        </w:rPr>
-      </w:pPr>
-      <w:r>
-        <w:rPr>
-          <w:rFonts w:eastAsiaTheme="majorEastAsia"/>
-        </w:rPr>
-        <w:t xml:space="preserve">Conducted training sessions on coding and office automation. </w:t>
+          <w:rFonts w:ascii="Poppins" w:eastAsiaTheme="majorEastAsia" w:hAnsi="Poppins" w:cs="Poppins"/>
+          <w:sz w:val="22"/>
+          <w:szCs w:val="22"/>
+        </w:rPr>
+      </w:pPr>
+      <w:r>
+        <w:rPr>
+          <w:rFonts w:ascii="Poppins" w:eastAsiaTheme="majorEastAsia" w:hAnsi="Poppins" w:cs="Poppins"/>
+          <w:sz w:val="22"/>
+          <w:szCs w:val="22"/>
+        </w:rPr>
+        <w:t xml:space="preserve">Analysed and troubleshot ticketing system transactions within Automated Fare Collection (AFC) systems. </w:t>
       </w:r>
     </w:p>
     <w:p>
@@ -1352,24 +1897,99 @@
         <w:pStyle w:val="paragraph"/>
         <w:numPr>
           <w:ilvl w:val="0"/>
-          <w:numId w:val="45"/>
+          <w:numId w:val="56"/>
         </w:numPr>
-        <w:tabs>
-          <w:tab w:val="clear" w:pos="720"/>
-          <w:tab w:val="num" w:pos="540"/>
-        </w:tabs>
-        <w:spacing w:before="0" w:beforeAutospacing="0" w:after="0" w:afterAutospacing="0" w:line="276" w:lineRule="auto"/>
-        <w:ind w:hanging="540"/>
+        <w:spacing w:before="0" w:beforeAutospacing="0" w:after="0" w:afterAutospacing="0"/>
+        <w:ind w:left="1080"/>
         <w:textAlignment w:val="baseline"/>
         <w:rPr>
-          <w:rFonts w:eastAsiaTheme="majorEastAsia"/>
-        </w:rPr>
-      </w:pPr>
-      <w:r>
-        <w:rPr>
-          <w:rFonts w:eastAsiaTheme="majorEastAsia"/>
-        </w:rPr>
-        <w:t>Delivered solutions for college management systems.</w:t>
+          <w:rFonts w:ascii="Poppins" w:eastAsiaTheme="majorEastAsia" w:hAnsi="Poppins" w:cs="Poppins"/>
+          <w:sz w:val="22"/>
+          <w:szCs w:val="22"/>
+        </w:rPr>
+      </w:pPr>
+      <w:r>
+        <w:rPr>
+          <w:rFonts w:ascii="Poppins" w:eastAsiaTheme="majorEastAsia" w:hAnsi="Poppins" w:cs="Poppins"/>
+          <w:sz w:val="22"/>
+          <w:szCs w:val="22"/>
+        </w:rPr>
+        <w:t xml:space="preserve">Configured and maintained Raspberry Pi devices for QR-based ticketing solutions. </w:t>
+      </w:r>
+    </w:p>
+    <w:p>
+      <w:pPr>
+        <w:pStyle w:val="paragraph"/>
+        <w:numPr>
+          <w:ilvl w:val="0"/>
+          <w:numId w:val="56"/>
+        </w:numPr>
+        <w:spacing w:before="0" w:beforeAutospacing="0" w:after="0" w:afterAutospacing="0"/>
+        <w:ind w:left="1080"/>
+        <w:textAlignment w:val="baseline"/>
+        <w:rPr>
+          <w:rFonts w:ascii="Poppins" w:eastAsiaTheme="majorEastAsia" w:hAnsi="Poppins" w:cs="Poppins"/>
+          <w:sz w:val="22"/>
+          <w:szCs w:val="22"/>
+        </w:rPr>
+      </w:pPr>
+      <w:r>
+        <w:rPr>
+          <w:rFonts w:ascii="Poppins" w:eastAsiaTheme="majorEastAsia" w:hAnsi="Poppins" w:cs="Poppins"/>
+          <w:sz w:val="22"/>
+          <w:szCs w:val="22"/>
+        </w:rPr>
+        <w:t xml:space="preserve">Managed IP address allocation and device mapping to monitor and track system locations effectively. </w:t>
+      </w:r>
+    </w:p>
+    <w:p>
+      <w:pPr>
+        <w:pStyle w:val="paragraph"/>
+        <w:numPr>
+          <w:ilvl w:val="0"/>
+          <w:numId w:val="56"/>
+        </w:numPr>
+        <w:spacing w:before="0" w:beforeAutospacing="0" w:after="0" w:afterAutospacing="0"/>
+        <w:ind w:left="1080"/>
+        <w:textAlignment w:val="baseline"/>
+        <w:rPr>
+          <w:rFonts w:ascii="Poppins" w:eastAsiaTheme="majorEastAsia" w:hAnsi="Poppins" w:cs="Poppins"/>
+          <w:sz w:val="22"/>
+          <w:szCs w:val="22"/>
+        </w:rPr>
+      </w:pPr>
+      <w:r>
+        <w:rPr>
+          <w:rFonts w:ascii="Poppins" w:eastAsiaTheme="majorEastAsia" w:hAnsi="Poppins" w:cs="Poppins"/>
+          <w:sz w:val="22"/>
+          <w:szCs w:val="22"/>
+        </w:rPr>
+        <w:t xml:space="preserve">Provided technical support for AFC machines including AG (Automatic Gate), TVM (Ticket Vending Machine), and TOM (Ticket Office Machine). </w:t>
+      </w:r>
+    </w:p>
+    <w:p>
+      <w:pPr>
+        <w:pStyle w:val="paragraph"/>
+        <w:numPr>
+          <w:ilvl w:val="0"/>
+          <w:numId w:val="56"/>
+        </w:numPr>
+        <w:spacing w:before="0" w:beforeAutospacing="0" w:after="0" w:afterAutospacing="0"/>
+        <w:ind w:left="1080"/>
+        <w:textAlignment w:val="baseline"/>
+        <w:rPr>
+          <w:rFonts w:ascii="Poppins" w:eastAsiaTheme="majorEastAsia" w:hAnsi="Poppins" w:cs="Poppins"/>
+          <w:sz w:val="22"/>
+          <w:szCs w:val="22"/>
+        </w:rPr>
+      </w:pPr>
+      <w:r>
+        <w:rPr>
+          <w:rFonts w:ascii="Poppins" w:eastAsiaTheme="majorEastAsia" w:hAnsi="Poppins" w:cs="Poppins"/>
+          <w:sz w:val="22"/>
+          <w:szCs w:val="22"/>
+        </w:rPr>
+        <w:t>Collaborated with cross-functional teams to resolve hardware and software issues, improving system uptime and reliability.</w:t>
       </w:r>
     </w:p>
     <w:p>
@@ -1378,156 +1998,167 @@
         <w:pBdr>
           <w:bottom w:val="single" w:sz="6" w:space="1" w:color="auto"/>
         </w:pBdr>
-        <w:spacing w:before="0" w:beforeAutospacing="0" w:after="0" w:afterAutospacing="0" w:line="276" w:lineRule="auto"/>
+        <w:spacing w:before="0" w:beforeAutospacing="0" w:after="0" w:afterAutospacing="0"/>
         <w:textAlignment w:val="baseline"/>
+        <w:rPr>
+          <w:rFonts w:ascii="Poppins" w:hAnsi="Poppins" w:cs="Poppins"/>
+          <w:sz w:val="22"/>
+          <w:szCs w:val="22"/>
+        </w:rPr>
       </w:pPr>
     </w:p>
     <w:p>
       <w:pPr>
         <w:pStyle w:val="paragraph"/>
-        <w:spacing w:before="0" w:beforeAutospacing="0" w:after="0" w:afterAutospacing="0" w:line="276" w:lineRule="auto"/>
+        <w:spacing w:before="0" w:beforeAutospacing="0" w:after="0" w:afterAutospacing="0"/>
         <w:textAlignment w:val="baseline"/>
         <w:rPr>
           <w:rStyle w:val="normaltextrun"/>
+          <w:rFonts w:ascii="Poppins" w:hAnsi="Poppins" w:cs="Poppins"/>
+          <w:sz w:val="22"/>
+          <w:szCs w:val="22"/>
         </w:rPr>
       </w:pPr>
     </w:p>
     <w:p>
       <w:pPr>
-        <w:rPr>
-          <w:rFonts w:ascii="Times New Roman" w:hAnsi="Times New Roman" w:cs="Times New Roman"/>
+        <w:pStyle w:val="paragraph"/>
+        <w:spacing w:before="0" w:beforeAutospacing="0" w:after="0" w:afterAutospacing="0"/>
+        <w:textAlignment w:val="baseline"/>
+        <w:rPr>
+          <w:rFonts w:ascii="Poppins" w:hAnsi="Poppins" w:cs="Poppins"/>
+          <w:sz w:val="22"/>
+          <w:szCs w:val="22"/>
+        </w:rPr>
+      </w:pPr>
+      <w:r>
+        <w:rPr>
+          <w:rStyle w:val="normaltextrun"/>
+          <w:rFonts w:ascii="Poppins" w:eastAsiaTheme="majorEastAsia" w:hAnsi="Poppins" w:cs="Poppins"/>
           <w:b/>
           <w:bCs/>
-          <w:sz w:val="24"/>
-          <w:szCs w:val="24"/>
-          <w:lang w:val="en-IN"/>
-        </w:rPr>
-      </w:pPr>
-      <w:r>
-        <w:rPr>
-          <w:rFonts w:ascii="Times New Roman" w:hAnsi="Times New Roman" w:cs="Times New Roman"/>
+          <w:sz w:val="22"/>
+          <w:szCs w:val="22"/>
+        </w:rPr>
+        <w:t xml:space="preserve">Software Developer | Tutor Joe's Software Solutions, Salem </w:t>
+      </w:r>
+      <w:r>
+        <w:rPr>
+          <w:rStyle w:val="normaltextrun"/>
+          <w:rFonts w:ascii="Poppins" w:eastAsiaTheme="majorEastAsia" w:hAnsi="Poppins" w:cs="Poppins"/>
           <w:b/>
           <w:bCs/>
-          <w:sz w:val="24"/>
-          <w:szCs w:val="24"/>
-          <w:lang w:val="en-IN"/>
-        </w:rPr>
-        <w:t>ACHIEVEMENTS &amp; AWARDS</w:t>
-      </w:r>
-      <w:r>
-        <w:rPr>
-          <w:rFonts w:ascii="Times New Roman" w:hAnsi="Times New Roman" w:cs="Times New Roman"/>
+          <w:sz w:val="22"/>
+          <w:szCs w:val="22"/>
+        </w:rPr>
+        <w:t xml:space="preserve">                                           </w:t>
+      </w:r>
+      <w:r>
+        <w:rPr>
+          <w:rStyle w:val="normaltextrun"/>
+          <w:rFonts w:ascii="Poppins" w:eastAsiaTheme="majorEastAsia" w:hAnsi="Poppins" w:cs="Poppins"/>
           <w:b/>
           <w:bCs/>
-          <w:sz w:val="24"/>
-          <w:szCs w:val="24"/>
-          <w:lang w:val="en-IN"/>
-        </w:rPr>
-        <w:t xml:space="preserve"> FROM HCL TECHNOLOGIES</w:t>
+          <w:sz w:val="22"/>
+          <w:szCs w:val="22"/>
+        </w:rPr>
+        <w:t xml:space="preserve">                      </w:t>
+      </w:r>
+      <w:r>
+        <w:rPr>
+          <w:rStyle w:val="normaltextrun"/>
+          <w:rFonts w:ascii="Poppins" w:eastAsiaTheme="majorEastAsia" w:hAnsi="Poppins" w:cs="Poppins"/>
+          <w:b/>
+          <w:bCs/>
+          <w:sz w:val="22"/>
+          <w:szCs w:val="22"/>
+        </w:rPr>
+        <w:t xml:space="preserve"> </w:t>
+      </w:r>
+      <w:r>
+        <w:rPr>
+          <w:rFonts w:ascii="Poppins" w:hAnsi="Poppins" w:cs="Poppins"/>
+          <w:i/>
+          <w:iCs/>
+          <w:sz w:val="22"/>
+          <w:szCs w:val="22"/>
+        </w:rPr>
+        <w:t>Dec 2018 – Mar 2020</w:t>
       </w:r>
     </w:p>
     <w:p>
       <w:pPr>
         <w:pStyle w:val="paragraph"/>
-        <w:spacing w:before="0" w:beforeAutospacing="0" w:after="0" w:afterAutospacing="0" w:line="276" w:lineRule="auto"/>
-        <w:ind w:left="360"/>
+        <w:numPr>
+          <w:ilvl w:val="0"/>
+          <w:numId w:val="60"/>
+        </w:numPr>
+        <w:spacing w:before="0" w:beforeAutospacing="0" w:after="0" w:afterAutospacing="0"/>
+        <w:ind w:left="1080"/>
         <w:textAlignment w:val="baseline"/>
         <w:rPr>
-          <w:rFonts w:eastAsiaTheme="minorHAnsi"/>
-          <w:kern w:val="2"/>
-          <w:lang w:val="en-US" w:eastAsia="en-US" w:bidi="ar-SA"/>
-          <w14:ligatures w14:val="standardContextual"/>
-        </w:rPr>
-      </w:pPr>
-      <w:r>
-        <w:rPr>
-          <w:rFonts w:ascii="Segoe UI Emoji" w:hAnsi="Segoe UI Emoji" w:cs="Segoe UI Emoji"/>
-          <w:lang w:bidi="ar-SA"/>
-        </w:rPr>
-        <w:t>⭐</w:t>
-      </w:r>
-      <w:r>
-        <w:rPr>
-          <w:lang w:bidi="ar-SA"/>
-        </w:rPr>
-        <w:t xml:space="preserve"> AMJ 2023 – Star </w:t>
-      </w:r>
-      <w:r>
-        <w:rPr>
-          <w:lang w:bidi="ar-SA"/>
-        </w:rPr>
-        <w:t xml:space="preserve">Performer </w:t>
-      </w:r>
-      <w:r>
-        <w:rPr>
-          <w:lang w:bidi="ar-SA"/>
-        </w:rPr>
-        <w:t>|</w:t>
-      </w:r>
-      <w:r>
-        <w:rPr>
-          <w:lang w:bidi="ar-SA"/>
-        </w:rPr>
-        <w:t xml:space="preserve"> </w:t>
-      </w:r>
-      <w:r>
-        <w:rPr>
-          <w:rFonts w:ascii="Segoe UI Emoji" w:hAnsi="Segoe UI Emoji" w:cs="Segoe UI Emoji"/>
-          <w:lang w:bidi="ar-SA"/>
-        </w:rPr>
-        <w:t>⭐</w:t>
-      </w:r>
-      <w:r>
-        <w:rPr>
-          <w:lang w:bidi="ar-SA"/>
-        </w:rPr>
-        <w:t xml:space="preserve"> AMJ 2024 – Star Performer </w:t>
-      </w:r>
-      <w:r>
-        <w:rPr>
-          <w:lang w:bidi="ar-SA"/>
-        </w:rPr>
-        <w:t>|</w:t>
-      </w:r>
-      <w:r>
-        <w:rPr>
-          <w:rFonts w:ascii="Segoe UI Emoji" w:hAnsi="Segoe UI Emoji" w:cs="Segoe UI Emoji"/>
-          <w:lang w:bidi="ar-SA"/>
-        </w:rPr>
-        <w:t>🏆</w:t>
-      </w:r>
-      <w:r>
-        <w:rPr>
-          <w:lang w:bidi="ar-SA"/>
-        </w:rPr>
-        <w:t xml:space="preserve"> JAS 2024 – Innovator Award </w:t>
-      </w:r>
-      <w:r>
-        <w:rPr>
-          <w:rFonts w:eastAsiaTheme="minorHAnsi"/>
-          <w:kern w:val="2"/>
-          <w:lang w:val="en-US" w:eastAsia="en-US" w:bidi="ar-SA"/>
-          <w14:ligatures w14:val="standardContextual"/>
-        </w:rPr>
-        <w:t xml:space="preserve">| </w:t>
-      </w:r>
-      <w:r>
-        <w:rPr>
-          <w:rFonts w:ascii="Segoe UI Emoji" w:eastAsiaTheme="minorHAnsi" w:hAnsi="Segoe UI Emoji" w:cs="Segoe UI Emoji"/>
-          <w:kern w:val="2"/>
-          <w:lang w:val="en-US" w:eastAsia="en-US" w:bidi="ar-SA"/>
-          <w14:ligatures w14:val="standardContextual"/>
-        </w:rPr>
-        <w:t>⭐</w:t>
-      </w:r>
-      <w:r>
-        <w:rPr>
-          <w:rFonts w:eastAsiaTheme="minorHAnsi"/>
-          <w:kern w:val="2"/>
-          <w:lang w:val="en-US" w:eastAsia="en-US" w:bidi="ar-SA"/>
-          <w14:ligatures w14:val="standardContextual"/>
-        </w:rPr>
-        <w:t xml:space="preserve"> JFM 2025 – Star Performer</w:t>
+          <w:rFonts w:ascii="Poppins" w:eastAsiaTheme="majorEastAsia" w:hAnsi="Poppins" w:cs="Poppins"/>
+          <w:sz w:val="22"/>
+          <w:szCs w:val="22"/>
+        </w:rPr>
+      </w:pPr>
+      <w:r>
+        <w:rPr>
+          <w:rFonts w:ascii="Poppins" w:eastAsiaTheme="majorEastAsia" w:hAnsi="Poppins" w:cs="Poppins"/>
+          <w:sz w:val="22"/>
+          <w:szCs w:val="22"/>
+        </w:rPr>
+        <w:t xml:space="preserve">Built web applications using HTML, CSS, JavaScript, jQuery, PHP (CRUD). </w:t>
+      </w:r>
+    </w:p>
+    <w:p>
+      <w:pPr>
+        <w:pStyle w:val="paragraph"/>
+        <w:numPr>
+          <w:ilvl w:val="0"/>
+          <w:numId w:val="60"/>
+        </w:numPr>
+        <w:spacing w:before="0" w:beforeAutospacing="0" w:after="0" w:afterAutospacing="0"/>
+        <w:ind w:left="1080"/>
+        <w:textAlignment w:val="baseline"/>
+        <w:rPr>
+          <w:rFonts w:ascii="Poppins" w:eastAsiaTheme="majorEastAsia" w:hAnsi="Poppins" w:cs="Poppins"/>
+          <w:sz w:val="22"/>
+          <w:szCs w:val="22"/>
+        </w:rPr>
+      </w:pPr>
+      <w:r>
+        <w:rPr>
+          <w:rFonts w:ascii="Poppins" w:eastAsiaTheme="majorEastAsia" w:hAnsi="Poppins" w:cs="Poppins"/>
+          <w:sz w:val="22"/>
+          <w:szCs w:val="22"/>
+        </w:rPr>
+        <w:t xml:space="preserve">Conducted training sessions on coding and office automation. </w:t>
+      </w:r>
+    </w:p>
+    <w:p>
+      <w:pPr>
+        <w:pStyle w:val="paragraph"/>
+        <w:numPr>
+          <w:ilvl w:val="0"/>
+          <w:numId w:val="60"/>
+        </w:numPr>
+        <w:spacing w:before="0" w:beforeAutospacing="0" w:after="0" w:afterAutospacing="0"/>
+        <w:ind w:left="1080"/>
+        <w:textAlignment w:val="baseline"/>
+        <w:rPr>
+          <w:rFonts w:ascii="Poppins" w:eastAsiaTheme="majorEastAsia" w:hAnsi="Poppins" w:cs="Poppins"/>
+          <w:sz w:val="22"/>
+          <w:szCs w:val="22"/>
+        </w:rPr>
+      </w:pPr>
+      <w:r>
+        <w:rPr>
+          <w:rFonts w:ascii="Poppins" w:eastAsiaTheme="majorEastAsia" w:hAnsi="Poppins" w:cs="Poppins"/>
+          <w:sz w:val="22"/>
+          <w:szCs w:val="22"/>
+        </w:rPr>
+        <w:t>Delivered solutions for college management systems.</w:t>
       </w:r>
     </w:p>
     <w:p>
@@ -1536,38 +2167,48 @@
         <w:pBdr>
           <w:bottom w:val="single" w:sz="6" w:space="1" w:color="auto"/>
         </w:pBdr>
-        <w:spacing w:before="0" w:beforeAutospacing="0" w:after="0" w:afterAutospacing="0" w:line="276" w:lineRule="auto"/>
+        <w:spacing w:before="0" w:beforeAutospacing="0" w:after="0" w:afterAutospacing="0"/>
         <w:textAlignment w:val="baseline"/>
+        <w:rPr>
+          <w:rFonts w:ascii="Poppins" w:hAnsi="Poppins" w:cs="Poppins"/>
+          <w:sz w:val="22"/>
+          <w:szCs w:val="22"/>
+        </w:rPr>
       </w:pPr>
     </w:p>
     <w:p>
       <w:pPr>
         <w:pStyle w:val="paragraph"/>
-        <w:spacing w:before="0" w:beforeAutospacing="0" w:after="0" w:afterAutospacing="0" w:line="276" w:lineRule="auto"/>
+        <w:spacing w:before="0" w:beforeAutospacing="0" w:after="0" w:afterAutospacing="0"/>
         <w:textAlignment w:val="baseline"/>
         <w:rPr>
           <w:rStyle w:val="normaltextrun"/>
+          <w:rFonts w:ascii="Poppins" w:hAnsi="Poppins" w:cs="Poppins"/>
+          <w:sz w:val="22"/>
+          <w:szCs w:val="22"/>
         </w:rPr>
       </w:pPr>
     </w:p>
     <w:p>
       <w:pPr>
         <w:pStyle w:val="paragraph"/>
-        <w:spacing w:before="0" w:beforeAutospacing="0" w:after="0" w:afterAutospacing="0" w:line="276" w:lineRule="auto"/>
+        <w:spacing w:before="0" w:beforeAutospacing="0" w:after="0" w:afterAutospacing="0"/>
         <w:textAlignment w:val="baseline"/>
         <w:rPr>
           <w:rStyle w:val="normaltextrun"/>
-          <w:rFonts w:eastAsiaTheme="majorEastAsia"/>
+          <w:rFonts w:ascii="Poppins" w:eastAsiaTheme="majorEastAsia" w:hAnsi="Poppins" w:cs="Poppins"/>
+          <w:sz w:val="22"/>
+          <w:szCs w:val="22"/>
+        </w:rPr>
+      </w:pPr>
+      <w:r>
+        <w:rPr>
+          <w:rStyle w:val="normaltextrun"/>
+          <w:rFonts w:ascii="Poppins" w:eastAsiaTheme="majorEastAsia" w:hAnsi="Poppins" w:cs="Poppins"/>
           <w:b/>
           <w:bCs/>
-        </w:rPr>
-      </w:pPr>
-      <w:r>
-        <w:rPr>
-          <w:rStyle w:val="normaltextrun"/>
-          <w:rFonts w:eastAsiaTheme="majorEastAsia"/>
-          <w:b/>
-          <w:bCs/>
+          <w:sz w:val="22"/>
+          <w:szCs w:val="22"/>
         </w:rPr>
         <w:t>PROJECTS:</w:t>
       </w:r>
@@ -1577,37 +2218,113 @@
         <w:pStyle w:val="paragraph"/>
         <w:numPr>
           <w:ilvl w:val="0"/>
-          <w:numId w:val="49"/>
+          <w:numId w:val="59"/>
         </w:numPr>
-        <w:spacing w:before="0" w:beforeAutospacing="0" w:after="0" w:afterAutospacing="0" w:line="360" w:lineRule="auto"/>
+        <w:spacing w:before="0" w:beforeAutospacing="0" w:after="0" w:afterAutospacing="0"/>
         <w:textAlignment w:val="baseline"/>
         <w:rPr>
+          <w:rFonts w:ascii="Poppins" w:hAnsi="Poppins" w:cs="Poppins"/>
+          <w:sz w:val="22"/>
+          <w:szCs w:val="22"/>
+        </w:rPr>
+      </w:pPr>
+      <w:r>
+        <w:rPr>
+          <w:rFonts w:ascii="Poppins" w:hAnsi="Poppins" w:cs="Poppins"/>
+          <w:sz w:val="22"/>
+          <w:szCs w:val="22"/>
           <w:lang w:val="en-US"/>
         </w:rPr>
-      </w:pPr>
-      <w:r>
-        <w:rPr>
-          <w:b/>
-          <w:bCs/>
-        </w:rPr>
-        <w:t>Enterprise Landing Page (Angular):</w:t>
-      </w:r>
-      <w:r>
-        <w:rPr>
-          <w:b/>
-          <w:bCs/>
-        </w:rPr>
-        <w:t xml:space="preserve"> </w:t>
-      </w:r>
-      <w:hyperlink r:id="rId7" w:tgtFrame="_new" w:history="1">
+        <w:t>AI-Based System Monitoring &amp; Failure Prediction Platform (</w:t>
+      </w:r>
+      <w:r>
+        <w:rPr>
+          <w:rFonts w:ascii="Poppins" w:hAnsi="Poppins" w:cs="Poppins"/>
+          <w:sz w:val="22"/>
+          <w:szCs w:val="22"/>
+          <w:lang w:val="en-US"/>
+        </w:rPr>
+        <w:t>MERN</w:t>
+      </w:r>
+      <w:r>
+        <w:rPr>
+          <w:rFonts w:ascii="Poppins" w:hAnsi="Poppins" w:cs="Poppins"/>
+          <w:sz w:val="22"/>
+          <w:szCs w:val="22"/>
+          <w:lang w:val="en-US"/>
+        </w:rPr>
+        <w:t xml:space="preserve">): </w:t>
+      </w:r>
+      <w:hyperlink r:id="rId9" w:history="1">
         <w:r>
           <w:rPr>
             <w:rStyle w:val="Hyperlink"/>
+            <w:rFonts w:ascii="Poppins" w:hAnsi="Poppins" w:cs="Poppins"/>
+            <w:sz w:val="22"/>
+            <w:szCs w:val="22"/>
+            <w:lang w:val="en-US"/>
+          </w:rPr>
+          <w:t>Source Code</w:t>
+        </w:r>
+      </w:hyperlink>
+      <w:r>
+        <w:rPr>
+          <w:rFonts w:ascii="Poppins" w:hAnsi="Poppins" w:cs="Poppins"/>
+          <w:sz w:val="22"/>
+          <w:szCs w:val="22"/>
+        </w:rPr>
+        <w:t xml:space="preserve"> </w:t>
+      </w:r>
+    </w:p>
+    <w:p>
+      <w:pPr>
+        <w:pStyle w:val="paragraph"/>
+        <w:numPr>
+          <w:ilvl w:val="0"/>
+          <w:numId w:val="59"/>
+        </w:numPr>
+        <w:spacing w:before="0" w:beforeAutospacing="0" w:after="0" w:afterAutospacing="0"/>
+        <w:textAlignment w:val="baseline"/>
+        <w:rPr>
+          <w:rFonts w:ascii="Poppins" w:hAnsi="Poppins" w:cs="Poppins"/>
+          <w:sz w:val="22"/>
+          <w:szCs w:val="22"/>
+          <w:lang w:val="en-US"/>
+        </w:rPr>
+      </w:pPr>
+      <w:r>
+        <w:rPr>
+          <w:rFonts w:ascii="Poppins" w:hAnsi="Poppins" w:cs="Poppins"/>
+          <w:sz w:val="22"/>
+          <w:szCs w:val="22"/>
+        </w:rPr>
+        <w:t>Enterprise Landing Page (Angular):</w:t>
+      </w:r>
+      <w:r>
+        <w:rPr>
+          <w:rFonts w:ascii="Poppins" w:hAnsi="Poppins" w:cs="Poppins"/>
+          <w:sz w:val="22"/>
+          <w:szCs w:val="22"/>
+        </w:rPr>
+        <w:t xml:space="preserve"> </w:t>
+      </w:r>
+      <w:hyperlink r:id="rId10" w:tgtFrame="_new" w:history="1">
+        <w:r>
+          <w:rPr>
+            <w:rStyle w:val="Hyperlink"/>
+            <w:rFonts w:ascii="Poppins" w:hAnsi="Poppins" w:cs="Poppins"/>
+            <w:sz w:val="22"/>
+            <w:szCs w:val="22"/>
           </w:rPr>
           <w:t>https://microwoodenterprises.netlify.app/</w:t>
         </w:r>
       </w:hyperlink>
       <w:r>
+        <w:rPr>
+          <w:rFonts w:ascii="Poppins" w:hAnsi="Poppins" w:cs="Poppins"/>
+          <w:sz w:val="22"/>
+          <w:szCs w:val="22"/>
+        </w:rPr>
         <w:t xml:space="preserve"> </w:t>
       </w:r>
     </w:p>
@@ -1616,32 +2333,40 @@
         <w:pStyle w:val="paragraph"/>
         <w:numPr>
           <w:ilvl w:val="0"/>
-          <w:numId w:val="49"/>
+          <w:numId w:val="59"/>
         </w:numPr>
-        <w:spacing w:before="0" w:beforeAutospacing="0" w:after="0" w:afterAutospacing="0" w:line="360" w:lineRule="auto"/>
+        <w:spacing w:before="0" w:beforeAutospacing="0" w:after="0" w:afterAutospacing="0"/>
         <w:textAlignment w:val="baseline"/>
         <w:rPr>
+          <w:rFonts w:ascii="Poppins" w:hAnsi="Poppins" w:cs="Poppins"/>
+          <w:sz w:val="22"/>
+          <w:szCs w:val="22"/>
           <w:lang w:val="en-US"/>
         </w:rPr>
       </w:pPr>
       <w:r>
         <w:rPr>
-          <w:b/>
-          <w:bCs/>
+          <w:rFonts w:ascii="Poppins" w:hAnsi="Poppins" w:cs="Poppins"/>
+          <w:sz w:val="22"/>
+          <w:szCs w:val="22"/>
         </w:rPr>
         <w:t>Interior Design Website (React + Tailwind):</w:t>
       </w:r>
       <w:r>
         <w:rPr>
-          <w:b/>
-          <w:bCs/>
+          <w:rFonts w:ascii="Poppins" w:hAnsi="Poppins" w:cs="Poppins"/>
+          <w:sz w:val="22"/>
+          <w:szCs w:val="22"/>
         </w:rPr>
         <w:t xml:space="preserve"> </w:t>
       </w:r>
-      <w:hyperlink r:id="rId8" w:tgtFrame="_new" w:history="1">
+      <w:hyperlink r:id="rId11" w:tgtFrame="_new" w:history="1">
         <w:r>
           <w:rPr>
             <w:rStyle w:val="Hyperlink"/>
+            <w:rFonts w:ascii="Poppins" w:hAnsi="Poppins" w:cs="Poppins"/>
+            <w:sz w:val="22"/>
+            <w:szCs w:val="22"/>
           </w:rPr>
           <w:t>https://yuvainteriordesigner.vercel.app/</w:t>
         </w:r>
@@ -1652,37 +2377,47 @@
         <w:pStyle w:val="paragraph"/>
         <w:numPr>
           <w:ilvl w:val="0"/>
-          <w:numId w:val="49"/>
+          <w:numId w:val="59"/>
         </w:numPr>
-        <w:spacing w:before="0" w:beforeAutospacing="0" w:after="0" w:afterAutospacing="0" w:line="360" w:lineRule="auto"/>
+        <w:spacing w:before="0" w:beforeAutospacing="0" w:after="0" w:afterAutospacing="0"/>
         <w:textAlignment w:val="baseline"/>
         <w:rPr>
+          <w:rFonts w:ascii="Poppins" w:hAnsi="Poppins" w:cs="Poppins"/>
+          <w:sz w:val="22"/>
+          <w:szCs w:val="22"/>
           <w:lang w:val="en-US"/>
         </w:rPr>
       </w:pPr>
       <w:r>
         <w:rPr>
-          <w:b/>
-          <w:bCs/>
-        </w:rPr>
-        <w:t>Portfolio Website (React + Tailwind):</w:t>
-      </w:r>
-      <w:r>
-        <w:rPr>
-          <w:b/>
-          <w:bCs/>
+          <w:rFonts w:ascii="Poppins" w:hAnsi="Poppins" w:cs="Poppins"/>
+          <w:sz w:val="22"/>
+          <w:szCs w:val="22"/>
+        </w:rPr>
+        <w:t>Full Stack E-Commerce App:</w:t>
+      </w:r>
+      <w:r>
+        <w:rPr>
+          <w:rFonts w:ascii="Poppins" w:hAnsi="Poppins" w:cs="Poppins"/>
+          <w:sz w:val="22"/>
+          <w:szCs w:val="22"/>
         </w:rPr>
         <w:t xml:space="preserve"> </w:t>
       </w:r>
-      <w:hyperlink r:id="rId9" w:tgtFrame="_new" w:history="1">
-        <w:r>
-          <w:rPr>
-            <w:rStyle w:val="Hyperlink"/>
-          </w:rPr>
-          <w:t>https://poorani-dev.vercel.app/</w:t>
-        </w:r>
-      </w:hyperlink>
-      <w:r>
+      <w:r>
+        <w:rPr>
+          <w:rFonts w:ascii="Poppins" w:hAnsi="Poppins" w:cs="Poppins"/>
+          <w:sz w:val="22"/>
+          <w:szCs w:val="22"/>
+        </w:rPr>
+        <w:t xml:space="preserve">Angular, Node.js, MySQL (Admin Dashboard + Customer UI) </w:t>
+      </w:r>
+      <w:r>
+        <w:rPr>
+          <w:rFonts w:ascii="Poppins" w:hAnsi="Poppins" w:cs="Poppins"/>
+          <w:sz w:val="22"/>
+          <w:szCs w:val="22"/>
+        </w:rPr>
         <w:t xml:space="preserve"> </w:t>
       </w:r>
     </w:p>
@@ -1691,61 +2426,55 @@
         <w:pStyle w:val="paragraph"/>
         <w:numPr>
           <w:ilvl w:val="0"/>
-          <w:numId w:val="49"/>
+          <w:numId w:val="59"/>
         </w:numPr>
-        <w:spacing w:before="0" w:beforeAutospacing="0" w:after="0" w:afterAutospacing="0" w:line="360" w:lineRule="auto"/>
+        <w:spacing w:before="0" w:beforeAutospacing="0" w:after="0" w:afterAutospacing="0"/>
         <w:textAlignment w:val="baseline"/>
         <w:rPr>
+          <w:rFonts w:ascii="Poppins" w:hAnsi="Poppins" w:cs="Poppins"/>
+          <w:sz w:val="22"/>
+          <w:szCs w:val="22"/>
           <w:lang w:val="en-US"/>
         </w:rPr>
       </w:pPr>
-      <w:r>
-        <w:rPr>
-          <w:b/>
-          <w:bCs/>
-        </w:rPr>
-        <w:t>Full Stack E-Commerce App:</w:t>
-      </w:r>
-      <w:r>
-        <w:rPr>
-          <w:b/>
-          <w:bCs/>
-        </w:rPr>
-        <w:t xml:space="preserve"> </w:t>
-      </w:r>
-      <w:r>
-        <w:t xml:space="preserve">Angular, Node.js, MySQL (Admin Dashboard + Customer UI) </w:t>
-      </w:r>
-      <w:r>
-        <w:t xml:space="preserve"> </w:t>
-      </w:r>
-      <w:hyperlink r:id="rId10" w:tgtFrame="_blank" w:history="1">
+      <w:hyperlink r:id="rId12" w:tgtFrame="_blank" w:history="1">
         <w:r>
           <w:rPr>
             <w:rStyle w:val="normaltextrun"/>
-            <w:rFonts w:eastAsiaTheme="majorEastAsia"/>
+            <w:rFonts w:ascii="Poppins" w:eastAsiaTheme="majorEastAsia" w:hAnsi="Poppins" w:cs="Poppins"/>
             <w:color w:val="0000FF"/>
+            <w:sz w:val="22"/>
+            <w:szCs w:val="22"/>
             <w:u w:val="single"/>
           </w:rPr>
           <w:t>Source Code</w:t>
         </w:r>
       </w:hyperlink>
       <w:r>
+        <w:rPr>
+          <w:rFonts w:ascii="Poppins" w:hAnsi="Poppins" w:cs="Poppins"/>
+          <w:sz w:val="22"/>
+          <w:szCs w:val="22"/>
+        </w:rPr>
         <w:t xml:space="preserve"> |</w:t>
       </w:r>
       <w:r>
         <w:rPr>
           <w:rStyle w:val="normaltextrun"/>
-          <w:rFonts w:eastAsiaTheme="majorEastAsia"/>
+          <w:rFonts w:ascii="Poppins" w:eastAsiaTheme="majorEastAsia" w:hAnsi="Poppins" w:cs="Poppins"/>
+          <w:sz w:val="22"/>
+          <w:szCs w:val="22"/>
         </w:rPr>
         <w:t> </w:t>
       </w:r>
-      <w:hyperlink r:id="rId11" w:tgtFrame="_blank" w:history="1">
+      <w:hyperlink r:id="rId13" w:tgtFrame="_blank" w:history="1">
         <w:r>
           <w:rPr>
             <w:rStyle w:val="normaltextrun"/>
-            <w:rFonts w:eastAsiaTheme="majorEastAsia"/>
+            <w:rFonts w:ascii="Poppins" w:eastAsiaTheme="majorEastAsia" w:hAnsi="Poppins" w:cs="Poppins"/>
             <w:color w:val="0000FF"/>
+            <w:sz w:val="22"/>
+            <w:szCs w:val="22"/>
             <w:u w:val="single"/>
           </w:rPr>
           <w:t>Customer </w:t>
@@ -1753,8 +2482,10 @@
         <w:r>
           <w:rPr>
             <w:rStyle w:val="normaltextrun"/>
-            <w:rFonts w:eastAsiaTheme="majorEastAsia"/>
+            <w:rFonts w:ascii="Poppins" w:eastAsiaTheme="majorEastAsia" w:hAnsi="Poppins" w:cs="Poppins"/>
             <w:color w:val="0000FF"/>
+            <w:sz w:val="22"/>
+            <w:szCs w:val="22"/>
             <w:u w:val="single"/>
           </w:rPr>
           <w:t>UI</w:t>
@@ -1763,85 +2494,110 @@
       <w:r>
         <w:rPr>
           <w:rStyle w:val="normaltextrun"/>
-          <w:rFonts w:eastAsiaTheme="majorEastAsia"/>
+          <w:rFonts w:ascii="Poppins" w:eastAsiaTheme="majorEastAsia" w:hAnsi="Poppins" w:cs="Poppins"/>
+          <w:sz w:val="22"/>
+          <w:szCs w:val="22"/>
         </w:rPr>
         <w:t xml:space="preserve"> | </w:t>
       </w:r>
       <w:r>
         <w:rPr>
           <w:rStyle w:val="normaltextrun"/>
-          <w:rFonts w:eastAsiaTheme="majorEastAsia"/>
+          <w:rFonts w:ascii="Poppins" w:eastAsiaTheme="majorEastAsia" w:hAnsi="Poppins" w:cs="Poppins"/>
+          <w:sz w:val="22"/>
+          <w:szCs w:val="22"/>
         </w:rPr>
         <w:t> </w:t>
       </w:r>
-      <w:hyperlink r:id="rId12" w:tgtFrame="_blank" w:history="1">
+      <w:hyperlink r:id="rId14" w:tgtFrame="_blank" w:history="1">
         <w:r>
           <w:rPr>
             <w:rStyle w:val="normaltextrun"/>
-            <w:rFonts w:eastAsiaTheme="majorEastAsia"/>
+            <w:rFonts w:ascii="Poppins" w:eastAsiaTheme="majorEastAsia" w:hAnsi="Poppins" w:cs="Poppins"/>
             <w:color w:val="0000FF"/>
+            <w:sz w:val="22"/>
+            <w:szCs w:val="22"/>
             <w:u w:val="single"/>
           </w:rPr>
           <w:t>Admin Dashboard</w:t>
         </w:r>
       </w:hyperlink>
-    </w:p>
-    <w:p>
-      <w:pPr>
-        <w:pStyle w:val="paragraph"/>
-        <w:numPr>
-          <w:ilvl w:val="0"/>
-          <w:numId w:val="49"/>
-        </w:numPr>
-        <w:spacing w:before="0" w:beforeAutospacing="0" w:after="0" w:afterAutospacing="0" w:line="360" w:lineRule="auto"/>
-        <w:textAlignment w:val="baseline"/>
-        <w:rPr>
-          <w:b/>
-          <w:bCs/>
+      <w:r>
+        <w:rPr>
+          <w:rFonts w:ascii="Poppins" w:hAnsi="Poppins" w:cs="Poppins"/>
+          <w:sz w:val="22"/>
+          <w:szCs w:val="22"/>
           <w:lang w:val="en-US"/>
         </w:rPr>
-      </w:pPr>
-      <w:r>
-        <w:rPr>
-          <w:b/>
-          <w:bCs/>
-        </w:rPr>
-        <w:t>CMS – Contact Management System:</w:t>
-      </w:r>
-      <w:r>
-        <w:rPr>
-          <w:b/>
-          <w:bCs/>
+        <w:t xml:space="preserve">  </w:t>
+      </w:r>
+      <w:r>
+        <w:rPr>
+          <w:rFonts w:ascii="Poppins" w:hAnsi="Poppins" w:cs="Poppins"/>
+          <w:sz w:val="22"/>
+          <w:szCs w:val="22"/>
+        </w:rPr>
+        <w:t>CMS:</w:t>
+      </w:r>
+      <w:r>
+        <w:rPr>
+          <w:rFonts w:ascii="Poppins" w:hAnsi="Poppins" w:cs="Poppins"/>
+          <w:sz w:val="22"/>
+          <w:szCs w:val="22"/>
         </w:rPr>
         <w:t xml:space="preserve"> </w:t>
       </w:r>
-      <w:hyperlink r:id="rId13" w:history="1">
+      <w:hyperlink r:id="rId15" w:history="1">
         <w:r>
           <w:rPr>
             <w:rStyle w:val="Hyperlink"/>
+            <w:rFonts w:ascii="Poppins" w:hAnsi="Poppins" w:cs="Poppins"/>
+            <w:sz w:val="22"/>
+            <w:szCs w:val="22"/>
           </w:rPr>
           <w:t>Angular CRUD Application</w:t>
         </w:r>
       </w:hyperlink>
       <w:r>
+        <w:rPr>
+          <w:rFonts w:ascii="Poppins" w:hAnsi="Poppins" w:cs="Poppins"/>
+          <w:sz w:val="22"/>
+          <w:szCs w:val="22"/>
+        </w:rPr>
         <w:t xml:space="preserve"> </w:t>
       </w:r>
       <w:r>
+        <w:rPr>
+          <w:rFonts w:ascii="Poppins" w:hAnsi="Poppins" w:cs="Poppins"/>
+          <w:sz w:val="22"/>
+          <w:szCs w:val="22"/>
+        </w:rPr>
         <w:t>|</w:t>
       </w:r>
       <w:r>
+        <w:rPr>
+          <w:rFonts w:ascii="Poppins" w:hAnsi="Poppins" w:cs="Poppins"/>
+          <w:sz w:val="22"/>
+          <w:szCs w:val="22"/>
+        </w:rPr>
         <w:t xml:space="preserve"> </w:t>
       </w:r>
-      <w:hyperlink r:id="rId14" w:history="1">
+      <w:hyperlink r:id="rId16" w:history="1">
         <w:r>
           <w:rPr>
             <w:rStyle w:val="Hyperlink"/>
+            <w:rFonts w:ascii="Poppins" w:hAnsi="Poppins" w:cs="Poppins"/>
+            <w:sz w:val="22"/>
+            <w:szCs w:val="22"/>
           </w:rPr>
           <w:t xml:space="preserve">Live </w:t>
         </w:r>
         <w:r>
           <w:rPr>
             <w:rStyle w:val="Hyperlink"/>
+            <w:rFonts w:ascii="Poppins" w:hAnsi="Poppins" w:cs="Poppins"/>
+            <w:sz w:val="22"/>
+            <w:szCs w:val="22"/>
           </w:rPr>
           <w:t>Demo</w:t>
         </w:r>
@@ -1852,31 +2608,39 @@
         <w:pStyle w:val="paragraph"/>
         <w:numPr>
           <w:ilvl w:val="0"/>
-          <w:numId w:val="49"/>
+          <w:numId w:val="59"/>
         </w:numPr>
-        <w:spacing w:before="0" w:beforeAutospacing="0" w:after="0" w:afterAutospacing="0" w:line="360" w:lineRule="auto"/>
+        <w:spacing w:before="0" w:beforeAutospacing="0" w:after="0" w:afterAutospacing="0"/>
         <w:textAlignment w:val="baseline"/>
-      </w:pPr>
-      <w:r>
-        <w:rPr>
-          <w:b/>
-          <w:bCs/>
+        <w:rPr>
+          <w:rFonts w:ascii="Poppins" w:hAnsi="Poppins" w:cs="Poppins"/>
+          <w:sz w:val="22"/>
+          <w:szCs w:val="22"/>
+        </w:rPr>
+      </w:pPr>
+      <w:r>
+        <w:rPr>
+          <w:rFonts w:ascii="Poppins" w:hAnsi="Poppins" w:cs="Poppins"/>
+          <w:sz w:val="22"/>
+          <w:szCs w:val="22"/>
           <w:lang w:val="en-US"/>
         </w:rPr>
         <w:t>UI/</w:t>
       </w:r>
       <w:r>
         <w:rPr>
-          <w:b/>
-          <w:bCs/>
+          <w:rFonts w:ascii="Poppins" w:hAnsi="Poppins" w:cs="Poppins"/>
+          <w:sz w:val="22"/>
+          <w:szCs w:val="22"/>
           <w:lang w:val="en-US"/>
         </w:rPr>
         <w:t>U</w:t>
       </w:r>
       <w:r>
         <w:rPr>
-          <w:b/>
-          <w:bCs/>
+          <w:rFonts w:ascii="Poppins" w:hAnsi="Poppins" w:cs="Poppins"/>
+          <w:sz w:val="22"/>
+          <w:szCs w:val="22"/>
           <w:lang w:val="en-US"/>
         </w:rPr>
         <w:t>X Designs (Figma):</w:t>
@@ -1884,30 +2648,41 @@
       <w:r>
         <w:rPr>
           <w:rStyle w:val="normaltextrun"/>
-          <w:rFonts w:eastAsiaTheme="majorEastAsia"/>
+          <w:rFonts w:ascii="Poppins" w:eastAsiaTheme="majorEastAsia" w:hAnsi="Poppins" w:cs="Poppins"/>
+          <w:sz w:val="22"/>
+          <w:szCs w:val="22"/>
         </w:rPr>
         <w:t> </w:t>
       </w:r>
-      <w:hyperlink r:id="rId15" w:tgtFrame="_blank" w:history="1">
+      <w:hyperlink r:id="rId17" w:tgtFrame="_blank" w:history="1">
         <w:r>
           <w:rPr>
             <w:rStyle w:val="normaltextrun"/>
-            <w:rFonts w:eastAsiaTheme="majorEastAsia"/>
+            <w:rFonts w:ascii="Poppins" w:eastAsiaTheme="majorEastAsia" w:hAnsi="Poppins" w:cs="Poppins"/>
             <w:color w:val="0000FF"/>
+            <w:sz w:val="22"/>
+            <w:szCs w:val="22"/>
             <w:u w:val="single"/>
           </w:rPr>
           <w:t>Happy Tummy Food Basic App</w:t>
         </w:r>
       </w:hyperlink>
       <w:r>
+        <w:rPr>
+          <w:rFonts w:ascii="Poppins" w:hAnsi="Poppins" w:cs="Poppins"/>
+          <w:sz w:val="22"/>
+          <w:szCs w:val="22"/>
+        </w:rPr>
         <w:t xml:space="preserve"> | </w:t>
       </w:r>
-      <w:hyperlink r:id="rId16" w:tgtFrame="_blank" w:history="1">
+      <w:hyperlink r:id="rId18" w:tgtFrame="_blank" w:history="1">
         <w:r>
           <w:rPr>
             <w:rStyle w:val="normaltextrun"/>
-            <w:rFonts w:eastAsiaTheme="majorEastAsia"/>
+            <w:rFonts w:ascii="Poppins" w:eastAsiaTheme="majorEastAsia" w:hAnsi="Poppins" w:cs="Poppins"/>
             <w:color w:val="0000FF"/>
+            <w:sz w:val="22"/>
+            <w:szCs w:val="22"/>
             <w:u w:val="single"/>
           </w:rPr>
           <w:t xml:space="preserve">Organic E-Commerce </w:t>
@@ -1919,122 +2694,83 @@
         <w:pStyle w:val="paragraph"/>
         <w:numPr>
           <w:ilvl w:val="0"/>
-          <w:numId w:val="49"/>
+          <w:numId w:val="59"/>
         </w:numPr>
-        <w:spacing w:before="0" w:beforeAutospacing="0" w:after="0" w:afterAutospacing="0" w:line="360" w:lineRule="auto"/>
+        <w:spacing w:before="0" w:beforeAutospacing="0" w:after="0" w:afterAutospacing="0"/>
         <w:textAlignment w:val="baseline"/>
         <w:rPr>
-          <w:lang w:val="en-US"/>
-        </w:rPr>
-      </w:pPr>
+          <w:rFonts w:ascii="Poppins" w:hAnsi="Poppins" w:cs="Poppins"/>
+          <w:sz w:val="22"/>
+          <w:szCs w:val="22"/>
+        </w:rPr>
+      </w:pPr>
+      <w:proofErr w:type="spellStart"/>
       <w:r>
         <w:rPr>
           <w:rStyle w:val="normaltextrun"/>
-          <w:rFonts w:eastAsiaTheme="majorEastAsia"/>
-          <w:b/>
-          <w:bCs/>
-        </w:rPr>
-        <w:t>Sample Outlook UI Design (HTML, CSS, JS)</w:t>
-      </w:r>
+          <w:rFonts w:ascii="Poppins" w:eastAsiaTheme="majorEastAsia" w:hAnsi="Poppins" w:cs="Poppins"/>
+          <w:sz w:val="22"/>
+          <w:szCs w:val="22"/>
+        </w:rPr>
+        <w:t>VCare</w:t>
+      </w:r>
+      <w:proofErr w:type="spellEnd"/>
       <w:r>
         <w:rPr>
           <w:rStyle w:val="normaltextrun"/>
-          <w:rFonts w:eastAsiaTheme="majorEastAsia"/>
-        </w:rPr>
-        <w:t>: </w:t>
-      </w:r>
-      <w:hyperlink r:id="rId17" w:tgtFrame="_blank" w:history="1">
+          <w:rFonts w:ascii="Poppins" w:eastAsiaTheme="majorEastAsia" w:hAnsi="Poppins" w:cs="Poppins"/>
+          <w:sz w:val="22"/>
+          <w:szCs w:val="22"/>
+        </w:rPr>
+        <w:t xml:space="preserve"> </w:t>
+      </w:r>
+      <w:r>
+        <w:rPr>
+          <w:rStyle w:val="normaltextrun"/>
+          <w:rFonts w:ascii="Poppins" w:eastAsiaTheme="majorEastAsia" w:hAnsi="Poppins" w:cs="Poppins"/>
+          <w:sz w:val="22"/>
+          <w:szCs w:val="22"/>
+        </w:rPr>
+        <w:t xml:space="preserve">Landing </w:t>
+      </w:r>
+      <w:r>
+        <w:rPr>
+          <w:rStyle w:val="normaltextrun"/>
+          <w:rFonts w:ascii="Poppins" w:eastAsiaTheme="majorEastAsia" w:hAnsi="Poppins" w:cs="Poppins"/>
+          <w:sz w:val="22"/>
+          <w:szCs w:val="22"/>
+        </w:rPr>
+        <w:t xml:space="preserve">Page </w:t>
+      </w:r>
+      <w:r>
+        <w:rPr>
+          <w:rStyle w:val="normaltextrun"/>
+          <w:rFonts w:ascii="Poppins" w:eastAsiaTheme="majorEastAsia" w:hAnsi="Poppins" w:cs="Poppins"/>
+          <w:sz w:val="22"/>
+          <w:szCs w:val="22"/>
+        </w:rPr>
+        <w:t>(HTML, JS, CSS, BOOTSTRAP, SEO Optimization):</w:t>
+      </w:r>
+      <w:hyperlink r:id="rId19" w:tgtFrame="_blank" w:history="1">
         <w:r>
           <w:rPr>
             <w:rStyle w:val="normaltextrun"/>
-            <w:rFonts w:eastAsiaTheme="majorEastAsia"/>
+            <w:rFonts w:ascii="Poppins" w:eastAsiaTheme="majorEastAsia" w:hAnsi="Poppins" w:cs="Poppins"/>
             <w:color w:val="0000FF"/>
-            <w:u w:val="single"/>
-          </w:rPr>
-          <w:t>Source Code</w:t>
-        </w:r>
-      </w:hyperlink>
-    </w:p>
-    <w:p>
-      <w:pPr>
-        <w:pStyle w:val="paragraph"/>
-        <w:numPr>
-          <w:ilvl w:val="0"/>
-          <w:numId w:val="49"/>
-        </w:numPr>
-        <w:spacing w:before="0" w:beforeAutospacing="0" w:after="0" w:afterAutospacing="0" w:line="360" w:lineRule="auto"/>
-        <w:textAlignment w:val="baseline"/>
-      </w:pPr>
-      <w:r>
-        <w:rPr>
-          <w:rStyle w:val="normaltextrun"/>
-          <w:rFonts w:eastAsiaTheme="majorEastAsia"/>
-        </w:rPr>
-        <w:t xml:space="preserve">VCare </w:t>
-      </w:r>
-      <w:r>
-        <w:rPr>
-          <w:rStyle w:val="normaltextrun"/>
-          <w:rFonts w:eastAsiaTheme="majorEastAsia"/>
-        </w:rPr>
-        <w:t xml:space="preserve">Landing </w:t>
-      </w:r>
-      <w:r>
-        <w:rPr>
-          <w:rStyle w:val="normaltextrun"/>
-          <w:rFonts w:eastAsiaTheme="majorEastAsia"/>
-        </w:rPr>
-        <w:t xml:space="preserve">Page </w:t>
-      </w:r>
-      <w:r>
-        <w:rPr>
-          <w:rStyle w:val="normaltextrun"/>
-          <w:rFonts w:eastAsiaTheme="majorEastAsia"/>
-        </w:rPr>
-        <w:t>(</w:t>
-      </w:r>
-      <w:r>
-        <w:rPr>
-          <w:rStyle w:val="normaltextrun"/>
-          <w:rFonts w:eastAsiaTheme="majorEastAsia"/>
-          <w:b/>
-          <w:bCs/>
-        </w:rPr>
-        <w:t>HTML, JS, CSS, BOOTSTRAP, SEO Optimization</w:t>
-      </w:r>
-      <w:r>
-        <w:rPr>
-          <w:rStyle w:val="normaltextrun"/>
-          <w:rFonts w:eastAsiaTheme="majorEastAsia"/>
-        </w:rPr>
-        <w:t>):</w:t>
-      </w:r>
-      <w:hyperlink r:id="rId18" w:tgtFrame="_blank" w:history="1">
-        <w:r>
-          <w:rPr>
-            <w:rStyle w:val="normaltextrun"/>
-            <w:rFonts w:eastAsiaTheme="majorEastAsia"/>
-            <w:color w:val="0000FF"/>
+            <w:sz w:val="22"/>
+            <w:szCs w:val="22"/>
             <w:u w:val="single"/>
             <w:lang w:val="en-US"/>
           </w:rPr>
-          <w:t>View</w:t>
+          <w:t xml:space="preserve">Project </w:t>
         </w:r>
         <w:r>
           <w:rPr>
             <w:rStyle w:val="normaltextrun"/>
-            <w:rFonts w:eastAsiaTheme="majorEastAsia"/>
+            <w:rFonts w:ascii="Poppins" w:eastAsiaTheme="majorEastAsia" w:hAnsi="Poppins" w:cs="Poppins"/>
             <w:color w:val="0000FF"/>
-            <w:u w:val="single"/>
-            <w:lang w:val="en-US"/>
-          </w:rPr>
-          <w:t xml:space="preserve"> Live Project </w:t>
-        </w:r>
-        <w:r>
-          <w:rPr>
-            <w:rStyle w:val="normaltextrun"/>
-            <w:rFonts w:eastAsiaTheme="majorEastAsia"/>
-            <w:color w:val="0000FF"/>
+            <w:sz w:val="22"/>
+            <w:szCs w:val="22"/>
             <w:u w:val="single"/>
             <w:lang w:val="en-US"/>
           </w:rPr>
@@ -2044,37 +2780,33 @@
       <w:r>
         <w:rPr>
           <w:rStyle w:val="normaltextrun"/>
-          <w:rFonts w:eastAsiaTheme="majorEastAsia"/>
+          <w:rFonts w:ascii="Poppins" w:eastAsiaTheme="majorEastAsia" w:hAnsi="Poppins" w:cs="Poppins"/>
+          <w:sz w:val="22"/>
+          <w:szCs w:val="22"/>
           <w:lang w:val="en-US"/>
         </w:rPr>
         <w:t xml:space="preserve"> | </w:t>
       </w:r>
-      <w:hyperlink r:id="rId19" w:tgtFrame="_blank" w:history="1">
+      <w:hyperlink r:id="rId20" w:tgtFrame="_blank" w:history="1">
         <w:r>
           <w:rPr>
             <w:rStyle w:val="normaltextrun"/>
-            <w:rFonts w:eastAsiaTheme="majorEastAsia"/>
+            <w:rFonts w:ascii="Poppins" w:eastAsiaTheme="majorEastAsia" w:hAnsi="Poppins" w:cs="Poppins"/>
             <w:color w:val="0000FF"/>
+            <w:sz w:val="22"/>
+            <w:szCs w:val="22"/>
             <w:u w:val="single"/>
             <w:lang w:val="en-US"/>
           </w:rPr>
-          <w:t>View</w:t>
+          <w:t xml:space="preserve"> Project </w:t>
         </w:r>
         <w:r>
           <w:rPr>
             <w:rStyle w:val="normaltextrun"/>
-            <w:rFonts w:eastAsiaTheme="majorEastAsia"/>
+            <w:rFonts w:ascii="Poppins" w:eastAsiaTheme="majorEastAsia" w:hAnsi="Poppins" w:cs="Poppins"/>
             <w:color w:val="0000FF"/>
-            <w:u w:val="single"/>
-            <w:lang w:val="en-US"/>
-          </w:rPr>
-          <w:t xml:space="preserve"> Live Project </w:t>
-        </w:r>
-        <w:r>
-          <w:rPr>
-            <w:rStyle w:val="normaltextrun"/>
-            <w:rFonts w:eastAsiaTheme="majorEastAsia"/>
-            <w:color w:val="0000FF"/>
+            <w:sz w:val="22"/>
+            <w:szCs w:val="22"/>
             <w:u w:val="single"/>
             <w:lang w:val="en-US"/>
           </w:rPr>
@@ -2084,7 +2816,7 @@
     </w:p>
     <w:sectPr>
       <w:pgSz w:w="12240" w:h="15840"/>
-      <w:pgMar w:top="720" w:right="720" w:bottom="1440" w:left="450" w:header="708" w:footer="708" w:gutter="0"/>
+      <w:pgMar w:top="270" w:right="90" w:bottom="450" w:left="180" w:header="708" w:footer="708" w:gutter="0"/>
       <w:cols w:space="708"/>
       <w:docGrid w:linePitch="360"/>
     </w:sectPr>
@@ -3436,6 +4168,119 @@
     </w:lvl>
   </w:abstractNum>
   <w:abstractNum w:abstractNumId="9" w15:restartNumberingAfterBreak="0">
+    <w:nsid w:val="15C60BD2"/>
+    <w:multiLevelType w:val="hybridMultilevel"/>
+    <w:tmpl w:val="6F2C7206"/>
+    <w:lvl w:ilvl="0" w:tplc="40090001">
+      <w:start w:val="1"/>
+      <w:numFmt w:val="bullet"/>
+      <w:lvlText w:val=""/>
+      <w:lvlJc w:val="left"/>
+      <w:pPr>
+        <w:ind w:left="720" w:hanging="360"/>
+      </w:pPr>
+      <w:rPr>
+        <w:rFonts w:ascii="Symbol" w:hAnsi="Symbol" w:hint="default"/>
+      </w:rPr>
+    </w:lvl>
+    <w:lvl w:ilvl="1" w:tplc="40090003">
+      <w:start w:val="1"/>
+      <w:numFmt w:val="bullet"/>
+      <w:lvlText w:val="o"/>
+      <w:lvlJc w:val="left"/>
+      <w:pPr>
+        <w:ind w:left="1440" w:hanging="360"/>
+      </w:pPr>
+      <w:rPr>
+        <w:rFonts w:ascii="Courier New" w:hAnsi="Courier New" w:cs="Courier New" w:hint="default"/>
+      </w:rPr>
+    </w:lvl>
+    <w:lvl w:ilvl="2" w:tplc="40090005" w:tentative="1">
+      <w:start w:val="1"/>
+      <w:numFmt w:val="bullet"/>
+      <w:lvlText w:val=""/>
+      <w:lvlJc w:val="left"/>
+      <w:pPr>
+        <w:ind w:left="2160" w:hanging="360"/>
+      </w:pPr>
+      <w:rPr>
+        <w:rFonts w:ascii="Wingdings" w:hAnsi="Wingdings" w:hint="default"/>
+      </w:rPr>
+    </w:lvl>
+    <w:lvl w:ilvl="3" w:tplc="40090001" w:tentative="1">
+      <w:start w:val="1"/>
+      <w:numFmt w:val="bullet"/>
+      <w:lvlText w:val=""/>
+      <w:lvlJc w:val="left"/>
+      <w:pPr>
+        <w:ind w:left="2880" w:hanging="360"/>
+      </w:pPr>
+      <w:rPr>
+        <w:rFonts w:ascii="Symbol" w:hAnsi="Symbol" w:hint="default"/>
+      </w:rPr>
+    </w:lvl>
+    <w:lvl w:ilvl="4" w:tplc="40090003" w:tentative="1">
+      <w:start w:val="1"/>
+      <w:numFmt w:val="bullet"/>
+      <w:lvlText w:val="o"/>
+      <w:lvlJc w:val="left"/>
+      <w:pPr>
+        <w:ind w:left="3600" w:hanging="360"/>
+      </w:pPr>
+      <w:rPr>
+        <w:rFonts w:ascii="Courier New" w:hAnsi="Courier New" w:cs="Courier New" w:hint="default"/>
+      </w:rPr>
+    </w:lvl>
+    <w:lvl w:ilvl="5" w:tplc="40090005" w:tentative="1">
+      <w:start w:val="1"/>
+      <w:numFmt w:val="bullet"/>
+      <w:lvlText w:val=""/>
+      <w:lvlJc w:val="left"/>
+      <w:pPr>
+        <w:ind w:left="4320" w:hanging="360"/>
+      </w:pPr>
+      <w:rPr>
+        <w:rFonts w:ascii="Wingdings" w:hAnsi="Wingdings" w:hint="default"/>
+      </w:rPr>
+    </w:lvl>
+    <w:lvl w:ilvl="6" w:tplc="40090001" w:tentative="1">
+      <w:start w:val="1"/>
+      <w:numFmt w:val="bullet"/>
+      <w:lvlText w:val=""/>
+      <w:lvlJc w:val="left"/>
+      <w:pPr>
+        <w:ind w:left="5040" w:hanging="360"/>
+      </w:pPr>
+      <w:rPr>
+        <w:rFonts w:ascii="Symbol" w:hAnsi="Symbol" w:hint="default"/>
+      </w:rPr>
+    </w:lvl>
+    <w:lvl w:ilvl="7" w:tplc="40090003" w:tentative="1">
+      <w:start w:val="1"/>
+      <w:numFmt w:val="bullet"/>
+      <w:lvlText w:val="o"/>
+      <w:lvlJc w:val="left"/>
+      <w:pPr>
+        <w:ind w:left="5760" w:hanging="360"/>
+      </w:pPr>
+      <w:rPr>
+        <w:rFonts w:ascii="Courier New" w:hAnsi="Courier New" w:cs="Courier New" w:hint="default"/>
+      </w:rPr>
+    </w:lvl>
+    <w:lvl w:ilvl="8" w:tplc="40090005" w:tentative="1">
+      <w:start w:val="1"/>
+      <w:numFmt w:val="bullet"/>
+      <w:lvlText w:val=""/>
+      <w:lvlJc w:val="left"/>
+      <w:pPr>
+        <w:ind w:left="6480" w:hanging="360"/>
+      </w:pPr>
+      <w:rPr>
+        <w:rFonts w:ascii="Wingdings" w:hAnsi="Wingdings" w:hint="default"/>
+      </w:rPr>
+    </w:lvl>
+  </w:abstractNum>
+  <w:abstractNum w:abstractNumId="10" w15:restartNumberingAfterBreak="0">
     <w:nsid w:val="1B95585B"/>
     <w:multiLevelType w:val="multilevel"/>
     <w:tmpl w:val="C57E05B2"/>
@@ -3584,7 +4429,7 @@
       </w:rPr>
     </w:lvl>
   </w:abstractNum>
-  <w:abstractNum w:abstractNumId="10" w15:restartNumberingAfterBreak="0">
+  <w:abstractNum w:abstractNumId="11" w15:restartNumberingAfterBreak="0">
     <w:nsid w:val="1D2679C0"/>
     <w:multiLevelType w:val="multilevel"/>
     <w:tmpl w:val="36E0A386"/>
@@ -3733,7 +4578,7 @@
       </w:rPr>
     </w:lvl>
   </w:abstractNum>
-  <w:abstractNum w:abstractNumId="11" w15:restartNumberingAfterBreak="0">
+  <w:abstractNum w:abstractNumId="12" w15:restartNumberingAfterBreak="0">
     <w:nsid w:val="1DB907A9"/>
     <w:multiLevelType w:val="multilevel"/>
     <w:tmpl w:val="0C8EEB6E"/>
@@ -3882,7 +4727,7 @@
       </w:rPr>
     </w:lvl>
   </w:abstractNum>
-  <w:abstractNum w:abstractNumId="12" w15:restartNumberingAfterBreak="0">
+  <w:abstractNum w:abstractNumId="13" w15:restartNumberingAfterBreak="0">
     <w:nsid w:val="1DCA76DD"/>
     <w:multiLevelType w:val="multilevel"/>
     <w:tmpl w:val="9F52AAFA"/>
@@ -4031,7 +4876,7 @@
       </w:rPr>
     </w:lvl>
   </w:abstractNum>
-  <w:abstractNum w:abstractNumId="13" w15:restartNumberingAfterBreak="0">
+  <w:abstractNum w:abstractNumId="14" w15:restartNumberingAfterBreak="0">
     <w:nsid w:val="1ECF2AFF"/>
     <w:multiLevelType w:val="hybridMultilevel"/>
     <w:tmpl w:val="7AEACC8E"/>
@@ -4144,7 +4989,120 @@
       </w:rPr>
     </w:lvl>
   </w:abstractNum>
-  <w:abstractNum w:abstractNumId="14" w15:restartNumberingAfterBreak="0">
+  <w:abstractNum w:abstractNumId="15" w15:restartNumberingAfterBreak="0">
+    <w:nsid w:val="23D85DBB"/>
+    <w:multiLevelType w:val="hybridMultilevel"/>
+    <w:tmpl w:val="54163AB8"/>
+    <w:lvl w:ilvl="0" w:tplc="40090001">
+      <w:start w:val="1"/>
+      <w:numFmt w:val="bullet"/>
+      <w:lvlText w:val=""/>
+      <w:lvlJc w:val="left"/>
+      <w:pPr>
+        <w:ind w:left="1440" w:hanging="360"/>
+      </w:pPr>
+      <w:rPr>
+        <w:rFonts w:ascii="Symbol" w:hAnsi="Symbol" w:hint="default"/>
+      </w:rPr>
+    </w:lvl>
+    <w:lvl w:ilvl="1" w:tplc="40090003" w:tentative="1">
+      <w:start w:val="1"/>
+      <w:numFmt w:val="bullet"/>
+      <w:lvlText w:val="o"/>
+      <w:lvlJc w:val="left"/>
+      <w:pPr>
+        <w:ind w:left="2160" w:hanging="360"/>
+      </w:pPr>
+      <w:rPr>
+        <w:rFonts w:ascii="Courier New" w:hAnsi="Courier New" w:cs="Courier New" w:hint="default"/>
+      </w:rPr>
+    </w:lvl>
+    <w:lvl w:ilvl="2" w:tplc="40090005" w:tentative="1">
+      <w:start w:val="1"/>
+      <w:numFmt w:val="bullet"/>
+      <w:lvlText w:val=""/>
+      <w:lvlJc w:val="left"/>
+      <w:pPr>
+        <w:ind w:left="2880" w:hanging="360"/>
+      </w:pPr>
+      <w:rPr>
+        <w:rFonts w:ascii="Wingdings" w:hAnsi="Wingdings" w:hint="default"/>
+      </w:rPr>
+    </w:lvl>
+    <w:lvl w:ilvl="3" w:tplc="40090001" w:tentative="1">
+      <w:start w:val="1"/>
+      <w:numFmt w:val="bullet"/>
+      <w:lvlText w:val=""/>
+      <w:lvlJc w:val="left"/>
+      <w:pPr>
+        <w:ind w:left="3600" w:hanging="360"/>
+      </w:pPr>
+      <w:rPr>
+        <w:rFonts w:ascii="Symbol" w:hAnsi="Symbol" w:hint="default"/>
+      </w:rPr>
+    </w:lvl>
+    <w:lvl w:ilvl="4" w:tplc="40090003" w:tentative="1">
+      <w:start w:val="1"/>
+      <w:numFmt w:val="bullet"/>
+      <w:lvlText w:val="o"/>
+      <w:lvlJc w:val="left"/>
+      <w:pPr>
+        <w:ind w:left="4320" w:hanging="360"/>
+      </w:pPr>
+      <w:rPr>
+        <w:rFonts w:ascii="Courier New" w:hAnsi="Courier New" w:cs="Courier New" w:hint="default"/>
+      </w:rPr>
+    </w:lvl>
+    <w:lvl w:ilvl="5" w:tplc="40090005" w:tentative="1">
+      <w:start w:val="1"/>
+      <w:numFmt w:val="bullet"/>
+      <w:lvlText w:val=""/>
+      <w:lvlJc w:val="left"/>
+      <w:pPr>
+        <w:ind w:left="5040" w:hanging="360"/>
+      </w:pPr>
+      <w:rPr>
+        <w:rFonts w:ascii="Wingdings" w:hAnsi="Wingdings" w:hint="default"/>
+      </w:rPr>
+    </w:lvl>
+    <w:lvl w:ilvl="6" w:tplc="40090001" w:tentative="1">
+      <w:start w:val="1"/>
+      <w:numFmt w:val="bullet"/>
+      <w:lvlText w:val=""/>
+      <w:lvlJc w:val="left"/>
+      <w:pPr>
+        <w:ind w:left="5760" w:hanging="360"/>
+      </w:pPr>
+      <w:rPr>
+        <w:rFonts w:ascii="Symbol" w:hAnsi="Symbol" w:hint="default"/>
+      </w:rPr>
+    </w:lvl>
+    <w:lvl w:ilvl="7" w:tplc="40090003" w:tentative="1">
+      <w:start w:val="1"/>
+      <w:numFmt w:val="bullet"/>
+      <w:lvlText w:val="o"/>
+      <w:lvlJc w:val="left"/>
+      <w:pPr>
+        <w:ind w:left="6480" w:hanging="360"/>
+      </w:pPr>
+      <w:rPr>
+        <w:rFonts w:ascii="Courier New" w:hAnsi="Courier New" w:cs="Courier New" w:hint="default"/>
+      </w:rPr>
+    </w:lvl>
+    <w:lvl w:ilvl="8" w:tplc="40090005" w:tentative="1">
+      <w:start w:val="1"/>
+      <w:numFmt w:val="bullet"/>
+      <w:lvlText w:val=""/>
+      <w:lvlJc w:val="left"/>
+      <w:pPr>
+        <w:ind w:left="7200" w:hanging="360"/>
+      </w:pPr>
+      <w:rPr>
+        <w:rFonts w:ascii="Wingdings" w:hAnsi="Wingdings" w:hint="default"/>
+      </w:rPr>
+    </w:lvl>
+  </w:abstractNum>
+  <w:abstractNum w:abstractNumId="16" w15:restartNumberingAfterBreak="0">
     <w:nsid w:val="25C3767B"/>
     <w:multiLevelType w:val="hybridMultilevel"/>
     <w:tmpl w:val="340E606A"/>
@@ -4257,7 +5215,7 @@
       </w:rPr>
     </w:lvl>
   </w:abstractNum>
-  <w:abstractNum w:abstractNumId="15" w15:restartNumberingAfterBreak="0">
+  <w:abstractNum w:abstractNumId="17" w15:restartNumberingAfterBreak="0">
     <w:nsid w:val="2659624F"/>
     <w:multiLevelType w:val="multilevel"/>
     <w:tmpl w:val="8C227666"/>
@@ -4406,7 +5364,7 @@
       </w:rPr>
     </w:lvl>
   </w:abstractNum>
-  <w:abstractNum w:abstractNumId="16" w15:restartNumberingAfterBreak="0">
+  <w:abstractNum w:abstractNumId="18" w15:restartNumberingAfterBreak="0">
     <w:nsid w:val="288F2FED"/>
     <w:multiLevelType w:val="multilevel"/>
     <w:tmpl w:val="BD98F4E2"/>
@@ -4555,7 +5513,7 @@
       </w:rPr>
     </w:lvl>
   </w:abstractNum>
-  <w:abstractNum w:abstractNumId="17" w15:restartNumberingAfterBreak="0">
+  <w:abstractNum w:abstractNumId="19" w15:restartNumberingAfterBreak="0">
     <w:nsid w:val="2B232445"/>
     <w:multiLevelType w:val="hybridMultilevel"/>
     <w:tmpl w:val="485C5F2C"/>
@@ -4668,7 +5626,7 @@
       </w:rPr>
     </w:lvl>
   </w:abstractNum>
-  <w:abstractNum w:abstractNumId="18" w15:restartNumberingAfterBreak="0">
+  <w:abstractNum w:abstractNumId="20" w15:restartNumberingAfterBreak="0">
     <w:nsid w:val="2C881719"/>
     <w:multiLevelType w:val="multilevel"/>
     <w:tmpl w:val="B956CB24"/>
@@ -4817,7 +5775,7 @@
       </w:rPr>
     </w:lvl>
   </w:abstractNum>
-  <w:abstractNum w:abstractNumId="19" w15:restartNumberingAfterBreak="0">
+  <w:abstractNum w:abstractNumId="21" w15:restartNumberingAfterBreak="0">
     <w:nsid w:val="2F714418"/>
     <w:multiLevelType w:val="multilevel"/>
     <w:tmpl w:val="4210DB0E"/>
@@ -4966,7 +5924,7 @@
       </w:rPr>
     </w:lvl>
   </w:abstractNum>
-  <w:abstractNum w:abstractNumId="20" w15:restartNumberingAfterBreak="0">
+  <w:abstractNum w:abstractNumId="22" w15:restartNumberingAfterBreak="0">
     <w:nsid w:val="31013F49"/>
     <w:multiLevelType w:val="multilevel"/>
     <w:tmpl w:val="0F02177A"/>
@@ -5115,7 +6073,7 @@
       </w:rPr>
     </w:lvl>
   </w:abstractNum>
-  <w:abstractNum w:abstractNumId="21" w15:restartNumberingAfterBreak="0">
+  <w:abstractNum w:abstractNumId="23" w15:restartNumberingAfterBreak="0">
     <w:nsid w:val="340C6053"/>
     <w:multiLevelType w:val="multilevel"/>
     <w:tmpl w:val="193EC5FA"/>
@@ -5264,7 +6222,7 @@
       </w:rPr>
     </w:lvl>
   </w:abstractNum>
-  <w:abstractNum w:abstractNumId="22" w15:restartNumberingAfterBreak="0">
+  <w:abstractNum w:abstractNumId="24" w15:restartNumberingAfterBreak="0">
     <w:nsid w:val="348052CA"/>
     <w:multiLevelType w:val="multilevel"/>
     <w:tmpl w:val="8B2CA1B0"/>
@@ -5413,7 +6371,7 @@
       </w:rPr>
     </w:lvl>
   </w:abstractNum>
-  <w:abstractNum w:abstractNumId="23" w15:restartNumberingAfterBreak="0">
+  <w:abstractNum w:abstractNumId="25" w15:restartNumberingAfterBreak="0">
     <w:nsid w:val="34BC4C06"/>
     <w:multiLevelType w:val="multilevel"/>
     <w:tmpl w:val="97261F1C"/>
@@ -5562,7 +6520,120 @@
       </w:rPr>
     </w:lvl>
   </w:abstractNum>
-  <w:abstractNum w:abstractNumId="24" w15:restartNumberingAfterBreak="0">
+  <w:abstractNum w:abstractNumId="26" w15:restartNumberingAfterBreak="0">
+    <w:nsid w:val="354C5D0F"/>
+    <w:multiLevelType w:val="hybridMultilevel"/>
+    <w:tmpl w:val="A4F023C8"/>
+    <w:lvl w:ilvl="0" w:tplc="40090001">
+      <w:start w:val="1"/>
+      <w:numFmt w:val="bullet"/>
+      <w:lvlText w:val=""/>
+      <w:lvlJc w:val="left"/>
+      <w:pPr>
+        <w:ind w:left="720" w:hanging="360"/>
+      </w:pPr>
+      <w:rPr>
+        <w:rFonts w:ascii="Symbol" w:hAnsi="Symbol" w:hint="default"/>
+      </w:rPr>
+    </w:lvl>
+    <w:lvl w:ilvl="1" w:tplc="40090003">
+      <w:start w:val="1"/>
+      <w:numFmt w:val="bullet"/>
+      <w:lvlText w:val="o"/>
+      <w:lvlJc w:val="left"/>
+      <w:pPr>
+        <w:ind w:left="1440" w:hanging="360"/>
+      </w:pPr>
+      <w:rPr>
+        <w:rFonts w:ascii="Courier New" w:hAnsi="Courier New" w:cs="Courier New" w:hint="default"/>
+      </w:rPr>
+    </w:lvl>
+    <w:lvl w:ilvl="2" w:tplc="40090005">
+      <w:start w:val="1"/>
+      <w:numFmt w:val="bullet"/>
+      <w:lvlText w:val=""/>
+      <w:lvlJc w:val="left"/>
+      <w:pPr>
+        <w:ind w:left="2160" w:hanging="360"/>
+      </w:pPr>
+      <w:rPr>
+        <w:rFonts w:ascii="Wingdings" w:hAnsi="Wingdings" w:hint="default"/>
+      </w:rPr>
+    </w:lvl>
+    <w:lvl w:ilvl="3" w:tplc="40090001" w:tentative="1">
+      <w:start w:val="1"/>
+      <w:numFmt w:val="bullet"/>
+      <w:lvlText w:val=""/>
+      <w:lvlJc w:val="left"/>
+      <w:pPr>
+        <w:ind w:left="2880" w:hanging="360"/>
+      </w:pPr>
+      <w:rPr>
+        <w:rFonts w:ascii="Symbol" w:hAnsi="Symbol" w:hint="default"/>
+      </w:rPr>
+    </w:lvl>
+    <w:lvl w:ilvl="4" w:tplc="40090003" w:tentative="1">
+      <w:start w:val="1"/>
+      <w:numFmt w:val="bullet"/>
+      <w:lvlText w:val="o"/>
+      <w:lvlJc w:val="left"/>
+      <w:pPr>
+        <w:ind w:left="3600" w:hanging="360"/>
+      </w:pPr>
+      <w:rPr>
+        <w:rFonts w:ascii="Courier New" w:hAnsi="Courier New" w:cs="Courier New" w:hint="default"/>
+      </w:rPr>
+    </w:lvl>
+    <w:lvl w:ilvl="5" w:tplc="40090005" w:tentative="1">
+      <w:start w:val="1"/>
+      <w:numFmt w:val="bullet"/>
+      <w:lvlText w:val=""/>
+      <w:lvlJc w:val="left"/>
+      <w:pPr>
+        <w:ind w:left="4320" w:hanging="360"/>
+      </w:pPr>
+      <w:rPr>
+        <w:rFonts w:ascii="Wingdings" w:hAnsi="Wingdings" w:hint="default"/>
+      </w:rPr>
+    </w:lvl>
+    <w:lvl w:ilvl="6" w:tplc="40090001" w:tentative="1">
+      <w:start w:val="1"/>
+      <w:numFmt w:val="bullet"/>
+      <w:lvlText w:val=""/>
+      <w:lvlJc w:val="left"/>
+      <w:pPr>
+        <w:ind w:left="5040" w:hanging="360"/>
+      </w:pPr>
+      <w:rPr>
+        <w:rFonts w:ascii="Symbol" w:hAnsi="Symbol" w:hint="default"/>
+      </w:rPr>
+    </w:lvl>
+    <w:lvl w:ilvl="7" w:tplc="40090003" w:tentative="1">
+      <w:start w:val="1"/>
+      <w:numFmt w:val="bullet"/>
+      <w:lvlText w:val="o"/>
+      <w:lvlJc w:val="left"/>
+      <w:pPr>
+        <w:ind w:left="5760" w:hanging="360"/>
+      </w:pPr>
+      <w:rPr>
+        <w:rFonts w:ascii="Courier New" w:hAnsi="Courier New" w:cs="Courier New" w:hint="default"/>
+      </w:rPr>
+    </w:lvl>
+    <w:lvl w:ilvl="8" w:tplc="40090005" w:tentative="1">
+      <w:start w:val="1"/>
+      <w:numFmt w:val="bullet"/>
+      <w:lvlText w:val=""/>
+      <w:lvlJc w:val="left"/>
+      <w:pPr>
+        <w:ind w:left="6480" w:hanging="360"/>
+      </w:pPr>
+      <w:rPr>
+        <w:rFonts w:ascii="Wingdings" w:hAnsi="Wingdings" w:hint="default"/>
+      </w:rPr>
+    </w:lvl>
+  </w:abstractNum>
+  <w:abstractNum w:abstractNumId="27" w15:restartNumberingAfterBreak="0">
     <w:nsid w:val="38A25DAA"/>
     <w:multiLevelType w:val="multilevel"/>
     <w:tmpl w:val="38BAC8AC"/>
@@ -5711,7 +6782,7 @@
       </w:rPr>
     </w:lvl>
   </w:abstractNum>
-  <w:abstractNum w:abstractNumId="25" w15:restartNumberingAfterBreak="0">
+  <w:abstractNum w:abstractNumId="28" w15:restartNumberingAfterBreak="0">
     <w:nsid w:val="3F5B4CDB"/>
     <w:multiLevelType w:val="multilevel"/>
     <w:tmpl w:val="81B478BA"/>
@@ -5860,7 +6931,7 @@
       </w:rPr>
     </w:lvl>
   </w:abstractNum>
-  <w:abstractNum w:abstractNumId="26" w15:restartNumberingAfterBreak="0">
+  <w:abstractNum w:abstractNumId="29" w15:restartNumberingAfterBreak="0">
     <w:nsid w:val="41D36E2A"/>
     <w:multiLevelType w:val="multilevel"/>
     <w:tmpl w:val="1E3A19D4"/>
@@ -6009,7 +7080,7 @@
       </w:rPr>
     </w:lvl>
   </w:abstractNum>
-  <w:abstractNum w:abstractNumId="27" w15:restartNumberingAfterBreak="0">
+  <w:abstractNum w:abstractNumId="30" w15:restartNumberingAfterBreak="0">
     <w:nsid w:val="439020E5"/>
     <w:multiLevelType w:val="multilevel"/>
     <w:tmpl w:val="64B8780E"/>
@@ -6158,7 +7229,120 @@
       </w:rPr>
     </w:lvl>
   </w:abstractNum>
-  <w:abstractNum w:abstractNumId="28" w15:restartNumberingAfterBreak="0">
+  <w:abstractNum w:abstractNumId="31" w15:restartNumberingAfterBreak="0">
+    <w:nsid w:val="439E4CE4"/>
+    <w:multiLevelType w:val="hybridMultilevel"/>
+    <w:tmpl w:val="F75E9CB6"/>
+    <w:lvl w:ilvl="0" w:tplc="40090001">
+      <w:start w:val="1"/>
+      <w:numFmt w:val="bullet"/>
+      <w:lvlText w:val=""/>
+      <w:lvlJc w:val="left"/>
+      <w:pPr>
+        <w:ind w:left="720" w:hanging="360"/>
+      </w:pPr>
+      <w:rPr>
+        <w:rFonts w:ascii="Symbol" w:hAnsi="Symbol" w:hint="default"/>
+      </w:rPr>
+    </w:lvl>
+    <w:lvl w:ilvl="1" w:tplc="40090003">
+      <w:start w:val="1"/>
+      <w:numFmt w:val="bullet"/>
+      <w:lvlText w:val="o"/>
+      <w:lvlJc w:val="left"/>
+      <w:pPr>
+        <w:ind w:left="1440" w:hanging="360"/>
+      </w:pPr>
+      <w:rPr>
+        <w:rFonts w:ascii="Courier New" w:hAnsi="Courier New" w:cs="Courier New" w:hint="default"/>
+      </w:rPr>
+    </w:lvl>
+    <w:lvl w:ilvl="2" w:tplc="40090005" w:tentative="1">
+      <w:start w:val="1"/>
+      <w:numFmt w:val="bullet"/>
+      <w:lvlText w:val=""/>
+      <w:lvlJc w:val="left"/>
+      <w:pPr>
+        <w:ind w:left="2160" w:hanging="360"/>
+      </w:pPr>
+      <w:rPr>
+        <w:rFonts w:ascii="Wingdings" w:hAnsi="Wingdings" w:hint="default"/>
+      </w:rPr>
+    </w:lvl>
+    <w:lvl w:ilvl="3" w:tplc="40090001" w:tentative="1">
+      <w:start w:val="1"/>
+      <w:numFmt w:val="bullet"/>
+      <w:lvlText w:val=""/>
+      <w:lvlJc w:val="left"/>
+      <w:pPr>
+        <w:ind w:left="2880" w:hanging="360"/>
+      </w:pPr>
+      <w:rPr>
+        <w:rFonts w:ascii="Symbol" w:hAnsi="Symbol" w:hint="default"/>
+      </w:rPr>
+    </w:lvl>
+    <w:lvl w:ilvl="4" w:tplc="40090003" w:tentative="1">
+      <w:start w:val="1"/>
+      <w:numFmt w:val="bullet"/>
+      <w:lvlText w:val="o"/>
+      <w:lvlJc w:val="left"/>
+      <w:pPr>
+        <w:ind w:left="3600" w:hanging="360"/>
+      </w:pPr>
+      <w:rPr>
+        <w:rFonts w:ascii="Courier New" w:hAnsi="Courier New" w:cs="Courier New" w:hint="default"/>
+      </w:rPr>
+    </w:lvl>
+    <w:lvl w:ilvl="5" w:tplc="40090005" w:tentative="1">
+      <w:start w:val="1"/>
+      <w:numFmt w:val="bullet"/>
+      <w:lvlText w:val=""/>
+      <w:lvlJc w:val="left"/>
+      <w:pPr>
+        <w:ind w:left="4320" w:hanging="360"/>
+      </w:pPr>
+      <w:rPr>
+        <w:rFonts w:ascii="Wingdings" w:hAnsi="Wingdings" w:hint="default"/>
+      </w:rPr>
+    </w:lvl>
+    <w:lvl w:ilvl="6" w:tplc="40090001" w:tentative="1">
+      <w:start w:val="1"/>
+      <w:numFmt w:val="bullet"/>
+      <w:lvlText w:val=""/>
+      <w:lvlJc w:val="left"/>
+      <w:pPr>
+        <w:ind w:left="5040" w:hanging="360"/>
+      </w:pPr>
+      <w:rPr>
+        <w:rFonts w:ascii="Symbol" w:hAnsi="Symbol" w:hint="default"/>
+      </w:rPr>
+    </w:lvl>
+    <w:lvl w:ilvl="7" w:tplc="40090003" w:tentative="1">
+      <w:start w:val="1"/>
+      <w:numFmt w:val="bullet"/>
+      <w:lvlText w:val="o"/>
+      <w:lvlJc w:val="left"/>
+      <w:pPr>
+        <w:ind w:left="5760" w:hanging="360"/>
+      </w:pPr>
+      <w:rPr>
+        <w:rFonts w:ascii="Courier New" w:hAnsi="Courier New" w:cs="Courier New" w:hint="default"/>
+      </w:rPr>
+    </w:lvl>
+    <w:lvl w:ilvl="8" w:tplc="40090005" w:tentative="1">
+      <w:start w:val="1"/>
+      <w:numFmt w:val="bullet"/>
+      <w:lvlText w:val=""/>
+      <w:lvlJc w:val="left"/>
+      <w:pPr>
+        <w:ind w:left="6480" w:hanging="360"/>
+      </w:pPr>
+      <w:rPr>
+        <w:rFonts w:ascii="Wingdings" w:hAnsi="Wingdings" w:hint="default"/>
+      </w:rPr>
+    </w:lvl>
+  </w:abstractNum>
+  <w:abstractNum w:abstractNumId="32" w15:restartNumberingAfterBreak="0">
     <w:nsid w:val="441E6C53"/>
     <w:multiLevelType w:val="multilevel"/>
     <w:tmpl w:val="F28A394E"/>
@@ -6307,7 +7491,7 @@
       </w:rPr>
     </w:lvl>
   </w:abstractNum>
-  <w:abstractNum w:abstractNumId="29" w15:restartNumberingAfterBreak="0">
+  <w:abstractNum w:abstractNumId="33" w15:restartNumberingAfterBreak="0">
     <w:nsid w:val="45686DA9"/>
     <w:multiLevelType w:val="multilevel"/>
     <w:tmpl w:val="8DB625CC"/>
@@ -6456,7 +7640,7 @@
       </w:rPr>
     </w:lvl>
   </w:abstractNum>
-  <w:abstractNum w:abstractNumId="30" w15:restartNumberingAfterBreak="0">
+  <w:abstractNum w:abstractNumId="34" w15:restartNumberingAfterBreak="0">
     <w:nsid w:val="45952D4C"/>
     <w:multiLevelType w:val="multilevel"/>
     <w:tmpl w:val="FF0C0AFC"/>
@@ -6605,7 +7789,7 @@
       </w:rPr>
     </w:lvl>
   </w:abstractNum>
-  <w:abstractNum w:abstractNumId="31" w15:restartNumberingAfterBreak="0">
+  <w:abstractNum w:abstractNumId="35" w15:restartNumberingAfterBreak="0">
     <w:nsid w:val="4A1967C6"/>
     <w:multiLevelType w:val="multilevel"/>
     <w:tmpl w:val="B33CB850"/>
@@ -6754,7 +7938,7 @@
       </w:rPr>
     </w:lvl>
   </w:abstractNum>
-  <w:abstractNum w:abstractNumId="32" w15:restartNumberingAfterBreak="0">
+  <w:abstractNum w:abstractNumId="36" w15:restartNumberingAfterBreak="0">
     <w:nsid w:val="4A9B53EB"/>
     <w:multiLevelType w:val="multilevel"/>
     <w:tmpl w:val="630063CE"/>
@@ -6903,7 +8087,7 @@
       </w:rPr>
     </w:lvl>
   </w:abstractNum>
-  <w:abstractNum w:abstractNumId="33" w15:restartNumberingAfterBreak="0">
+  <w:abstractNum w:abstractNumId="37" w15:restartNumberingAfterBreak="0">
     <w:nsid w:val="4B5D7775"/>
     <w:multiLevelType w:val="multilevel"/>
     <w:tmpl w:val="328E037A"/>
@@ -7052,7 +8236,7 @@
       </w:rPr>
     </w:lvl>
   </w:abstractNum>
-  <w:abstractNum w:abstractNumId="34" w15:restartNumberingAfterBreak="0">
+  <w:abstractNum w:abstractNumId="38" w15:restartNumberingAfterBreak="0">
     <w:nsid w:val="4D155469"/>
     <w:multiLevelType w:val="multilevel"/>
     <w:tmpl w:val="2A24054E"/>
@@ -7201,7 +8385,7 @@
       </w:rPr>
     </w:lvl>
   </w:abstractNum>
-  <w:abstractNum w:abstractNumId="35" w15:restartNumberingAfterBreak="0">
+  <w:abstractNum w:abstractNumId="39" w15:restartNumberingAfterBreak="0">
     <w:nsid w:val="4E8621C9"/>
     <w:multiLevelType w:val="multilevel"/>
     <w:tmpl w:val="C1382C18"/>
@@ -7350,7 +8534,7 @@
       </w:rPr>
     </w:lvl>
   </w:abstractNum>
-  <w:abstractNum w:abstractNumId="36" w15:restartNumberingAfterBreak="0">
+  <w:abstractNum w:abstractNumId="40" w15:restartNumberingAfterBreak="0">
     <w:nsid w:val="4FAA68EF"/>
     <w:multiLevelType w:val="multilevel"/>
     <w:tmpl w:val="E36E6D5C"/>
@@ -7499,7 +8683,7 @@
       </w:rPr>
     </w:lvl>
   </w:abstractNum>
-  <w:abstractNum w:abstractNumId="37" w15:restartNumberingAfterBreak="0">
+  <w:abstractNum w:abstractNumId="41" w15:restartNumberingAfterBreak="0">
     <w:nsid w:val="509B06C0"/>
     <w:multiLevelType w:val="multilevel"/>
     <w:tmpl w:val="4BF2E9E6"/>
@@ -7648,7 +8832,7 @@
       </w:rPr>
     </w:lvl>
   </w:abstractNum>
-  <w:abstractNum w:abstractNumId="38" w15:restartNumberingAfterBreak="0">
+  <w:abstractNum w:abstractNumId="42" w15:restartNumberingAfterBreak="0">
     <w:nsid w:val="53D1311F"/>
     <w:multiLevelType w:val="multilevel"/>
     <w:tmpl w:val="3DD8E756"/>
@@ -7797,7 +8981,7 @@
       </w:rPr>
     </w:lvl>
   </w:abstractNum>
-  <w:abstractNum w:abstractNumId="39" w15:restartNumberingAfterBreak="0">
+  <w:abstractNum w:abstractNumId="43" w15:restartNumberingAfterBreak="0">
     <w:nsid w:val="56E55535"/>
     <w:multiLevelType w:val="hybridMultilevel"/>
     <w:tmpl w:val="37120EA2"/>
@@ -7910,7 +9094,120 @@
       </w:rPr>
     </w:lvl>
   </w:abstractNum>
-  <w:abstractNum w:abstractNumId="40" w15:restartNumberingAfterBreak="0">
+  <w:abstractNum w:abstractNumId="44" w15:restartNumberingAfterBreak="0">
+    <w:nsid w:val="59822B00"/>
+    <w:multiLevelType w:val="hybridMultilevel"/>
+    <w:tmpl w:val="A55E9AAE"/>
+    <w:lvl w:ilvl="0" w:tplc="40090001">
+      <w:start w:val="1"/>
+      <w:numFmt w:val="bullet"/>
+      <w:lvlText w:val=""/>
+      <w:lvlJc w:val="left"/>
+      <w:pPr>
+        <w:ind w:left="1080" w:hanging="360"/>
+      </w:pPr>
+      <w:rPr>
+        <w:rFonts w:ascii="Symbol" w:hAnsi="Symbol" w:hint="default"/>
+      </w:rPr>
+    </w:lvl>
+    <w:lvl w:ilvl="1" w:tplc="40090003" w:tentative="1">
+      <w:start w:val="1"/>
+      <w:numFmt w:val="bullet"/>
+      <w:lvlText w:val="o"/>
+      <w:lvlJc w:val="left"/>
+      <w:pPr>
+        <w:ind w:left="1800" w:hanging="360"/>
+      </w:pPr>
+      <w:rPr>
+        <w:rFonts w:ascii="Courier New" w:hAnsi="Courier New" w:cs="Courier New" w:hint="default"/>
+      </w:rPr>
+    </w:lvl>
+    <w:lvl w:ilvl="2" w:tplc="40090005" w:tentative="1">
+      <w:start w:val="1"/>
+      <w:numFmt w:val="bullet"/>
+      <w:lvlText w:val=""/>
+      <w:lvlJc w:val="left"/>
+      <w:pPr>
+        <w:ind w:left="2520" w:hanging="360"/>
+      </w:pPr>
+      <w:rPr>
+        <w:rFonts w:ascii="Wingdings" w:hAnsi="Wingdings" w:hint="default"/>
+      </w:rPr>
+    </w:lvl>
+    <w:lvl w:ilvl="3" w:tplc="40090001" w:tentative="1">
+      <w:start w:val="1"/>
+      <w:numFmt w:val="bullet"/>
+      <w:lvlText w:val=""/>
+      <w:lvlJc w:val="left"/>
+      <w:pPr>
+        <w:ind w:left="3240" w:hanging="360"/>
+      </w:pPr>
+      <w:rPr>
+        <w:rFonts w:ascii="Symbol" w:hAnsi="Symbol" w:hint="default"/>
+      </w:rPr>
+    </w:lvl>
+    <w:lvl w:ilvl="4" w:tplc="40090003" w:tentative="1">
+      <w:start w:val="1"/>
+      <w:numFmt w:val="bullet"/>
+      <w:lvlText w:val="o"/>
+      <w:lvlJc w:val="left"/>
+      <w:pPr>
+        <w:ind w:left="3960" w:hanging="360"/>
+      </w:pPr>
+      <w:rPr>
+        <w:rFonts w:ascii="Courier New" w:hAnsi="Courier New" w:cs="Courier New" w:hint="default"/>
+      </w:rPr>
+    </w:lvl>
+    <w:lvl w:ilvl="5" w:tplc="40090005" w:tentative="1">
+      <w:start w:val="1"/>
+      <w:numFmt w:val="bullet"/>
+      <w:lvlText w:val=""/>
+      <w:lvlJc w:val="left"/>
+      <w:pPr>
+        <w:ind w:left="4680" w:hanging="360"/>
+      </w:pPr>
+      <w:rPr>
+        <w:rFonts w:ascii="Wingdings" w:hAnsi="Wingdings" w:hint="default"/>
+      </w:rPr>
+    </w:lvl>
+    <w:lvl w:ilvl="6" w:tplc="40090001" w:tentative="1">
+      <w:start w:val="1"/>
+      <w:numFmt w:val="bullet"/>
+      <w:lvlText w:val=""/>
+      <w:lvlJc w:val="left"/>
+      <w:pPr>
+        <w:ind w:left="5400" w:hanging="360"/>
+      </w:pPr>
+      <w:rPr>
+        <w:rFonts w:ascii="Symbol" w:hAnsi="Symbol" w:hint="default"/>
+      </w:rPr>
+    </w:lvl>
+    <w:lvl w:ilvl="7" w:tplc="40090003" w:tentative="1">
+      <w:start w:val="1"/>
+      <w:numFmt w:val="bullet"/>
+      <w:lvlText w:val="o"/>
+      <w:lvlJc w:val="left"/>
+      <w:pPr>
+        <w:ind w:left="6120" w:hanging="360"/>
+      </w:pPr>
+      <w:rPr>
+        <w:rFonts w:ascii="Courier New" w:hAnsi="Courier New" w:cs="Courier New" w:hint="default"/>
+      </w:rPr>
+    </w:lvl>
+    <w:lvl w:ilvl="8" w:tplc="40090005" w:tentative="1">
+      <w:start w:val="1"/>
+      <w:numFmt w:val="bullet"/>
+      <w:lvlText w:val=""/>
+      <w:lvlJc w:val="left"/>
+      <w:pPr>
+        <w:ind w:left="6840" w:hanging="360"/>
+      </w:pPr>
+      <w:rPr>
+        <w:rFonts w:ascii="Wingdings" w:hAnsi="Wingdings" w:hint="default"/>
+      </w:rPr>
+    </w:lvl>
+  </w:abstractNum>
+  <w:abstractNum w:abstractNumId="45" w15:restartNumberingAfterBreak="0">
     <w:nsid w:val="5AD024C6"/>
     <w:multiLevelType w:val="multilevel"/>
     <w:tmpl w:val="F31E6454"/>
@@ -8059,7 +9356,7 @@
       </w:rPr>
     </w:lvl>
   </w:abstractNum>
-  <w:abstractNum w:abstractNumId="41" w15:restartNumberingAfterBreak="0">
+  <w:abstractNum w:abstractNumId="46" w15:restartNumberingAfterBreak="0">
     <w:nsid w:val="5B230AB3"/>
     <w:multiLevelType w:val="multilevel"/>
     <w:tmpl w:val="51465CE0"/>
@@ -8208,7 +9505,120 @@
       </w:rPr>
     </w:lvl>
   </w:abstractNum>
-  <w:abstractNum w:abstractNumId="42" w15:restartNumberingAfterBreak="0">
+  <w:abstractNum w:abstractNumId="47" w15:restartNumberingAfterBreak="0">
+    <w:nsid w:val="5B7E37C1"/>
+    <w:multiLevelType w:val="hybridMultilevel"/>
+    <w:tmpl w:val="572C8C0E"/>
+    <w:lvl w:ilvl="0" w:tplc="40090001">
+      <w:start w:val="1"/>
+      <w:numFmt w:val="bullet"/>
+      <w:lvlText w:val=""/>
+      <w:lvlJc w:val="left"/>
+      <w:pPr>
+        <w:ind w:left="1440" w:hanging="360"/>
+      </w:pPr>
+      <w:rPr>
+        <w:rFonts w:ascii="Symbol" w:hAnsi="Symbol" w:hint="default"/>
+      </w:rPr>
+    </w:lvl>
+    <w:lvl w:ilvl="1" w:tplc="40090003" w:tentative="1">
+      <w:start w:val="1"/>
+      <w:numFmt w:val="bullet"/>
+      <w:lvlText w:val="o"/>
+      <w:lvlJc w:val="left"/>
+      <w:pPr>
+        <w:ind w:left="2160" w:hanging="360"/>
+      </w:pPr>
+      <w:rPr>
+        <w:rFonts w:ascii="Courier New" w:hAnsi="Courier New" w:cs="Courier New" w:hint="default"/>
+      </w:rPr>
+    </w:lvl>
+    <w:lvl w:ilvl="2" w:tplc="40090005" w:tentative="1">
+      <w:start w:val="1"/>
+      <w:numFmt w:val="bullet"/>
+      <w:lvlText w:val=""/>
+      <w:lvlJc w:val="left"/>
+      <w:pPr>
+        <w:ind w:left="2880" w:hanging="360"/>
+      </w:pPr>
+      <w:rPr>
+        <w:rFonts w:ascii="Wingdings" w:hAnsi="Wingdings" w:hint="default"/>
+      </w:rPr>
+    </w:lvl>
+    <w:lvl w:ilvl="3" w:tplc="40090001" w:tentative="1">
+      <w:start w:val="1"/>
+      <w:numFmt w:val="bullet"/>
+      <w:lvlText w:val=""/>
+      <w:lvlJc w:val="left"/>
+      <w:pPr>
+        <w:ind w:left="3600" w:hanging="360"/>
+      </w:pPr>
+      <w:rPr>
+        <w:rFonts w:ascii="Symbol" w:hAnsi="Symbol" w:hint="default"/>
+      </w:rPr>
+    </w:lvl>
+    <w:lvl w:ilvl="4" w:tplc="40090003" w:tentative="1">
+      <w:start w:val="1"/>
+      <w:numFmt w:val="bullet"/>
+      <w:lvlText w:val="o"/>
+      <w:lvlJc w:val="left"/>
+      <w:pPr>
+        <w:ind w:left="4320" w:hanging="360"/>
+      </w:pPr>
+      <w:rPr>
+        <w:rFonts w:ascii="Courier New" w:hAnsi="Courier New" w:cs="Courier New" w:hint="default"/>
+      </w:rPr>
+    </w:lvl>
+    <w:lvl w:ilvl="5" w:tplc="40090005" w:tentative="1">
+      <w:start w:val="1"/>
+      <w:numFmt w:val="bullet"/>
+      <w:lvlText w:val=""/>
+      <w:lvlJc w:val="left"/>
+      <w:pPr>
+        <w:ind w:left="5040" w:hanging="360"/>
+      </w:pPr>
+      <w:rPr>
+        <w:rFonts w:ascii="Wingdings" w:hAnsi="Wingdings" w:hint="default"/>
+      </w:rPr>
+    </w:lvl>
+    <w:lvl w:ilvl="6" w:tplc="40090001" w:tentative="1">
+      <w:start w:val="1"/>
+      <w:numFmt w:val="bullet"/>
+      <w:lvlText w:val=""/>
+      <w:lvlJc w:val="left"/>
+      <w:pPr>
+        <w:ind w:left="5760" w:hanging="360"/>
+      </w:pPr>
+      <w:rPr>
+        <w:rFonts w:ascii="Symbol" w:hAnsi="Symbol" w:hint="default"/>
+      </w:rPr>
+    </w:lvl>
+    <w:lvl w:ilvl="7" w:tplc="40090003" w:tentative="1">
+      <w:start w:val="1"/>
+      <w:numFmt w:val="bullet"/>
+      <w:lvlText w:val="o"/>
+      <w:lvlJc w:val="left"/>
+      <w:pPr>
+        <w:ind w:left="6480" w:hanging="360"/>
+      </w:pPr>
+      <w:rPr>
+        <w:rFonts w:ascii="Courier New" w:hAnsi="Courier New" w:cs="Courier New" w:hint="default"/>
+      </w:rPr>
+    </w:lvl>
+    <w:lvl w:ilvl="8" w:tplc="40090005" w:tentative="1">
+      <w:start w:val="1"/>
+      <w:numFmt w:val="bullet"/>
+      <w:lvlText w:val=""/>
+      <w:lvlJc w:val="left"/>
+      <w:pPr>
+        <w:ind w:left="7200" w:hanging="360"/>
+      </w:pPr>
+      <w:rPr>
+        <w:rFonts w:ascii="Wingdings" w:hAnsi="Wingdings" w:hint="default"/>
+      </w:rPr>
+    </w:lvl>
+  </w:abstractNum>
+  <w:abstractNum w:abstractNumId="48" w15:restartNumberingAfterBreak="0">
     <w:nsid w:val="655D789C"/>
     <w:multiLevelType w:val="multilevel"/>
     <w:tmpl w:val="A16EA88A"/>
@@ -8357,7 +9767,7 @@
       </w:rPr>
     </w:lvl>
   </w:abstractNum>
-  <w:abstractNum w:abstractNumId="43" w15:restartNumberingAfterBreak="0">
+  <w:abstractNum w:abstractNumId="49" w15:restartNumberingAfterBreak="0">
     <w:nsid w:val="6D907711"/>
     <w:multiLevelType w:val="multilevel"/>
     <w:tmpl w:val="10CCE688"/>
@@ -8506,7 +9916,206 @@
       </w:rPr>
     </w:lvl>
   </w:abstractNum>
-  <w:abstractNum w:abstractNumId="44" w15:restartNumberingAfterBreak="0">
+  <w:abstractNum w:abstractNumId="50" w15:restartNumberingAfterBreak="0">
+    <w:nsid w:val="6DDF6034"/>
+    <w:multiLevelType w:val="hybridMultilevel"/>
+    <w:tmpl w:val="FEB4C884"/>
+    <w:lvl w:ilvl="0" w:tplc="4009000F">
+      <w:start w:val="1"/>
+      <w:numFmt w:val="decimal"/>
+      <w:lvlText w:val="%1."/>
+      <w:lvlJc w:val="left"/>
+      <w:pPr>
+        <w:ind w:left="1080" w:hanging="360"/>
+      </w:pPr>
+    </w:lvl>
+    <w:lvl w:ilvl="1" w:tplc="40090019">
+      <w:start w:val="1"/>
+      <w:numFmt w:val="lowerLetter"/>
+      <w:lvlText w:val="%2."/>
+      <w:lvlJc w:val="left"/>
+      <w:pPr>
+        <w:ind w:left="1800" w:hanging="360"/>
+      </w:pPr>
+    </w:lvl>
+    <w:lvl w:ilvl="2" w:tplc="4009001B" w:tentative="1">
+      <w:start w:val="1"/>
+      <w:numFmt w:val="lowerRoman"/>
+      <w:lvlText w:val="%3."/>
+      <w:lvlJc w:val="right"/>
+      <w:pPr>
+        <w:ind w:left="2520" w:hanging="180"/>
+      </w:pPr>
+    </w:lvl>
+    <w:lvl w:ilvl="3" w:tplc="4009000F" w:tentative="1">
+      <w:start w:val="1"/>
+      <w:numFmt w:val="decimal"/>
+      <w:lvlText w:val="%4."/>
+      <w:lvlJc w:val="left"/>
+      <w:pPr>
+        <w:ind w:left="3240" w:hanging="360"/>
+      </w:pPr>
+    </w:lvl>
+    <w:lvl w:ilvl="4" w:tplc="40090019" w:tentative="1">
+      <w:start w:val="1"/>
+      <w:numFmt w:val="lowerLetter"/>
+      <w:lvlText w:val="%5."/>
+      <w:lvlJc w:val="left"/>
+      <w:pPr>
+        <w:ind w:left="3960" w:hanging="360"/>
+      </w:pPr>
+    </w:lvl>
+    <w:lvl w:ilvl="5" w:tplc="4009001B" w:tentative="1">
+      <w:start w:val="1"/>
+      <w:numFmt w:val="lowerRoman"/>
+      <w:lvlText w:val="%6."/>
+      <w:lvlJc w:val="right"/>
+      <w:pPr>
+        <w:ind w:left="4680" w:hanging="180"/>
+      </w:pPr>
+    </w:lvl>
+    <w:lvl w:ilvl="6" w:tplc="4009000F" w:tentative="1">
+      <w:start w:val="1"/>
+      <w:numFmt w:val="decimal"/>
+      <w:lvlText w:val="%7."/>
+      <w:lvlJc w:val="left"/>
+      <w:pPr>
+        <w:ind w:left="5400" w:hanging="360"/>
+      </w:pPr>
+    </w:lvl>
+    <w:lvl w:ilvl="7" w:tplc="40090019" w:tentative="1">
+      <w:start w:val="1"/>
+      <w:numFmt w:val="lowerLetter"/>
+      <w:lvlText w:val="%8."/>
+      <w:lvlJc w:val="left"/>
+      <w:pPr>
+        <w:ind w:left="6120" w:hanging="360"/>
+      </w:pPr>
+    </w:lvl>
+    <w:lvl w:ilvl="8" w:tplc="4009001B" w:tentative="1">
+      <w:start w:val="1"/>
+      <w:numFmt w:val="lowerRoman"/>
+      <w:lvlText w:val="%9."/>
+      <w:lvlJc w:val="right"/>
+      <w:pPr>
+        <w:ind w:left="6840" w:hanging="180"/>
+      </w:pPr>
+    </w:lvl>
+  </w:abstractNum>
+  <w:abstractNum w:abstractNumId="51" w15:restartNumberingAfterBreak="0">
+    <w:nsid w:val="7037460A"/>
+    <w:multiLevelType w:val="hybridMultilevel"/>
+    <w:tmpl w:val="4D1C81D2"/>
+    <w:lvl w:ilvl="0" w:tplc="40090001">
+      <w:start w:val="1"/>
+      <w:numFmt w:val="bullet"/>
+      <w:lvlText w:val=""/>
+      <w:lvlJc w:val="left"/>
+      <w:pPr>
+        <w:ind w:left="1440" w:hanging="360"/>
+      </w:pPr>
+      <w:rPr>
+        <w:rFonts w:ascii="Symbol" w:hAnsi="Symbol" w:hint="default"/>
+      </w:rPr>
+    </w:lvl>
+    <w:lvl w:ilvl="1" w:tplc="40090003">
+      <w:start w:val="1"/>
+      <w:numFmt w:val="bullet"/>
+      <w:lvlText w:val="o"/>
+      <w:lvlJc w:val="left"/>
+      <w:pPr>
+        <w:ind w:left="2160" w:hanging="360"/>
+      </w:pPr>
+      <w:rPr>
+        <w:rFonts w:ascii="Courier New" w:hAnsi="Courier New" w:cs="Courier New" w:hint="default"/>
+      </w:rPr>
+    </w:lvl>
+    <w:lvl w:ilvl="2" w:tplc="40090005" w:tentative="1">
+      <w:start w:val="1"/>
+      <w:numFmt w:val="bullet"/>
+      <w:lvlText w:val=""/>
+      <w:lvlJc w:val="left"/>
+      <w:pPr>
+        <w:ind w:left="2880" w:hanging="360"/>
+      </w:pPr>
+      <w:rPr>
+        <w:rFonts w:ascii="Wingdings" w:hAnsi="Wingdings" w:hint="default"/>
+      </w:rPr>
+    </w:lvl>
+    <w:lvl w:ilvl="3" w:tplc="40090001" w:tentative="1">
+      <w:start w:val="1"/>
+      <w:numFmt w:val="bullet"/>
+      <w:lvlText w:val=""/>
+      <w:lvlJc w:val="left"/>
+      <w:pPr>
+        <w:ind w:left="3600" w:hanging="360"/>
+      </w:pPr>
+      <w:rPr>
+        <w:rFonts w:ascii="Symbol" w:hAnsi="Symbol" w:hint="default"/>
+      </w:rPr>
+    </w:lvl>
+    <w:lvl w:ilvl="4" w:tplc="40090003" w:tentative="1">
+      <w:start w:val="1"/>
+      <w:numFmt w:val="bullet"/>
+      <w:lvlText w:val="o"/>
+      <w:lvlJc w:val="left"/>
+      <w:pPr>
+        <w:ind w:left="4320" w:hanging="360"/>
+      </w:pPr>
+      <w:rPr>
+        <w:rFonts w:ascii="Courier New" w:hAnsi="Courier New" w:cs="Courier New" w:hint="default"/>
+      </w:rPr>
+    </w:lvl>
+    <w:lvl w:ilvl="5" w:tplc="40090005" w:tentative="1">
+      <w:start w:val="1"/>
+      <w:numFmt w:val="bullet"/>
+      <w:lvlText w:val=""/>
+      <w:lvlJc w:val="left"/>
+      <w:pPr>
+        <w:ind w:left="5040" w:hanging="360"/>
+      </w:pPr>
+      <w:rPr>
+        <w:rFonts w:ascii="Wingdings" w:hAnsi="Wingdings" w:hint="default"/>
+      </w:rPr>
+    </w:lvl>
+    <w:lvl w:ilvl="6" w:tplc="40090001" w:tentative="1">
+      <w:start w:val="1"/>
+      <w:numFmt w:val="bullet"/>
+      <w:lvlText w:val=""/>
+      <w:lvlJc w:val="left"/>
+      <w:pPr>
+        <w:ind w:left="5760" w:hanging="360"/>
+      </w:pPr>
+      <w:rPr>
+        <w:rFonts w:ascii="Symbol" w:hAnsi="Symbol" w:hint="default"/>
+      </w:rPr>
+    </w:lvl>
+    <w:lvl w:ilvl="7" w:tplc="40090003" w:tentative="1">
+      <w:start w:val="1"/>
+      <w:numFmt w:val="bullet"/>
+      <w:lvlText w:val="o"/>
+      <w:lvlJc w:val="left"/>
+      <w:pPr>
+        <w:ind w:left="6480" w:hanging="360"/>
+      </w:pPr>
+      <w:rPr>
+        <w:rFonts w:ascii="Courier New" w:hAnsi="Courier New" w:cs="Courier New" w:hint="default"/>
+      </w:rPr>
+    </w:lvl>
+    <w:lvl w:ilvl="8" w:tplc="40090005" w:tentative="1">
+      <w:start w:val="1"/>
+      <w:numFmt w:val="bullet"/>
+      <w:lvlText w:val=""/>
+      <w:lvlJc w:val="left"/>
+      <w:pPr>
+        <w:ind w:left="7200" w:hanging="360"/>
+      </w:pPr>
+      <w:rPr>
+        <w:rFonts w:ascii="Wingdings" w:hAnsi="Wingdings" w:hint="default"/>
+      </w:rPr>
+    </w:lvl>
+  </w:abstractNum>
+  <w:abstractNum w:abstractNumId="52" w15:restartNumberingAfterBreak="0">
     <w:nsid w:val="70E6737C"/>
     <w:multiLevelType w:val="multilevel"/>
     <w:tmpl w:val="3740259C"/>
@@ -8655,7 +10264,7 @@
       </w:rPr>
     </w:lvl>
   </w:abstractNum>
-  <w:abstractNum w:abstractNumId="45" w15:restartNumberingAfterBreak="0">
+  <w:abstractNum w:abstractNumId="53" w15:restartNumberingAfterBreak="0">
     <w:nsid w:val="713E3785"/>
     <w:multiLevelType w:val="multilevel"/>
     <w:tmpl w:val="4828B27A"/>
@@ -8804,7 +10413,7 @@
       </w:rPr>
     </w:lvl>
   </w:abstractNum>
-  <w:abstractNum w:abstractNumId="46" w15:restartNumberingAfterBreak="0">
+  <w:abstractNum w:abstractNumId="54" w15:restartNumberingAfterBreak="0">
     <w:nsid w:val="716743EA"/>
     <w:multiLevelType w:val="multilevel"/>
     <w:tmpl w:val="4BBA8842"/>
@@ -8953,7 +10562,7 @@
       </w:rPr>
     </w:lvl>
   </w:abstractNum>
-  <w:abstractNum w:abstractNumId="47" w15:restartNumberingAfterBreak="0">
+  <w:abstractNum w:abstractNumId="55" w15:restartNumberingAfterBreak="0">
     <w:nsid w:val="7209049B"/>
     <w:multiLevelType w:val="hybridMultilevel"/>
     <w:tmpl w:val="99C6E820"/>
@@ -9066,7 +10675,7 @@
       </w:rPr>
     </w:lvl>
   </w:abstractNum>
-  <w:abstractNum w:abstractNumId="48" w15:restartNumberingAfterBreak="0">
+  <w:abstractNum w:abstractNumId="56" w15:restartNumberingAfterBreak="0">
     <w:nsid w:val="76166F18"/>
     <w:multiLevelType w:val="multilevel"/>
     <w:tmpl w:val="7354D578"/>
@@ -9215,7 +10824,7 @@
       </w:rPr>
     </w:lvl>
   </w:abstractNum>
-  <w:abstractNum w:abstractNumId="49" w15:restartNumberingAfterBreak="0">
+  <w:abstractNum w:abstractNumId="57" w15:restartNumberingAfterBreak="0">
     <w:nsid w:val="777E6664"/>
     <w:multiLevelType w:val="multilevel"/>
     <w:tmpl w:val="A420F694"/>
@@ -9364,7 +10973,7 @@
       </w:rPr>
     </w:lvl>
   </w:abstractNum>
-  <w:abstractNum w:abstractNumId="50" w15:restartNumberingAfterBreak="0">
+  <w:abstractNum w:abstractNumId="58" w15:restartNumberingAfterBreak="0">
     <w:nsid w:val="7DC71D32"/>
     <w:multiLevelType w:val="multilevel"/>
     <w:tmpl w:val="68EEDD6A"/>
@@ -9513,77 +11122,190 @@
       </w:rPr>
     </w:lvl>
   </w:abstractNum>
+  <w:abstractNum w:abstractNumId="59" w15:restartNumberingAfterBreak="0">
+    <w:nsid w:val="7F0255F2"/>
+    <w:multiLevelType w:val="hybridMultilevel"/>
+    <w:tmpl w:val="BF46887E"/>
+    <w:lvl w:ilvl="0" w:tplc="40090001">
+      <w:start w:val="1"/>
+      <w:numFmt w:val="bullet"/>
+      <w:lvlText w:val=""/>
+      <w:lvlJc w:val="left"/>
+      <w:pPr>
+        <w:ind w:left="900" w:hanging="360"/>
+      </w:pPr>
+      <w:rPr>
+        <w:rFonts w:ascii="Symbol" w:hAnsi="Symbol" w:hint="default"/>
+      </w:rPr>
+    </w:lvl>
+    <w:lvl w:ilvl="1" w:tplc="40090003" w:tentative="1">
+      <w:start w:val="1"/>
+      <w:numFmt w:val="bullet"/>
+      <w:lvlText w:val="o"/>
+      <w:lvlJc w:val="left"/>
+      <w:pPr>
+        <w:ind w:left="1620" w:hanging="360"/>
+      </w:pPr>
+      <w:rPr>
+        <w:rFonts w:ascii="Courier New" w:hAnsi="Courier New" w:cs="Courier New" w:hint="default"/>
+      </w:rPr>
+    </w:lvl>
+    <w:lvl w:ilvl="2" w:tplc="40090005" w:tentative="1">
+      <w:start w:val="1"/>
+      <w:numFmt w:val="bullet"/>
+      <w:lvlText w:val=""/>
+      <w:lvlJc w:val="left"/>
+      <w:pPr>
+        <w:ind w:left="2340" w:hanging="360"/>
+      </w:pPr>
+      <w:rPr>
+        <w:rFonts w:ascii="Wingdings" w:hAnsi="Wingdings" w:hint="default"/>
+      </w:rPr>
+    </w:lvl>
+    <w:lvl w:ilvl="3" w:tplc="40090001" w:tentative="1">
+      <w:start w:val="1"/>
+      <w:numFmt w:val="bullet"/>
+      <w:lvlText w:val=""/>
+      <w:lvlJc w:val="left"/>
+      <w:pPr>
+        <w:ind w:left="3060" w:hanging="360"/>
+      </w:pPr>
+      <w:rPr>
+        <w:rFonts w:ascii="Symbol" w:hAnsi="Symbol" w:hint="default"/>
+      </w:rPr>
+    </w:lvl>
+    <w:lvl w:ilvl="4" w:tplc="40090003" w:tentative="1">
+      <w:start w:val="1"/>
+      <w:numFmt w:val="bullet"/>
+      <w:lvlText w:val="o"/>
+      <w:lvlJc w:val="left"/>
+      <w:pPr>
+        <w:ind w:left="3780" w:hanging="360"/>
+      </w:pPr>
+      <w:rPr>
+        <w:rFonts w:ascii="Courier New" w:hAnsi="Courier New" w:cs="Courier New" w:hint="default"/>
+      </w:rPr>
+    </w:lvl>
+    <w:lvl w:ilvl="5" w:tplc="40090005" w:tentative="1">
+      <w:start w:val="1"/>
+      <w:numFmt w:val="bullet"/>
+      <w:lvlText w:val=""/>
+      <w:lvlJc w:val="left"/>
+      <w:pPr>
+        <w:ind w:left="4500" w:hanging="360"/>
+      </w:pPr>
+      <w:rPr>
+        <w:rFonts w:ascii="Wingdings" w:hAnsi="Wingdings" w:hint="default"/>
+      </w:rPr>
+    </w:lvl>
+    <w:lvl w:ilvl="6" w:tplc="40090001" w:tentative="1">
+      <w:start w:val="1"/>
+      <w:numFmt w:val="bullet"/>
+      <w:lvlText w:val=""/>
+      <w:lvlJc w:val="left"/>
+      <w:pPr>
+        <w:ind w:left="5220" w:hanging="360"/>
+      </w:pPr>
+      <w:rPr>
+        <w:rFonts w:ascii="Symbol" w:hAnsi="Symbol" w:hint="default"/>
+      </w:rPr>
+    </w:lvl>
+    <w:lvl w:ilvl="7" w:tplc="40090003" w:tentative="1">
+      <w:start w:val="1"/>
+      <w:numFmt w:val="bullet"/>
+      <w:lvlText w:val="o"/>
+      <w:lvlJc w:val="left"/>
+      <w:pPr>
+        <w:ind w:left="5940" w:hanging="360"/>
+      </w:pPr>
+      <w:rPr>
+        <w:rFonts w:ascii="Courier New" w:hAnsi="Courier New" w:cs="Courier New" w:hint="default"/>
+      </w:rPr>
+    </w:lvl>
+    <w:lvl w:ilvl="8" w:tplc="40090005" w:tentative="1">
+      <w:start w:val="1"/>
+      <w:numFmt w:val="bullet"/>
+      <w:lvlText w:val=""/>
+      <w:lvlJc w:val="left"/>
+      <w:pPr>
+        <w:ind w:left="6660" w:hanging="360"/>
+      </w:pPr>
+      <w:rPr>
+        <w:rFonts w:ascii="Wingdings" w:hAnsi="Wingdings" w:hint="default"/>
+      </w:rPr>
+    </w:lvl>
+  </w:abstractNum>
   <w:num w:numId="1" w16cid:durableId="845830946">
-    <w:abstractNumId w:val="22"/>
+    <w:abstractNumId w:val="24"/>
   </w:num>
   <w:num w:numId="2" w16cid:durableId="1963345078">
-    <w:abstractNumId w:val="48"/>
+    <w:abstractNumId w:val="56"/>
   </w:num>
   <w:num w:numId="3" w16cid:durableId="417750148">
-    <w:abstractNumId w:val="32"/>
+    <w:abstractNumId w:val="36"/>
   </w:num>
   <w:num w:numId="4" w16cid:durableId="215170108">
-    <w:abstractNumId w:val="44"/>
+    <w:abstractNumId w:val="52"/>
   </w:num>
   <w:num w:numId="5" w16cid:durableId="1959289340">
-    <w:abstractNumId w:val="9"/>
+    <w:abstractNumId w:val="10"/>
   </w:num>
   <w:num w:numId="6" w16cid:durableId="1921791299">
-    <w:abstractNumId w:val="37"/>
+    <w:abstractNumId w:val="41"/>
   </w:num>
   <w:num w:numId="7" w16cid:durableId="1231624109">
-    <w:abstractNumId w:val="43"/>
+    <w:abstractNumId w:val="49"/>
   </w:num>
   <w:num w:numId="8" w16cid:durableId="1109929376">
-    <w:abstractNumId w:val="40"/>
+    <w:abstractNumId w:val="45"/>
   </w:num>
   <w:num w:numId="9" w16cid:durableId="701707585">
     <w:abstractNumId w:val="4"/>
   </w:num>
   <w:num w:numId="10" w16cid:durableId="651643626">
-    <w:abstractNumId w:val="31"/>
+    <w:abstractNumId w:val="35"/>
   </w:num>
   <w:num w:numId="11" w16cid:durableId="183517078">
-    <w:abstractNumId w:val="24"/>
+    <w:abstractNumId w:val="27"/>
   </w:num>
   <w:num w:numId="12" w16cid:durableId="1277173696">
-    <w:abstractNumId w:val="15"/>
+    <w:abstractNumId w:val="17"/>
   </w:num>
   <w:num w:numId="13" w16cid:durableId="800809081">
-    <w:abstractNumId w:val="29"/>
+    <w:abstractNumId w:val="33"/>
   </w:num>
   <w:num w:numId="14" w16cid:durableId="1059936342">
     <w:abstractNumId w:val="7"/>
   </w:num>
   <w:num w:numId="15" w16cid:durableId="2131825701">
-    <w:abstractNumId w:val="23"/>
+    <w:abstractNumId w:val="25"/>
   </w:num>
   <w:num w:numId="16" w16cid:durableId="1839493314">
-    <w:abstractNumId w:val="33"/>
+    <w:abstractNumId w:val="37"/>
   </w:num>
   <w:num w:numId="17" w16cid:durableId="32274302">
     <w:abstractNumId w:val="6"/>
   </w:num>
   <w:num w:numId="18" w16cid:durableId="1949659411">
-    <w:abstractNumId w:val="46"/>
+    <w:abstractNumId w:val="54"/>
   </w:num>
   <w:num w:numId="19" w16cid:durableId="1484851435">
-    <w:abstractNumId w:val="18"/>
+    <w:abstractNumId w:val="20"/>
   </w:num>
   <w:num w:numId="20" w16cid:durableId="1898855245">
-    <w:abstractNumId w:val="30"/>
+    <w:abstractNumId w:val="34"/>
   </w:num>
   <w:num w:numId="21" w16cid:durableId="21396838">
-    <w:abstractNumId w:val="16"/>
+    <w:abstractNumId w:val="18"/>
   </w:num>
   <w:num w:numId="22" w16cid:durableId="1063135150">
     <w:abstractNumId w:val="5"/>
   </w:num>
   <w:num w:numId="23" w16cid:durableId="459307710">
-    <w:abstractNumId w:val="49"/>
+    <w:abstractNumId w:val="57"/>
   </w:num>
   <w:num w:numId="24" w16cid:durableId="1747722505">
-    <w:abstractNumId w:val="10"/>
+    <w:abstractNumId w:val="11"/>
   </w:num>
   <w:num w:numId="25" w16cid:durableId="809788142">
     <w:abstractNumId w:val="8"/>
@@ -9592,78 +11314,105 @@
     <w:abstractNumId w:val="1"/>
   </w:num>
   <w:num w:numId="27" w16cid:durableId="1889604200">
-    <w:abstractNumId w:val="25"/>
+    <w:abstractNumId w:val="28"/>
   </w:num>
   <w:num w:numId="28" w16cid:durableId="1704482632">
-    <w:abstractNumId w:val="28"/>
+    <w:abstractNumId w:val="32"/>
   </w:num>
   <w:num w:numId="29" w16cid:durableId="991954102">
-    <w:abstractNumId w:val="11"/>
+    <w:abstractNumId w:val="12"/>
   </w:num>
   <w:num w:numId="30" w16cid:durableId="784348832">
-    <w:abstractNumId w:val="41"/>
+    <w:abstractNumId w:val="46"/>
   </w:num>
   <w:num w:numId="31" w16cid:durableId="548615535">
-    <w:abstractNumId w:val="27"/>
+    <w:abstractNumId w:val="30"/>
   </w:num>
   <w:num w:numId="32" w16cid:durableId="1652102638">
-    <w:abstractNumId w:val="21"/>
+    <w:abstractNumId w:val="23"/>
   </w:num>
   <w:num w:numId="33" w16cid:durableId="1176769709">
-    <w:abstractNumId w:val="45"/>
+    <w:abstractNumId w:val="53"/>
   </w:num>
   <w:num w:numId="34" w16cid:durableId="928586094">
-    <w:abstractNumId w:val="38"/>
+    <w:abstractNumId w:val="42"/>
   </w:num>
   <w:num w:numId="35" w16cid:durableId="1853180856">
-    <w:abstractNumId w:val="34"/>
+    <w:abstractNumId w:val="38"/>
   </w:num>
   <w:num w:numId="36" w16cid:durableId="447817861">
     <w:abstractNumId w:val="0"/>
   </w:num>
   <w:num w:numId="37" w16cid:durableId="1586767150">
-    <w:abstractNumId w:val="12"/>
+    <w:abstractNumId w:val="13"/>
   </w:num>
   <w:num w:numId="38" w16cid:durableId="590309750">
     <w:abstractNumId w:val="2"/>
   </w:num>
   <w:num w:numId="39" w16cid:durableId="403138495">
-    <w:abstractNumId w:val="19"/>
+    <w:abstractNumId w:val="21"/>
   </w:num>
   <w:num w:numId="40" w16cid:durableId="840853232">
-    <w:abstractNumId w:val="42"/>
+    <w:abstractNumId w:val="48"/>
   </w:num>
   <w:num w:numId="41" w16cid:durableId="276135390">
-    <w:abstractNumId w:val="26"/>
+    <w:abstractNumId w:val="29"/>
   </w:num>
   <w:num w:numId="42" w16cid:durableId="1509758084">
-    <w:abstractNumId w:val="50"/>
+    <w:abstractNumId w:val="58"/>
   </w:num>
   <w:num w:numId="43" w16cid:durableId="1903369947">
-    <w:abstractNumId w:val="36"/>
+    <w:abstractNumId w:val="40"/>
   </w:num>
   <w:num w:numId="44" w16cid:durableId="209078851">
-    <w:abstractNumId w:val="20"/>
+    <w:abstractNumId w:val="22"/>
   </w:num>
   <w:num w:numId="45" w16cid:durableId="39549932">
-    <w:abstractNumId w:val="35"/>
+    <w:abstractNumId w:val="39"/>
   </w:num>
   <w:num w:numId="46" w16cid:durableId="1368992746">
     <w:abstractNumId w:val="3"/>
   </w:num>
   <w:num w:numId="47" w16cid:durableId="1409961163">
-    <w:abstractNumId w:val="39"/>
+    <w:abstractNumId w:val="43"/>
   </w:num>
   <w:num w:numId="48" w16cid:durableId="520630992">
-    <w:abstractNumId w:val="13"/>
+    <w:abstractNumId w:val="14"/>
   </w:num>
   <w:num w:numId="49" w16cid:durableId="494996688">
-    <w:abstractNumId w:val="17"/>
+    <w:abstractNumId w:val="19"/>
   </w:num>
   <w:num w:numId="50" w16cid:durableId="1781411183">
-    <w:abstractNumId w:val="14"/>
+    <w:abstractNumId w:val="16"/>
   </w:num>
   <w:num w:numId="51" w16cid:durableId="77023256">
+    <w:abstractNumId w:val="55"/>
+  </w:num>
+  <w:num w:numId="52" w16cid:durableId="1659841271">
+    <w:abstractNumId w:val="50"/>
+  </w:num>
+  <w:num w:numId="53" w16cid:durableId="219637273">
+    <w:abstractNumId w:val="9"/>
+  </w:num>
+  <w:num w:numId="54" w16cid:durableId="619535547">
+    <w:abstractNumId w:val="31"/>
+  </w:num>
+  <w:num w:numId="55" w16cid:durableId="1209996871">
+    <w:abstractNumId w:val="44"/>
+  </w:num>
+  <w:num w:numId="56" w16cid:durableId="1465662475">
+    <w:abstractNumId w:val="15"/>
+  </w:num>
+  <w:num w:numId="57" w16cid:durableId="1633826628">
+    <w:abstractNumId w:val="51"/>
+  </w:num>
+  <w:num w:numId="58" w16cid:durableId="2088844439">
+    <w:abstractNumId w:val="26"/>
+  </w:num>
+  <w:num w:numId="59" w16cid:durableId="1402219405">
+    <w:abstractNumId w:val="59"/>
+  </w:num>
+  <w:num w:numId="60" w16cid:durableId="1400177776">
     <w:abstractNumId w:val="47"/>
   </w:num>
 </w:numbering>

--- a/src/assets/resume/POORANI.docx
+++ b/src/assets/resume/POORANI.docx
@@ -58,7 +58,7 @@
           <w:sz w:val="22"/>
           <w:szCs w:val="22"/>
         </w:rPr>
-        <w:t xml:space="preserve">                          </w:t>
+        <w:t xml:space="preserve">      </w:t>
       </w:r>
       <w:r>
         <w:rPr>
@@ -69,7 +69,18 @@
           <w:sz w:val="22"/>
           <w:szCs w:val="22"/>
         </w:rPr>
-        <w:t xml:space="preserve">  </w:t>
+        <w:t xml:space="preserve"> </w:t>
+      </w:r>
+      <w:r>
+        <w:rPr>
+          <w:rStyle w:val="normaltextrun"/>
+          <w:rFonts w:ascii="Poppins" w:eastAsiaTheme="majorEastAsia" w:hAnsi="Poppins" w:cs="Poppins"/>
+          <w:b/>
+          <w:bCs/>
+          <w:sz w:val="22"/>
+          <w:szCs w:val="22"/>
+        </w:rPr>
+        <w:t xml:space="preserve">                       </w:t>
       </w:r>
       <w:hyperlink r:id="rId5" w:history="1">
         <w:r>
@@ -121,8 +132,6 @@
         <w:rPr>
           <w:rStyle w:val="normaltextrun"/>
           <w:rFonts w:ascii="Poppins" w:eastAsiaTheme="majorEastAsia" w:hAnsi="Poppins" w:cs="Poppins"/>
-          <w:b/>
-          <w:bCs/>
           <w:sz w:val="22"/>
           <w:szCs w:val="22"/>
           <w:lang w:val="en-US"/>
@@ -133,8 +142,6 @@
         <w:rPr>
           <w:rStyle w:val="normaltextrun"/>
           <w:rFonts w:ascii="Poppins" w:eastAsiaTheme="majorEastAsia" w:hAnsi="Poppins" w:cs="Poppins"/>
-          <w:b/>
-          <w:bCs/>
           <w:sz w:val="22"/>
           <w:szCs w:val="22"/>
           <w:lang w:val="en-US"/>
@@ -145,8 +152,6 @@
         <w:rPr>
           <w:rStyle w:val="normaltextrun"/>
           <w:rFonts w:ascii="Poppins" w:eastAsiaTheme="majorEastAsia" w:hAnsi="Poppins" w:cs="Poppins"/>
-          <w:b/>
-          <w:bCs/>
           <w:sz w:val="22"/>
           <w:szCs w:val="22"/>
           <w:lang w:val="en-US"/>
@@ -157,8 +162,6 @@
         <w:rPr>
           <w:rStyle w:val="normaltextrun"/>
           <w:rFonts w:ascii="Poppins" w:eastAsiaTheme="majorEastAsia" w:hAnsi="Poppins" w:cs="Poppins"/>
-          <w:b/>
-          <w:bCs/>
           <w:sz w:val="22"/>
           <w:szCs w:val="22"/>
           <w:lang w:val="en-US"/>
@@ -169,25 +172,51 @@
         <w:rPr>
           <w:rStyle w:val="normaltextrun"/>
           <w:rFonts w:ascii="Poppins" w:eastAsiaTheme="majorEastAsia" w:hAnsi="Poppins" w:cs="Poppins"/>
-          <w:b/>
-          <w:bCs/>
           <w:sz w:val="22"/>
           <w:szCs w:val="22"/>
           <w:lang w:val="en-US"/>
         </w:rPr>
-        <w:t xml:space="preserve">                                                                                              </w:t>
+        <w:t xml:space="preserve">                                        </w:t>
       </w:r>
       <w:r>
         <w:rPr>
           <w:rStyle w:val="normaltextrun"/>
           <w:rFonts w:ascii="Poppins" w:eastAsiaTheme="majorEastAsia" w:hAnsi="Poppins" w:cs="Poppins"/>
-          <w:b/>
-          <w:bCs/>
           <w:sz w:val="22"/>
           <w:szCs w:val="22"/>
           <w:lang w:val="en-US"/>
         </w:rPr>
+        <w:t xml:space="preserve">   </w:t>
+      </w:r>
+      <w:r>
+        <w:rPr>
+          <w:rStyle w:val="normaltextrun"/>
+          <w:rFonts w:ascii="Poppins" w:eastAsiaTheme="majorEastAsia" w:hAnsi="Poppins" w:cs="Poppins"/>
+          <w:sz w:val="22"/>
+          <w:szCs w:val="22"/>
+          <w:lang w:val="en-US"/>
+        </w:rPr>
+        <w:t xml:space="preserve">        </w:t>
+      </w:r>
+      <w:r>
+        <w:rPr>
+          <w:rStyle w:val="normaltextrun"/>
+          <w:rFonts w:ascii="Poppins" w:eastAsiaTheme="majorEastAsia" w:hAnsi="Poppins" w:cs="Poppins"/>
+          <w:sz w:val="22"/>
+          <w:szCs w:val="22"/>
+          <w:lang w:val="en-US"/>
+        </w:rPr>
         <w:t xml:space="preserve">                          </w:t>
+      </w:r>
+      <w:r>
+        <w:rPr>
+          <w:rStyle w:val="normaltextrun"/>
+          <w:rFonts w:ascii="Poppins" w:eastAsiaTheme="majorEastAsia" w:hAnsi="Poppins" w:cs="Poppins"/>
+          <w:sz w:val="22"/>
+          <w:szCs w:val="22"/>
+          <w:lang w:val="en-US"/>
+        </w:rPr>
+        <w:t xml:space="preserve">                     </w:t>
       </w:r>
       <w:r>
         <w:rPr>
@@ -216,32 +245,46 @@
         <w:rPr>
           <w:rStyle w:val="normaltextrun"/>
           <w:rFonts w:ascii="Poppins" w:eastAsiaTheme="majorEastAsia" w:hAnsi="Poppins" w:cs="Poppins"/>
-          <w:b/>
-          <w:bCs/>
           <w:sz w:val="22"/>
           <w:szCs w:val="22"/>
           <w:lang w:val="en-US"/>
         </w:rPr>
-        <w:t>Full Stack Developer</w:t>
+        <w:t>F</w:t>
       </w:r>
       <w:r>
         <w:rPr>
           <w:rStyle w:val="normaltextrun"/>
           <w:rFonts w:ascii="Poppins" w:eastAsiaTheme="majorEastAsia" w:hAnsi="Poppins" w:cs="Poppins"/>
-          <w:b/>
-          <w:bCs/>
           <w:sz w:val="22"/>
           <w:szCs w:val="22"/>
           <w:lang w:val="en-US"/>
         </w:rPr>
+        <w:t xml:space="preserve">rontend </w:t>
+      </w:r>
+      <w:r>
+        <w:rPr>
+          <w:rStyle w:val="normaltextrun"/>
+          <w:rFonts w:ascii="Poppins" w:eastAsiaTheme="majorEastAsia" w:hAnsi="Poppins" w:cs="Poppins"/>
+          <w:sz w:val="22"/>
+          <w:szCs w:val="22"/>
+          <w:lang w:val="en-US"/>
+        </w:rPr>
+        <w:t>Developer</w:t>
+      </w:r>
+      <w:r>
+        <w:rPr>
+          <w:rStyle w:val="normaltextrun"/>
+          <w:rFonts w:ascii="Poppins" w:eastAsiaTheme="majorEastAsia" w:hAnsi="Poppins" w:cs="Poppins"/>
+          <w:sz w:val="22"/>
+          <w:szCs w:val="22"/>
+          <w:lang w:val="en-US"/>
+        </w:rPr>
         <w:t xml:space="preserve"> |</w:t>
       </w:r>
       <w:r>
         <w:rPr>
           <w:rStyle w:val="normaltextrun"/>
           <w:rFonts w:ascii="Poppins" w:eastAsiaTheme="majorEastAsia" w:hAnsi="Poppins" w:cs="Poppins"/>
-          <w:b/>
-          <w:bCs/>
           <w:sz w:val="22"/>
           <w:szCs w:val="22"/>
           <w:lang w:val="en-US"/>
@@ -252,12 +295,40 @@
         <w:rPr>
           <w:rStyle w:val="normaltextrun"/>
           <w:rFonts w:ascii="Poppins" w:eastAsiaTheme="majorEastAsia" w:hAnsi="Poppins" w:cs="Poppins"/>
-          <w:b/>
-          <w:bCs/>
           <w:sz w:val="22"/>
           <w:szCs w:val="22"/>
           <w:lang w:val="en-US"/>
         </w:rPr>
+        <w:t>Full Stack</w:t>
+      </w:r>
+      <w:r>
+        <w:rPr>
+          <w:rStyle w:val="normaltextrun"/>
+          <w:rFonts w:ascii="Poppins" w:eastAsiaTheme="majorEastAsia" w:hAnsi="Poppins" w:cs="Poppins"/>
+          <w:sz w:val="22"/>
+          <w:szCs w:val="22"/>
+          <w:lang w:val="en-US"/>
+        </w:rPr>
+        <w:t xml:space="preserve"> |</w:t>
+      </w:r>
+      <w:r>
+        <w:rPr>
+          <w:rStyle w:val="normaltextrun"/>
+          <w:rFonts w:ascii="Poppins" w:eastAsiaTheme="majorEastAsia" w:hAnsi="Poppins" w:cs="Poppins"/>
+          <w:sz w:val="22"/>
+          <w:szCs w:val="22"/>
+          <w:lang w:val="en-US"/>
+        </w:rPr>
+        <w:t xml:space="preserve"> </w:t>
+      </w:r>
+      <w:r>
+        <w:rPr>
+          <w:rStyle w:val="normaltextrun"/>
+          <w:rFonts w:ascii="Poppins" w:eastAsiaTheme="majorEastAsia" w:hAnsi="Poppins" w:cs="Poppins"/>
+          <w:sz w:val="22"/>
+          <w:szCs w:val="22"/>
+          <w:lang w:val="en-US"/>
+        </w:rPr>
         <w:t>Angular, React, Node JS, Mongo DB</w:t>
       </w:r>
       <w:r>
@@ -272,24 +343,18 @@
       </w:r>
       <w:r>
         <w:rPr>
-          <w:rStyle w:val="normaltextrun"/>
-          <w:rFonts w:ascii="Poppins" w:eastAsiaTheme="majorEastAsia" w:hAnsi="Poppins" w:cs="Poppins"/>
-          <w:sz w:val="22"/>
-          <w:szCs w:val="22"/>
-          <w:lang w:val="en-US"/>
-        </w:rPr>
-        <w:t xml:space="preserve"> </w:t>
-      </w:r>
-      <w:r>
-        <w:t xml:space="preserve">                </w:t>
-      </w:r>
-      <w:r>
-        <w:t xml:space="preserve"> </w:t>
-      </w:r>
-      <w:r>
-        <w:t xml:space="preserve">  </w:t>
-      </w:r>
-      <w:r>
+          <w:rFonts w:ascii="Poppins" w:hAnsi="Poppins" w:cs="Poppins"/>
+          <w:sz w:val="22"/>
+          <w:szCs w:val="22"/>
+        </w:rPr>
+        <w:t xml:space="preserve">    </w:t>
+      </w:r>
+      <w:r>
+        <w:rPr>
+          <w:rFonts w:ascii="Poppins" w:hAnsi="Poppins" w:cs="Poppins"/>
+          <w:sz w:val="22"/>
+          <w:szCs w:val="22"/>
+        </w:rPr>
         <w:t xml:space="preserve"> </w:t>
       </w:r>
       <w:hyperlink r:id="rId6" w:tgtFrame="_blank" w:history="1">
@@ -399,34 +464,12 @@
         <w:t> |  </w:t>
       </w:r>
       <w:r>
-        <w:rPr>
-          <w:rFonts w:ascii="Poppins" w:hAnsi="Poppins" w:cs="Poppins"/>
-          <w:sz w:val="22"/>
-          <w:szCs w:val="22"/>
-        </w:rPr>
         <w:fldChar w:fldCharType="begin"/>
       </w:r>
       <w:r>
-        <w:rPr>
-          <w:rFonts w:ascii="Poppins" w:hAnsi="Poppins" w:cs="Poppins"/>
-          <w:sz w:val="22"/>
-          <w:szCs w:val="22"/>
-        </w:rPr>
         <w:instrText>HYPERLINK "https://bitbucket.org/poorani_fed_1997/workspace/repositories/" \t "_blank"</w:instrText>
       </w:r>
       <w:r>
-        <w:rPr>
-          <w:rFonts w:ascii="Poppins" w:hAnsi="Poppins" w:cs="Poppins"/>
-          <w:sz w:val="22"/>
-          <w:szCs w:val="22"/>
-        </w:rPr>
-      </w:r>
-      <w:r>
-        <w:rPr>
-          <w:rFonts w:ascii="Poppins" w:hAnsi="Poppins" w:cs="Poppins"/>
-          <w:sz w:val="22"/>
-          <w:szCs w:val="22"/>
-        </w:rPr>
         <w:fldChar w:fldCharType="separate"/>
       </w:r>
       <w:r>
@@ -442,11 +485,6 @@
         <w:t>BitBucket</w:t>
       </w:r>
       <w:r>
-        <w:rPr>
-          <w:rFonts w:ascii="Poppins" w:hAnsi="Poppins" w:cs="Poppins"/>
-          <w:sz w:val="22"/>
-          <w:szCs w:val="22"/>
-        </w:rPr>
         <w:fldChar w:fldCharType="end"/>
       </w:r>
       <w:r>
@@ -470,34 +508,12 @@
         <w:t xml:space="preserve"> | </w:t>
       </w:r>
       <w:r>
-        <w:rPr>
-          <w:rFonts w:ascii="Poppins" w:hAnsi="Poppins" w:cs="Poppins"/>
-          <w:sz w:val="22"/>
-          <w:szCs w:val="22"/>
-        </w:rPr>
         <w:fldChar w:fldCharType="begin"/>
       </w:r>
       <w:r>
-        <w:rPr>
-          <w:rFonts w:ascii="Poppins" w:hAnsi="Poppins" w:cs="Poppins"/>
-          <w:sz w:val="22"/>
-          <w:szCs w:val="22"/>
-        </w:rPr>
         <w:instrText>HYPERLINK "https://poorani-dev.vercel.app/"</w:instrText>
       </w:r>
       <w:r>
-        <w:rPr>
-          <w:rFonts w:ascii="Poppins" w:hAnsi="Poppins" w:cs="Poppins"/>
-          <w:sz w:val="22"/>
-          <w:szCs w:val="22"/>
-        </w:rPr>
-      </w:r>
-      <w:r>
-        <w:rPr>
-          <w:rFonts w:ascii="Poppins" w:hAnsi="Poppins" w:cs="Poppins"/>
-          <w:sz w:val="22"/>
-          <w:szCs w:val="22"/>
-        </w:rPr>
         <w:fldChar w:fldCharType="separate"/>
       </w:r>
       <w:r>
@@ -511,11 +527,6 @@
         <w:t>Portfolio</w:t>
       </w:r>
       <w:r>
-        <w:rPr>
-          <w:rFonts w:ascii="Poppins" w:hAnsi="Poppins" w:cs="Poppins"/>
-          <w:sz w:val="22"/>
-          <w:szCs w:val="22"/>
-        </w:rPr>
         <w:fldChar w:fldCharType="end"/>
       </w:r>
     </w:p>
@@ -538,6 +549,7 @@
       <w:pPr>
         <w:pStyle w:val="paragraph"/>
         <w:spacing w:before="0" w:beforeAutospacing="0" w:after="0" w:afterAutospacing="0"/>
+        <w:jc w:val="center"/>
         <w:textAlignment w:val="baseline"/>
         <w:rPr>
           <w:rStyle w:val="normaltextrun"/>
@@ -546,9 +558,19 @@
           <w:bCs/>
           <w:sz w:val="22"/>
           <w:szCs w:val="22"/>
-          <w:lang w:val="en-US"/>
-        </w:rPr>
-      </w:pPr>
+        </w:rPr>
+      </w:pPr>
+      <w:r>
+        <w:rPr>
+          <w:rStyle w:val="normaltextrun"/>
+          <w:rFonts w:ascii="Poppins" w:eastAsiaTheme="majorEastAsia" w:hAnsi="Poppins" w:cs="Poppins"/>
+          <w:b/>
+          <w:bCs/>
+          <w:sz w:val="22"/>
+          <w:szCs w:val="22"/>
+        </w:rPr>
+        <w:t>EDUCATION</w:t>
+      </w:r>
     </w:p>
     <w:p>
       <w:pPr>
@@ -556,11 +578,38 @@
         <w:spacing w:before="0" w:beforeAutospacing="0" w:after="0" w:afterAutospacing="0"/>
         <w:textAlignment w:val="baseline"/>
         <w:rPr>
-          <w:rFonts w:ascii="Poppins" w:hAnsi="Poppins" w:cs="Poppins"/>
-          <w:sz w:val="22"/>
-          <w:szCs w:val="22"/>
-        </w:rPr>
-      </w:pPr>
+          <w:rFonts w:ascii="Poppins" w:eastAsiaTheme="majorEastAsia" w:hAnsi="Poppins" w:cs="Poppins"/>
+          <w:sz w:val="22"/>
+          <w:szCs w:val="22"/>
+        </w:rPr>
+      </w:pPr>
+      <w:r>
+        <w:rPr>
+          <w:rStyle w:val="normaltextrun"/>
+          <w:rFonts w:ascii="Poppins" w:eastAsiaTheme="majorEastAsia" w:hAnsi="Poppins" w:cs="Poppins"/>
+          <w:sz w:val="22"/>
+          <w:szCs w:val="22"/>
+        </w:rPr>
+        <w:t xml:space="preserve">BE – ELECTRONICS &amp; COMMUNICATION ENGINEERING – </w:t>
+      </w:r>
+      <w:r>
+        <w:rPr>
+          <w:rStyle w:val="normaltextrun"/>
+          <w:rFonts w:ascii="Poppins" w:eastAsiaTheme="majorEastAsia" w:hAnsi="Poppins" w:cs="Poppins"/>
+          <w:sz w:val="22"/>
+          <w:szCs w:val="22"/>
+        </w:rPr>
+        <w:t xml:space="preserve">CGPA 7.6 </w:t>
+      </w:r>
+      <w:r>
+        <w:rPr>
+          <w:rStyle w:val="normaltextrun"/>
+          <w:rFonts w:ascii="Poppins" w:eastAsiaTheme="majorEastAsia" w:hAnsi="Poppins" w:cs="Poppins"/>
+          <w:sz w:val="22"/>
+          <w:szCs w:val="22"/>
+        </w:rPr>
+        <w:tab/>
+      </w:r>
       <w:r>
         <w:rPr>
           <w:rStyle w:val="normaltextrun"/>
@@ -569,251 +618,51 @@
           <w:bCs/>
           <w:sz w:val="22"/>
           <w:szCs w:val="22"/>
-          <w:lang w:val="en-US"/>
-        </w:rPr>
-        <w:t>PROFESSIONAL SUMMARY </w:t>
-      </w:r>
-    </w:p>
-    <w:p>
-      <w:pPr>
-        <w:pStyle w:val="paragraph"/>
-        <w:spacing w:before="0" w:beforeAutospacing="0" w:after="0" w:afterAutospacing="0"/>
-        <w:ind w:left="450"/>
-        <w:textAlignment w:val="baseline"/>
-        <w:rPr>
-          <w:rFonts w:ascii="Poppins" w:eastAsiaTheme="majorEastAsia" w:hAnsi="Poppins" w:cs="Poppins"/>
-          <w:sz w:val="22"/>
-          <w:szCs w:val="22"/>
-        </w:rPr>
-      </w:pPr>
-      <w:r>
-        <w:rPr>
-          <w:rFonts w:ascii="Poppins" w:eastAsiaTheme="majorEastAsia" w:hAnsi="Poppins" w:cs="Poppins"/>
-          <w:sz w:val="22"/>
-          <w:szCs w:val="22"/>
-        </w:rPr>
-        <w:t xml:space="preserve">Senior Frontend Developer with </w:t>
-      </w:r>
-      <w:r>
-        <w:rPr>
+        </w:rPr>
+        <w:tab/>
+      </w:r>
+      <w:r>
+        <w:rPr>
+          <w:rStyle w:val="normaltextrun"/>
           <w:rFonts w:ascii="Poppins" w:eastAsiaTheme="majorEastAsia" w:hAnsi="Poppins" w:cs="Poppins"/>
           <w:b/>
           <w:bCs/>
           <w:sz w:val="22"/>
           <w:szCs w:val="22"/>
         </w:rPr>
-        <w:t>6</w:t>
-      </w:r>
-      <w:r>
-        <w:rPr>
+        <w:tab/>
+      </w:r>
+      <w:r>
+        <w:rPr>
+          <w:rStyle w:val="normaltextrun"/>
           <w:rFonts w:ascii="Poppins" w:eastAsiaTheme="majorEastAsia" w:hAnsi="Poppins" w:cs="Poppins"/>
           <w:b/>
           <w:bCs/>
           <w:sz w:val="22"/>
           <w:szCs w:val="22"/>
         </w:rPr>
-        <w:t>+ years of experience</w:t>
-      </w:r>
-      <w:r>
-        <w:rPr>
-          <w:rFonts w:ascii="Poppins" w:eastAsiaTheme="majorEastAsia" w:hAnsi="Poppins" w:cs="Poppins"/>
-          <w:sz w:val="22"/>
-          <w:szCs w:val="22"/>
-        </w:rPr>
-        <w:t xml:space="preserve"> building scalable, responsive, and</w:t>
-      </w:r>
-      <w:r>
-        <w:rPr>
-          <w:rFonts w:ascii="Poppins" w:eastAsiaTheme="majorEastAsia" w:hAnsi="Poppins" w:cs="Poppins"/>
-          <w:sz w:val="22"/>
-          <w:szCs w:val="22"/>
-        </w:rPr>
-        <w:t xml:space="preserve"> </w:t>
-      </w:r>
-      <w:r>
-        <w:rPr>
-          <w:rFonts w:ascii="Poppins" w:eastAsiaTheme="majorEastAsia" w:hAnsi="Poppins" w:cs="Poppins"/>
-          <w:sz w:val="22"/>
-          <w:szCs w:val="22"/>
-        </w:rPr>
-        <w:t>SEO</w:t>
-      </w:r>
-      <w:r>
-        <w:rPr>
-          <w:rFonts w:ascii="Poppins" w:eastAsiaTheme="majorEastAsia" w:hAnsi="Poppins" w:cs="Poppins"/>
-          <w:sz w:val="22"/>
-          <w:szCs w:val="22"/>
-        </w:rPr>
-        <w:t xml:space="preserve"> </w:t>
-      </w:r>
-      <w:r>
-        <w:rPr>
-          <w:rFonts w:ascii="Poppins" w:eastAsiaTheme="majorEastAsia" w:hAnsi="Poppins" w:cs="Poppins"/>
-          <w:sz w:val="22"/>
-          <w:szCs w:val="22"/>
-        </w:rPr>
-        <w:t xml:space="preserve">optimized web applications using </w:t>
-      </w:r>
-      <w:r>
-        <w:rPr>
+        <w:tab/>
+      </w:r>
+      <w:r>
+        <w:rPr>
+          <w:rStyle w:val="normaltextrun"/>
           <w:rFonts w:ascii="Poppins" w:eastAsiaTheme="majorEastAsia" w:hAnsi="Poppins" w:cs="Poppins"/>
           <w:b/>
           <w:bCs/>
           <w:sz w:val="22"/>
           <w:szCs w:val="22"/>
         </w:rPr>
-        <w:t>Angular and React</w:t>
-      </w:r>
-      <w:r>
-        <w:rPr>
-          <w:rFonts w:ascii="Poppins" w:eastAsiaTheme="majorEastAsia" w:hAnsi="Poppins" w:cs="Poppins"/>
-          <w:sz w:val="22"/>
-          <w:szCs w:val="22"/>
-        </w:rPr>
-        <w:t>.</w:t>
-      </w:r>
-      <w:r>
-        <w:rPr>
-          <w:rFonts w:ascii="Poppins" w:eastAsiaTheme="majorEastAsia" w:hAnsi="Poppins" w:cs="Poppins"/>
-          <w:sz w:val="22"/>
-          <w:szCs w:val="22"/>
-        </w:rPr>
-        <w:t xml:space="preserve"> </w:t>
-      </w:r>
-    </w:p>
-    <w:p>
-      <w:pPr>
-        <w:pStyle w:val="paragraph"/>
-        <w:spacing w:before="0" w:beforeAutospacing="0" w:after="0" w:afterAutospacing="0"/>
-        <w:ind w:left="450"/>
-        <w:textAlignment w:val="baseline"/>
-        <w:rPr>
-          <w:rFonts w:ascii="Poppins" w:eastAsiaTheme="majorEastAsia" w:hAnsi="Poppins" w:cs="Poppins"/>
-          <w:sz w:val="22"/>
-          <w:szCs w:val="22"/>
-        </w:rPr>
-      </w:pPr>
-      <w:r>
-        <w:rPr>
-          <w:rFonts w:ascii="Poppins" w:eastAsiaTheme="majorEastAsia" w:hAnsi="Poppins" w:cs="Poppins"/>
-          <w:sz w:val="22"/>
-          <w:szCs w:val="22"/>
-        </w:rPr>
-        <w:t xml:space="preserve">Expert in transforming Figma designs into </w:t>
-      </w:r>
-      <w:r>
-        <w:rPr>
-          <w:rFonts w:ascii="Poppins" w:eastAsiaTheme="majorEastAsia" w:hAnsi="Poppins" w:cs="Poppins"/>
-          <w:b/>
-          <w:bCs/>
-          <w:sz w:val="22"/>
-          <w:szCs w:val="22"/>
-        </w:rPr>
-        <w:t>pixel-perfect, high-performance UI</w:t>
-      </w:r>
-      <w:r>
-        <w:rPr>
-          <w:rFonts w:ascii="Poppins" w:eastAsiaTheme="majorEastAsia" w:hAnsi="Poppins" w:cs="Poppins"/>
-          <w:sz w:val="22"/>
-          <w:szCs w:val="22"/>
-        </w:rPr>
-        <w:t xml:space="preserve"> and implementing </w:t>
-      </w:r>
-      <w:r>
-        <w:rPr>
-          <w:rFonts w:ascii="Poppins" w:eastAsiaTheme="majorEastAsia" w:hAnsi="Poppins" w:cs="Poppins"/>
-          <w:b/>
-          <w:bCs/>
-          <w:sz w:val="22"/>
-          <w:szCs w:val="22"/>
-        </w:rPr>
-        <w:t>modular frontend architectures</w:t>
-      </w:r>
-      <w:r>
-        <w:rPr>
-          <w:rFonts w:ascii="Poppins" w:eastAsiaTheme="majorEastAsia" w:hAnsi="Poppins" w:cs="Poppins"/>
-          <w:sz w:val="22"/>
-          <w:szCs w:val="22"/>
-        </w:rPr>
-        <w:t xml:space="preserve">. </w:t>
-      </w:r>
-      <w:r>
-        <w:rPr>
-          <w:rFonts w:ascii="Poppins" w:eastAsiaTheme="majorEastAsia" w:hAnsi="Poppins" w:cs="Poppins"/>
-          <w:sz w:val="22"/>
-          <w:szCs w:val="22"/>
-        </w:rPr>
-        <w:t xml:space="preserve">Proven experience in </w:t>
-      </w:r>
-      <w:r>
-        <w:rPr>
-          <w:rFonts w:ascii="Poppins" w:eastAsiaTheme="majorEastAsia" w:hAnsi="Poppins" w:cs="Poppins"/>
-          <w:b/>
-          <w:bCs/>
-          <w:sz w:val="22"/>
-          <w:szCs w:val="22"/>
-        </w:rPr>
-        <w:t>CI/CD pipelines</w:t>
-      </w:r>
-      <w:r>
-        <w:rPr>
-          <w:rFonts w:ascii="Poppins" w:eastAsiaTheme="majorEastAsia" w:hAnsi="Poppins" w:cs="Poppins"/>
-          <w:sz w:val="22"/>
-          <w:szCs w:val="22"/>
-        </w:rPr>
-        <w:t xml:space="preserve"> </w:t>
-      </w:r>
-      <w:r>
-        <w:rPr>
-          <w:rFonts w:ascii="Poppins" w:eastAsiaTheme="majorEastAsia" w:hAnsi="Poppins" w:cs="Poppins"/>
-          <w:b/>
-          <w:bCs/>
-          <w:sz w:val="22"/>
-          <w:szCs w:val="22"/>
-        </w:rPr>
-        <w:t>(Jenkins),</w:t>
-      </w:r>
-      <w:r>
-        <w:rPr>
-          <w:rFonts w:ascii="Poppins" w:eastAsiaTheme="majorEastAsia" w:hAnsi="Poppins" w:cs="Poppins"/>
-          <w:sz w:val="22"/>
-          <w:szCs w:val="22"/>
-        </w:rPr>
-        <w:t xml:space="preserve"> improving page performance by up to 30–40%, and delivering enterprise-scale applications, </w:t>
-      </w:r>
-      <w:r>
-        <w:rPr>
-          <w:rFonts w:ascii="Poppins" w:eastAsiaTheme="majorEastAsia" w:hAnsi="Poppins" w:cs="Poppins"/>
-          <w:b/>
-          <w:bCs/>
-          <w:sz w:val="22"/>
-          <w:szCs w:val="22"/>
-        </w:rPr>
-        <w:t>performance optimization, and enterprise-level application development</w:t>
-      </w:r>
-      <w:r>
-        <w:rPr>
-          <w:rFonts w:ascii="Poppins" w:eastAsiaTheme="majorEastAsia" w:hAnsi="Poppins" w:cs="Poppins"/>
-          <w:sz w:val="22"/>
-          <w:szCs w:val="22"/>
-        </w:rPr>
-        <w:t>.</w:t>
-      </w:r>
-      <w:r>
-        <w:rPr>
-          <w:rFonts w:ascii="Poppins" w:eastAsiaTheme="majorEastAsia" w:hAnsi="Poppins" w:cs="Poppins"/>
-          <w:sz w:val="22"/>
-          <w:szCs w:val="22"/>
-        </w:rPr>
-        <w:t xml:space="preserve"> </w:t>
-      </w:r>
-      <w:r>
-        <w:rPr>
-          <w:rFonts w:ascii="Poppins" w:eastAsiaTheme="majorEastAsia" w:hAnsi="Poppins" w:cs="Poppins"/>
-          <w:sz w:val="22"/>
-          <w:szCs w:val="22"/>
-        </w:rPr>
-        <w:t xml:space="preserve"> </w:t>
+        <w:t xml:space="preserve">    </w:t>
+      </w:r>
+      <w:r>
+        <w:rPr>
+          <w:rFonts w:ascii="Poppins" w:hAnsi="Poppins" w:cs="Poppins"/>
+          <w:i/>
+          <w:iCs/>
+          <w:sz w:val="22"/>
+          <w:szCs w:val="22"/>
+        </w:rPr>
+        <w:t>Aug 2016 – June 2019</w:t>
       </w:r>
     </w:p>
     <w:p>
@@ -835,14 +684,26 @@
       <w:pPr>
         <w:pStyle w:val="paragraph"/>
         <w:spacing w:before="0" w:beforeAutospacing="0" w:after="0" w:afterAutospacing="0"/>
+        <w:jc w:val="center"/>
         <w:textAlignment w:val="baseline"/>
         <w:rPr>
+          <w:rFonts w:ascii="Poppins" w:hAnsi="Poppins" w:cs="Poppins"/>
+          <w:sz w:val="22"/>
+          <w:szCs w:val="22"/>
+        </w:rPr>
+      </w:pPr>
+      <w:r>
+        <w:rPr>
           <w:rStyle w:val="normaltextrun"/>
-          <w:rFonts w:ascii="Poppins" w:hAnsi="Poppins" w:cs="Poppins"/>
-          <w:sz w:val="22"/>
-          <w:szCs w:val="22"/>
-        </w:rPr>
-      </w:pPr>
+          <w:rFonts w:ascii="Poppins" w:eastAsiaTheme="majorEastAsia" w:hAnsi="Poppins" w:cs="Poppins"/>
+          <w:b/>
+          <w:bCs/>
+          <w:sz w:val="22"/>
+          <w:szCs w:val="22"/>
+          <w:lang w:val="en-US"/>
+        </w:rPr>
+        <w:t>PROFESSIONAL SUMMARY</w:t>
+      </w:r>
     </w:p>
     <w:p>
       <w:pPr>
@@ -850,29 +711,120 @@
         <w:spacing w:before="0" w:beforeAutospacing="0" w:after="0" w:afterAutospacing="0"/>
         <w:textAlignment w:val="baseline"/>
         <w:rPr>
-          <w:rFonts w:ascii="Poppins" w:hAnsi="Poppins" w:cs="Poppins"/>
-          <w:sz w:val="22"/>
-          <w:szCs w:val="22"/>
-        </w:rPr>
-      </w:pPr>
-      <w:r>
-        <w:rPr>
-          <w:rStyle w:val="normaltextrun"/>
+          <w:rFonts w:ascii="Poppins" w:eastAsiaTheme="majorEastAsia" w:hAnsi="Poppins" w:cs="Poppins"/>
+          <w:sz w:val="22"/>
+          <w:szCs w:val="22"/>
+        </w:rPr>
+      </w:pPr>
+      <w:r>
+        <w:rPr>
+          <w:rFonts w:ascii="Poppins" w:eastAsiaTheme="majorEastAsia" w:hAnsi="Poppins" w:cs="Poppins"/>
+          <w:sz w:val="22"/>
+          <w:szCs w:val="22"/>
+        </w:rPr>
+        <w:t xml:space="preserve">Senior Frontend Developer with </w:t>
+      </w:r>
+      <w:r>
+        <w:rPr>
           <w:rFonts w:ascii="Poppins" w:eastAsiaTheme="majorEastAsia" w:hAnsi="Poppins" w:cs="Poppins"/>
           <w:b/>
           <w:bCs/>
           <w:sz w:val="22"/>
           <w:szCs w:val="22"/>
         </w:rPr>
-        <w:t>TECHNICAL SKILLS</w:t>
+        <w:t>6</w:t>
+      </w:r>
+      <w:r>
+        <w:rPr>
+          <w:rFonts w:ascii="Poppins" w:eastAsiaTheme="majorEastAsia" w:hAnsi="Poppins" w:cs="Poppins"/>
+          <w:b/>
+          <w:bCs/>
+          <w:sz w:val="22"/>
+          <w:szCs w:val="22"/>
+        </w:rPr>
+        <w:t>+ years of experience</w:t>
+      </w:r>
+      <w:r>
+        <w:rPr>
+          <w:rFonts w:ascii="Poppins" w:eastAsiaTheme="majorEastAsia" w:hAnsi="Poppins" w:cs="Poppins"/>
+          <w:sz w:val="22"/>
+          <w:szCs w:val="22"/>
+        </w:rPr>
+        <w:t xml:space="preserve"> building scalable, responsive, and</w:t>
+      </w:r>
+      <w:r>
+        <w:rPr>
+          <w:rFonts w:ascii="Poppins" w:eastAsiaTheme="majorEastAsia" w:hAnsi="Poppins" w:cs="Poppins"/>
+          <w:sz w:val="22"/>
+          <w:szCs w:val="22"/>
+        </w:rPr>
+        <w:t xml:space="preserve"> </w:t>
+      </w:r>
+      <w:r>
+        <w:rPr>
+          <w:rFonts w:ascii="Poppins" w:eastAsiaTheme="majorEastAsia" w:hAnsi="Poppins" w:cs="Poppins"/>
+          <w:sz w:val="22"/>
+          <w:szCs w:val="22"/>
+        </w:rPr>
+        <w:t>SEO</w:t>
+      </w:r>
+      <w:r>
+        <w:rPr>
+          <w:rFonts w:ascii="Poppins" w:eastAsiaTheme="majorEastAsia" w:hAnsi="Poppins" w:cs="Poppins"/>
+          <w:sz w:val="22"/>
+          <w:szCs w:val="22"/>
+        </w:rPr>
+        <w:t xml:space="preserve"> </w:t>
+      </w:r>
+      <w:r>
+        <w:rPr>
+          <w:rFonts w:ascii="Poppins" w:eastAsiaTheme="majorEastAsia" w:hAnsi="Poppins" w:cs="Poppins"/>
+          <w:sz w:val="22"/>
+          <w:szCs w:val="22"/>
+        </w:rPr>
+        <w:t xml:space="preserve">optimized web applications using </w:t>
+      </w:r>
+      <w:r>
+        <w:rPr>
+          <w:rFonts w:ascii="Poppins" w:eastAsiaTheme="majorEastAsia" w:hAnsi="Poppins" w:cs="Poppins"/>
+          <w:b/>
+          <w:bCs/>
+          <w:sz w:val="22"/>
+          <w:szCs w:val="22"/>
+        </w:rPr>
+        <w:t>Angular</w:t>
+      </w:r>
+      <w:r>
+        <w:rPr>
+          <w:rFonts w:ascii="Poppins" w:eastAsiaTheme="majorEastAsia" w:hAnsi="Poppins" w:cs="Poppins"/>
+          <w:b/>
+          <w:bCs/>
+          <w:sz w:val="22"/>
+          <w:szCs w:val="22"/>
+        </w:rPr>
+        <w:t>, React &amp; Node JS.</w:t>
       </w:r>
     </w:p>
     <w:p>
       <w:pPr>
         <w:pStyle w:val="paragraph"/>
         <w:spacing w:before="0" w:beforeAutospacing="0" w:after="0" w:afterAutospacing="0"/>
-        <w:ind w:left="720"/>
         <w:textAlignment w:val="baseline"/>
+        <w:rPr>
+          <w:rFonts w:ascii="Poppins" w:eastAsiaTheme="majorEastAsia" w:hAnsi="Poppins" w:cs="Poppins"/>
+          <w:sz w:val="22"/>
+          <w:szCs w:val="22"/>
+        </w:rPr>
+      </w:pPr>
+      <w:r>
+        <w:rPr>
+          <w:rFonts w:ascii="Poppins" w:eastAsiaTheme="majorEastAsia" w:hAnsi="Poppins" w:cs="Poppins"/>
+          <w:sz w:val="22"/>
+          <w:szCs w:val="22"/>
+        </w:rPr>
+        <w:t xml:space="preserve">Expert in transforming Figma designs into </w:t>
+      </w:r>
+      <w:r>
         <w:rPr>
           <w:rFonts w:ascii="Poppins" w:eastAsiaTheme="majorEastAsia" w:hAnsi="Poppins" w:cs="Poppins"/>
           <w:b/>
@@ -880,7 +832,16 @@
           <w:sz w:val="22"/>
           <w:szCs w:val="22"/>
         </w:rPr>
-      </w:pPr>
+        <w:t>pixel-perfect, high-performance UI</w:t>
+      </w:r>
+      <w:r>
+        <w:rPr>
+          <w:rFonts w:ascii="Poppins" w:eastAsiaTheme="majorEastAsia" w:hAnsi="Poppins" w:cs="Poppins"/>
+          <w:sz w:val="22"/>
+          <w:szCs w:val="22"/>
+        </w:rPr>
+        <w:t xml:space="preserve"> and implementing </w:t>
+      </w:r>
       <w:r>
         <w:rPr>
           <w:rFonts w:ascii="Poppins" w:eastAsiaTheme="majorEastAsia" w:hAnsi="Poppins" w:cs="Poppins"/>
@@ -889,39 +850,25 @@
           <w:sz w:val="22"/>
           <w:szCs w:val="22"/>
         </w:rPr>
-        <w:t>Frontend:</w:t>
-      </w:r>
-      <w:r>
-        <w:rPr>
-          <w:rFonts w:ascii="Poppins" w:eastAsiaTheme="majorEastAsia" w:hAnsi="Poppins" w:cs="Poppins"/>
-          <w:sz w:val="22"/>
-          <w:szCs w:val="22"/>
-        </w:rPr>
-        <w:t xml:space="preserve"> </w:t>
-      </w:r>
-      <w:r>
-        <w:rPr>
-          <w:rFonts w:ascii="Poppins" w:eastAsiaTheme="majorEastAsia" w:hAnsi="Poppins" w:cs="Poppins"/>
-          <w:sz w:val="22"/>
-          <w:szCs w:val="22"/>
-        </w:rPr>
-        <w:t xml:space="preserve">Angular, React, </w:t>
-      </w:r>
-      <w:r>
-        <w:rPr>
-          <w:rFonts w:ascii="Poppins" w:eastAsiaTheme="majorEastAsia" w:hAnsi="Poppins" w:cs="Poppins"/>
-          <w:sz w:val="22"/>
-          <w:szCs w:val="22"/>
-        </w:rPr>
-        <w:t>HTML5, CSS3, Bootstrap, JavaScript (ES6+)</w:t>
-      </w:r>
-    </w:p>
-    <w:p>
-      <w:pPr>
-        <w:pStyle w:val="paragraph"/>
-        <w:spacing w:before="0" w:beforeAutospacing="0" w:after="0" w:afterAutospacing="0"/>
-        <w:ind w:left="720"/>
-        <w:textAlignment w:val="baseline"/>
+        <w:t>modular frontend architectures</w:t>
+      </w:r>
+      <w:r>
+        <w:rPr>
+          <w:rFonts w:ascii="Poppins" w:eastAsiaTheme="majorEastAsia" w:hAnsi="Poppins" w:cs="Poppins"/>
+          <w:sz w:val="22"/>
+          <w:szCs w:val="22"/>
+        </w:rPr>
+        <w:t xml:space="preserve">. </w:t>
+      </w:r>
+      <w:r>
+        <w:rPr>
+          <w:rFonts w:ascii="Poppins" w:eastAsiaTheme="majorEastAsia" w:hAnsi="Poppins" w:cs="Poppins"/>
+          <w:sz w:val="22"/>
+          <w:szCs w:val="22"/>
+        </w:rPr>
+        <w:t xml:space="preserve">Proven experience in </w:t>
+      </w:r>
+      <w:r>
         <w:rPr>
           <w:rFonts w:ascii="Poppins" w:eastAsiaTheme="majorEastAsia" w:hAnsi="Poppins" w:cs="Poppins"/>
           <w:b/>
@@ -929,7 +876,16 @@
           <w:sz w:val="22"/>
           <w:szCs w:val="22"/>
         </w:rPr>
-      </w:pPr>
+        <w:t>CI/CD pipelines</w:t>
+      </w:r>
+      <w:r>
+        <w:rPr>
+          <w:rFonts w:ascii="Poppins" w:eastAsiaTheme="majorEastAsia" w:hAnsi="Poppins" w:cs="Poppins"/>
+          <w:sz w:val="22"/>
+          <w:szCs w:val="22"/>
+        </w:rPr>
+        <w:t xml:space="preserve"> </w:t>
+      </w:r>
       <w:r>
         <w:rPr>
           <w:rFonts w:ascii="Poppins" w:eastAsiaTheme="majorEastAsia" w:hAnsi="Poppins" w:cs="Poppins"/>
@@ -938,7 +894,15 @@
           <w:sz w:val="22"/>
           <w:szCs w:val="22"/>
         </w:rPr>
-        <w:t>UI/UX:</w:t>
+        <w:t>(Jenkins),</w:t>
+      </w:r>
+      <w:r>
+        <w:rPr>
+          <w:rFonts w:ascii="Poppins" w:eastAsiaTheme="majorEastAsia" w:hAnsi="Poppins" w:cs="Poppins"/>
+          <w:sz w:val="22"/>
+          <w:szCs w:val="22"/>
+        </w:rPr>
+        <w:t xml:space="preserve"> improving page performance by up to 30–40%, and delivering enterprise-scale applications, </w:t>
       </w:r>
       <w:r>
         <w:rPr>
@@ -948,6 +912,22 @@
           <w:sz w:val="22"/>
           <w:szCs w:val="22"/>
         </w:rPr>
+        <w:t>performance optimization, and enterprise-level application development</w:t>
+      </w:r>
+      <w:r>
+        <w:rPr>
+          <w:rFonts w:ascii="Poppins" w:eastAsiaTheme="majorEastAsia" w:hAnsi="Poppins" w:cs="Poppins"/>
+          <w:sz w:val="22"/>
+          <w:szCs w:val="22"/>
+        </w:rPr>
+        <w:t>.</w:t>
+      </w:r>
+      <w:r>
+        <w:rPr>
+          <w:rFonts w:ascii="Poppins" w:eastAsiaTheme="majorEastAsia" w:hAnsi="Poppins" w:cs="Poppins"/>
+          <w:sz w:val="22"/>
+          <w:szCs w:val="22"/>
+        </w:rPr>
         <w:t xml:space="preserve"> </w:t>
       </w:r>
       <w:r>
@@ -956,199 +936,7 @@
           <w:sz w:val="22"/>
           <w:szCs w:val="22"/>
         </w:rPr>
-        <w:t>Figma, Pixel-perfect UI, Responsive Design, Mobile-first Development</w:t>
-      </w:r>
-    </w:p>
-    <w:p>
-      <w:pPr>
-        <w:pStyle w:val="paragraph"/>
-        <w:spacing w:before="0" w:beforeAutospacing="0" w:after="0" w:afterAutospacing="0"/>
-        <w:ind w:left="720"/>
-        <w:textAlignment w:val="baseline"/>
-        <w:rPr>
-          <w:rFonts w:ascii="Poppins" w:eastAsiaTheme="majorEastAsia" w:hAnsi="Poppins" w:cs="Poppins"/>
-          <w:sz w:val="22"/>
-          <w:szCs w:val="22"/>
-        </w:rPr>
-      </w:pPr>
-      <w:r>
-        <w:rPr>
-          <w:rFonts w:ascii="Poppins" w:eastAsiaTheme="majorEastAsia" w:hAnsi="Poppins" w:cs="Poppins"/>
-          <w:b/>
-          <w:bCs/>
-          <w:sz w:val="22"/>
-          <w:szCs w:val="22"/>
-        </w:rPr>
-        <w:t>Tools &amp; Version Control:</w:t>
-      </w:r>
-      <w:r>
-        <w:rPr>
-          <w:rFonts w:ascii="Poppins" w:eastAsiaTheme="majorEastAsia" w:hAnsi="Poppins" w:cs="Poppins"/>
-          <w:b/>
-          <w:bCs/>
-          <w:sz w:val="22"/>
-          <w:szCs w:val="22"/>
-        </w:rPr>
         <w:t xml:space="preserve"> </w:t>
-      </w:r>
-      <w:r>
-        <w:rPr>
-          <w:rFonts w:ascii="Poppins" w:eastAsiaTheme="majorEastAsia" w:hAnsi="Poppins" w:cs="Poppins"/>
-          <w:sz w:val="22"/>
-          <w:szCs w:val="22"/>
-        </w:rPr>
-        <w:t>Git, Bitbucket</w:t>
-      </w:r>
-    </w:p>
-    <w:p>
-      <w:pPr>
-        <w:pStyle w:val="paragraph"/>
-        <w:spacing w:before="0" w:beforeAutospacing="0" w:after="0" w:afterAutospacing="0"/>
-        <w:ind w:left="720"/>
-        <w:textAlignment w:val="baseline"/>
-        <w:rPr>
-          <w:rFonts w:ascii="Poppins" w:eastAsiaTheme="majorEastAsia" w:hAnsi="Poppins" w:cs="Poppins"/>
-          <w:sz w:val="22"/>
-          <w:szCs w:val="22"/>
-        </w:rPr>
-      </w:pPr>
-      <w:r>
-        <w:rPr>
-          <w:rFonts w:ascii="Poppins" w:eastAsiaTheme="majorEastAsia" w:hAnsi="Poppins" w:cs="Poppins"/>
-          <w:b/>
-          <w:bCs/>
-          <w:sz w:val="22"/>
-          <w:szCs w:val="22"/>
-        </w:rPr>
-        <w:t>CI/CD &amp; DevOps:</w:t>
-      </w:r>
-      <w:r>
-        <w:rPr>
-          <w:rFonts w:ascii="Poppins" w:eastAsiaTheme="majorEastAsia" w:hAnsi="Poppins" w:cs="Poppins"/>
-          <w:b/>
-          <w:bCs/>
-          <w:sz w:val="22"/>
-          <w:szCs w:val="22"/>
-        </w:rPr>
-        <w:t xml:space="preserve"> </w:t>
-      </w:r>
-      <w:r>
-        <w:rPr>
-          <w:rFonts w:ascii="Poppins" w:eastAsiaTheme="majorEastAsia" w:hAnsi="Poppins" w:cs="Poppins"/>
-          <w:sz w:val="22"/>
-          <w:szCs w:val="22"/>
-        </w:rPr>
-        <w:t>Jenkins, Build &amp; Release Management</w:t>
-      </w:r>
-    </w:p>
-    <w:p>
-      <w:pPr>
-        <w:pStyle w:val="paragraph"/>
-        <w:spacing w:before="0" w:beforeAutospacing="0" w:after="0" w:afterAutospacing="0"/>
-        <w:ind w:left="720"/>
-        <w:textAlignment w:val="baseline"/>
-        <w:rPr>
-          <w:rFonts w:ascii="Poppins" w:eastAsiaTheme="majorEastAsia" w:hAnsi="Poppins" w:cs="Poppins"/>
-          <w:sz w:val="22"/>
-          <w:szCs w:val="22"/>
-        </w:rPr>
-      </w:pPr>
-      <w:r>
-        <w:rPr>
-          <w:rFonts w:ascii="Poppins" w:eastAsiaTheme="majorEastAsia" w:hAnsi="Poppins" w:cs="Poppins"/>
-          <w:b/>
-          <w:bCs/>
-          <w:sz w:val="22"/>
-          <w:szCs w:val="22"/>
-        </w:rPr>
-        <w:t>Performance &amp; SEO:</w:t>
-      </w:r>
-      <w:r>
-        <w:rPr>
-          <w:rFonts w:ascii="Poppins" w:eastAsiaTheme="majorEastAsia" w:hAnsi="Poppins" w:cs="Poppins"/>
-          <w:b/>
-          <w:bCs/>
-          <w:sz w:val="22"/>
-          <w:szCs w:val="22"/>
-        </w:rPr>
-        <w:t xml:space="preserve"> </w:t>
-      </w:r>
-      <w:r>
-        <w:rPr>
-          <w:rFonts w:ascii="Poppins" w:eastAsiaTheme="majorEastAsia" w:hAnsi="Poppins" w:cs="Poppins"/>
-          <w:sz w:val="22"/>
-          <w:szCs w:val="22"/>
-        </w:rPr>
-        <w:t>Page Speed Optimization, SEO Best Practices</w:t>
-      </w:r>
-    </w:p>
-    <w:p>
-      <w:pPr>
-        <w:pStyle w:val="paragraph"/>
-        <w:spacing w:before="0" w:beforeAutospacing="0" w:after="0" w:afterAutospacing="0"/>
-        <w:ind w:left="720"/>
-        <w:textAlignment w:val="baseline"/>
-        <w:rPr>
-          <w:rFonts w:ascii="Poppins" w:eastAsiaTheme="majorEastAsia" w:hAnsi="Poppins" w:cs="Poppins"/>
-          <w:sz w:val="22"/>
-          <w:szCs w:val="22"/>
-        </w:rPr>
-      </w:pPr>
-      <w:r>
-        <w:rPr>
-          <w:rFonts w:ascii="Poppins" w:eastAsiaTheme="majorEastAsia" w:hAnsi="Poppins" w:cs="Poppins"/>
-          <w:b/>
-          <w:bCs/>
-          <w:sz w:val="22"/>
-          <w:szCs w:val="22"/>
-        </w:rPr>
-        <w:t>Backend</w:t>
-      </w:r>
-      <w:r>
-        <w:rPr>
-          <w:rFonts w:ascii="Poppins" w:eastAsiaTheme="majorEastAsia" w:hAnsi="Poppins" w:cs="Poppins"/>
-          <w:b/>
-          <w:bCs/>
-          <w:sz w:val="22"/>
-          <w:szCs w:val="22"/>
-        </w:rPr>
-        <w:t xml:space="preserve"> Technologies</w:t>
-      </w:r>
-      <w:r>
-        <w:rPr>
-          <w:rFonts w:ascii="Poppins" w:eastAsiaTheme="majorEastAsia" w:hAnsi="Poppins" w:cs="Poppins"/>
-          <w:b/>
-          <w:bCs/>
-          <w:sz w:val="22"/>
-          <w:szCs w:val="22"/>
-        </w:rPr>
-        <w:t>:</w:t>
-      </w:r>
-      <w:r>
-        <w:rPr>
-          <w:rFonts w:ascii="Poppins" w:eastAsiaTheme="majorEastAsia" w:hAnsi="Poppins" w:cs="Poppins"/>
-          <w:b/>
-          <w:bCs/>
-          <w:sz w:val="22"/>
-          <w:szCs w:val="22"/>
-        </w:rPr>
-        <w:t xml:space="preserve"> </w:t>
-      </w:r>
-      <w:r>
-        <w:rPr>
-          <w:rFonts w:ascii="Poppins" w:eastAsiaTheme="majorEastAsia" w:hAnsi="Poppins" w:cs="Poppins"/>
-          <w:sz w:val="22"/>
-          <w:szCs w:val="22"/>
-        </w:rPr>
-        <w:t>Node.js, MySQL</w:t>
-      </w:r>
-      <w:r>
-        <w:rPr>
-          <w:rFonts w:ascii="Poppins" w:eastAsiaTheme="majorEastAsia" w:hAnsi="Poppins" w:cs="Poppins"/>
-          <w:sz w:val="22"/>
-          <w:szCs w:val="22"/>
-        </w:rPr>
-        <w:t>, Mongo DB.</w:t>
       </w:r>
     </w:p>
     <w:p>
@@ -1170,14 +958,36 @@
       <w:pPr>
         <w:pStyle w:val="paragraph"/>
         <w:spacing w:before="0" w:beforeAutospacing="0" w:after="0" w:afterAutospacing="0"/>
+        <w:jc w:val="center"/>
         <w:textAlignment w:val="baseline"/>
         <w:rPr>
+          <w:rFonts w:ascii="Poppins" w:hAnsi="Poppins" w:cs="Poppins"/>
+          <w:sz w:val="22"/>
+          <w:szCs w:val="22"/>
+        </w:rPr>
+      </w:pPr>
+      <w:r>
+        <w:rPr>
           <w:rStyle w:val="normaltextrun"/>
-          <w:rFonts w:ascii="Poppins" w:hAnsi="Poppins" w:cs="Poppins"/>
-          <w:sz w:val="22"/>
-          <w:szCs w:val="22"/>
-        </w:rPr>
-      </w:pPr>
+          <w:rFonts w:ascii="Poppins" w:eastAsiaTheme="majorEastAsia" w:hAnsi="Poppins" w:cs="Poppins"/>
+          <w:b/>
+          <w:bCs/>
+          <w:sz w:val="22"/>
+          <w:szCs w:val="22"/>
+        </w:rPr>
+        <w:t>SKILLS</w:t>
+      </w:r>
+      <w:r>
+        <w:rPr>
+          <w:rStyle w:val="normaltextrun"/>
+          <w:rFonts w:ascii="Poppins" w:eastAsiaTheme="majorEastAsia" w:hAnsi="Poppins" w:cs="Poppins"/>
+          <w:b/>
+          <w:bCs/>
+          <w:sz w:val="22"/>
+          <w:szCs w:val="22"/>
+        </w:rPr>
+        <w:t xml:space="preserve"> SUMMARY</w:t>
+      </w:r>
     </w:p>
     <w:p>
       <w:pPr>
@@ -1186,124 +996,170 @@
         <w:textAlignment w:val="baseline"/>
         <w:rPr>
           <w:rFonts w:ascii="Poppins" w:eastAsiaTheme="majorEastAsia" w:hAnsi="Poppins" w:cs="Poppins"/>
-          <w:sz w:val="22"/>
-          <w:szCs w:val="22"/>
-        </w:rPr>
-      </w:pPr>
-      <w:r>
-        <w:rPr>
-          <w:rStyle w:val="normaltextrun"/>
-          <w:rFonts w:ascii="Poppins" w:eastAsiaTheme="majorEastAsia" w:hAnsi="Poppins" w:cs="Poppins"/>
           <w:b/>
           <w:bCs/>
           <w:sz w:val="22"/>
           <w:szCs w:val="22"/>
         </w:rPr>
-        <w:t>PROFESSIONAL EXPERIENCE</w:t>
-      </w:r>
-      <w:r>
-        <w:rPr>
-          <w:rStyle w:val="scxw1294930"/>
-          <w:rFonts w:ascii="Poppins" w:eastAsiaTheme="majorEastAsia" w:hAnsi="Poppins" w:cs="Poppins"/>
-          <w:sz w:val="22"/>
-          <w:szCs w:val="22"/>
-        </w:rPr>
-        <w:t> </w:t>
-      </w:r>
-      <w:r>
-        <w:rPr>
-          <w:rFonts w:ascii="Poppins" w:hAnsi="Poppins" w:cs="Poppins"/>
-          <w:sz w:val="22"/>
-          <w:szCs w:val="22"/>
-        </w:rPr>
-        <w:br/>
-      </w:r>
-      <w:r>
-        <w:rPr>
-          <w:rStyle w:val="normaltextrun"/>
+      </w:pPr>
+      <w:r>
+        <w:rPr>
           <w:rFonts w:ascii="Poppins" w:eastAsiaTheme="majorEastAsia" w:hAnsi="Poppins" w:cs="Poppins"/>
           <w:b/>
           <w:bCs/>
           <w:sz w:val="22"/>
           <w:szCs w:val="22"/>
         </w:rPr>
-        <w:t xml:space="preserve">Senior Developer | HCL Technologies – Chennai, </w:t>
-      </w:r>
-      <w:r>
-        <w:rPr>
-          <w:rStyle w:val="normaltextrun"/>
+        <w:t>Frontend:</w:t>
+      </w:r>
+      <w:r>
+        <w:rPr>
+          <w:rFonts w:ascii="Poppins" w:eastAsiaTheme="majorEastAsia" w:hAnsi="Poppins" w:cs="Poppins"/>
+          <w:sz w:val="22"/>
+          <w:szCs w:val="22"/>
+        </w:rPr>
+        <w:t xml:space="preserve"> </w:t>
+      </w:r>
+      <w:r>
+        <w:rPr>
+          <w:rFonts w:ascii="Poppins" w:eastAsiaTheme="majorEastAsia" w:hAnsi="Poppins" w:cs="Poppins"/>
+          <w:sz w:val="22"/>
+          <w:szCs w:val="22"/>
+          <w:lang w:val="en-US"/>
+        </w:rPr>
+        <w:t>Angular, React.js, JavaScript, TypeScript, HTML5, CSS3, Tailwind CSS, Bootstrap</w:t>
+      </w:r>
+    </w:p>
+    <w:p>
+      <w:pPr>
+        <w:pStyle w:val="paragraph"/>
+        <w:spacing w:before="0" w:beforeAutospacing="0" w:after="0" w:afterAutospacing="0"/>
+        <w:textAlignment w:val="baseline"/>
+        <w:rPr>
           <w:rFonts w:ascii="Poppins" w:eastAsiaTheme="majorEastAsia" w:hAnsi="Poppins" w:cs="Poppins"/>
           <w:b/>
           <w:bCs/>
           <w:sz w:val="22"/>
           <w:szCs w:val="22"/>
         </w:rPr>
-        <w:t>Tamil Nadu</w:t>
-      </w:r>
-      <w:r>
-        <w:rPr>
-          <w:rStyle w:val="normaltextrun"/>
+      </w:pPr>
+      <w:r>
+        <w:rPr>
           <w:rFonts w:ascii="Poppins" w:eastAsiaTheme="majorEastAsia" w:hAnsi="Poppins" w:cs="Poppins"/>
           <w:b/>
           <w:bCs/>
           <w:sz w:val="22"/>
           <w:szCs w:val="22"/>
         </w:rPr>
-        <w:t xml:space="preserve">                           </w:t>
-      </w:r>
-      <w:r>
-        <w:rPr>
-          <w:rStyle w:val="normaltextrun"/>
+        <w:t>UI/UX:</w:t>
+      </w:r>
+      <w:r>
+        <w:rPr>
           <w:rFonts w:ascii="Poppins" w:eastAsiaTheme="majorEastAsia" w:hAnsi="Poppins" w:cs="Poppins"/>
           <w:b/>
           <w:bCs/>
           <w:sz w:val="22"/>
           <w:szCs w:val="22"/>
         </w:rPr>
-        <w:t xml:space="preserve">             </w:t>
-      </w:r>
-      <w:r>
-        <w:rPr>
-          <w:rStyle w:val="normaltextrun"/>
+        <w:t xml:space="preserve"> </w:t>
+      </w:r>
+      <w:r>
+        <w:rPr>
+          <w:rFonts w:ascii="Poppins" w:eastAsiaTheme="majorEastAsia" w:hAnsi="Poppins" w:cs="Poppins"/>
+          <w:sz w:val="22"/>
+          <w:szCs w:val="22"/>
+        </w:rPr>
+        <w:t>Figma, Pixel-perfect UI, Responsive Design, Mobile-first Development</w:t>
+      </w:r>
+    </w:p>
+    <w:p>
+      <w:pPr>
+        <w:pStyle w:val="paragraph"/>
+        <w:spacing w:before="0" w:beforeAutospacing="0" w:after="0" w:afterAutospacing="0"/>
+        <w:textAlignment w:val="baseline"/>
+        <w:rPr>
+          <w:rFonts w:ascii="Poppins" w:eastAsiaTheme="majorEastAsia" w:hAnsi="Poppins" w:cs="Poppins"/>
+          <w:sz w:val="22"/>
+          <w:szCs w:val="22"/>
+          <w:lang w:val="en-US"/>
+        </w:rPr>
+      </w:pPr>
+      <w:r>
+        <w:rPr>
           <w:rFonts w:ascii="Poppins" w:eastAsiaTheme="majorEastAsia" w:hAnsi="Poppins" w:cs="Poppins"/>
           <w:b/>
           <w:bCs/>
           <w:sz w:val="22"/>
           <w:szCs w:val="22"/>
-        </w:rPr>
-        <w:t xml:space="preserve">                          </w:t>
-      </w:r>
-      <w:r>
-        <w:rPr>
-          <w:rStyle w:val="normaltextrun"/>
+          <w:lang w:val="en-US"/>
+        </w:rPr>
+        <w:t xml:space="preserve">DevOps &amp; Tools: </w:t>
+      </w:r>
+      <w:r>
+        <w:rPr>
+          <w:rFonts w:ascii="Poppins" w:eastAsiaTheme="majorEastAsia" w:hAnsi="Poppins" w:cs="Poppins"/>
+          <w:sz w:val="22"/>
+          <w:szCs w:val="22"/>
+          <w:lang w:val="en-US"/>
+        </w:rPr>
+        <w:t>Git, GitHub, Bitbucket, Jenkins, CI/CD</w:t>
+      </w:r>
+      <w:r>
+        <w:rPr>
+          <w:rFonts w:ascii="Poppins" w:eastAsiaTheme="majorEastAsia" w:hAnsi="Poppins" w:cs="Poppins"/>
+          <w:sz w:val="22"/>
+          <w:szCs w:val="22"/>
+          <w:lang w:val="en-US"/>
+        </w:rPr>
+        <w:t>, Deployment</w:t>
+      </w:r>
+    </w:p>
+    <w:p>
+      <w:pPr>
+        <w:pStyle w:val="paragraph"/>
+        <w:spacing w:before="0" w:beforeAutospacing="0" w:after="0" w:afterAutospacing="0"/>
+        <w:textAlignment w:val="baseline"/>
+        <w:rPr>
+          <w:rFonts w:ascii="Poppins" w:eastAsiaTheme="majorEastAsia" w:hAnsi="Poppins" w:cs="Poppins"/>
+          <w:sz w:val="22"/>
+          <w:szCs w:val="22"/>
+          <w:lang w:val="en-US"/>
+        </w:rPr>
+      </w:pPr>
+      <w:r>
+        <w:rPr>
           <w:rFonts w:ascii="Poppins" w:eastAsiaTheme="majorEastAsia" w:hAnsi="Poppins" w:cs="Poppins"/>
           <w:b/>
           <w:bCs/>
           <w:sz w:val="22"/>
           <w:szCs w:val="22"/>
         </w:rPr>
+        <w:t>Performance &amp; SEO:</w:t>
+      </w:r>
+      <w:r>
+        <w:rPr>
+          <w:rFonts w:ascii="Poppins" w:eastAsiaTheme="majorEastAsia" w:hAnsi="Poppins" w:cs="Poppins"/>
+          <w:b/>
+          <w:bCs/>
+          <w:sz w:val="22"/>
+          <w:szCs w:val="22"/>
+        </w:rPr>
         <w:t xml:space="preserve"> </w:t>
       </w:r>
       <w:r>
         <w:rPr>
           <w:rFonts w:ascii="Poppins" w:eastAsiaTheme="majorEastAsia" w:hAnsi="Poppins" w:cs="Poppins"/>
-          <w:i/>
-          <w:iCs/>
-          <w:sz w:val="22"/>
-          <w:szCs w:val="22"/>
-        </w:rPr>
-        <w:t>May 2022 – Present</w:t>
+          <w:sz w:val="22"/>
+          <w:szCs w:val="22"/>
+          <w:lang w:val="en-US"/>
+        </w:rPr>
+        <w:t>SEO Optimization, Page Speed Optimization, Lazy Loading</w:t>
       </w:r>
     </w:p>
     <w:p>
       <w:pPr>
         <w:pStyle w:val="paragraph"/>
-        <w:numPr>
-          <w:ilvl w:val="0"/>
-          <w:numId w:val="51"/>
-        </w:numPr>
-        <w:spacing w:after="0"/>
-        <w:ind w:left="540" w:firstLine="0"/>
+        <w:spacing w:before="0" w:beforeAutospacing="0" w:after="0" w:afterAutospacing="0"/>
         <w:textAlignment w:val="baseline"/>
         <w:rPr>
           <w:rFonts w:ascii="Poppins" w:eastAsiaTheme="majorEastAsia" w:hAnsi="Poppins" w:cs="Poppins"/>
@@ -1314,21 +1170,73 @@
       <w:r>
         <w:rPr>
           <w:rFonts w:ascii="Poppins" w:eastAsiaTheme="majorEastAsia" w:hAnsi="Poppins" w:cs="Poppins"/>
-          <w:sz w:val="22"/>
-          <w:szCs w:val="22"/>
-        </w:rPr>
-        <w:t>Developed scalable Angular-based enterprise applications, improving UI performance and user experience across multiple modules.</w:t>
+          <w:b/>
+          <w:bCs/>
+          <w:sz w:val="22"/>
+          <w:szCs w:val="22"/>
+        </w:rPr>
+        <w:t>Backend</w:t>
+      </w:r>
+      <w:r>
+        <w:rPr>
+          <w:rFonts w:ascii="Poppins" w:eastAsiaTheme="majorEastAsia" w:hAnsi="Poppins" w:cs="Poppins"/>
+          <w:b/>
+          <w:bCs/>
+          <w:sz w:val="22"/>
+          <w:szCs w:val="22"/>
+        </w:rPr>
+        <w:t xml:space="preserve"> Technologies</w:t>
+      </w:r>
+      <w:r>
+        <w:rPr>
+          <w:rFonts w:ascii="Poppins" w:eastAsiaTheme="majorEastAsia" w:hAnsi="Poppins" w:cs="Poppins"/>
+          <w:b/>
+          <w:bCs/>
+          <w:sz w:val="22"/>
+          <w:szCs w:val="22"/>
+        </w:rPr>
+        <w:t>:</w:t>
+      </w:r>
+      <w:r>
+        <w:rPr>
+          <w:rFonts w:ascii="Poppins" w:eastAsiaTheme="majorEastAsia" w:hAnsi="Poppins" w:cs="Poppins"/>
+          <w:b/>
+          <w:bCs/>
+          <w:sz w:val="22"/>
+          <w:szCs w:val="22"/>
+        </w:rPr>
+        <w:t xml:space="preserve"> </w:t>
+      </w:r>
+      <w:r>
+        <w:rPr>
+          <w:rFonts w:ascii="Poppins" w:eastAsiaTheme="majorEastAsia" w:hAnsi="Poppins" w:cs="Poppins"/>
+          <w:sz w:val="22"/>
+          <w:szCs w:val="22"/>
+          <w:lang w:val="en-US"/>
+        </w:rPr>
+        <w:t>Node.js, Express.js, REST APIs</w:t>
+      </w:r>
+      <w:r>
+        <w:rPr>
+          <w:rFonts w:ascii="Poppins" w:eastAsiaTheme="majorEastAsia" w:hAnsi="Poppins" w:cs="Poppins"/>
+          <w:sz w:val="22"/>
+          <w:szCs w:val="22"/>
+        </w:rPr>
+        <w:t>, MySQL</w:t>
+      </w:r>
+      <w:r>
+        <w:rPr>
+          <w:rFonts w:ascii="Poppins" w:eastAsiaTheme="majorEastAsia" w:hAnsi="Poppins" w:cs="Poppins"/>
+          <w:sz w:val="22"/>
+          <w:szCs w:val="22"/>
+        </w:rPr>
+        <w:t>, Mongo DB.</w:t>
       </w:r>
     </w:p>
     <w:p>
       <w:pPr>
         <w:pStyle w:val="paragraph"/>
-        <w:numPr>
-          <w:ilvl w:val="0"/>
-          <w:numId w:val="51"/>
-        </w:numPr>
-        <w:spacing w:after="0"/>
-        <w:ind w:left="540" w:firstLine="0"/>
+        <w:spacing w:before="0" w:beforeAutospacing="0" w:after="0" w:afterAutospacing="0"/>
         <w:textAlignment w:val="baseline"/>
         <w:rPr>
           <w:rFonts w:ascii="Poppins" w:eastAsiaTheme="majorEastAsia" w:hAnsi="Poppins" w:cs="Poppins"/>
@@ -1339,135 +1247,40 @@
       <w:r>
         <w:rPr>
           <w:rFonts w:ascii="Poppins" w:eastAsiaTheme="majorEastAsia" w:hAnsi="Poppins" w:cs="Poppins"/>
-          <w:sz w:val="22"/>
-          <w:szCs w:val="22"/>
-        </w:rPr>
-        <w:t xml:space="preserve">Converted Figma designs into pixel-perfect, reusable components. </w:t>
-      </w:r>
-    </w:p>
-    <w:p>
-      <w:pPr>
-        <w:pStyle w:val="paragraph"/>
-        <w:numPr>
-          <w:ilvl w:val="0"/>
-          <w:numId w:val="51"/>
-        </w:numPr>
-        <w:spacing w:after="0"/>
-        <w:ind w:left="540" w:firstLine="0"/>
-        <w:textAlignment w:val="baseline"/>
-        <w:rPr>
-          <w:rFonts w:ascii="Poppins" w:eastAsiaTheme="majorEastAsia" w:hAnsi="Poppins" w:cs="Poppins"/>
-          <w:sz w:val="22"/>
-          <w:szCs w:val="22"/>
-        </w:rPr>
-      </w:pPr>
-      <w:r>
-        <w:rPr>
-          <w:rFonts w:ascii="Poppins" w:eastAsiaTheme="majorEastAsia" w:hAnsi="Poppins" w:cs="Poppins"/>
-          <w:sz w:val="22"/>
-          <w:szCs w:val="22"/>
-        </w:rPr>
-        <w:t xml:space="preserve">Managed code versioning and branching strategies using Bitbucket across multiple teams. </w:t>
-      </w:r>
-    </w:p>
-    <w:p>
-      <w:pPr>
-        <w:pStyle w:val="paragraph"/>
-        <w:numPr>
-          <w:ilvl w:val="0"/>
-          <w:numId w:val="51"/>
-        </w:numPr>
-        <w:spacing w:after="0"/>
-        <w:ind w:left="540" w:firstLine="0"/>
-        <w:textAlignment w:val="baseline"/>
-        <w:rPr>
-          <w:rFonts w:ascii="Poppins" w:eastAsiaTheme="majorEastAsia" w:hAnsi="Poppins" w:cs="Poppins"/>
-          <w:sz w:val="22"/>
-          <w:szCs w:val="22"/>
-        </w:rPr>
-      </w:pPr>
-      <w:r>
-        <w:rPr>
-          <w:rFonts w:ascii="Poppins" w:eastAsiaTheme="majorEastAsia" w:hAnsi="Poppins" w:cs="Poppins"/>
-          <w:sz w:val="22"/>
-          <w:szCs w:val="22"/>
-        </w:rPr>
-        <w:t xml:space="preserve">Improved page performance and SEO, achieving faster load times and better Lighthouse scores across mobile and desktop platforms. </w:t>
-      </w:r>
-    </w:p>
-    <w:p>
-      <w:pPr>
-        <w:pStyle w:val="paragraph"/>
-        <w:numPr>
-          <w:ilvl w:val="0"/>
-          <w:numId w:val="51"/>
-        </w:numPr>
-        <w:spacing w:after="0"/>
-        <w:ind w:left="540" w:firstLine="0"/>
-        <w:textAlignment w:val="baseline"/>
-        <w:rPr>
-          <w:rFonts w:ascii="Poppins" w:eastAsiaTheme="majorEastAsia" w:hAnsi="Poppins" w:cs="Poppins"/>
-          <w:sz w:val="22"/>
-          <w:szCs w:val="22"/>
-        </w:rPr>
-      </w:pPr>
-      <w:r>
-        <w:rPr>
-          <w:rFonts w:ascii="Poppins" w:eastAsiaTheme="majorEastAsia" w:hAnsi="Poppins" w:cs="Poppins"/>
-          <w:sz w:val="22"/>
-          <w:szCs w:val="22"/>
-        </w:rPr>
-        <w:t xml:space="preserve">Designed and maintained Jenkins CI/CD pipelines for automated builds and deployments. </w:t>
-      </w:r>
-    </w:p>
-    <w:p>
-      <w:pPr>
-        <w:pStyle w:val="paragraph"/>
-        <w:numPr>
-          <w:ilvl w:val="0"/>
-          <w:numId w:val="51"/>
-        </w:numPr>
-        <w:spacing w:after="0"/>
-        <w:ind w:left="540" w:firstLine="0"/>
-        <w:textAlignment w:val="baseline"/>
-        <w:rPr>
-          <w:rFonts w:ascii="Poppins" w:eastAsiaTheme="majorEastAsia" w:hAnsi="Poppins" w:cs="Poppins"/>
-          <w:sz w:val="22"/>
-          <w:szCs w:val="22"/>
-        </w:rPr>
-      </w:pPr>
-      <w:r>
-        <w:rPr>
-          <w:rFonts w:ascii="Poppins" w:eastAsiaTheme="majorEastAsia" w:hAnsi="Poppins" w:cs="Poppins"/>
-          <w:sz w:val="22"/>
-          <w:szCs w:val="22"/>
-        </w:rPr>
-        <w:t xml:space="preserve">Coordinated development across 5 modules: Job Observations, KTM, Admin, Setup, SHEMS. </w:t>
-      </w:r>
-    </w:p>
-    <w:p>
-      <w:pPr>
-        <w:pStyle w:val="paragraph"/>
-        <w:numPr>
-          <w:ilvl w:val="0"/>
-          <w:numId w:val="51"/>
-        </w:numPr>
-        <w:spacing w:before="0" w:beforeAutospacing="0" w:after="0" w:afterAutospacing="0"/>
-        <w:ind w:left="540" w:firstLine="0"/>
-        <w:textAlignment w:val="baseline"/>
-        <w:rPr>
-          <w:rFonts w:ascii="Poppins" w:eastAsiaTheme="majorEastAsia" w:hAnsi="Poppins" w:cs="Poppins"/>
-          <w:sz w:val="22"/>
-          <w:szCs w:val="22"/>
-        </w:rPr>
-      </w:pPr>
-      <w:r>
-        <w:rPr>
-          <w:rFonts w:ascii="Poppins" w:eastAsiaTheme="majorEastAsia" w:hAnsi="Poppins" w:cs="Poppins"/>
-          <w:sz w:val="22"/>
-          <w:szCs w:val="22"/>
-        </w:rPr>
-        <w:t>Collaborated with Health &amp; Safety (H&amp;S) teams and clients for requirement gathering, demos, and delivery.</w:t>
+          <w:b/>
+          <w:bCs/>
+          <w:sz w:val="22"/>
+          <w:szCs w:val="22"/>
+          <w:lang w:val="en-US"/>
+        </w:rPr>
+        <w:t>Core Skills:</w:t>
+      </w:r>
+      <w:r>
+        <w:rPr>
+          <w:rFonts w:ascii="Poppins" w:eastAsiaTheme="majorEastAsia" w:hAnsi="Poppins" w:cs="Poppins"/>
+          <w:sz w:val="22"/>
+          <w:szCs w:val="22"/>
+          <w:lang w:val="en-US"/>
+        </w:rPr>
+        <w:t xml:space="preserve"> Full Stack</w:t>
+      </w:r>
+      <w:r>
+        <w:rPr>
+          <w:rFonts w:ascii="Poppins" w:eastAsiaTheme="majorEastAsia" w:hAnsi="Poppins" w:cs="Poppins"/>
+          <w:sz w:val="22"/>
+          <w:szCs w:val="22"/>
+          <w:lang w:val="en-US"/>
+        </w:rPr>
+        <w:t xml:space="preserve"> &amp;</w:t>
+      </w:r>
+      <w:r>
+        <w:rPr>
+          <w:rFonts w:ascii="Poppins" w:eastAsiaTheme="majorEastAsia" w:hAnsi="Poppins" w:cs="Poppins"/>
+          <w:sz w:val="22"/>
+          <w:szCs w:val="22"/>
+          <w:lang w:val="en-US"/>
+        </w:rPr>
+        <w:t xml:space="preserve"> Dashboard Development, Real-Time Applications, Debugging &amp; Problem Solving</w:t>
       </w:r>
     </w:p>
     <w:p>
@@ -1491,12 +1304,283 @@
         <w:spacing w:before="0" w:beforeAutospacing="0" w:after="0" w:afterAutospacing="0"/>
         <w:textAlignment w:val="baseline"/>
         <w:rPr>
+          <w:rFonts w:ascii="Poppins" w:eastAsiaTheme="majorEastAsia" w:hAnsi="Poppins" w:cs="Poppins"/>
+          <w:sz w:val="22"/>
+          <w:szCs w:val="22"/>
+        </w:rPr>
+      </w:pPr>
+      <w:r>
+        <w:rPr>
           <w:rStyle w:val="normaltextrun"/>
+          <w:rFonts w:ascii="Poppins" w:eastAsiaTheme="majorEastAsia" w:hAnsi="Poppins" w:cs="Poppins"/>
+          <w:b/>
+          <w:bCs/>
+          <w:sz w:val="22"/>
+          <w:szCs w:val="22"/>
+        </w:rPr>
+        <w:t>PROFESSIONAL EXPERIENCE</w:t>
+      </w:r>
+      <w:r>
+        <w:rPr>
+          <w:rStyle w:val="scxw1294930"/>
+          <w:rFonts w:ascii="Poppins" w:eastAsiaTheme="majorEastAsia" w:hAnsi="Poppins" w:cs="Poppins"/>
+          <w:sz w:val="22"/>
+          <w:szCs w:val="22"/>
+        </w:rPr>
+        <w:t> </w:t>
+      </w:r>
+      <w:r>
+        <w:rPr>
           <w:rFonts w:ascii="Poppins" w:hAnsi="Poppins" w:cs="Poppins"/>
           <w:sz w:val="22"/>
           <w:szCs w:val="22"/>
         </w:rPr>
-      </w:pPr>
+        <w:br/>
+      </w:r>
+      <w:r>
+        <w:rPr>
+          <w:rStyle w:val="normaltextrun"/>
+          <w:rFonts w:ascii="Poppins" w:eastAsiaTheme="majorEastAsia" w:hAnsi="Poppins" w:cs="Poppins"/>
+          <w:b/>
+          <w:bCs/>
+          <w:sz w:val="22"/>
+          <w:szCs w:val="22"/>
+        </w:rPr>
+        <w:t xml:space="preserve">Senior Developer | HCL Technologies – Chennai, </w:t>
+      </w:r>
+      <w:r>
+        <w:rPr>
+          <w:rStyle w:val="normaltextrun"/>
+          <w:rFonts w:ascii="Poppins" w:eastAsiaTheme="majorEastAsia" w:hAnsi="Poppins" w:cs="Poppins"/>
+          <w:b/>
+          <w:bCs/>
+          <w:sz w:val="22"/>
+          <w:szCs w:val="22"/>
+        </w:rPr>
+        <w:t>Tamil Nadu</w:t>
+      </w:r>
+      <w:r>
+        <w:rPr>
+          <w:rStyle w:val="normaltextrun"/>
+          <w:rFonts w:ascii="Poppins" w:eastAsiaTheme="majorEastAsia" w:hAnsi="Poppins" w:cs="Poppins"/>
+          <w:b/>
+          <w:bCs/>
+          <w:sz w:val="22"/>
+          <w:szCs w:val="22"/>
+        </w:rPr>
+        <w:t xml:space="preserve">                           </w:t>
+      </w:r>
+      <w:r>
+        <w:rPr>
+          <w:rStyle w:val="normaltextrun"/>
+          <w:rFonts w:ascii="Poppins" w:eastAsiaTheme="majorEastAsia" w:hAnsi="Poppins" w:cs="Poppins"/>
+          <w:b/>
+          <w:bCs/>
+          <w:sz w:val="22"/>
+          <w:szCs w:val="22"/>
+        </w:rPr>
+        <w:t xml:space="preserve">             </w:t>
+      </w:r>
+      <w:r>
+        <w:rPr>
+          <w:rStyle w:val="normaltextrun"/>
+          <w:rFonts w:ascii="Poppins" w:eastAsiaTheme="majorEastAsia" w:hAnsi="Poppins" w:cs="Poppins"/>
+          <w:b/>
+          <w:bCs/>
+          <w:sz w:val="22"/>
+          <w:szCs w:val="22"/>
+        </w:rPr>
+        <w:t xml:space="preserve">                          </w:t>
+      </w:r>
+      <w:r>
+        <w:rPr>
+          <w:rStyle w:val="normaltextrun"/>
+          <w:rFonts w:ascii="Poppins" w:eastAsiaTheme="majorEastAsia" w:hAnsi="Poppins" w:cs="Poppins"/>
+          <w:b/>
+          <w:bCs/>
+          <w:sz w:val="22"/>
+          <w:szCs w:val="22"/>
+        </w:rPr>
+        <w:t xml:space="preserve"> </w:t>
+      </w:r>
+      <w:r>
+        <w:rPr>
+          <w:rFonts w:ascii="Poppins" w:eastAsiaTheme="majorEastAsia" w:hAnsi="Poppins" w:cs="Poppins"/>
+          <w:i/>
+          <w:iCs/>
+          <w:sz w:val="22"/>
+          <w:szCs w:val="22"/>
+        </w:rPr>
+        <w:t>May 2022 – Present</w:t>
+      </w:r>
+    </w:p>
+    <w:p>
+      <w:pPr>
+        <w:pStyle w:val="paragraph"/>
+        <w:numPr>
+          <w:ilvl w:val="0"/>
+          <w:numId w:val="69"/>
+        </w:numPr>
+        <w:spacing w:before="0" w:beforeAutospacing="0" w:after="0" w:afterAutospacing="0"/>
+        <w:textAlignment w:val="baseline"/>
+        <w:rPr>
+          <w:rFonts w:ascii="Poppins" w:eastAsiaTheme="majorEastAsia" w:hAnsi="Poppins" w:cs="Poppins"/>
+          <w:sz w:val="22"/>
+          <w:szCs w:val="22"/>
+        </w:rPr>
+      </w:pPr>
+      <w:r>
+        <w:rPr>
+          <w:rFonts w:ascii="Poppins" w:eastAsiaTheme="majorEastAsia" w:hAnsi="Poppins" w:cs="Poppins"/>
+          <w:sz w:val="22"/>
+          <w:szCs w:val="22"/>
+        </w:rPr>
+        <w:t>Developed scalable Angular-based enterprise applications, improving UI performance and user experience across multiple modules.</w:t>
+      </w:r>
+    </w:p>
+    <w:p>
+      <w:pPr>
+        <w:pStyle w:val="paragraph"/>
+        <w:numPr>
+          <w:ilvl w:val="0"/>
+          <w:numId w:val="69"/>
+        </w:numPr>
+        <w:spacing w:before="0" w:beforeAutospacing="0" w:after="0" w:afterAutospacing="0"/>
+        <w:textAlignment w:val="baseline"/>
+        <w:rPr>
+          <w:rFonts w:ascii="Poppins" w:eastAsiaTheme="majorEastAsia" w:hAnsi="Poppins" w:cs="Poppins"/>
+          <w:sz w:val="22"/>
+          <w:szCs w:val="22"/>
+        </w:rPr>
+      </w:pPr>
+      <w:r>
+        <w:rPr>
+          <w:rFonts w:ascii="Poppins" w:eastAsiaTheme="majorEastAsia" w:hAnsi="Poppins" w:cs="Poppins"/>
+          <w:sz w:val="22"/>
+          <w:szCs w:val="22"/>
+        </w:rPr>
+        <w:t xml:space="preserve">Converted Figma designs into pixel-perfect, reusable components. </w:t>
+      </w:r>
+    </w:p>
+    <w:p>
+      <w:pPr>
+        <w:pStyle w:val="paragraph"/>
+        <w:numPr>
+          <w:ilvl w:val="0"/>
+          <w:numId w:val="69"/>
+        </w:numPr>
+        <w:spacing w:before="0" w:beforeAutospacing="0" w:after="0" w:afterAutospacing="0"/>
+        <w:textAlignment w:val="baseline"/>
+        <w:rPr>
+          <w:rFonts w:ascii="Poppins" w:eastAsiaTheme="majorEastAsia" w:hAnsi="Poppins" w:cs="Poppins"/>
+          <w:sz w:val="22"/>
+          <w:szCs w:val="22"/>
+        </w:rPr>
+      </w:pPr>
+      <w:r>
+        <w:rPr>
+          <w:rFonts w:ascii="Poppins" w:eastAsiaTheme="majorEastAsia" w:hAnsi="Poppins" w:cs="Poppins"/>
+          <w:sz w:val="22"/>
+          <w:szCs w:val="22"/>
+        </w:rPr>
+        <w:t xml:space="preserve">Managed code versioning and branching strategies using Bitbucket across multiple teams. </w:t>
+      </w:r>
+    </w:p>
+    <w:p>
+      <w:pPr>
+        <w:pStyle w:val="paragraph"/>
+        <w:numPr>
+          <w:ilvl w:val="0"/>
+          <w:numId w:val="69"/>
+        </w:numPr>
+        <w:spacing w:before="0" w:beforeAutospacing="0" w:after="0" w:afterAutospacing="0"/>
+        <w:textAlignment w:val="baseline"/>
+        <w:rPr>
+          <w:rFonts w:ascii="Poppins" w:eastAsiaTheme="majorEastAsia" w:hAnsi="Poppins" w:cs="Poppins"/>
+          <w:sz w:val="22"/>
+          <w:szCs w:val="22"/>
+        </w:rPr>
+      </w:pPr>
+      <w:r>
+        <w:rPr>
+          <w:rFonts w:ascii="Poppins" w:eastAsiaTheme="majorEastAsia" w:hAnsi="Poppins" w:cs="Poppins"/>
+          <w:sz w:val="22"/>
+          <w:szCs w:val="22"/>
+        </w:rPr>
+        <w:t xml:space="preserve">Improved page performance and SEO, achieving faster load times and better Lighthouse scores across mobile and desktop platforms. </w:t>
+      </w:r>
+    </w:p>
+    <w:p>
+      <w:pPr>
+        <w:pStyle w:val="paragraph"/>
+        <w:numPr>
+          <w:ilvl w:val="0"/>
+          <w:numId w:val="69"/>
+        </w:numPr>
+        <w:spacing w:before="0" w:beforeAutospacing="0" w:after="0" w:afterAutospacing="0"/>
+        <w:textAlignment w:val="baseline"/>
+        <w:rPr>
+          <w:rFonts w:ascii="Poppins" w:eastAsiaTheme="majorEastAsia" w:hAnsi="Poppins" w:cs="Poppins"/>
+          <w:sz w:val="22"/>
+          <w:szCs w:val="22"/>
+        </w:rPr>
+      </w:pPr>
+      <w:r>
+        <w:rPr>
+          <w:rFonts w:ascii="Poppins" w:eastAsiaTheme="majorEastAsia" w:hAnsi="Poppins" w:cs="Poppins"/>
+          <w:sz w:val="22"/>
+          <w:szCs w:val="22"/>
+        </w:rPr>
+        <w:t xml:space="preserve">Designed and maintained Jenkins CI/CD pipelines for automated builds and deployments. </w:t>
+      </w:r>
+    </w:p>
+    <w:p>
+      <w:pPr>
+        <w:pStyle w:val="paragraph"/>
+        <w:numPr>
+          <w:ilvl w:val="0"/>
+          <w:numId w:val="69"/>
+        </w:numPr>
+        <w:spacing w:before="0" w:beforeAutospacing="0" w:after="0" w:afterAutospacing="0"/>
+        <w:textAlignment w:val="baseline"/>
+        <w:rPr>
+          <w:rFonts w:ascii="Poppins" w:eastAsiaTheme="majorEastAsia" w:hAnsi="Poppins" w:cs="Poppins"/>
+          <w:sz w:val="22"/>
+          <w:szCs w:val="22"/>
+        </w:rPr>
+      </w:pPr>
+      <w:r>
+        <w:rPr>
+          <w:rFonts w:ascii="Poppins" w:eastAsiaTheme="majorEastAsia" w:hAnsi="Poppins" w:cs="Poppins"/>
+          <w:sz w:val="22"/>
+          <w:szCs w:val="22"/>
+        </w:rPr>
+        <w:t xml:space="preserve">Coordinated development across 5 modules: Job Observations, KTM, Admin, Setup, SHEMS. </w:t>
+      </w:r>
+    </w:p>
+    <w:p>
+      <w:pPr>
+        <w:pStyle w:val="paragraph"/>
+        <w:numPr>
+          <w:ilvl w:val="0"/>
+          <w:numId w:val="69"/>
+        </w:numPr>
+        <w:spacing w:before="0" w:beforeAutospacing="0" w:after="0" w:afterAutospacing="0"/>
+        <w:textAlignment w:val="baseline"/>
+        <w:rPr>
+          <w:rFonts w:ascii="Poppins" w:eastAsiaTheme="majorEastAsia" w:hAnsi="Poppins" w:cs="Poppins"/>
+          <w:sz w:val="22"/>
+          <w:szCs w:val="22"/>
+        </w:rPr>
+      </w:pPr>
+      <w:r>
+        <w:rPr>
+          <w:rFonts w:ascii="Poppins" w:eastAsiaTheme="majorEastAsia" w:hAnsi="Poppins" w:cs="Poppins"/>
+          <w:sz w:val="22"/>
+          <w:szCs w:val="22"/>
+        </w:rPr>
+        <w:t>Collaborated with Health &amp; Safety (H&amp;S) teams and clients for requirement gathering, demos, and delivery.</w:t>
+      </w:r>
     </w:p>
     <w:p>
       <w:pPr>
@@ -1582,9 +1666,9 @@
         <w:pStyle w:val="paragraph"/>
         <w:numPr>
           <w:ilvl w:val="0"/>
-          <w:numId w:val="55"/>
+          <w:numId w:val="68"/>
         </w:numPr>
-        <w:spacing w:after="0"/>
+        <w:spacing w:before="0" w:beforeAutospacing="0" w:after="0" w:afterAutospacing="0"/>
         <w:textAlignment w:val="baseline"/>
         <w:rPr>
           <w:rFonts w:ascii="Poppins" w:eastAsiaTheme="majorEastAsia" w:hAnsi="Poppins" w:cs="Poppins"/>
@@ -1606,9 +1690,9 @@
         <w:pStyle w:val="paragraph"/>
         <w:numPr>
           <w:ilvl w:val="0"/>
-          <w:numId w:val="55"/>
+          <w:numId w:val="68"/>
         </w:numPr>
-        <w:spacing w:after="0"/>
+        <w:spacing w:before="0" w:beforeAutospacing="0" w:after="0" w:afterAutospacing="0"/>
         <w:textAlignment w:val="baseline"/>
         <w:rPr>
           <w:rFonts w:ascii="Poppins" w:eastAsiaTheme="majorEastAsia" w:hAnsi="Poppins" w:cs="Poppins"/>
@@ -1664,9 +1748,9 @@
         <w:pStyle w:val="paragraph"/>
         <w:numPr>
           <w:ilvl w:val="0"/>
-          <w:numId w:val="55"/>
+          <w:numId w:val="68"/>
         </w:numPr>
-        <w:spacing w:after="0"/>
+        <w:spacing w:before="0" w:beforeAutospacing="0" w:after="0" w:afterAutospacing="0"/>
         <w:textAlignment w:val="baseline"/>
         <w:rPr>
           <w:rFonts w:ascii="Poppins" w:eastAsiaTheme="majorEastAsia" w:hAnsi="Poppins" w:cs="Poppins"/>
@@ -1706,7 +1790,7 @@
         <w:pStyle w:val="paragraph"/>
         <w:numPr>
           <w:ilvl w:val="0"/>
-          <w:numId w:val="55"/>
+          <w:numId w:val="68"/>
         </w:numPr>
         <w:spacing w:before="0" w:beforeAutospacing="0" w:after="0" w:afterAutospacing="0"/>
         <w:textAlignment w:val="baseline"/>
@@ -1729,34 +1813,6 @@
     <w:p>
       <w:pPr>
         <w:pStyle w:val="paragraph"/>
-        <w:pBdr>
-          <w:bottom w:val="single" w:sz="6" w:space="1" w:color="auto"/>
-        </w:pBdr>
-        <w:spacing w:before="0" w:beforeAutospacing="0" w:after="0" w:afterAutospacing="0"/>
-        <w:textAlignment w:val="baseline"/>
-        <w:rPr>
-          <w:rFonts w:ascii="Poppins" w:hAnsi="Poppins" w:cs="Poppins"/>
-          <w:sz w:val="22"/>
-          <w:szCs w:val="22"/>
-        </w:rPr>
-      </w:pPr>
-    </w:p>
-    <w:p>
-      <w:pPr>
-        <w:pStyle w:val="paragraph"/>
-        <w:spacing w:before="0" w:beforeAutospacing="0" w:after="0" w:afterAutospacing="0"/>
-        <w:textAlignment w:val="baseline"/>
-        <w:rPr>
-          <w:rStyle w:val="normaltextrun"/>
-          <w:rFonts w:ascii="Poppins" w:hAnsi="Poppins" w:cs="Poppins"/>
-          <w:sz w:val="22"/>
-          <w:szCs w:val="22"/>
-        </w:rPr>
-      </w:pPr>
-    </w:p>
-    <w:p>
-      <w:pPr>
-        <w:pStyle w:val="paragraph"/>
         <w:spacing w:before="0" w:beforeAutospacing="0" w:after="0" w:afterAutospacing="0"/>
         <w:textAlignment w:val="baseline"/>
         <w:rPr>
@@ -1847,10 +1903,9 @@
         <w:pStyle w:val="paragraph"/>
         <w:numPr>
           <w:ilvl w:val="0"/>
-          <w:numId w:val="56"/>
+          <w:numId w:val="70"/>
         </w:numPr>
         <w:spacing w:before="0" w:beforeAutospacing="0" w:after="0" w:afterAutospacing="0"/>
-        <w:ind w:left="1080"/>
         <w:textAlignment w:val="baseline"/>
         <w:rPr>
           <w:rFonts w:ascii="Poppins" w:eastAsiaTheme="majorEastAsia" w:hAnsi="Poppins" w:cs="Poppins"/>
@@ -1872,10 +1927,9 @@
         <w:pStyle w:val="paragraph"/>
         <w:numPr>
           <w:ilvl w:val="0"/>
-          <w:numId w:val="56"/>
+          <w:numId w:val="70"/>
         </w:numPr>
         <w:spacing w:before="0" w:beforeAutospacing="0" w:after="0" w:afterAutospacing="0"/>
-        <w:ind w:left="1080"/>
         <w:textAlignment w:val="baseline"/>
         <w:rPr>
           <w:rFonts w:ascii="Poppins" w:eastAsiaTheme="majorEastAsia" w:hAnsi="Poppins" w:cs="Poppins"/>
@@ -1889,7 +1943,8 @@
           <w:sz w:val="22"/>
           <w:szCs w:val="22"/>
         </w:rPr>
-        <w:t xml:space="preserve">Analysed and troubleshot ticketing system transactions within Automated Fare Collection (AFC) systems. </w:t>
+        <w:lastRenderedPageBreak/>
+        <w:t xml:space="preserve">Analysed and troubleshot ticketing system transactions within Automated Fare Collection (AFC) systems. Configured and maintained Raspberry Pi devices for QR-based ticketing solutions. </w:t>
       </w:r>
     </w:p>
     <w:p>
@@ -1897,10 +1952,9 @@
         <w:pStyle w:val="paragraph"/>
         <w:numPr>
           <w:ilvl w:val="0"/>
-          <w:numId w:val="56"/>
+          <w:numId w:val="70"/>
         </w:numPr>
         <w:spacing w:before="0" w:beforeAutospacing="0" w:after="0" w:afterAutospacing="0"/>
-        <w:ind w:left="1080"/>
         <w:textAlignment w:val="baseline"/>
         <w:rPr>
           <w:rFonts w:ascii="Poppins" w:eastAsiaTheme="majorEastAsia" w:hAnsi="Poppins" w:cs="Poppins"/>
@@ -1914,7 +1968,7 @@
           <w:sz w:val="22"/>
           <w:szCs w:val="22"/>
         </w:rPr>
-        <w:t xml:space="preserve">Configured and maintained Raspberry Pi devices for QR-based ticketing solutions. </w:t>
+        <w:t xml:space="preserve">Managed IP address allocation and device mapping to monitor and track system locations effectively. </w:t>
       </w:r>
     </w:p>
     <w:p>
@@ -1922,10 +1976,9 @@
         <w:pStyle w:val="paragraph"/>
         <w:numPr>
           <w:ilvl w:val="0"/>
-          <w:numId w:val="56"/>
+          <w:numId w:val="70"/>
         </w:numPr>
         <w:spacing w:before="0" w:beforeAutospacing="0" w:after="0" w:afterAutospacing="0"/>
-        <w:ind w:left="1080"/>
         <w:textAlignment w:val="baseline"/>
         <w:rPr>
           <w:rFonts w:ascii="Poppins" w:eastAsiaTheme="majorEastAsia" w:hAnsi="Poppins" w:cs="Poppins"/>
@@ -1939,7 +1992,7 @@
           <w:sz w:val="22"/>
           <w:szCs w:val="22"/>
         </w:rPr>
-        <w:t xml:space="preserve">Managed IP address allocation and device mapping to monitor and track system locations effectively. </w:t>
+        <w:t xml:space="preserve">Provided technical support for AFC machines including AG (Automatic Gate), TVM (Ticket Vending Machine), and TOM (Ticket Office Machine). </w:t>
       </w:r>
     </w:p>
     <w:p>
@@ -1947,10 +2000,9 @@
         <w:pStyle w:val="paragraph"/>
         <w:numPr>
           <w:ilvl w:val="0"/>
-          <w:numId w:val="56"/>
+          <w:numId w:val="70"/>
         </w:numPr>
         <w:spacing w:before="0" w:beforeAutospacing="0" w:after="0" w:afterAutospacing="0"/>
-        <w:ind w:left="1080"/>
         <w:textAlignment w:val="baseline"/>
         <w:rPr>
           <w:rFonts w:ascii="Poppins" w:eastAsiaTheme="majorEastAsia" w:hAnsi="Poppins" w:cs="Poppins"/>
@@ -1964,61 +2016,8 @@
           <w:sz w:val="22"/>
           <w:szCs w:val="22"/>
         </w:rPr>
-        <w:t xml:space="preserve">Provided technical support for AFC machines including AG (Automatic Gate), TVM (Ticket Vending Machine), and TOM (Ticket Office Machine). </w:t>
-      </w:r>
-    </w:p>
-    <w:p>
-      <w:pPr>
-        <w:pStyle w:val="paragraph"/>
-        <w:numPr>
-          <w:ilvl w:val="0"/>
-          <w:numId w:val="56"/>
-        </w:numPr>
-        <w:spacing w:before="0" w:beforeAutospacing="0" w:after="0" w:afterAutospacing="0"/>
-        <w:ind w:left="1080"/>
-        <w:textAlignment w:val="baseline"/>
-        <w:rPr>
-          <w:rFonts w:ascii="Poppins" w:eastAsiaTheme="majorEastAsia" w:hAnsi="Poppins" w:cs="Poppins"/>
-          <w:sz w:val="22"/>
-          <w:szCs w:val="22"/>
-        </w:rPr>
-      </w:pPr>
-      <w:r>
-        <w:rPr>
-          <w:rFonts w:ascii="Poppins" w:eastAsiaTheme="majorEastAsia" w:hAnsi="Poppins" w:cs="Poppins"/>
-          <w:sz w:val="22"/>
-          <w:szCs w:val="22"/>
-        </w:rPr>
         <w:t>Collaborated with cross-functional teams to resolve hardware and software issues, improving system uptime and reliability.</w:t>
       </w:r>
-    </w:p>
-    <w:p>
-      <w:pPr>
-        <w:pStyle w:val="paragraph"/>
-        <w:pBdr>
-          <w:bottom w:val="single" w:sz="6" w:space="1" w:color="auto"/>
-        </w:pBdr>
-        <w:spacing w:before="0" w:beforeAutospacing="0" w:after="0" w:afterAutospacing="0"/>
-        <w:textAlignment w:val="baseline"/>
-        <w:rPr>
-          <w:rFonts w:ascii="Poppins" w:hAnsi="Poppins" w:cs="Poppins"/>
-          <w:sz w:val="22"/>
-          <w:szCs w:val="22"/>
-        </w:rPr>
-      </w:pPr>
-    </w:p>
-    <w:p>
-      <w:pPr>
-        <w:pStyle w:val="paragraph"/>
-        <w:spacing w:before="0" w:beforeAutospacing="0" w:after="0" w:afterAutospacing="0"/>
-        <w:textAlignment w:val="baseline"/>
-        <w:rPr>
-          <w:rStyle w:val="normaltextrun"/>
-          <w:rFonts w:ascii="Poppins" w:hAnsi="Poppins" w:cs="Poppins"/>
-          <w:sz w:val="22"/>
-          <w:szCs w:val="22"/>
-        </w:rPr>
-      </w:pPr>
     </w:p>
     <w:p>
       <w:pPr>
@@ -2094,7 +2093,7 @@
           <w:numId w:val="60"/>
         </w:numPr>
         <w:spacing w:before="0" w:beforeAutospacing="0" w:after="0" w:afterAutospacing="0"/>
-        <w:ind w:left="1080"/>
+        <w:ind w:left="720"/>
         <w:textAlignment w:val="baseline"/>
         <w:rPr>
           <w:rFonts w:ascii="Poppins" w:eastAsiaTheme="majorEastAsia" w:hAnsi="Poppins" w:cs="Poppins"/>
@@ -2119,7 +2118,7 @@
           <w:numId w:val="60"/>
         </w:numPr>
         <w:spacing w:before="0" w:beforeAutospacing="0" w:after="0" w:afterAutospacing="0"/>
-        <w:ind w:left="1080"/>
+        <w:ind w:left="720"/>
         <w:textAlignment w:val="baseline"/>
         <w:rPr>
           <w:rFonts w:ascii="Poppins" w:eastAsiaTheme="majorEastAsia" w:hAnsi="Poppins" w:cs="Poppins"/>
@@ -2144,7 +2143,7 @@
           <w:numId w:val="60"/>
         </w:numPr>
         <w:spacing w:before="0" w:beforeAutospacing="0" w:after="0" w:afterAutospacing="0"/>
-        <w:ind w:left="1080"/>
+        <w:ind w:left="720"/>
         <w:textAlignment w:val="baseline"/>
         <w:rPr>
           <w:rFonts w:ascii="Poppins" w:eastAsiaTheme="majorEastAsia" w:hAnsi="Poppins" w:cs="Poppins"/>
@@ -2168,6 +2167,7 @@
           <w:bottom w:val="single" w:sz="6" w:space="1" w:color="auto"/>
         </w:pBdr>
         <w:spacing w:before="0" w:beforeAutospacing="0" w:after="0" w:afterAutospacing="0"/>
+        <w:ind w:left="720" w:hanging="360"/>
         <w:textAlignment w:val="baseline"/>
         <w:rPr>
           <w:rFonts w:ascii="Poppins" w:hAnsi="Poppins" w:cs="Poppins"/>
@@ -2180,47 +2180,82 @@
       <w:pPr>
         <w:pStyle w:val="paragraph"/>
         <w:spacing w:before="0" w:beforeAutospacing="0" w:after="0" w:afterAutospacing="0"/>
+        <w:jc w:val="center"/>
         <w:textAlignment w:val="baseline"/>
         <w:rPr>
           <w:rStyle w:val="normaltextrun"/>
-          <w:rFonts w:ascii="Poppins" w:hAnsi="Poppins" w:cs="Poppins"/>
-          <w:sz w:val="22"/>
-          <w:szCs w:val="22"/>
-        </w:rPr>
-      </w:pPr>
+          <w:rFonts w:ascii="Poppins" w:eastAsiaTheme="majorEastAsia" w:hAnsi="Poppins" w:cs="Poppins"/>
+          <w:b/>
+          <w:bCs/>
+          <w:sz w:val="22"/>
+          <w:szCs w:val="22"/>
+        </w:rPr>
+      </w:pPr>
+      <w:r>
+        <w:rPr>
+          <w:rStyle w:val="normaltextrun"/>
+          <w:rFonts w:ascii="Poppins" w:eastAsiaTheme="majorEastAsia" w:hAnsi="Poppins" w:cs="Poppins"/>
+          <w:b/>
+          <w:bCs/>
+          <w:sz w:val="22"/>
+          <w:szCs w:val="22"/>
+        </w:rPr>
+        <w:t>PROJECTS</w:t>
+      </w:r>
     </w:p>
     <w:p>
       <w:pPr>
         <w:pStyle w:val="paragraph"/>
         <w:spacing w:before="0" w:beforeAutospacing="0" w:after="0" w:afterAutospacing="0"/>
+        <w:ind w:left="360"/>
         <w:textAlignment w:val="baseline"/>
         <w:rPr>
-          <w:rStyle w:val="normaltextrun"/>
-          <w:rFonts w:ascii="Poppins" w:eastAsiaTheme="majorEastAsia" w:hAnsi="Poppins" w:cs="Poppins"/>
-          <w:sz w:val="22"/>
-          <w:szCs w:val="22"/>
-        </w:rPr>
-      </w:pPr>
-      <w:r>
-        <w:rPr>
-          <w:rStyle w:val="normaltextrun"/>
-          <w:rFonts w:ascii="Poppins" w:eastAsiaTheme="majorEastAsia" w:hAnsi="Poppins" w:cs="Poppins"/>
+          <w:rFonts w:ascii="Poppins" w:hAnsi="Poppins" w:cs="Poppins"/>
           <w:b/>
           <w:bCs/>
           <w:sz w:val="22"/>
           <w:szCs w:val="22"/>
         </w:rPr>
-        <w:t>PROJECTS:</w:t>
+      </w:pPr>
+      <w:r>
+        <w:rPr>
+          <w:rFonts w:ascii="Poppins" w:hAnsi="Poppins" w:cs="Poppins"/>
+          <w:b/>
+          <w:bCs/>
+          <w:sz w:val="22"/>
+          <w:szCs w:val="22"/>
+          <w:lang w:val="en-US"/>
+        </w:rPr>
+        <w:t>AI-Based System Monitoring &amp; Failure Prediction Platform (</w:t>
+      </w:r>
+      <w:r>
+        <w:rPr>
+          <w:rFonts w:ascii="Poppins" w:hAnsi="Poppins" w:cs="Poppins"/>
+          <w:b/>
+          <w:bCs/>
+          <w:sz w:val="22"/>
+          <w:szCs w:val="22"/>
+          <w:lang w:val="en-US"/>
+        </w:rPr>
+        <w:t>MERN</w:t>
+      </w:r>
+      <w:r>
+        <w:rPr>
+          <w:rFonts w:ascii="Poppins" w:hAnsi="Poppins" w:cs="Poppins"/>
+          <w:b/>
+          <w:bCs/>
+          <w:sz w:val="22"/>
+          <w:szCs w:val="22"/>
+          <w:lang w:val="en-US"/>
+        </w:rPr>
+        <w:t>)</w:t>
       </w:r>
     </w:p>
     <w:p>
       <w:pPr>
         <w:pStyle w:val="paragraph"/>
-        <w:numPr>
-          <w:ilvl w:val="0"/>
-          <w:numId w:val="59"/>
-        </w:numPr>
         <w:spacing w:before="0" w:beforeAutospacing="0" w:after="0" w:afterAutospacing="0"/>
+        <w:ind w:left="1080"/>
         <w:textAlignment w:val="baseline"/>
         <w:rPr>
           <w:rFonts w:ascii="Poppins" w:hAnsi="Poppins" w:cs="Poppins"/>
@@ -2235,7 +2270,7 @@
           <w:szCs w:val="22"/>
           <w:lang w:val="en-US"/>
         </w:rPr>
-        <w:t>AI-Based System Monitoring &amp; Failure Prediction Platform (</w:t>
+        <w:t>AI-powered system monitoring platform that tracks CPU usage, memory consumption, and network traffic in real-time, and predicts potential system failures using intelligent data analysis. This project demonstrates full-stack development, API design, and basic AI-based anomaly detection.</w:t>
       </w:r>
       <w:r>
         <w:rPr>
@@ -2244,16 +2279,36 @@
           <w:szCs w:val="22"/>
           <w:lang w:val="en-US"/>
         </w:rPr>
-        <w:t>MERN</w:t>
+        <w:br/>
       </w:r>
       <w:r>
         <w:rPr>
           <w:rFonts w:ascii="Poppins" w:hAnsi="Poppins" w:cs="Poppins"/>
+          <w:b/>
+          <w:bCs/>
           <w:sz w:val="22"/>
           <w:szCs w:val="22"/>
           <w:lang w:val="en-US"/>
         </w:rPr>
-        <w:t xml:space="preserve">): </w:t>
+        <w:t>Tech Stack:</w:t>
+      </w:r>
+      <w:r>
+        <w:rPr>
+          <w:rFonts w:ascii="Poppins" w:hAnsi="Poppins" w:cs="Poppins"/>
+          <w:sz w:val="22"/>
+          <w:szCs w:val="22"/>
+          <w:lang w:val="en-US"/>
+        </w:rPr>
+        <w:t xml:space="preserve"> React, Node.js, Express.js, MongoDB, Socket.IO | </w:t>
+      </w:r>
+      <w:r>
+        <w:rPr>
+          <w:rFonts w:ascii="Poppins" w:hAnsi="Poppins" w:cs="Poppins"/>
+          <w:sz w:val="22"/>
+          <w:szCs w:val="22"/>
+          <w:lang w:val="en-US"/>
+        </w:rPr>
+        <w:t xml:space="preserve"> </w:t>
       </w:r>
       <w:hyperlink r:id="rId9" w:history="1">
         <w:r>
@@ -2279,14 +2334,13 @@
     <w:p>
       <w:pPr>
         <w:pStyle w:val="paragraph"/>
-        <w:numPr>
-          <w:ilvl w:val="0"/>
-          <w:numId w:val="59"/>
-        </w:numPr>
         <w:spacing w:before="0" w:beforeAutospacing="0" w:after="0" w:afterAutospacing="0"/>
+        <w:ind w:left="360"/>
         <w:textAlignment w:val="baseline"/>
         <w:rPr>
           <w:rFonts w:ascii="Poppins" w:hAnsi="Poppins" w:cs="Poppins"/>
+          <w:b/>
+          <w:bCs/>
           <w:sz w:val="22"/>
           <w:szCs w:val="22"/>
           <w:lang w:val="en-US"/>
@@ -2295,94 +2349,98 @@
       <w:r>
         <w:rPr>
           <w:rFonts w:ascii="Poppins" w:hAnsi="Poppins" w:cs="Poppins"/>
-          <w:sz w:val="22"/>
-          <w:szCs w:val="22"/>
-        </w:rPr>
-        <w:t>Enterprise Landing Page (Angular):</w:t>
-      </w:r>
-      <w:r>
+          <w:b/>
+          <w:bCs/>
+          <w:sz w:val="22"/>
+          <w:szCs w:val="22"/>
+          <w:lang w:val="en-US"/>
+        </w:rPr>
+        <w:t>Full Stack E-Commerce Application</w:t>
+      </w:r>
+    </w:p>
+    <w:p>
+      <w:pPr>
+        <w:pStyle w:val="paragraph"/>
+        <w:spacing w:before="0" w:beforeAutospacing="0" w:after="0" w:afterAutospacing="0"/>
+        <w:ind w:left="1080"/>
+        <w:textAlignment w:val="baseline"/>
         <w:rPr>
           <w:rFonts w:ascii="Poppins" w:hAnsi="Poppins" w:cs="Poppins"/>
           <w:sz w:val="22"/>
           <w:szCs w:val="22"/>
-        </w:rPr>
-        <w:t xml:space="preserve"> </w:t>
-      </w:r>
-      <w:hyperlink r:id="rId10" w:tgtFrame="_new" w:history="1">
+          <w:lang w:val="en-US"/>
+        </w:rPr>
+      </w:pPr>
+      <w:r>
+        <w:rPr>
+          <w:rFonts w:ascii="Poppins" w:hAnsi="Poppins" w:cs="Poppins"/>
+          <w:sz w:val="22"/>
+          <w:szCs w:val="22"/>
+          <w:lang w:val="en-US"/>
+        </w:rPr>
+        <w:t>End-to-end e-commerce platform with customer portal, admin dashboard, authentication, product management, and order tracking.</w:t>
+      </w:r>
+      <w:r>
+        <w:rPr>
+          <w:rFonts w:ascii="Poppins" w:hAnsi="Poppins" w:cs="Poppins"/>
+          <w:sz w:val="22"/>
+          <w:szCs w:val="22"/>
+          <w:lang w:val="en-US"/>
+        </w:rPr>
+        <w:br/>
+      </w:r>
+      <w:r>
+        <w:rPr>
+          <w:rFonts w:ascii="Poppins" w:hAnsi="Poppins" w:cs="Poppins"/>
+          <w:b/>
+          <w:bCs/>
+          <w:sz w:val="22"/>
+          <w:szCs w:val="22"/>
+          <w:lang w:val="en-US"/>
+        </w:rPr>
+        <w:t>Tech Stack:</w:t>
+      </w:r>
+      <w:r>
+        <w:rPr>
+          <w:rFonts w:ascii="Poppins" w:hAnsi="Poppins" w:cs="Poppins"/>
+          <w:sz w:val="22"/>
+          <w:szCs w:val="22"/>
+          <w:lang w:val="en-US"/>
+        </w:rPr>
+        <w:t xml:space="preserve"> Angular, Node.js, Express.js, MySQL</w:t>
+      </w:r>
+      <w:r>
+        <w:rPr>
+          <w:rFonts w:ascii="Poppins" w:hAnsi="Poppins" w:cs="Poppins"/>
+          <w:sz w:val="22"/>
+          <w:szCs w:val="22"/>
+          <w:lang w:val="en-US"/>
+        </w:rPr>
+        <w:t xml:space="preserve"> | </w:t>
+      </w:r>
+      <w:hyperlink r:id="rId10" w:history="1">
         <w:r>
           <w:rPr>
             <w:rStyle w:val="Hyperlink"/>
             <w:rFonts w:ascii="Poppins" w:hAnsi="Poppins" w:cs="Poppins"/>
             <w:sz w:val="22"/>
             <w:szCs w:val="22"/>
+            <w:lang w:val="en-US"/>
           </w:rPr>
-          <w:t>https://microwoodenterprises.netlify.app/</w:t>
-        </w:r>
-      </w:hyperlink>
-      <w:r>
-        <w:rPr>
-          <w:rFonts w:ascii="Poppins" w:hAnsi="Poppins" w:cs="Poppins"/>
-          <w:sz w:val="22"/>
-          <w:szCs w:val="22"/>
-        </w:rPr>
-        <w:t xml:space="preserve"> </w:t>
-      </w:r>
-    </w:p>
-    <w:p>
-      <w:pPr>
-        <w:pStyle w:val="paragraph"/>
-        <w:numPr>
-          <w:ilvl w:val="0"/>
-          <w:numId w:val="59"/>
-        </w:numPr>
-        <w:spacing w:before="0" w:beforeAutospacing="0" w:after="0" w:afterAutospacing="0"/>
-        <w:textAlignment w:val="baseline"/>
-        <w:rPr>
-          <w:rFonts w:ascii="Poppins" w:hAnsi="Poppins" w:cs="Poppins"/>
-          <w:sz w:val="22"/>
-          <w:szCs w:val="22"/>
-          <w:lang w:val="en-US"/>
-        </w:rPr>
-      </w:pPr>
-      <w:r>
-        <w:rPr>
-          <w:rFonts w:ascii="Poppins" w:hAnsi="Poppins" w:cs="Poppins"/>
-          <w:sz w:val="22"/>
-          <w:szCs w:val="22"/>
-        </w:rPr>
-        <w:t>Interior Design Website (React + Tailwind):</w:t>
-      </w:r>
-      <w:r>
-        <w:rPr>
-          <w:rFonts w:ascii="Poppins" w:hAnsi="Poppins" w:cs="Poppins"/>
-          <w:sz w:val="22"/>
-          <w:szCs w:val="22"/>
-        </w:rPr>
-        <w:t xml:space="preserve"> </w:t>
-      </w:r>
-      <w:hyperlink r:id="rId11" w:tgtFrame="_new" w:history="1">
-        <w:r>
-          <w:rPr>
-            <w:rStyle w:val="Hyperlink"/>
-            <w:rFonts w:ascii="Poppins" w:hAnsi="Poppins" w:cs="Poppins"/>
-            <w:sz w:val="22"/>
-            <w:szCs w:val="22"/>
-          </w:rPr>
-          <w:t>https://yuvainteriordesigner.vercel.app/</w:t>
+          <w:t>Source Code</w:t>
         </w:r>
       </w:hyperlink>
     </w:p>
     <w:p>
       <w:pPr>
         <w:pStyle w:val="paragraph"/>
-        <w:numPr>
-          <w:ilvl w:val="0"/>
-          <w:numId w:val="59"/>
-        </w:numPr>
         <w:spacing w:before="0" w:beforeAutospacing="0" w:after="0" w:afterAutospacing="0"/>
+        <w:ind w:left="360"/>
         <w:textAlignment w:val="baseline"/>
         <w:rPr>
           <w:rFonts w:ascii="Poppins" w:hAnsi="Poppins" w:cs="Poppins"/>
+          <w:b/>
+          <w:bCs/>
           <w:sz w:val="22"/>
           <w:szCs w:val="22"/>
           <w:lang w:val="en-US"/>
@@ -2391,44 +2449,53 @@
       <w:r>
         <w:rPr>
           <w:rFonts w:ascii="Poppins" w:hAnsi="Poppins" w:cs="Poppins"/>
-          <w:sz w:val="22"/>
-          <w:szCs w:val="22"/>
-        </w:rPr>
-        <w:t>Full Stack E-Commerce App:</w:t>
+          <w:b/>
+          <w:bCs/>
+          <w:sz w:val="22"/>
+          <w:szCs w:val="22"/>
+          <w:lang w:val="en-US"/>
+        </w:rPr>
+        <w:t>Enterprise Management System (JO, KTM, SHEMS,</w:t>
       </w:r>
       <w:r>
         <w:rPr>
           <w:rFonts w:ascii="Poppins" w:hAnsi="Poppins" w:cs="Poppins"/>
-          <w:sz w:val="22"/>
-          <w:szCs w:val="22"/>
+          <w:b/>
+          <w:bCs/>
+          <w:sz w:val="22"/>
+          <w:szCs w:val="22"/>
+          <w:lang w:val="en-US"/>
         </w:rPr>
         <w:t xml:space="preserve"> </w:t>
       </w:r>
       <w:r>
         <w:rPr>
           <w:rFonts w:ascii="Poppins" w:hAnsi="Poppins" w:cs="Poppins"/>
-          <w:sz w:val="22"/>
-          <w:szCs w:val="22"/>
-        </w:rPr>
-        <w:t xml:space="preserve">Angular, Node.js, MySQL (Admin Dashboard + Customer UI) </w:t>
+          <w:b/>
+          <w:bCs/>
+          <w:sz w:val="22"/>
+          <w:szCs w:val="22"/>
+          <w:lang w:val="en-US"/>
+        </w:rPr>
+        <w:t>ADMIN</w:t>
       </w:r>
       <w:r>
         <w:rPr>
           <w:rFonts w:ascii="Poppins" w:hAnsi="Poppins" w:cs="Poppins"/>
-          <w:sz w:val="22"/>
-          <w:szCs w:val="22"/>
-        </w:rPr>
-        <w:t xml:space="preserve"> </w:t>
+          <w:b/>
+          <w:bCs/>
+          <w:sz w:val="22"/>
+          <w:szCs w:val="22"/>
+          <w:lang w:val="en-US"/>
+        </w:rPr>
+        <w:t>)</w:t>
       </w:r>
     </w:p>
     <w:p>
       <w:pPr>
         <w:pStyle w:val="paragraph"/>
-        <w:numPr>
-          <w:ilvl w:val="0"/>
-          <w:numId w:val="59"/>
-        </w:numPr>
         <w:spacing w:before="0" w:beforeAutospacing="0" w:after="0" w:afterAutospacing="0"/>
+        <w:ind w:left="1080"/>
         <w:textAlignment w:val="baseline"/>
         <w:rPr>
           <w:rFonts w:ascii="Poppins" w:hAnsi="Poppins" w:cs="Poppins"/>
@@ -2437,185 +2504,27 @@
           <w:lang w:val="en-US"/>
         </w:rPr>
       </w:pPr>
-      <w:hyperlink r:id="rId12" w:tgtFrame="_blank" w:history="1">
-        <w:r>
-          <w:rPr>
-            <w:rStyle w:val="normaltextrun"/>
-            <w:rFonts w:ascii="Poppins" w:eastAsiaTheme="majorEastAsia" w:hAnsi="Poppins" w:cs="Poppins"/>
-            <w:color w:val="0000FF"/>
-            <w:sz w:val="22"/>
-            <w:szCs w:val="22"/>
-            <w:u w:val="single"/>
-          </w:rPr>
-          <w:t>Source Code</w:t>
-        </w:r>
-      </w:hyperlink>
       <w:r>
         <w:rPr>
           <w:rFonts w:ascii="Poppins" w:hAnsi="Poppins" w:cs="Poppins"/>
           <w:sz w:val="22"/>
           <w:szCs w:val="22"/>
-        </w:rPr>
-        <w:t xml:space="preserve"> |</w:t>
-      </w:r>
-      <w:r>
-        <w:rPr>
-          <w:rStyle w:val="normaltextrun"/>
-          <w:rFonts w:ascii="Poppins" w:eastAsiaTheme="majorEastAsia" w:hAnsi="Poppins" w:cs="Poppins"/>
-          <w:sz w:val="22"/>
-          <w:szCs w:val="22"/>
-        </w:rPr>
-        <w:t> </w:t>
-      </w:r>
-      <w:hyperlink r:id="rId13" w:tgtFrame="_blank" w:history="1">
-        <w:r>
-          <w:rPr>
-            <w:rStyle w:val="normaltextrun"/>
-            <w:rFonts w:ascii="Poppins" w:eastAsiaTheme="majorEastAsia" w:hAnsi="Poppins" w:cs="Poppins"/>
-            <w:color w:val="0000FF"/>
-            <w:sz w:val="22"/>
-            <w:szCs w:val="22"/>
-            <w:u w:val="single"/>
-          </w:rPr>
-          <w:t>Customer </w:t>
-        </w:r>
-        <w:r>
-          <w:rPr>
-            <w:rStyle w:val="normaltextrun"/>
-            <w:rFonts w:ascii="Poppins" w:eastAsiaTheme="majorEastAsia" w:hAnsi="Poppins" w:cs="Poppins"/>
-            <w:color w:val="0000FF"/>
-            <w:sz w:val="22"/>
-            <w:szCs w:val="22"/>
-            <w:u w:val="single"/>
-          </w:rPr>
-          <w:t>UI</w:t>
-        </w:r>
-      </w:hyperlink>
-      <w:r>
-        <w:rPr>
-          <w:rStyle w:val="normaltextrun"/>
-          <w:rFonts w:ascii="Poppins" w:eastAsiaTheme="majorEastAsia" w:hAnsi="Poppins" w:cs="Poppins"/>
-          <w:sz w:val="22"/>
-          <w:szCs w:val="22"/>
-        </w:rPr>
-        <w:t xml:space="preserve"> | </w:t>
-      </w:r>
-      <w:r>
-        <w:rPr>
-          <w:rStyle w:val="normaltextrun"/>
-          <w:rFonts w:ascii="Poppins" w:eastAsiaTheme="majorEastAsia" w:hAnsi="Poppins" w:cs="Poppins"/>
-          <w:sz w:val="22"/>
-          <w:szCs w:val="22"/>
-        </w:rPr>
-        <w:t> </w:t>
-      </w:r>
-      <w:hyperlink r:id="rId14" w:tgtFrame="_blank" w:history="1">
-        <w:r>
-          <w:rPr>
-            <w:rStyle w:val="normaltextrun"/>
-            <w:rFonts w:ascii="Poppins" w:eastAsiaTheme="majorEastAsia" w:hAnsi="Poppins" w:cs="Poppins"/>
-            <w:color w:val="0000FF"/>
-            <w:sz w:val="22"/>
-            <w:szCs w:val="22"/>
-            <w:u w:val="single"/>
-          </w:rPr>
-          <w:t>Admin Dashboard</w:t>
-        </w:r>
-      </w:hyperlink>
-      <w:r>
-        <w:rPr>
-          <w:rFonts w:ascii="Poppins" w:hAnsi="Poppins" w:cs="Poppins"/>
-          <w:sz w:val="22"/>
-          <w:szCs w:val="22"/>
           <w:lang w:val="en-US"/>
         </w:rPr>
-        <w:t xml:space="preserve">  </w:t>
-      </w:r>
-      <w:r>
-        <w:rPr>
-          <w:rFonts w:ascii="Poppins" w:hAnsi="Poppins" w:cs="Poppins"/>
-          <w:sz w:val="22"/>
-          <w:szCs w:val="22"/>
-        </w:rPr>
-        <w:t>CMS:</w:t>
-      </w:r>
-      <w:r>
-        <w:rPr>
-          <w:rFonts w:ascii="Poppins" w:hAnsi="Poppins" w:cs="Poppins"/>
-          <w:sz w:val="22"/>
-          <w:szCs w:val="22"/>
-        </w:rPr>
-        <w:t xml:space="preserve"> </w:t>
-      </w:r>
-      <w:hyperlink r:id="rId15" w:history="1">
-        <w:r>
-          <w:rPr>
-            <w:rStyle w:val="Hyperlink"/>
-            <w:rFonts w:ascii="Poppins" w:hAnsi="Poppins" w:cs="Poppins"/>
-            <w:sz w:val="22"/>
-            <w:szCs w:val="22"/>
-          </w:rPr>
-          <w:t>Angular CRUD Application</w:t>
-        </w:r>
-      </w:hyperlink>
-      <w:r>
-        <w:rPr>
-          <w:rFonts w:ascii="Poppins" w:hAnsi="Poppins" w:cs="Poppins"/>
-          <w:sz w:val="22"/>
-          <w:szCs w:val="22"/>
-        </w:rPr>
-        <w:t xml:space="preserve"> </w:t>
-      </w:r>
-      <w:r>
-        <w:rPr>
-          <w:rFonts w:ascii="Poppins" w:hAnsi="Poppins" w:cs="Poppins"/>
-          <w:sz w:val="22"/>
-          <w:szCs w:val="22"/>
-        </w:rPr>
-        <w:t>|</w:t>
-      </w:r>
-      <w:r>
-        <w:rPr>
-          <w:rFonts w:ascii="Poppins" w:hAnsi="Poppins" w:cs="Poppins"/>
-          <w:sz w:val="22"/>
-          <w:szCs w:val="22"/>
-        </w:rPr>
-        <w:t xml:space="preserve"> </w:t>
-      </w:r>
-      <w:hyperlink r:id="rId16" w:history="1">
-        <w:r>
-          <w:rPr>
-            <w:rStyle w:val="Hyperlink"/>
-            <w:rFonts w:ascii="Poppins" w:hAnsi="Poppins" w:cs="Poppins"/>
-            <w:sz w:val="22"/>
-            <w:szCs w:val="22"/>
-          </w:rPr>
-          <w:t xml:space="preserve">Live </w:t>
-        </w:r>
-        <w:r>
-          <w:rPr>
-            <w:rStyle w:val="Hyperlink"/>
-            <w:rFonts w:ascii="Poppins" w:hAnsi="Poppins" w:cs="Poppins"/>
-            <w:sz w:val="22"/>
-            <w:szCs w:val="22"/>
-          </w:rPr>
-          <w:t>Demo</w:t>
-        </w:r>
-      </w:hyperlink>
+        <w:t>Architected a centralized Role-Based Access Control (RBAC) system using Auth Guards to enforce secure, tiered access across four modules, managing permissions at the Shop, Zone, and individual credential levels.</w:t>
+      </w:r>
     </w:p>
     <w:p>
       <w:pPr>
         <w:pStyle w:val="paragraph"/>
-        <w:numPr>
-          <w:ilvl w:val="0"/>
-          <w:numId w:val="59"/>
-        </w:numPr>
         <w:spacing w:before="0" w:beforeAutospacing="0" w:after="0" w:afterAutospacing="0"/>
+        <w:ind w:left="1080"/>
         <w:textAlignment w:val="baseline"/>
         <w:rPr>
           <w:rFonts w:ascii="Poppins" w:hAnsi="Poppins" w:cs="Poppins"/>
           <w:sz w:val="22"/>
           <w:szCs w:val="22"/>
+          <w:lang w:val="en-US"/>
         </w:rPr>
       </w:pPr>
       <w:r>
@@ -2625,7 +2534,7 @@
           <w:szCs w:val="22"/>
           <w:lang w:val="en-US"/>
         </w:rPr>
-        <w:t>UI/</w:t>
+        <w:t>Developed a sophisticated scoring algorithm to track 4-stage skill progression, "Pass/Fail" predictions and triggering mandatory training modules based on employee tenure, experience, and designation.</w:t>
       </w:r>
       <w:r>
         <w:rPr>
@@ -2634,7 +2543,7 @@
           <w:szCs w:val="22"/>
           <w:lang w:val="en-US"/>
         </w:rPr>
-        <w:t>U</w:t>
+        <w:t xml:space="preserve"> D</w:t>
       </w:r>
       <w:r>
         <w:rPr>
@@ -2643,180 +2552,227 @@
           <w:szCs w:val="22"/>
           <w:lang w:val="en-US"/>
         </w:rPr>
-        <w:t>X Designs (Figma):</w:t>
-      </w:r>
-      <w:r>
-        <w:rPr>
-          <w:rStyle w:val="normaltextrun"/>
-          <w:rFonts w:ascii="Poppins" w:eastAsiaTheme="majorEastAsia" w:hAnsi="Poppins" w:cs="Poppins"/>
-          <w:sz w:val="22"/>
-          <w:szCs w:val="22"/>
-        </w:rPr>
-        <w:t> </w:t>
-      </w:r>
-      <w:hyperlink r:id="rId17" w:tgtFrame="_blank" w:history="1">
-        <w:r>
-          <w:rPr>
-            <w:rStyle w:val="normaltextrun"/>
-            <w:rFonts w:ascii="Poppins" w:eastAsiaTheme="majorEastAsia" w:hAnsi="Poppins" w:cs="Poppins"/>
-            <w:color w:val="0000FF"/>
-            <w:sz w:val="22"/>
-            <w:szCs w:val="22"/>
-            <w:u w:val="single"/>
-          </w:rPr>
-          <w:t>Happy Tummy Food Basic App</w:t>
-        </w:r>
-      </w:hyperlink>
+        <w:t>ata consistency for Shop/Zone hierarchies, vehicle management, user roles, and order tracking.</w:t>
+      </w:r>
       <w:r>
         <w:rPr>
           <w:rFonts w:ascii="Poppins" w:hAnsi="Poppins" w:cs="Poppins"/>
           <w:sz w:val="22"/>
           <w:szCs w:val="22"/>
-        </w:rPr>
-        <w:t xml:space="preserve"> | </w:t>
-      </w:r>
-      <w:hyperlink r:id="rId18" w:tgtFrame="_blank" w:history="1">
-        <w:r>
-          <w:rPr>
-            <w:rStyle w:val="normaltextrun"/>
-            <w:rFonts w:ascii="Poppins" w:eastAsiaTheme="majorEastAsia" w:hAnsi="Poppins" w:cs="Poppins"/>
-            <w:color w:val="0000FF"/>
-            <w:sz w:val="22"/>
-            <w:szCs w:val="22"/>
-            <w:u w:val="single"/>
-          </w:rPr>
-          <w:t xml:space="preserve">Organic E-Commerce </w:t>
-        </w:r>
-      </w:hyperlink>
+          <w:lang w:val="en-US"/>
+        </w:rPr>
+        <w:br/>
+      </w:r>
+      <w:r>
+        <w:rPr>
+          <w:rFonts w:ascii="Poppins" w:hAnsi="Poppins" w:cs="Poppins"/>
+          <w:b/>
+          <w:bCs/>
+          <w:sz w:val="22"/>
+          <w:szCs w:val="22"/>
+          <w:lang w:val="en-US"/>
+        </w:rPr>
+        <w:t>Tech Stack:</w:t>
+      </w:r>
+      <w:r>
+        <w:rPr>
+          <w:rFonts w:ascii="Poppins" w:hAnsi="Poppins" w:cs="Poppins"/>
+          <w:sz w:val="22"/>
+          <w:szCs w:val="22"/>
+          <w:lang w:val="en-US"/>
+        </w:rPr>
+        <w:t xml:space="preserve"> Angular, Node.js, </w:t>
+      </w:r>
+      <w:r>
+        <w:rPr>
+          <w:rFonts w:ascii="Poppins" w:hAnsi="Poppins" w:cs="Poppins"/>
+          <w:sz w:val="22"/>
+          <w:szCs w:val="22"/>
+          <w:lang w:val="en-US"/>
+        </w:rPr>
+        <w:t>Postgres SQL</w:t>
+      </w:r>
     </w:p>
     <w:p>
       <w:pPr>
         <w:pStyle w:val="paragraph"/>
-        <w:numPr>
-          <w:ilvl w:val="0"/>
-          <w:numId w:val="59"/>
-        </w:numPr>
         <w:spacing w:before="0" w:beforeAutospacing="0" w:after="0" w:afterAutospacing="0"/>
+        <w:ind w:left="1080"/>
         <w:textAlignment w:val="baseline"/>
         <w:rPr>
           <w:rFonts w:ascii="Poppins" w:hAnsi="Poppins" w:cs="Poppins"/>
           <w:sz w:val="22"/>
           <w:szCs w:val="22"/>
-        </w:rPr>
-      </w:pPr>
-      <w:proofErr w:type="spellStart"/>
-      <w:r>
+          <w:lang w:val="en-US"/>
+        </w:rPr>
+      </w:pPr>
+      <w:r>
+        <w:rPr>
+          <w:rFonts w:ascii="Poppins" w:hAnsi="Poppins" w:cs="Poppins"/>
+          <w:b/>
+          <w:bCs/>
+          <w:sz w:val="22"/>
+          <w:szCs w:val="22"/>
+          <w:lang w:val="en-US"/>
+        </w:rPr>
+        <w:t>Techniques</w:t>
+      </w:r>
+      <w:r>
+        <w:rPr>
+          <w:rFonts w:ascii="Poppins" w:hAnsi="Poppins" w:cs="Poppins"/>
+          <w:sz w:val="22"/>
+          <w:szCs w:val="22"/>
+          <w:lang w:val="en-US"/>
+        </w:rPr>
+        <w:t xml:space="preserve">: </w:t>
+      </w:r>
+      <w:r>
+        <w:rPr>
+          <w:rFonts w:ascii="Poppins" w:hAnsi="Poppins" w:cs="Poppins"/>
+          <w:sz w:val="22"/>
+          <w:szCs w:val="22"/>
+          <w:lang w:val="en-US"/>
+        </w:rPr>
+        <w:t xml:space="preserve">Role-Based Access Control (RBAC), Unified Admin Module, Dynamic UI development, Predictive Assessment </w:t>
+      </w:r>
+    </w:p>
+    <w:p>
+      <w:pPr>
+        <w:pStyle w:val="paragraph"/>
+        <w:spacing w:before="0" w:beforeAutospacing="0" w:after="0" w:afterAutospacing="0"/>
+        <w:ind w:left="360"/>
+        <w:textAlignment w:val="baseline"/>
+        <w:rPr>
+          <w:rFonts w:ascii="Poppins" w:hAnsi="Poppins" w:cs="Poppins"/>
+          <w:b/>
+          <w:bCs/>
+          <w:sz w:val="22"/>
+          <w:szCs w:val="22"/>
+          <w:lang w:val="en-US"/>
+        </w:rPr>
+      </w:pPr>
+      <w:r>
+        <w:rPr>
+          <w:rFonts w:ascii="Poppins" w:hAnsi="Poppins" w:cs="Poppins"/>
+          <w:b/>
+          <w:bCs/>
+          <w:sz w:val="22"/>
+          <w:szCs w:val="22"/>
+          <w:lang w:val="en-US"/>
+        </w:rPr>
+        <w:t>Automated Query Generator (EXCEL to SQL Engine)</w:t>
+      </w:r>
+    </w:p>
+    <w:p>
+      <w:pPr>
+        <w:pStyle w:val="paragraph"/>
+        <w:spacing w:before="0" w:beforeAutospacing="0" w:after="0" w:afterAutospacing="0"/>
+        <w:ind w:left="1080"/>
+        <w:textAlignment w:val="baseline"/>
+        <w:rPr>
+          <w:rFonts w:ascii="Poppins" w:hAnsi="Poppins" w:cs="Poppins"/>
+          <w:sz w:val="22"/>
+          <w:szCs w:val="22"/>
+          <w:lang w:val="en-US"/>
+        </w:rPr>
+      </w:pPr>
+      <w:r>
+        <w:rPr>
+          <w:rFonts w:ascii="Poppins" w:hAnsi="Poppins" w:cs="Poppins"/>
+          <w:b/>
+          <w:bCs/>
+          <w:sz w:val="22"/>
+          <w:szCs w:val="22"/>
+          <w:lang w:val="en-US"/>
+        </w:rPr>
+        <w:t>Visual Logic Processing</w:t>
+      </w:r>
+      <w:r>
+        <w:rPr>
+          <w:rFonts w:ascii="Poppins" w:hAnsi="Poppins" w:cs="Poppins"/>
+          <w:sz w:val="22"/>
+          <w:szCs w:val="22"/>
+          <w:lang w:val="en-US"/>
+        </w:rPr>
+        <w:t>: Engineered a specialized tool that parses Excel sheets and generates complex SQL queries (Insert, Delete, Modify) based on cell background colors.</w:t>
+      </w:r>
+    </w:p>
+    <w:p>
+      <w:pPr>
+        <w:pStyle w:val="paragraph"/>
+        <w:spacing w:before="0" w:beforeAutospacing="0" w:after="0" w:afterAutospacing="0"/>
+        <w:ind w:left="1080"/>
+        <w:textAlignment w:val="baseline"/>
         <w:rPr>
           <w:rStyle w:val="normaltextrun"/>
-          <w:rFonts w:ascii="Poppins" w:eastAsiaTheme="majorEastAsia" w:hAnsi="Poppins" w:cs="Poppins"/>
-          <w:sz w:val="22"/>
-          <w:szCs w:val="22"/>
-        </w:rPr>
-        <w:t>VCare</w:t>
-      </w:r>
-      <w:proofErr w:type="spellEnd"/>
-      <w:r>
-        <w:rPr>
-          <w:rStyle w:val="normaltextrun"/>
-          <w:rFonts w:ascii="Poppins" w:eastAsiaTheme="majorEastAsia" w:hAnsi="Poppins" w:cs="Poppins"/>
-          <w:sz w:val="22"/>
-          <w:szCs w:val="22"/>
-        </w:rPr>
-        <w:t xml:space="preserve"> </w:t>
-      </w:r>
-      <w:r>
-        <w:rPr>
-          <w:rStyle w:val="normaltextrun"/>
-          <w:rFonts w:ascii="Poppins" w:eastAsiaTheme="majorEastAsia" w:hAnsi="Poppins" w:cs="Poppins"/>
-          <w:sz w:val="22"/>
-          <w:szCs w:val="22"/>
-        </w:rPr>
-        <w:t xml:space="preserve">Landing </w:t>
-      </w:r>
-      <w:r>
-        <w:rPr>
-          <w:rStyle w:val="normaltextrun"/>
-          <w:rFonts w:ascii="Poppins" w:eastAsiaTheme="majorEastAsia" w:hAnsi="Poppins" w:cs="Poppins"/>
-          <w:sz w:val="22"/>
-          <w:szCs w:val="22"/>
-        </w:rPr>
-        <w:t xml:space="preserve">Page </w:t>
-      </w:r>
-      <w:r>
-        <w:rPr>
-          <w:rStyle w:val="normaltextrun"/>
-          <w:rFonts w:ascii="Poppins" w:eastAsiaTheme="majorEastAsia" w:hAnsi="Poppins" w:cs="Poppins"/>
-          <w:sz w:val="22"/>
-          <w:szCs w:val="22"/>
-        </w:rPr>
-        <w:t>(HTML, JS, CSS, BOOTSTRAP, SEO Optimization):</w:t>
-      </w:r>
-      <w:hyperlink r:id="rId19" w:tgtFrame="_blank" w:history="1">
-        <w:r>
-          <w:rPr>
-            <w:rStyle w:val="normaltextrun"/>
-            <w:rFonts w:ascii="Poppins" w:eastAsiaTheme="majorEastAsia" w:hAnsi="Poppins" w:cs="Poppins"/>
-            <w:color w:val="0000FF"/>
-            <w:sz w:val="22"/>
-            <w:szCs w:val="22"/>
-            <w:u w:val="single"/>
-            <w:lang w:val="en-US"/>
-          </w:rPr>
-          <w:t xml:space="preserve">Project </w:t>
-        </w:r>
-        <w:r>
-          <w:rPr>
-            <w:rStyle w:val="normaltextrun"/>
-            <w:rFonts w:ascii="Poppins" w:eastAsiaTheme="majorEastAsia" w:hAnsi="Poppins" w:cs="Poppins"/>
-            <w:color w:val="0000FF"/>
-            <w:sz w:val="22"/>
-            <w:szCs w:val="22"/>
-            <w:u w:val="single"/>
-            <w:lang w:val="en-US"/>
-          </w:rPr>
-          <w:t>1</w:t>
-        </w:r>
-      </w:hyperlink>
-      <w:r>
-        <w:rPr>
-          <w:rStyle w:val="normaltextrun"/>
-          <w:rFonts w:ascii="Poppins" w:eastAsiaTheme="majorEastAsia" w:hAnsi="Poppins" w:cs="Poppins"/>
+          <w:rFonts w:ascii="Poppins" w:hAnsi="Poppins" w:cs="Poppins"/>
           <w:sz w:val="22"/>
           <w:szCs w:val="22"/>
           <w:lang w:val="en-US"/>
         </w:rPr>
-        <w:t xml:space="preserve"> | </w:t>
-      </w:r>
-      <w:hyperlink r:id="rId20" w:tgtFrame="_blank" w:history="1">
-        <w:r>
-          <w:rPr>
-            <w:rStyle w:val="normaltextrun"/>
-            <w:rFonts w:ascii="Poppins" w:eastAsiaTheme="majorEastAsia" w:hAnsi="Poppins" w:cs="Poppins"/>
-            <w:color w:val="0000FF"/>
-            <w:sz w:val="22"/>
-            <w:szCs w:val="22"/>
-            <w:u w:val="single"/>
-            <w:lang w:val="en-US"/>
-          </w:rPr>
-          <w:t xml:space="preserve"> Project </w:t>
-        </w:r>
-        <w:r>
-          <w:rPr>
-            <w:rStyle w:val="normaltextrun"/>
-            <w:rFonts w:ascii="Poppins" w:eastAsiaTheme="majorEastAsia" w:hAnsi="Poppins" w:cs="Poppins"/>
-            <w:color w:val="0000FF"/>
-            <w:sz w:val="22"/>
-            <w:szCs w:val="22"/>
-            <w:u w:val="single"/>
-            <w:lang w:val="en-US"/>
-          </w:rPr>
-          <w:t>2</w:t>
-        </w:r>
-      </w:hyperlink>
+      </w:pPr>
+      <w:r>
+        <w:rPr>
+          <w:rFonts w:ascii="Poppins" w:hAnsi="Poppins" w:cs="Poppins"/>
+          <w:b/>
+          <w:bCs/>
+          <w:sz w:val="22"/>
+          <w:szCs w:val="22"/>
+          <w:lang w:val="en-US"/>
+        </w:rPr>
+        <w:t>Data Automation</w:t>
+      </w:r>
+      <w:r>
+        <w:rPr>
+          <w:rFonts w:ascii="Poppins" w:hAnsi="Poppins" w:cs="Poppins"/>
+          <w:sz w:val="22"/>
+          <w:szCs w:val="22"/>
+          <w:lang w:val="en-US"/>
+        </w:rPr>
+        <w:t>: Reduced manual database entry time by automating the translation of color-coded business logic into executable database scripts, ensuring high data integrity during bulk updates.</w:t>
+      </w:r>
+      <w:r>
+        <w:rPr>
+          <w:rFonts w:ascii="Poppins" w:hAnsi="Poppins" w:cs="Poppins"/>
+          <w:sz w:val="22"/>
+          <w:szCs w:val="22"/>
+          <w:lang w:val="en-US"/>
+        </w:rPr>
+        <w:t xml:space="preserve"> Reduce man power and timing</w:t>
+      </w:r>
+      <w:r>
+        <w:rPr>
+          <w:rFonts w:ascii="Poppins" w:hAnsi="Poppins" w:cs="Poppins"/>
+          <w:sz w:val="22"/>
+          <w:szCs w:val="22"/>
+          <w:lang w:val="en-US"/>
+        </w:rPr>
+        <w:br/>
+      </w:r>
+      <w:r>
+        <w:rPr>
+          <w:rFonts w:ascii="Poppins" w:hAnsi="Poppins" w:cs="Poppins"/>
+          <w:b/>
+          <w:bCs/>
+          <w:sz w:val="22"/>
+          <w:szCs w:val="22"/>
+          <w:lang w:val="en-US"/>
+        </w:rPr>
+        <w:t>Tech Stack:</w:t>
+      </w:r>
+      <w:r>
+        <w:rPr>
+          <w:rFonts w:ascii="Poppins" w:hAnsi="Poppins" w:cs="Poppins"/>
+          <w:sz w:val="22"/>
+          <w:szCs w:val="22"/>
+          <w:lang w:val="en-US"/>
+        </w:rPr>
+        <w:t xml:space="preserve"> Node.js</w:t>
+      </w:r>
     </w:p>
     <w:sectPr>
       <w:pgSz w:w="12240" w:h="15840"/>
-      <w:pgMar w:top="270" w:right="90" w:bottom="450" w:left="180" w:header="708" w:footer="708" w:gutter="0"/>
+      <w:pgMar w:top="270" w:right="90" w:bottom="270" w:left="180" w:header="708" w:footer="708" w:gutter="0"/>
       <w:cols w:space="708"/>
       <w:docGrid w:linePitch="360"/>
     </w:sectPr>
@@ -2827,6 +2783,92 @@
 <file path=word/numbering.xml><?xml version="1.0" encoding="utf-8"?>
 <w:numbering xmlns:wpc="http://schemas.microsoft.com/office/word/2010/wordprocessingCanvas" xmlns:cx="http://schemas.microsoft.com/office/drawing/2014/chartex" xmlns:cx1="http://schemas.microsoft.com/office/drawing/2015/9/8/chartex" xmlns:cx2="http://schemas.microsoft.com/office/drawing/2015/10/21/chartex" xmlns:cx3="http://schemas.microsoft.com/office/drawing/2016/5/9/chartex" xmlns:cx4="http://schemas.microsoft.com/office/drawing/2016/5/10/chartex" xmlns:cx5="http://schemas.microsoft.com/office/drawing/2016/5/11/chartex" xmlns:cx6="http://schemas.microsoft.com/office/drawing/2016/5/12/chartex" xmlns:cx7="http://schemas.microsoft.com/office/drawing/2016/5/13/chartex" xmlns:cx8="http://schemas.microsoft.com/office/drawing/2016/5/14/chartex" xmlns:mc="http://schemas.openxmlformats.org/markup-compatibility/2006" xmlns:aink="http://schemas.microsoft.com/office/drawing/2016/ink" xmlns:am3d="http://schemas.microsoft.com/office/drawing/2017/model3d" xmlns:o="urn:schemas-microsoft-com:office:office" xmlns:oel="http://schemas.microsoft.com/office/2019/extlst" xmlns:r="http://schemas.openxmlformats.org/officeDocument/2006/relationships" xmlns:m="http://schemas.openxmlformats.org/officeDocument/2006/math" xmlns:v="urn:schemas-microsoft-com:vml" xmlns:wp14="http://schemas.microsoft.com/office/word/2010/wordprocessingDrawing" xmlns:wp="http://schemas.openxmlformats.org/drawingml/2006/wordprocessingDrawing" xmlns:w10="urn:schemas-microsoft-com:office:word" xmlns:w="http://schemas.openxmlformats.org/wordprocessingml/2006/main" xmlns:w14="http://schemas.microsoft.com/office/word/2010/wordml" xmlns:w15="http://schemas.microsoft.com/office/word/2012/wordml" xmlns:w16cex="http://schemas.microsoft.com/office/word/2018/wordml/cex" xmlns:w16cid="http://schemas.microsoft.com/office/word/2016/wordml/cid" xmlns:w16="http://schemas.microsoft.com/office/word/2018/wordml" xmlns:w16du="http://schemas.microsoft.com/office/word/2023/wordml/word16du" xmlns:w16sdtdh="http://schemas.microsoft.com/office/word/2020/wordml/sdtdatahash" xmlns:w16sdtfl="http://schemas.microsoft.com/office/word/2024/wordml/sdtformatlock" xmlns:w16se="http://schemas.microsoft.com/office/word/2015/wordml/symex" xmlns:wpg="http://schemas.microsoft.com/office/word/2010/wordprocessingGroup" xmlns:wpi="http://schemas.microsoft.com/office/word/2010/wordprocessingInk" xmlns:wne="http://schemas.microsoft.com/office/word/2006/wordml" xmlns:wps="http://schemas.microsoft.com/office/word/2010/wordprocessingShape" mc:Ignorable="w14 w15 w16se w16cid w16 w16cex w16sdtdh w16sdtfl w16du wp14">
   <w:abstractNum w:abstractNumId="0" w15:restartNumberingAfterBreak="0">
+    <w:nsid w:val="00834C52"/>
+    <w:multiLevelType w:val="hybridMultilevel"/>
+    <w:tmpl w:val="76949EEA"/>
+    <w:lvl w:ilvl="0" w:tplc="4009000F">
+      <w:start w:val="1"/>
+      <w:numFmt w:val="decimal"/>
+      <w:lvlText w:val="%1."/>
+      <w:lvlJc w:val="left"/>
+      <w:pPr>
+        <w:ind w:left="720" w:hanging="360"/>
+      </w:pPr>
+    </w:lvl>
+    <w:lvl w:ilvl="1" w:tplc="40090019">
+      <w:start w:val="1"/>
+      <w:numFmt w:val="lowerLetter"/>
+      <w:lvlText w:val="%2."/>
+      <w:lvlJc w:val="left"/>
+      <w:pPr>
+        <w:ind w:left="1440" w:hanging="360"/>
+      </w:pPr>
+    </w:lvl>
+    <w:lvl w:ilvl="2" w:tplc="4009001B">
+      <w:start w:val="1"/>
+      <w:numFmt w:val="lowerRoman"/>
+      <w:lvlText w:val="%3."/>
+      <w:lvlJc w:val="right"/>
+      <w:pPr>
+        <w:ind w:left="2160" w:hanging="180"/>
+      </w:pPr>
+    </w:lvl>
+    <w:lvl w:ilvl="3" w:tplc="4009000F" w:tentative="1">
+      <w:start w:val="1"/>
+      <w:numFmt w:val="decimal"/>
+      <w:lvlText w:val="%4."/>
+      <w:lvlJc w:val="left"/>
+      <w:pPr>
+        <w:ind w:left="2880" w:hanging="360"/>
+      </w:pPr>
+    </w:lvl>
+    <w:lvl w:ilvl="4" w:tplc="40090019" w:tentative="1">
+      <w:start w:val="1"/>
+      <w:numFmt w:val="lowerLetter"/>
+      <w:lvlText w:val="%5."/>
+      <w:lvlJc w:val="left"/>
+      <w:pPr>
+        <w:ind w:left="3600" w:hanging="360"/>
+      </w:pPr>
+    </w:lvl>
+    <w:lvl w:ilvl="5" w:tplc="4009001B" w:tentative="1">
+      <w:start w:val="1"/>
+      <w:numFmt w:val="lowerRoman"/>
+      <w:lvlText w:val="%6."/>
+      <w:lvlJc w:val="right"/>
+      <w:pPr>
+        <w:ind w:left="4320" w:hanging="180"/>
+      </w:pPr>
+    </w:lvl>
+    <w:lvl w:ilvl="6" w:tplc="4009000F" w:tentative="1">
+      <w:start w:val="1"/>
+      <w:numFmt w:val="decimal"/>
+      <w:lvlText w:val="%7."/>
+      <w:lvlJc w:val="left"/>
+      <w:pPr>
+        <w:ind w:left="5040" w:hanging="360"/>
+      </w:pPr>
+    </w:lvl>
+    <w:lvl w:ilvl="7" w:tplc="40090019" w:tentative="1">
+      <w:start w:val="1"/>
+      <w:numFmt w:val="lowerLetter"/>
+      <w:lvlText w:val="%8."/>
+      <w:lvlJc w:val="left"/>
+      <w:pPr>
+        <w:ind w:left="5760" w:hanging="360"/>
+      </w:pPr>
+    </w:lvl>
+    <w:lvl w:ilvl="8" w:tplc="4009001B" w:tentative="1">
+      <w:start w:val="1"/>
+      <w:numFmt w:val="lowerRoman"/>
+      <w:lvlText w:val="%9."/>
+      <w:lvlJc w:val="right"/>
+      <w:pPr>
+        <w:ind w:left="6480" w:hanging="180"/>
+      </w:pPr>
+    </w:lvl>
+  </w:abstractNum>
+  <w:abstractNum w:abstractNumId="1" w15:restartNumberingAfterBreak="0">
     <w:nsid w:val="051D5335"/>
     <w:multiLevelType w:val="multilevel"/>
     <w:tmpl w:val="B5EE0586"/>
@@ -2975,7 +3017,7 @@
       </w:rPr>
     </w:lvl>
   </w:abstractNum>
-  <w:abstractNum w:abstractNumId="1" w15:restartNumberingAfterBreak="0">
+  <w:abstractNum w:abstractNumId="2" w15:restartNumberingAfterBreak="0">
     <w:nsid w:val="054D18C3"/>
     <w:multiLevelType w:val="multilevel"/>
     <w:tmpl w:val="362ED7B2"/>
@@ -3124,7 +3166,7 @@
       </w:rPr>
     </w:lvl>
   </w:abstractNum>
-  <w:abstractNum w:abstractNumId="2" w15:restartNumberingAfterBreak="0">
+  <w:abstractNum w:abstractNumId="3" w15:restartNumberingAfterBreak="0">
     <w:nsid w:val="0AA6315A"/>
     <w:multiLevelType w:val="multilevel"/>
     <w:tmpl w:val="0FDCAD48"/>
@@ -3273,7 +3315,7 @@
       </w:rPr>
     </w:lvl>
   </w:abstractNum>
-  <w:abstractNum w:abstractNumId="3" w15:restartNumberingAfterBreak="0">
+  <w:abstractNum w:abstractNumId="4" w15:restartNumberingAfterBreak="0">
     <w:nsid w:val="0ACD1E77"/>
     <w:multiLevelType w:val="multilevel"/>
     <w:tmpl w:val="08923124"/>
@@ -3422,7 +3464,7 @@
       </w:rPr>
     </w:lvl>
   </w:abstractNum>
-  <w:abstractNum w:abstractNumId="4" w15:restartNumberingAfterBreak="0">
+  <w:abstractNum w:abstractNumId="5" w15:restartNumberingAfterBreak="0">
     <w:nsid w:val="0B847388"/>
     <w:multiLevelType w:val="multilevel"/>
     <w:tmpl w:val="F04422F4"/>
@@ -3571,7 +3613,7 @@
       </w:rPr>
     </w:lvl>
   </w:abstractNum>
-  <w:abstractNum w:abstractNumId="5" w15:restartNumberingAfterBreak="0">
+  <w:abstractNum w:abstractNumId="6" w15:restartNumberingAfterBreak="0">
     <w:nsid w:val="0DC157A0"/>
     <w:multiLevelType w:val="multilevel"/>
     <w:tmpl w:val="D3CAA3FC"/>
@@ -3720,7 +3762,96 @@
       </w:rPr>
     </w:lvl>
   </w:abstractNum>
-  <w:abstractNum w:abstractNumId="6" w15:restartNumberingAfterBreak="0">
+  <w:abstractNum w:abstractNumId="7" w15:restartNumberingAfterBreak="0">
+    <w:nsid w:val="0EBC7665"/>
+    <w:multiLevelType w:val="hybridMultilevel"/>
+    <w:tmpl w:val="41086004"/>
+    <w:lvl w:ilvl="0" w:tplc="4009000F">
+      <w:start w:val="1"/>
+      <w:numFmt w:val="decimal"/>
+      <w:lvlText w:val="%1."/>
+      <w:lvlJc w:val="left"/>
+      <w:pPr>
+        <w:ind w:left="720" w:hanging="360"/>
+      </w:pPr>
+    </w:lvl>
+    <w:lvl w:ilvl="1" w:tplc="0E3A4D0A">
+      <w:start w:val="1"/>
+      <w:numFmt w:val="decimal"/>
+      <w:lvlText w:val="%2."/>
+      <w:lvlJc w:val="left"/>
+      <w:pPr>
+        <w:ind w:left="1440" w:hanging="360"/>
+      </w:pPr>
+      <w:rPr>
+        <w:rFonts w:ascii="Poppins" w:eastAsia="Times New Roman" w:hAnsi="Poppins" w:cs="Poppins"/>
+      </w:rPr>
+    </w:lvl>
+    <w:lvl w:ilvl="2" w:tplc="4009001B">
+      <w:start w:val="1"/>
+      <w:numFmt w:val="lowerRoman"/>
+      <w:lvlText w:val="%3."/>
+      <w:lvlJc w:val="right"/>
+      <w:pPr>
+        <w:ind w:left="2160" w:hanging="180"/>
+      </w:pPr>
+    </w:lvl>
+    <w:lvl w:ilvl="3" w:tplc="4009000F" w:tentative="1">
+      <w:start w:val="1"/>
+      <w:numFmt w:val="decimal"/>
+      <w:lvlText w:val="%4."/>
+      <w:lvlJc w:val="left"/>
+      <w:pPr>
+        <w:ind w:left="2880" w:hanging="360"/>
+      </w:pPr>
+    </w:lvl>
+    <w:lvl w:ilvl="4" w:tplc="40090019" w:tentative="1">
+      <w:start w:val="1"/>
+      <w:numFmt w:val="lowerLetter"/>
+      <w:lvlText w:val="%5."/>
+      <w:lvlJc w:val="left"/>
+      <w:pPr>
+        <w:ind w:left="3600" w:hanging="360"/>
+      </w:pPr>
+    </w:lvl>
+    <w:lvl w:ilvl="5" w:tplc="4009001B" w:tentative="1">
+      <w:start w:val="1"/>
+      <w:numFmt w:val="lowerRoman"/>
+      <w:lvlText w:val="%6."/>
+      <w:lvlJc w:val="right"/>
+      <w:pPr>
+        <w:ind w:left="4320" w:hanging="180"/>
+      </w:pPr>
+    </w:lvl>
+    <w:lvl w:ilvl="6" w:tplc="4009000F" w:tentative="1">
+      <w:start w:val="1"/>
+      <w:numFmt w:val="decimal"/>
+      <w:lvlText w:val="%7."/>
+      <w:lvlJc w:val="left"/>
+      <w:pPr>
+        <w:ind w:left="5040" w:hanging="360"/>
+      </w:pPr>
+    </w:lvl>
+    <w:lvl w:ilvl="7" w:tplc="40090019" w:tentative="1">
+      <w:start w:val="1"/>
+      <w:numFmt w:val="lowerLetter"/>
+      <w:lvlText w:val="%8."/>
+      <w:lvlJc w:val="left"/>
+      <w:pPr>
+        <w:ind w:left="5760" w:hanging="360"/>
+      </w:pPr>
+    </w:lvl>
+    <w:lvl w:ilvl="8" w:tplc="4009001B" w:tentative="1">
+      <w:start w:val="1"/>
+      <w:numFmt w:val="lowerRoman"/>
+      <w:lvlText w:val="%9."/>
+      <w:lvlJc w:val="right"/>
+      <w:pPr>
+        <w:ind w:left="6480" w:hanging="180"/>
+      </w:pPr>
+    </w:lvl>
+  </w:abstractNum>
+  <w:abstractNum w:abstractNumId="8" w15:restartNumberingAfterBreak="0">
     <w:nsid w:val="0EE7746D"/>
     <w:multiLevelType w:val="multilevel"/>
     <w:tmpl w:val="7D746CB0"/>
@@ -3869,7 +4000,7 @@
       </w:rPr>
     </w:lvl>
   </w:abstractNum>
-  <w:abstractNum w:abstractNumId="7" w15:restartNumberingAfterBreak="0">
+  <w:abstractNum w:abstractNumId="9" w15:restartNumberingAfterBreak="0">
     <w:nsid w:val="1267231D"/>
     <w:multiLevelType w:val="multilevel"/>
     <w:tmpl w:val="98269108"/>
@@ -4018,7 +4149,7 @@
       </w:rPr>
     </w:lvl>
   </w:abstractNum>
-  <w:abstractNum w:abstractNumId="8" w15:restartNumberingAfterBreak="0">
+  <w:abstractNum w:abstractNumId="10" w15:restartNumberingAfterBreak="0">
     <w:nsid w:val="14953E74"/>
     <w:multiLevelType w:val="multilevel"/>
     <w:tmpl w:val="4D08791A"/>
@@ -4167,7 +4298,7 @@
       </w:rPr>
     </w:lvl>
   </w:abstractNum>
-  <w:abstractNum w:abstractNumId="9" w15:restartNumberingAfterBreak="0">
+  <w:abstractNum w:abstractNumId="11" w15:restartNumberingAfterBreak="0">
     <w:nsid w:val="15C60BD2"/>
     <w:multiLevelType w:val="hybridMultilevel"/>
     <w:tmpl w:val="6F2C7206"/>
@@ -4280,7 +4411,93 @@
       </w:rPr>
     </w:lvl>
   </w:abstractNum>
-  <w:abstractNum w:abstractNumId="10" w15:restartNumberingAfterBreak="0">
+  <w:abstractNum w:abstractNumId="12" w15:restartNumberingAfterBreak="0">
+    <w:nsid w:val="18830AF1"/>
+    <w:multiLevelType w:val="hybridMultilevel"/>
+    <w:tmpl w:val="CDA830F0"/>
+    <w:lvl w:ilvl="0" w:tplc="4009000F">
+      <w:start w:val="1"/>
+      <w:numFmt w:val="decimal"/>
+      <w:lvlText w:val="%1."/>
+      <w:lvlJc w:val="left"/>
+      <w:pPr>
+        <w:ind w:left="720" w:hanging="360"/>
+      </w:pPr>
+    </w:lvl>
+    <w:lvl w:ilvl="1" w:tplc="40090019">
+      <w:start w:val="1"/>
+      <w:numFmt w:val="lowerLetter"/>
+      <w:lvlText w:val="%2."/>
+      <w:lvlJc w:val="left"/>
+      <w:pPr>
+        <w:ind w:left="1440" w:hanging="360"/>
+      </w:pPr>
+    </w:lvl>
+    <w:lvl w:ilvl="2" w:tplc="4009001B" w:tentative="1">
+      <w:start w:val="1"/>
+      <w:numFmt w:val="lowerRoman"/>
+      <w:lvlText w:val="%3."/>
+      <w:lvlJc w:val="right"/>
+      <w:pPr>
+        <w:ind w:left="2160" w:hanging="180"/>
+      </w:pPr>
+    </w:lvl>
+    <w:lvl w:ilvl="3" w:tplc="4009000F" w:tentative="1">
+      <w:start w:val="1"/>
+      <w:numFmt w:val="decimal"/>
+      <w:lvlText w:val="%4."/>
+      <w:lvlJc w:val="left"/>
+      <w:pPr>
+        <w:ind w:left="2880" w:hanging="360"/>
+      </w:pPr>
+    </w:lvl>
+    <w:lvl w:ilvl="4" w:tplc="40090019" w:tentative="1">
+      <w:start w:val="1"/>
+      <w:numFmt w:val="lowerLetter"/>
+      <w:lvlText w:val="%5."/>
+      <w:lvlJc w:val="left"/>
+      <w:pPr>
+        <w:ind w:left="3600" w:hanging="360"/>
+      </w:pPr>
+    </w:lvl>
+    <w:lvl w:ilvl="5" w:tplc="4009001B" w:tentative="1">
+      <w:start w:val="1"/>
+      <w:numFmt w:val="lowerRoman"/>
+      <w:lvlText w:val="%6."/>
+      <w:lvlJc w:val="right"/>
+      <w:pPr>
+        <w:ind w:left="4320" w:hanging="180"/>
+      </w:pPr>
+    </w:lvl>
+    <w:lvl w:ilvl="6" w:tplc="4009000F" w:tentative="1">
+      <w:start w:val="1"/>
+      <w:numFmt w:val="decimal"/>
+      <w:lvlText w:val="%7."/>
+      <w:lvlJc w:val="left"/>
+      <w:pPr>
+        <w:ind w:left="5040" w:hanging="360"/>
+      </w:pPr>
+    </w:lvl>
+    <w:lvl w:ilvl="7" w:tplc="40090019" w:tentative="1">
+      <w:start w:val="1"/>
+      <w:numFmt w:val="lowerLetter"/>
+      <w:lvlText w:val="%8."/>
+      <w:lvlJc w:val="left"/>
+      <w:pPr>
+        <w:ind w:left="5760" w:hanging="360"/>
+      </w:pPr>
+    </w:lvl>
+    <w:lvl w:ilvl="8" w:tplc="4009001B" w:tentative="1">
+      <w:start w:val="1"/>
+      <w:numFmt w:val="lowerRoman"/>
+      <w:lvlText w:val="%9."/>
+      <w:lvlJc w:val="right"/>
+      <w:pPr>
+        <w:ind w:left="6480" w:hanging="180"/>
+      </w:pPr>
+    </w:lvl>
+  </w:abstractNum>
+  <w:abstractNum w:abstractNumId="13" w15:restartNumberingAfterBreak="0">
     <w:nsid w:val="1B95585B"/>
     <w:multiLevelType w:val="multilevel"/>
     <w:tmpl w:val="C57E05B2"/>
@@ -4429,7 +4646,7 @@
       </w:rPr>
     </w:lvl>
   </w:abstractNum>
-  <w:abstractNum w:abstractNumId="11" w15:restartNumberingAfterBreak="0">
+  <w:abstractNum w:abstractNumId="14" w15:restartNumberingAfterBreak="0">
     <w:nsid w:val="1D2679C0"/>
     <w:multiLevelType w:val="multilevel"/>
     <w:tmpl w:val="36E0A386"/>
@@ -4578,7 +4795,7 @@
       </w:rPr>
     </w:lvl>
   </w:abstractNum>
-  <w:abstractNum w:abstractNumId="12" w15:restartNumberingAfterBreak="0">
+  <w:abstractNum w:abstractNumId="15" w15:restartNumberingAfterBreak="0">
     <w:nsid w:val="1DB907A9"/>
     <w:multiLevelType w:val="multilevel"/>
     <w:tmpl w:val="0C8EEB6E"/>
@@ -4727,7 +4944,7 @@
       </w:rPr>
     </w:lvl>
   </w:abstractNum>
-  <w:abstractNum w:abstractNumId="13" w15:restartNumberingAfterBreak="0">
+  <w:abstractNum w:abstractNumId="16" w15:restartNumberingAfterBreak="0">
     <w:nsid w:val="1DCA76DD"/>
     <w:multiLevelType w:val="multilevel"/>
     <w:tmpl w:val="9F52AAFA"/>
@@ -4876,7 +5093,7 @@
       </w:rPr>
     </w:lvl>
   </w:abstractNum>
-  <w:abstractNum w:abstractNumId="14" w15:restartNumberingAfterBreak="0">
+  <w:abstractNum w:abstractNumId="17" w15:restartNumberingAfterBreak="0">
     <w:nsid w:val="1ECF2AFF"/>
     <w:multiLevelType w:val="hybridMultilevel"/>
     <w:tmpl w:val="7AEACC8E"/>
@@ -4989,7 +5206,7 @@
       </w:rPr>
     </w:lvl>
   </w:abstractNum>
-  <w:abstractNum w:abstractNumId="15" w15:restartNumberingAfterBreak="0">
+  <w:abstractNum w:abstractNumId="18" w15:restartNumberingAfterBreak="0">
     <w:nsid w:val="23D85DBB"/>
     <w:multiLevelType w:val="hybridMultilevel"/>
     <w:tmpl w:val="54163AB8"/>
@@ -5102,7 +5319,7 @@
       </w:rPr>
     </w:lvl>
   </w:abstractNum>
-  <w:abstractNum w:abstractNumId="16" w15:restartNumberingAfterBreak="0">
+  <w:abstractNum w:abstractNumId="19" w15:restartNumberingAfterBreak="0">
     <w:nsid w:val="25C3767B"/>
     <w:multiLevelType w:val="hybridMultilevel"/>
     <w:tmpl w:val="340E606A"/>
@@ -5215,7 +5432,7 @@
       </w:rPr>
     </w:lvl>
   </w:abstractNum>
-  <w:abstractNum w:abstractNumId="17" w15:restartNumberingAfterBreak="0">
+  <w:abstractNum w:abstractNumId="20" w15:restartNumberingAfterBreak="0">
     <w:nsid w:val="2659624F"/>
     <w:multiLevelType w:val="multilevel"/>
     <w:tmpl w:val="8C227666"/>
@@ -5364,7 +5581,7 @@
       </w:rPr>
     </w:lvl>
   </w:abstractNum>
-  <w:abstractNum w:abstractNumId="18" w15:restartNumberingAfterBreak="0">
+  <w:abstractNum w:abstractNumId="21" w15:restartNumberingAfterBreak="0">
     <w:nsid w:val="288F2FED"/>
     <w:multiLevelType w:val="multilevel"/>
     <w:tmpl w:val="BD98F4E2"/>
@@ -5513,7 +5730,7 @@
       </w:rPr>
     </w:lvl>
   </w:abstractNum>
-  <w:abstractNum w:abstractNumId="19" w15:restartNumberingAfterBreak="0">
+  <w:abstractNum w:abstractNumId="22" w15:restartNumberingAfterBreak="0">
     <w:nsid w:val="2B232445"/>
     <w:multiLevelType w:val="hybridMultilevel"/>
     <w:tmpl w:val="485C5F2C"/>
@@ -5626,7 +5843,7 @@
       </w:rPr>
     </w:lvl>
   </w:abstractNum>
-  <w:abstractNum w:abstractNumId="20" w15:restartNumberingAfterBreak="0">
+  <w:abstractNum w:abstractNumId="23" w15:restartNumberingAfterBreak="0">
     <w:nsid w:val="2C881719"/>
     <w:multiLevelType w:val="multilevel"/>
     <w:tmpl w:val="B956CB24"/>
@@ -5775,7 +5992,7 @@
       </w:rPr>
     </w:lvl>
   </w:abstractNum>
-  <w:abstractNum w:abstractNumId="21" w15:restartNumberingAfterBreak="0">
+  <w:abstractNum w:abstractNumId="24" w15:restartNumberingAfterBreak="0">
     <w:nsid w:val="2F714418"/>
     <w:multiLevelType w:val="multilevel"/>
     <w:tmpl w:val="4210DB0E"/>
@@ -5924,7 +6141,7 @@
       </w:rPr>
     </w:lvl>
   </w:abstractNum>
-  <w:abstractNum w:abstractNumId="22" w15:restartNumberingAfterBreak="0">
+  <w:abstractNum w:abstractNumId="25" w15:restartNumberingAfterBreak="0">
     <w:nsid w:val="31013F49"/>
     <w:multiLevelType w:val="multilevel"/>
     <w:tmpl w:val="0F02177A"/>
@@ -6073,7 +6290,7 @@
       </w:rPr>
     </w:lvl>
   </w:abstractNum>
-  <w:abstractNum w:abstractNumId="23" w15:restartNumberingAfterBreak="0">
+  <w:abstractNum w:abstractNumId="26" w15:restartNumberingAfterBreak="0">
     <w:nsid w:val="340C6053"/>
     <w:multiLevelType w:val="multilevel"/>
     <w:tmpl w:val="193EC5FA"/>
@@ -6222,7 +6439,7 @@
       </w:rPr>
     </w:lvl>
   </w:abstractNum>
-  <w:abstractNum w:abstractNumId="24" w15:restartNumberingAfterBreak="0">
+  <w:abstractNum w:abstractNumId="27" w15:restartNumberingAfterBreak="0">
     <w:nsid w:val="348052CA"/>
     <w:multiLevelType w:val="multilevel"/>
     <w:tmpl w:val="8B2CA1B0"/>
@@ -6371,7 +6588,120 @@
       </w:rPr>
     </w:lvl>
   </w:abstractNum>
-  <w:abstractNum w:abstractNumId="25" w15:restartNumberingAfterBreak="0">
+  <w:abstractNum w:abstractNumId="28" w15:restartNumberingAfterBreak="0">
+    <w:nsid w:val="348B670B"/>
+    <w:multiLevelType w:val="hybridMultilevel"/>
+    <w:tmpl w:val="B824CA36"/>
+    <w:lvl w:ilvl="0" w:tplc="40090001">
+      <w:start w:val="1"/>
+      <w:numFmt w:val="bullet"/>
+      <w:lvlText w:val=""/>
+      <w:lvlJc w:val="left"/>
+      <w:pPr>
+        <w:ind w:left="720" w:hanging="360"/>
+      </w:pPr>
+      <w:rPr>
+        <w:rFonts w:ascii="Symbol" w:hAnsi="Symbol" w:hint="default"/>
+      </w:rPr>
+    </w:lvl>
+    <w:lvl w:ilvl="1" w:tplc="40090003" w:tentative="1">
+      <w:start w:val="1"/>
+      <w:numFmt w:val="bullet"/>
+      <w:lvlText w:val="o"/>
+      <w:lvlJc w:val="left"/>
+      <w:pPr>
+        <w:ind w:left="1440" w:hanging="360"/>
+      </w:pPr>
+      <w:rPr>
+        <w:rFonts w:ascii="Courier New" w:hAnsi="Courier New" w:cs="Courier New" w:hint="default"/>
+      </w:rPr>
+    </w:lvl>
+    <w:lvl w:ilvl="2" w:tplc="40090005" w:tentative="1">
+      <w:start w:val="1"/>
+      <w:numFmt w:val="bullet"/>
+      <w:lvlText w:val=""/>
+      <w:lvlJc w:val="left"/>
+      <w:pPr>
+        <w:ind w:left="2160" w:hanging="360"/>
+      </w:pPr>
+      <w:rPr>
+        <w:rFonts w:ascii="Wingdings" w:hAnsi="Wingdings" w:hint="default"/>
+      </w:rPr>
+    </w:lvl>
+    <w:lvl w:ilvl="3" w:tplc="40090001" w:tentative="1">
+      <w:start w:val="1"/>
+      <w:numFmt w:val="bullet"/>
+      <w:lvlText w:val=""/>
+      <w:lvlJc w:val="left"/>
+      <w:pPr>
+        <w:ind w:left="2880" w:hanging="360"/>
+      </w:pPr>
+      <w:rPr>
+        <w:rFonts w:ascii="Symbol" w:hAnsi="Symbol" w:hint="default"/>
+      </w:rPr>
+    </w:lvl>
+    <w:lvl w:ilvl="4" w:tplc="40090003" w:tentative="1">
+      <w:start w:val="1"/>
+      <w:numFmt w:val="bullet"/>
+      <w:lvlText w:val="o"/>
+      <w:lvlJc w:val="left"/>
+      <w:pPr>
+        <w:ind w:left="3600" w:hanging="360"/>
+      </w:pPr>
+      <w:rPr>
+        <w:rFonts w:ascii="Courier New" w:hAnsi="Courier New" w:cs="Courier New" w:hint="default"/>
+      </w:rPr>
+    </w:lvl>
+    <w:lvl w:ilvl="5" w:tplc="40090005" w:tentative="1">
+      <w:start w:val="1"/>
+      <w:numFmt w:val="bullet"/>
+      <w:lvlText w:val=""/>
+      <w:lvlJc w:val="left"/>
+      <w:pPr>
+        <w:ind w:left="4320" w:hanging="360"/>
+      </w:pPr>
+      <w:rPr>
+        <w:rFonts w:ascii="Wingdings" w:hAnsi="Wingdings" w:hint="default"/>
+      </w:rPr>
+    </w:lvl>
+    <w:lvl w:ilvl="6" w:tplc="40090001" w:tentative="1">
+      <w:start w:val="1"/>
+      <w:numFmt w:val="bullet"/>
+      <w:lvlText w:val=""/>
+      <w:lvlJc w:val="left"/>
+      <w:pPr>
+        <w:ind w:left="5040" w:hanging="360"/>
+      </w:pPr>
+      <w:rPr>
+        <w:rFonts w:ascii="Symbol" w:hAnsi="Symbol" w:hint="default"/>
+      </w:rPr>
+    </w:lvl>
+    <w:lvl w:ilvl="7" w:tplc="40090003" w:tentative="1">
+      <w:start w:val="1"/>
+      <w:numFmt w:val="bullet"/>
+      <w:lvlText w:val="o"/>
+      <w:lvlJc w:val="left"/>
+      <w:pPr>
+        <w:ind w:left="5760" w:hanging="360"/>
+      </w:pPr>
+      <w:rPr>
+        <w:rFonts w:ascii="Courier New" w:hAnsi="Courier New" w:cs="Courier New" w:hint="default"/>
+      </w:rPr>
+    </w:lvl>
+    <w:lvl w:ilvl="8" w:tplc="40090005" w:tentative="1">
+      <w:start w:val="1"/>
+      <w:numFmt w:val="bullet"/>
+      <w:lvlText w:val=""/>
+      <w:lvlJc w:val="left"/>
+      <w:pPr>
+        <w:ind w:left="6480" w:hanging="360"/>
+      </w:pPr>
+      <w:rPr>
+        <w:rFonts w:ascii="Wingdings" w:hAnsi="Wingdings" w:hint="default"/>
+      </w:rPr>
+    </w:lvl>
+  </w:abstractNum>
+  <w:abstractNum w:abstractNumId="29" w15:restartNumberingAfterBreak="0">
     <w:nsid w:val="34BC4C06"/>
     <w:multiLevelType w:val="multilevel"/>
     <w:tmpl w:val="97261F1C"/>
@@ -6520,7 +6850,7 @@
       </w:rPr>
     </w:lvl>
   </w:abstractNum>
-  <w:abstractNum w:abstractNumId="26" w15:restartNumberingAfterBreak="0">
+  <w:abstractNum w:abstractNumId="30" w15:restartNumberingAfterBreak="0">
     <w:nsid w:val="354C5D0F"/>
     <w:multiLevelType w:val="hybridMultilevel"/>
     <w:tmpl w:val="A4F023C8"/>
@@ -6633,7 +6963,7 @@
       </w:rPr>
     </w:lvl>
   </w:abstractNum>
-  <w:abstractNum w:abstractNumId="27" w15:restartNumberingAfterBreak="0">
+  <w:abstractNum w:abstractNumId="31" w15:restartNumberingAfterBreak="0">
     <w:nsid w:val="38A25DAA"/>
     <w:multiLevelType w:val="multilevel"/>
     <w:tmpl w:val="38BAC8AC"/>
@@ -6782,7 +7112,7 @@
       </w:rPr>
     </w:lvl>
   </w:abstractNum>
-  <w:abstractNum w:abstractNumId="28" w15:restartNumberingAfterBreak="0">
+  <w:abstractNum w:abstractNumId="32" w15:restartNumberingAfterBreak="0">
     <w:nsid w:val="3F5B4CDB"/>
     <w:multiLevelType w:val="multilevel"/>
     <w:tmpl w:val="81B478BA"/>
@@ -6931,7 +7261,7 @@
       </w:rPr>
     </w:lvl>
   </w:abstractNum>
-  <w:abstractNum w:abstractNumId="29" w15:restartNumberingAfterBreak="0">
+  <w:abstractNum w:abstractNumId="33" w15:restartNumberingAfterBreak="0">
     <w:nsid w:val="41D36E2A"/>
     <w:multiLevelType w:val="multilevel"/>
     <w:tmpl w:val="1E3A19D4"/>
@@ -7080,7 +7410,7 @@
       </w:rPr>
     </w:lvl>
   </w:abstractNum>
-  <w:abstractNum w:abstractNumId="30" w15:restartNumberingAfterBreak="0">
+  <w:abstractNum w:abstractNumId="34" w15:restartNumberingAfterBreak="0">
     <w:nsid w:val="439020E5"/>
     <w:multiLevelType w:val="multilevel"/>
     <w:tmpl w:val="64B8780E"/>
@@ -7229,7 +7559,7 @@
       </w:rPr>
     </w:lvl>
   </w:abstractNum>
-  <w:abstractNum w:abstractNumId="31" w15:restartNumberingAfterBreak="0">
+  <w:abstractNum w:abstractNumId="35" w15:restartNumberingAfterBreak="0">
     <w:nsid w:val="439E4CE4"/>
     <w:multiLevelType w:val="hybridMultilevel"/>
     <w:tmpl w:val="F75E9CB6"/>
@@ -7342,7 +7672,7 @@
       </w:rPr>
     </w:lvl>
   </w:abstractNum>
-  <w:abstractNum w:abstractNumId="32" w15:restartNumberingAfterBreak="0">
+  <w:abstractNum w:abstractNumId="36" w15:restartNumberingAfterBreak="0">
     <w:nsid w:val="441E6C53"/>
     <w:multiLevelType w:val="multilevel"/>
     <w:tmpl w:val="F28A394E"/>
@@ -7491,7 +7821,93 @@
       </w:rPr>
     </w:lvl>
   </w:abstractNum>
-  <w:abstractNum w:abstractNumId="33" w15:restartNumberingAfterBreak="0">
+  <w:abstractNum w:abstractNumId="37" w15:restartNumberingAfterBreak="0">
+    <w:nsid w:val="44757940"/>
+    <w:multiLevelType w:val="hybridMultilevel"/>
+    <w:tmpl w:val="E256A4CA"/>
+    <w:lvl w:ilvl="0" w:tplc="4009000F">
+      <w:start w:val="1"/>
+      <w:numFmt w:val="decimal"/>
+      <w:lvlText w:val="%1."/>
+      <w:lvlJc w:val="left"/>
+      <w:pPr>
+        <w:ind w:left="720" w:hanging="360"/>
+      </w:pPr>
+    </w:lvl>
+    <w:lvl w:ilvl="1" w:tplc="40090019">
+      <w:start w:val="1"/>
+      <w:numFmt w:val="lowerLetter"/>
+      <w:lvlText w:val="%2."/>
+      <w:lvlJc w:val="left"/>
+      <w:pPr>
+        <w:ind w:left="1440" w:hanging="360"/>
+      </w:pPr>
+    </w:lvl>
+    <w:lvl w:ilvl="2" w:tplc="4009001B">
+      <w:start w:val="1"/>
+      <w:numFmt w:val="lowerRoman"/>
+      <w:lvlText w:val="%3."/>
+      <w:lvlJc w:val="right"/>
+      <w:pPr>
+        <w:ind w:left="2160" w:hanging="180"/>
+      </w:pPr>
+    </w:lvl>
+    <w:lvl w:ilvl="3" w:tplc="4009000F" w:tentative="1">
+      <w:start w:val="1"/>
+      <w:numFmt w:val="decimal"/>
+      <w:lvlText w:val="%4."/>
+      <w:lvlJc w:val="left"/>
+      <w:pPr>
+        <w:ind w:left="2880" w:hanging="360"/>
+      </w:pPr>
+    </w:lvl>
+    <w:lvl w:ilvl="4" w:tplc="40090019" w:tentative="1">
+      <w:start w:val="1"/>
+      <w:numFmt w:val="lowerLetter"/>
+      <w:lvlText w:val="%5."/>
+      <w:lvlJc w:val="left"/>
+      <w:pPr>
+        <w:ind w:left="3600" w:hanging="360"/>
+      </w:pPr>
+    </w:lvl>
+    <w:lvl w:ilvl="5" w:tplc="4009001B" w:tentative="1">
+      <w:start w:val="1"/>
+      <w:numFmt w:val="lowerRoman"/>
+      <w:lvlText w:val="%6."/>
+      <w:lvlJc w:val="right"/>
+      <w:pPr>
+        <w:ind w:left="4320" w:hanging="180"/>
+      </w:pPr>
+    </w:lvl>
+    <w:lvl w:ilvl="6" w:tplc="4009000F" w:tentative="1">
+      <w:start w:val="1"/>
+      <w:numFmt w:val="decimal"/>
+      <w:lvlText w:val="%7."/>
+      <w:lvlJc w:val="left"/>
+      <w:pPr>
+        <w:ind w:left="5040" w:hanging="360"/>
+      </w:pPr>
+    </w:lvl>
+    <w:lvl w:ilvl="7" w:tplc="40090019" w:tentative="1">
+      <w:start w:val="1"/>
+      <w:numFmt w:val="lowerLetter"/>
+      <w:lvlText w:val="%8."/>
+      <w:lvlJc w:val="left"/>
+      <w:pPr>
+        <w:ind w:left="5760" w:hanging="360"/>
+      </w:pPr>
+    </w:lvl>
+    <w:lvl w:ilvl="8" w:tplc="4009001B" w:tentative="1">
+      <w:start w:val="1"/>
+      <w:numFmt w:val="lowerRoman"/>
+      <w:lvlText w:val="%9."/>
+      <w:lvlJc w:val="right"/>
+      <w:pPr>
+        <w:ind w:left="6480" w:hanging="180"/>
+      </w:pPr>
+    </w:lvl>
+  </w:abstractNum>
+  <w:abstractNum w:abstractNumId="38" w15:restartNumberingAfterBreak="0">
     <w:nsid w:val="45686DA9"/>
     <w:multiLevelType w:val="multilevel"/>
     <w:tmpl w:val="8DB625CC"/>
@@ -7640,7 +8056,7 @@
       </w:rPr>
     </w:lvl>
   </w:abstractNum>
-  <w:abstractNum w:abstractNumId="34" w15:restartNumberingAfterBreak="0">
+  <w:abstractNum w:abstractNumId="39" w15:restartNumberingAfterBreak="0">
     <w:nsid w:val="45952D4C"/>
     <w:multiLevelType w:val="multilevel"/>
     <w:tmpl w:val="FF0C0AFC"/>
@@ -7789,7 +8205,206 @@
       </w:rPr>
     </w:lvl>
   </w:abstractNum>
-  <w:abstractNum w:abstractNumId="35" w15:restartNumberingAfterBreak="0">
+  <w:abstractNum w:abstractNumId="40" w15:restartNumberingAfterBreak="0">
+    <w:nsid w:val="46EA3ED7"/>
+    <w:multiLevelType w:val="hybridMultilevel"/>
+    <w:tmpl w:val="0AC815DC"/>
+    <w:lvl w:ilvl="0" w:tplc="40090001">
+      <w:start w:val="1"/>
+      <w:numFmt w:val="bullet"/>
+      <w:lvlText w:val=""/>
+      <w:lvlJc w:val="left"/>
+      <w:pPr>
+        <w:ind w:left="720" w:hanging="360"/>
+      </w:pPr>
+      <w:rPr>
+        <w:rFonts w:ascii="Symbol" w:hAnsi="Symbol" w:hint="default"/>
+      </w:rPr>
+    </w:lvl>
+    <w:lvl w:ilvl="1" w:tplc="40090003" w:tentative="1">
+      <w:start w:val="1"/>
+      <w:numFmt w:val="bullet"/>
+      <w:lvlText w:val="o"/>
+      <w:lvlJc w:val="left"/>
+      <w:pPr>
+        <w:ind w:left="1440" w:hanging="360"/>
+      </w:pPr>
+      <w:rPr>
+        <w:rFonts w:ascii="Courier New" w:hAnsi="Courier New" w:cs="Courier New" w:hint="default"/>
+      </w:rPr>
+    </w:lvl>
+    <w:lvl w:ilvl="2" w:tplc="40090005" w:tentative="1">
+      <w:start w:val="1"/>
+      <w:numFmt w:val="bullet"/>
+      <w:lvlText w:val=""/>
+      <w:lvlJc w:val="left"/>
+      <w:pPr>
+        <w:ind w:left="2160" w:hanging="360"/>
+      </w:pPr>
+      <w:rPr>
+        <w:rFonts w:ascii="Wingdings" w:hAnsi="Wingdings" w:hint="default"/>
+      </w:rPr>
+    </w:lvl>
+    <w:lvl w:ilvl="3" w:tplc="40090001" w:tentative="1">
+      <w:start w:val="1"/>
+      <w:numFmt w:val="bullet"/>
+      <w:lvlText w:val=""/>
+      <w:lvlJc w:val="left"/>
+      <w:pPr>
+        <w:ind w:left="2880" w:hanging="360"/>
+      </w:pPr>
+      <w:rPr>
+        <w:rFonts w:ascii="Symbol" w:hAnsi="Symbol" w:hint="default"/>
+      </w:rPr>
+    </w:lvl>
+    <w:lvl w:ilvl="4" w:tplc="40090003" w:tentative="1">
+      <w:start w:val="1"/>
+      <w:numFmt w:val="bullet"/>
+      <w:lvlText w:val="o"/>
+      <w:lvlJc w:val="left"/>
+      <w:pPr>
+        <w:ind w:left="3600" w:hanging="360"/>
+      </w:pPr>
+      <w:rPr>
+        <w:rFonts w:ascii="Courier New" w:hAnsi="Courier New" w:cs="Courier New" w:hint="default"/>
+      </w:rPr>
+    </w:lvl>
+    <w:lvl w:ilvl="5" w:tplc="40090005" w:tentative="1">
+      <w:start w:val="1"/>
+      <w:numFmt w:val="bullet"/>
+      <w:lvlText w:val=""/>
+      <w:lvlJc w:val="left"/>
+      <w:pPr>
+        <w:ind w:left="4320" w:hanging="360"/>
+      </w:pPr>
+      <w:rPr>
+        <w:rFonts w:ascii="Wingdings" w:hAnsi="Wingdings" w:hint="default"/>
+      </w:rPr>
+    </w:lvl>
+    <w:lvl w:ilvl="6" w:tplc="40090001" w:tentative="1">
+      <w:start w:val="1"/>
+      <w:numFmt w:val="bullet"/>
+      <w:lvlText w:val=""/>
+      <w:lvlJc w:val="left"/>
+      <w:pPr>
+        <w:ind w:left="5040" w:hanging="360"/>
+      </w:pPr>
+      <w:rPr>
+        <w:rFonts w:ascii="Symbol" w:hAnsi="Symbol" w:hint="default"/>
+      </w:rPr>
+    </w:lvl>
+    <w:lvl w:ilvl="7" w:tplc="40090003" w:tentative="1">
+      <w:start w:val="1"/>
+      <w:numFmt w:val="bullet"/>
+      <w:lvlText w:val="o"/>
+      <w:lvlJc w:val="left"/>
+      <w:pPr>
+        <w:ind w:left="5760" w:hanging="360"/>
+      </w:pPr>
+      <w:rPr>
+        <w:rFonts w:ascii="Courier New" w:hAnsi="Courier New" w:cs="Courier New" w:hint="default"/>
+      </w:rPr>
+    </w:lvl>
+    <w:lvl w:ilvl="8" w:tplc="40090005" w:tentative="1">
+      <w:start w:val="1"/>
+      <w:numFmt w:val="bullet"/>
+      <w:lvlText w:val=""/>
+      <w:lvlJc w:val="left"/>
+      <w:pPr>
+        <w:ind w:left="6480" w:hanging="360"/>
+      </w:pPr>
+      <w:rPr>
+        <w:rFonts w:ascii="Wingdings" w:hAnsi="Wingdings" w:hint="default"/>
+      </w:rPr>
+    </w:lvl>
+  </w:abstractNum>
+  <w:abstractNum w:abstractNumId="41" w15:restartNumberingAfterBreak="0">
+    <w:nsid w:val="47E020AC"/>
+    <w:multiLevelType w:val="hybridMultilevel"/>
+    <w:tmpl w:val="28A0FA14"/>
+    <w:lvl w:ilvl="0" w:tplc="4009000F">
+      <w:start w:val="1"/>
+      <w:numFmt w:val="decimal"/>
+      <w:lvlText w:val="%1."/>
+      <w:lvlJc w:val="left"/>
+      <w:pPr>
+        <w:ind w:left="720" w:hanging="360"/>
+      </w:pPr>
+    </w:lvl>
+    <w:lvl w:ilvl="1" w:tplc="40090019">
+      <w:start w:val="1"/>
+      <w:numFmt w:val="lowerLetter"/>
+      <w:lvlText w:val="%2."/>
+      <w:lvlJc w:val="left"/>
+      <w:pPr>
+        <w:ind w:left="1440" w:hanging="360"/>
+      </w:pPr>
+    </w:lvl>
+    <w:lvl w:ilvl="2" w:tplc="4009001B">
+      <w:start w:val="1"/>
+      <w:numFmt w:val="lowerRoman"/>
+      <w:lvlText w:val="%3."/>
+      <w:lvlJc w:val="right"/>
+      <w:pPr>
+        <w:ind w:left="2160" w:hanging="180"/>
+      </w:pPr>
+    </w:lvl>
+    <w:lvl w:ilvl="3" w:tplc="4009000F" w:tentative="1">
+      <w:start w:val="1"/>
+      <w:numFmt w:val="decimal"/>
+      <w:lvlText w:val="%4."/>
+      <w:lvlJc w:val="left"/>
+      <w:pPr>
+        <w:ind w:left="2880" w:hanging="360"/>
+      </w:pPr>
+    </w:lvl>
+    <w:lvl w:ilvl="4" w:tplc="40090019" w:tentative="1">
+      <w:start w:val="1"/>
+      <w:numFmt w:val="lowerLetter"/>
+      <w:lvlText w:val="%5."/>
+      <w:lvlJc w:val="left"/>
+      <w:pPr>
+        <w:ind w:left="3600" w:hanging="360"/>
+      </w:pPr>
+    </w:lvl>
+    <w:lvl w:ilvl="5" w:tplc="4009001B" w:tentative="1">
+      <w:start w:val="1"/>
+      <w:numFmt w:val="lowerRoman"/>
+      <w:lvlText w:val="%6."/>
+      <w:lvlJc w:val="right"/>
+      <w:pPr>
+        <w:ind w:left="4320" w:hanging="180"/>
+      </w:pPr>
+    </w:lvl>
+    <w:lvl w:ilvl="6" w:tplc="4009000F" w:tentative="1">
+      <w:start w:val="1"/>
+      <w:numFmt w:val="decimal"/>
+      <w:lvlText w:val="%7."/>
+      <w:lvlJc w:val="left"/>
+      <w:pPr>
+        <w:ind w:left="5040" w:hanging="360"/>
+      </w:pPr>
+    </w:lvl>
+    <w:lvl w:ilvl="7" w:tplc="40090019" w:tentative="1">
+      <w:start w:val="1"/>
+      <w:numFmt w:val="lowerLetter"/>
+      <w:lvlText w:val="%8."/>
+      <w:lvlJc w:val="left"/>
+      <w:pPr>
+        <w:ind w:left="5760" w:hanging="360"/>
+      </w:pPr>
+    </w:lvl>
+    <w:lvl w:ilvl="8" w:tplc="4009001B" w:tentative="1">
+      <w:start w:val="1"/>
+      <w:numFmt w:val="lowerRoman"/>
+      <w:lvlText w:val="%9."/>
+      <w:lvlJc w:val="right"/>
+      <w:pPr>
+        <w:ind w:left="6480" w:hanging="180"/>
+      </w:pPr>
+    </w:lvl>
+  </w:abstractNum>
+  <w:abstractNum w:abstractNumId="42" w15:restartNumberingAfterBreak="0">
     <w:nsid w:val="4A1967C6"/>
     <w:multiLevelType w:val="multilevel"/>
     <w:tmpl w:val="B33CB850"/>
@@ -7938,7 +8553,7 @@
       </w:rPr>
     </w:lvl>
   </w:abstractNum>
-  <w:abstractNum w:abstractNumId="36" w15:restartNumberingAfterBreak="0">
+  <w:abstractNum w:abstractNumId="43" w15:restartNumberingAfterBreak="0">
     <w:nsid w:val="4A9B53EB"/>
     <w:multiLevelType w:val="multilevel"/>
     <w:tmpl w:val="630063CE"/>
@@ -8087,7 +8702,120 @@
       </w:rPr>
     </w:lvl>
   </w:abstractNum>
-  <w:abstractNum w:abstractNumId="37" w15:restartNumberingAfterBreak="0">
+  <w:abstractNum w:abstractNumId="44" w15:restartNumberingAfterBreak="0">
+    <w:nsid w:val="4A9E5899"/>
+    <w:multiLevelType w:val="hybridMultilevel"/>
+    <w:tmpl w:val="57BEA11A"/>
+    <w:lvl w:ilvl="0" w:tplc="40090001">
+      <w:start w:val="1"/>
+      <w:numFmt w:val="bullet"/>
+      <w:lvlText w:val=""/>
+      <w:lvlJc w:val="left"/>
+      <w:pPr>
+        <w:ind w:left="1440" w:hanging="360"/>
+      </w:pPr>
+      <w:rPr>
+        <w:rFonts w:ascii="Symbol" w:hAnsi="Symbol" w:hint="default"/>
+      </w:rPr>
+    </w:lvl>
+    <w:lvl w:ilvl="1" w:tplc="40090003" w:tentative="1">
+      <w:start w:val="1"/>
+      <w:numFmt w:val="bullet"/>
+      <w:lvlText w:val="o"/>
+      <w:lvlJc w:val="left"/>
+      <w:pPr>
+        <w:ind w:left="2160" w:hanging="360"/>
+      </w:pPr>
+      <w:rPr>
+        <w:rFonts w:ascii="Courier New" w:hAnsi="Courier New" w:cs="Courier New" w:hint="default"/>
+      </w:rPr>
+    </w:lvl>
+    <w:lvl w:ilvl="2" w:tplc="40090005" w:tentative="1">
+      <w:start w:val="1"/>
+      <w:numFmt w:val="bullet"/>
+      <w:lvlText w:val=""/>
+      <w:lvlJc w:val="left"/>
+      <w:pPr>
+        <w:ind w:left="2880" w:hanging="360"/>
+      </w:pPr>
+      <w:rPr>
+        <w:rFonts w:ascii="Wingdings" w:hAnsi="Wingdings" w:hint="default"/>
+      </w:rPr>
+    </w:lvl>
+    <w:lvl w:ilvl="3" w:tplc="40090001" w:tentative="1">
+      <w:start w:val="1"/>
+      <w:numFmt w:val="bullet"/>
+      <w:lvlText w:val=""/>
+      <w:lvlJc w:val="left"/>
+      <w:pPr>
+        <w:ind w:left="3600" w:hanging="360"/>
+      </w:pPr>
+      <w:rPr>
+        <w:rFonts w:ascii="Symbol" w:hAnsi="Symbol" w:hint="default"/>
+      </w:rPr>
+    </w:lvl>
+    <w:lvl w:ilvl="4" w:tplc="40090003" w:tentative="1">
+      <w:start w:val="1"/>
+      <w:numFmt w:val="bullet"/>
+      <w:lvlText w:val="o"/>
+      <w:lvlJc w:val="left"/>
+      <w:pPr>
+        <w:ind w:left="4320" w:hanging="360"/>
+      </w:pPr>
+      <w:rPr>
+        <w:rFonts w:ascii="Courier New" w:hAnsi="Courier New" w:cs="Courier New" w:hint="default"/>
+      </w:rPr>
+    </w:lvl>
+    <w:lvl w:ilvl="5" w:tplc="40090005" w:tentative="1">
+      <w:start w:val="1"/>
+      <w:numFmt w:val="bullet"/>
+      <w:lvlText w:val=""/>
+      <w:lvlJc w:val="left"/>
+      <w:pPr>
+        <w:ind w:left="5040" w:hanging="360"/>
+      </w:pPr>
+      <w:rPr>
+        <w:rFonts w:ascii="Wingdings" w:hAnsi="Wingdings" w:hint="default"/>
+      </w:rPr>
+    </w:lvl>
+    <w:lvl w:ilvl="6" w:tplc="40090001" w:tentative="1">
+      <w:start w:val="1"/>
+      <w:numFmt w:val="bullet"/>
+      <w:lvlText w:val=""/>
+      <w:lvlJc w:val="left"/>
+      <w:pPr>
+        <w:ind w:left="5760" w:hanging="360"/>
+      </w:pPr>
+      <w:rPr>
+        <w:rFonts w:ascii="Symbol" w:hAnsi="Symbol" w:hint="default"/>
+      </w:rPr>
+    </w:lvl>
+    <w:lvl w:ilvl="7" w:tplc="40090003" w:tentative="1">
+      <w:start w:val="1"/>
+      <w:numFmt w:val="bullet"/>
+      <w:lvlText w:val="o"/>
+      <w:lvlJc w:val="left"/>
+      <w:pPr>
+        <w:ind w:left="6480" w:hanging="360"/>
+      </w:pPr>
+      <w:rPr>
+        <w:rFonts w:ascii="Courier New" w:hAnsi="Courier New" w:cs="Courier New" w:hint="default"/>
+      </w:rPr>
+    </w:lvl>
+    <w:lvl w:ilvl="8" w:tplc="40090005" w:tentative="1">
+      <w:start w:val="1"/>
+      <w:numFmt w:val="bullet"/>
+      <w:lvlText w:val=""/>
+      <w:lvlJc w:val="left"/>
+      <w:pPr>
+        <w:ind w:left="7200" w:hanging="360"/>
+      </w:pPr>
+      <w:rPr>
+        <w:rFonts w:ascii="Wingdings" w:hAnsi="Wingdings" w:hint="default"/>
+      </w:rPr>
+    </w:lvl>
+  </w:abstractNum>
+  <w:abstractNum w:abstractNumId="45" w15:restartNumberingAfterBreak="0">
     <w:nsid w:val="4B5D7775"/>
     <w:multiLevelType w:val="multilevel"/>
     <w:tmpl w:val="328E037A"/>
@@ -8236,7 +8964,7 @@
       </w:rPr>
     </w:lvl>
   </w:abstractNum>
-  <w:abstractNum w:abstractNumId="38" w15:restartNumberingAfterBreak="0">
+  <w:abstractNum w:abstractNumId="46" w15:restartNumberingAfterBreak="0">
     <w:nsid w:val="4D155469"/>
     <w:multiLevelType w:val="multilevel"/>
     <w:tmpl w:val="2A24054E"/>
@@ -8385,7 +9113,7 @@
       </w:rPr>
     </w:lvl>
   </w:abstractNum>
-  <w:abstractNum w:abstractNumId="39" w15:restartNumberingAfterBreak="0">
+  <w:abstractNum w:abstractNumId="47" w15:restartNumberingAfterBreak="0">
     <w:nsid w:val="4E8621C9"/>
     <w:multiLevelType w:val="multilevel"/>
     <w:tmpl w:val="C1382C18"/>
@@ -8534,7 +9262,7 @@
       </w:rPr>
     </w:lvl>
   </w:abstractNum>
-  <w:abstractNum w:abstractNumId="40" w15:restartNumberingAfterBreak="0">
+  <w:abstractNum w:abstractNumId="48" w15:restartNumberingAfterBreak="0">
     <w:nsid w:val="4FAA68EF"/>
     <w:multiLevelType w:val="multilevel"/>
     <w:tmpl w:val="E36E6D5C"/>
@@ -8683,7 +9411,7 @@
       </w:rPr>
     </w:lvl>
   </w:abstractNum>
-  <w:abstractNum w:abstractNumId="41" w15:restartNumberingAfterBreak="0">
+  <w:abstractNum w:abstractNumId="49" w15:restartNumberingAfterBreak="0">
     <w:nsid w:val="509B06C0"/>
     <w:multiLevelType w:val="multilevel"/>
     <w:tmpl w:val="4BF2E9E6"/>
@@ -8832,7 +9560,7 @@
       </w:rPr>
     </w:lvl>
   </w:abstractNum>
-  <w:abstractNum w:abstractNumId="42" w15:restartNumberingAfterBreak="0">
+  <w:abstractNum w:abstractNumId="50" w15:restartNumberingAfterBreak="0">
     <w:nsid w:val="53D1311F"/>
     <w:multiLevelType w:val="multilevel"/>
     <w:tmpl w:val="3DD8E756"/>
@@ -8981,7 +9709,7 @@
       </w:rPr>
     </w:lvl>
   </w:abstractNum>
-  <w:abstractNum w:abstractNumId="43" w15:restartNumberingAfterBreak="0">
+  <w:abstractNum w:abstractNumId="51" w15:restartNumberingAfterBreak="0">
     <w:nsid w:val="56E55535"/>
     <w:multiLevelType w:val="hybridMultilevel"/>
     <w:tmpl w:val="37120EA2"/>
@@ -9094,7 +9822,7 @@
       </w:rPr>
     </w:lvl>
   </w:abstractNum>
-  <w:abstractNum w:abstractNumId="44" w15:restartNumberingAfterBreak="0">
+  <w:abstractNum w:abstractNumId="52" w15:restartNumberingAfterBreak="0">
     <w:nsid w:val="59822B00"/>
     <w:multiLevelType w:val="hybridMultilevel"/>
     <w:tmpl w:val="A55E9AAE"/>
@@ -9207,7 +9935,120 @@
       </w:rPr>
     </w:lvl>
   </w:abstractNum>
-  <w:abstractNum w:abstractNumId="45" w15:restartNumberingAfterBreak="0">
+  <w:abstractNum w:abstractNumId="53" w15:restartNumberingAfterBreak="0">
+    <w:nsid w:val="59C5341B"/>
+    <w:multiLevelType w:val="hybridMultilevel"/>
+    <w:tmpl w:val="631825BA"/>
+    <w:lvl w:ilvl="0" w:tplc="40090001">
+      <w:start w:val="1"/>
+      <w:numFmt w:val="bullet"/>
+      <w:lvlText w:val=""/>
+      <w:lvlJc w:val="left"/>
+      <w:pPr>
+        <w:ind w:left="720" w:hanging="360"/>
+      </w:pPr>
+      <w:rPr>
+        <w:rFonts w:ascii="Symbol" w:hAnsi="Symbol" w:hint="default"/>
+      </w:rPr>
+    </w:lvl>
+    <w:lvl w:ilvl="1" w:tplc="40090003" w:tentative="1">
+      <w:start w:val="1"/>
+      <w:numFmt w:val="bullet"/>
+      <w:lvlText w:val="o"/>
+      <w:lvlJc w:val="left"/>
+      <w:pPr>
+        <w:ind w:left="1440" w:hanging="360"/>
+      </w:pPr>
+      <w:rPr>
+        <w:rFonts w:ascii="Courier New" w:hAnsi="Courier New" w:cs="Courier New" w:hint="default"/>
+      </w:rPr>
+    </w:lvl>
+    <w:lvl w:ilvl="2" w:tplc="40090005" w:tentative="1">
+      <w:start w:val="1"/>
+      <w:numFmt w:val="bullet"/>
+      <w:lvlText w:val=""/>
+      <w:lvlJc w:val="left"/>
+      <w:pPr>
+        <w:ind w:left="2160" w:hanging="360"/>
+      </w:pPr>
+      <w:rPr>
+        <w:rFonts w:ascii="Wingdings" w:hAnsi="Wingdings" w:hint="default"/>
+      </w:rPr>
+    </w:lvl>
+    <w:lvl w:ilvl="3" w:tplc="40090001" w:tentative="1">
+      <w:start w:val="1"/>
+      <w:numFmt w:val="bullet"/>
+      <w:lvlText w:val=""/>
+      <w:lvlJc w:val="left"/>
+      <w:pPr>
+        <w:ind w:left="2880" w:hanging="360"/>
+      </w:pPr>
+      <w:rPr>
+        <w:rFonts w:ascii="Symbol" w:hAnsi="Symbol" w:hint="default"/>
+      </w:rPr>
+    </w:lvl>
+    <w:lvl w:ilvl="4" w:tplc="40090003" w:tentative="1">
+      <w:start w:val="1"/>
+      <w:numFmt w:val="bullet"/>
+      <w:lvlText w:val="o"/>
+      <w:lvlJc w:val="left"/>
+      <w:pPr>
+        <w:ind w:left="3600" w:hanging="360"/>
+      </w:pPr>
+      <w:rPr>
+        <w:rFonts w:ascii="Courier New" w:hAnsi="Courier New" w:cs="Courier New" w:hint="default"/>
+      </w:rPr>
+    </w:lvl>
+    <w:lvl w:ilvl="5" w:tplc="40090005" w:tentative="1">
+      <w:start w:val="1"/>
+      <w:numFmt w:val="bullet"/>
+      <w:lvlText w:val=""/>
+      <w:lvlJc w:val="left"/>
+      <w:pPr>
+        <w:ind w:left="4320" w:hanging="360"/>
+      </w:pPr>
+      <w:rPr>
+        <w:rFonts w:ascii="Wingdings" w:hAnsi="Wingdings" w:hint="default"/>
+      </w:rPr>
+    </w:lvl>
+    <w:lvl w:ilvl="6" w:tplc="40090001" w:tentative="1">
+      <w:start w:val="1"/>
+      <w:numFmt w:val="bullet"/>
+      <w:lvlText w:val=""/>
+      <w:lvlJc w:val="left"/>
+      <w:pPr>
+        <w:ind w:left="5040" w:hanging="360"/>
+      </w:pPr>
+      <w:rPr>
+        <w:rFonts w:ascii="Symbol" w:hAnsi="Symbol" w:hint="default"/>
+      </w:rPr>
+    </w:lvl>
+    <w:lvl w:ilvl="7" w:tplc="40090003" w:tentative="1">
+      <w:start w:val="1"/>
+      <w:numFmt w:val="bullet"/>
+      <w:lvlText w:val="o"/>
+      <w:lvlJc w:val="left"/>
+      <w:pPr>
+        <w:ind w:left="5760" w:hanging="360"/>
+      </w:pPr>
+      <w:rPr>
+        <w:rFonts w:ascii="Courier New" w:hAnsi="Courier New" w:cs="Courier New" w:hint="default"/>
+      </w:rPr>
+    </w:lvl>
+    <w:lvl w:ilvl="8" w:tplc="40090005" w:tentative="1">
+      <w:start w:val="1"/>
+      <w:numFmt w:val="bullet"/>
+      <w:lvlText w:val=""/>
+      <w:lvlJc w:val="left"/>
+      <w:pPr>
+        <w:ind w:left="6480" w:hanging="360"/>
+      </w:pPr>
+      <w:rPr>
+        <w:rFonts w:ascii="Wingdings" w:hAnsi="Wingdings" w:hint="default"/>
+      </w:rPr>
+    </w:lvl>
+  </w:abstractNum>
+  <w:abstractNum w:abstractNumId="54" w15:restartNumberingAfterBreak="0">
     <w:nsid w:val="5AD024C6"/>
     <w:multiLevelType w:val="multilevel"/>
     <w:tmpl w:val="F31E6454"/>
@@ -9356,7 +10197,7 @@
       </w:rPr>
     </w:lvl>
   </w:abstractNum>
-  <w:abstractNum w:abstractNumId="46" w15:restartNumberingAfterBreak="0">
+  <w:abstractNum w:abstractNumId="55" w15:restartNumberingAfterBreak="0">
     <w:nsid w:val="5B230AB3"/>
     <w:multiLevelType w:val="multilevel"/>
     <w:tmpl w:val="51465CE0"/>
@@ -9505,7 +10346,7 @@
       </w:rPr>
     </w:lvl>
   </w:abstractNum>
-  <w:abstractNum w:abstractNumId="47" w15:restartNumberingAfterBreak="0">
+  <w:abstractNum w:abstractNumId="56" w15:restartNumberingAfterBreak="0">
     <w:nsid w:val="5B7E37C1"/>
     <w:multiLevelType w:val="hybridMultilevel"/>
     <w:tmpl w:val="572C8C0E"/>
@@ -9618,7 +10459,93 @@
       </w:rPr>
     </w:lvl>
   </w:abstractNum>
-  <w:abstractNum w:abstractNumId="48" w15:restartNumberingAfterBreak="0">
+  <w:abstractNum w:abstractNumId="57" w15:restartNumberingAfterBreak="0">
+    <w:nsid w:val="60957C52"/>
+    <w:multiLevelType w:val="hybridMultilevel"/>
+    <w:tmpl w:val="61A8E3CC"/>
+    <w:lvl w:ilvl="0" w:tplc="4009000F">
+      <w:start w:val="1"/>
+      <w:numFmt w:val="decimal"/>
+      <w:lvlText w:val="%1."/>
+      <w:lvlJc w:val="left"/>
+      <w:pPr>
+        <w:ind w:left="1260" w:hanging="360"/>
+      </w:pPr>
+    </w:lvl>
+    <w:lvl w:ilvl="1" w:tplc="40090019" w:tentative="1">
+      <w:start w:val="1"/>
+      <w:numFmt w:val="lowerLetter"/>
+      <w:lvlText w:val="%2."/>
+      <w:lvlJc w:val="left"/>
+      <w:pPr>
+        <w:ind w:left="1980" w:hanging="360"/>
+      </w:pPr>
+    </w:lvl>
+    <w:lvl w:ilvl="2" w:tplc="4009001B" w:tentative="1">
+      <w:start w:val="1"/>
+      <w:numFmt w:val="lowerRoman"/>
+      <w:lvlText w:val="%3."/>
+      <w:lvlJc w:val="right"/>
+      <w:pPr>
+        <w:ind w:left="2700" w:hanging="180"/>
+      </w:pPr>
+    </w:lvl>
+    <w:lvl w:ilvl="3" w:tplc="4009000F" w:tentative="1">
+      <w:start w:val="1"/>
+      <w:numFmt w:val="decimal"/>
+      <w:lvlText w:val="%4."/>
+      <w:lvlJc w:val="left"/>
+      <w:pPr>
+        <w:ind w:left="3420" w:hanging="360"/>
+      </w:pPr>
+    </w:lvl>
+    <w:lvl w:ilvl="4" w:tplc="40090019" w:tentative="1">
+      <w:start w:val="1"/>
+      <w:numFmt w:val="lowerLetter"/>
+      <w:lvlText w:val="%5."/>
+      <w:lvlJc w:val="left"/>
+      <w:pPr>
+        <w:ind w:left="4140" w:hanging="360"/>
+      </w:pPr>
+    </w:lvl>
+    <w:lvl w:ilvl="5" w:tplc="4009001B" w:tentative="1">
+      <w:start w:val="1"/>
+      <w:numFmt w:val="lowerRoman"/>
+      <w:lvlText w:val="%6."/>
+      <w:lvlJc w:val="right"/>
+      <w:pPr>
+        <w:ind w:left="4860" w:hanging="180"/>
+      </w:pPr>
+    </w:lvl>
+    <w:lvl w:ilvl="6" w:tplc="4009000F" w:tentative="1">
+      <w:start w:val="1"/>
+      <w:numFmt w:val="decimal"/>
+      <w:lvlText w:val="%7."/>
+      <w:lvlJc w:val="left"/>
+      <w:pPr>
+        <w:ind w:left="5580" w:hanging="360"/>
+      </w:pPr>
+    </w:lvl>
+    <w:lvl w:ilvl="7" w:tplc="40090019" w:tentative="1">
+      <w:start w:val="1"/>
+      <w:numFmt w:val="lowerLetter"/>
+      <w:lvlText w:val="%8."/>
+      <w:lvlJc w:val="left"/>
+      <w:pPr>
+        <w:ind w:left="6300" w:hanging="360"/>
+      </w:pPr>
+    </w:lvl>
+    <w:lvl w:ilvl="8" w:tplc="4009001B" w:tentative="1">
+      <w:start w:val="1"/>
+      <w:numFmt w:val="lowerRoman"/>
+      <w:lvlText w:val="%9."/>
+      <w:lvlJc w:val="right"/>
+      <w:pPr>
+        <w:ind w:left="7020" w:hanging="180"/>
+      </w:pPr>
+    </w:lvl>
+  </w:abstractNum>
+  <w:abstractNum w:abstractNumId="58" w15:restartNumberingAfterBreak="0">
     <w:nsid w:val="655D789C"/>
     <w:multiLevelType w:val="multilevel"/>
     <w:tmpl w:val="A16EA88A"/>
@@ -9767,7 +10694,120 @@
       </w:rPr>
     </w:lvl>
   </w:abstractNum>
-  <w:abstractNum w:abstractNumId="49" w15:restartNumberingAfterBreak="0">
+  <w:abstractNum w:abstractNumId="59" w15:restartNumberingAfterBreak="0">
+    <w:nsid w:val="6A2B3108"/>
+    <w:multiLevelType w:val="hybridMultilevel"/>
+    <w:tmpl w:val="5A3E7ACC"/>
+    <w:lvl w:ilvl="0" w:tplc="40090001">
+      <w:start w:val="1"/>
+      <w:numFmt w:val="bullet"/>
+      <w:lvlText w:val=""/>
+      <w:lvlJc w:val="left"/>
+      <w:pPr>
+        <w:ind w:left="720" w:hanging="360"/>
+      </w:pPr>
+      <w:rPr>
+        <w:rFonts w:ascii="Symbol" w:hAnsi="Symbol" w:hint="default"/>
+      </w:rPr>
+    </w:lvl>
+    <w:lvl w:ilvl="1" w:tplc="40090003" w:tentative="1">
+      <w:start w:val="1"/>
+      <w:numFmt w:val="bullet"/>
+      <w:lvlText w:val="o"/>
+      <w:lvlJc w:val="left"/>
+      <w:pPr>
+        <w:ind w:left="1440" w:hanging="360"/>
+      </w:pPr>
+      <w:rPr>
+        <w:rFonts w:ascii="Courier New" w:hAnsi="Courier New" w:cs="Courier New" w:hint="default"/>
+      </w:rPr>
+    </w:lvl>
+    <w:lvl w:ilvl="2" w:tplc="40090005" w:tentative="1">
+      <w:start w:val="1"/>
+      <w:numFmt w:val="bullet"/>
+      <w:lvlText w:val=""/>
+      <w:lvlJc w:val="left"/>
+      <w:pPr>
+        <w:ind w:left="2160" w:hanging="360"/>
+      </w:pPr>
+      <w:rPr>
+        <w:rFonts w:ascii="Wingdings" w:hAnsi="Wingdings" w:hint="default"/>
+      </w:rPr>
+    </w:lvl>
+    <w:lvl w:ilvl="3" w:tplc="40090001" w:tentative="1">
+      <w:start w:val="1"/>
+      <w:numFmt w:val="bullet"/>
+      <w:lvlText w:val=""/>
+      <w:lvlJc w:val="left"/>
+      <w:pPr>
+        <w:ind w:left="2880" w:hanging="360"/>
+      </w:pPr>
+      <w:rPr>
+        <w:rFonts w:ascii="Symbol" w:hAnsi="Symbol" w:hint="default"/>
+      </w:rPr>
+    </w:lvl>
+    <w:lvl w:ilvl="4" w:tplc="40090003" w:tentative="1">
+      <w:start w:val="1"/>
+      <w:numFmt w:val="bullet"/>
+      <w:lvlText w:val="o"/>
+      <w:lvlJc w:val="left"/>
+      <w:pPr>
+        <w:ind w:left="3600" w:hanging="360"/>
+      </w:pPr>
+      <w:rPr>
+        <w:rFonts w:ascii="Courier New" w:hAnsi="Courier New" w:cs="Courier New" w:hint="default"/>
+      </w:rPr>
+    </w:lvl>
+    <w:lvl w:ilvl="5" w:tplc="40090005" w:tentative="1">
+      <w:start w:val="1"/>
+      <w:numFmt w:val="bullet"/>
+      <w:lvlText w:val=""/>
+      <w:lvlJc w:val="left"/>
+      <w:pPr>
+        <w:ind w:left="4320" w:hanging="360"/>
+      </w:pPr>
+      <w:rPr>
+        <w:rFonts w:ascii="Wingdings" w:hAnsi="Wingdings" w:hint="default"/>
+      </w:rPr>
+    </w:lvl>
+    <w:lvl w:ilvl="6" w:tplc="40090001" w:tentative="1">
+      <w:start w:val="1"/>
+      <w:numFmt w:val="bullet"/>
+      <w:lvlText w:val=""/>
+      <w:lvlJc w:val="left"/>
+      <w:pPr>
+        <w:ind w:left="5040" w:hanging="360"/>
+      </w:pPr>
+      <w:rPr>
+        <w:rFonts w:ascii="Symbol" w:hAnsi="Symbol" w:hint="default"/>
+      </w:rPr>
+    </w:lvl>
+    <w:lvl w:ilvl="7" w:tplc="40090003" w:tentative="1">
+      <w:start w:val="1"/>
+      <w:numFmt w:val="bullet"/>
+      <w:lvlText w:val="o"/>
+      <w:lvlJc w:val="left"/>
+      <w:pPr>
+        <w:ind w:left="5760" w:hanging="360"/>
+      </w:pPr>
+      <w:rPr>
+        <w:rFonts w:ascii="Courier New" w:hAnsi="Courier New" w:cs="Courier New" w:hint="default"/>
+      </w:rPr>
+    </w:lvl>
+    <w:lvl w:ilvl="8" w:tplc="40090005" w:tentative="1">
+      <w:start w:val="1"/>
+      <w:numFmt w:val="bullet"/>
+      <w:lvlText w:val=""/>
+      <w:lvlJc w:val="left"/>
+      <w:pPr>
+        <w:ind w:left="6480" w:hanging="360"/>
+      </w:pPr>
+      <w:rPr>
+        <w:rFonts w:ascii="Wingdings" w:hAnsi="Wingdings" w:hint="default"/>
+      </w:rPr>
+    </w:lvl>
+  </w:abstractNum>
+  <w:abstractNum w:abstractNumId="60" w15:restartNumberingAfterBreak="0">
     <w:nsid w:val="6D907711"/>
     <w:multiLevelType w:val="multilevel"/>
     <w:tmpl w:val="10CCE688"/>
@@ -9916,7 +10956,7 @@
       </w:rPr>
     </w:lvl>
   </w:abstractNum>
-  <w:abstractNum w:abstractNumId="50" w15:restartNumberingAfterBreak="0">
+  <w:abstractNum w:abstractNumId="61" w15:restartNumberingAfterBreak="0">
     <w:nsid w:val="6DDF6034"/>
     <w:multiLevelType w:val="hybridMultilevel"/>
     <w:tmpl w:val="FEB4C884"/>
@@ -10002,7 +11042,7 @@
       </w:pPr>
     </w:lvl>
   </w:abstractNum>
-  <w:abstractNum w:abstractNumId="51" w15:restartNumberingAfterBreak="0">
+  <w:abstractNum w:abstractNumId="62" w15:restartNumberingAfterBreak="0">
     <w:nsid w:val="7037460A"/>
     <w:multiLevelType w:val="hybridMultilevel"/>
     <w:tmpl w:val="4D1C81D2"/>
@@ -10115,7 +11155,7 @@
       </w:rPr>
     </w:lvl>
   </w:abstractNum>
-  <w:abstractNum w:abstractNumId="52" w15:restartNumberingAfterBreak="0">
+  <w:abstractNum w:abstractNumId="63" w15:restartNumberingAfterBreak="0">
     <w:nsid w:val="70E6737C"/>
     <w:multiLevelType w:val="multilevel"/>
     <w:tmpl w:val="3740259C"/>
@@ -10264,7 +11304,7 @@
       </w:rPr>
     </w:lvl>
   </w:abstractNum>
-  <w:abstractNum w:abstractNumId="53" w15:restartNumberingAfterBreak="0">
+  <w:abstractNum w:abstractNumId="64" w15:restartNumberingAfterBreak="0">
     <w:nsid w:val="713E3785"/>
     <w:multiLevelType w:val="multilevel"/>
     <w:tmpl w:val="4828B27A"/>
@@ -10413,7 +11453,7 @@
       </w:rPr>
     </w:lvl>
   </w:abstractNum>
-  <w:abstractNum w:abstractNumId="54" w15:restartNumberingAfterBreak="0">
+  <w:abstractNum w:abstractNumId="65" w15:restartNumberingAfterBreak="0">
     <w:nsid w:val="716743EA"/>
     <w:multiLevelType w:val="multilevel"/>
     <w:tmpl w:val="4BBA8842"/>
@@ -10562,7 +11602,7 @@
       </w:rPr>
     </w:lvl>
   </w:abstractNum>
-  <w:abstractNum w:abstractNumId="55" w15:restartNumberingAfterBreak="0">
+  <w:abstractNum w:abstractNumId="66" w15:restartNumberingAfterBreak="0">
     <w:nsid w:val="7209049B"/>
     <w:multiLevelType w:val="hybridMultilevel"/>
     <w:tmpl w:val="99C6E820"/>
@@ -10675,7 +11715,7 @@
       </w:rPr>
     </w:lvl>
   </w:abstractNum>
-  <w:abstractNum w:abstractNumId="56" w15:restartNumberingAfterBreak="0">
+  <w:abstractNum w:abstractNumId="67" w15:restartNumberingAfterBreak="0">
     <w:nsid w:val="76166F18"/>
     <w:multiLevelType w:val="multilevel"/>
     <w:tmpl w:val="7354D578"/>
@@ -10824,7 +11864,7 @@
       </w:rPr>
     </w:lvl>
   </w:abstractNum>
-  <w:abstractNum w:abstractNumId="57" w15:restartNumberingAfterBreak="0">
+  <w:abstractNum w:abstractNumId="68" w15:restartNumberingAfterBreak="0">
     <w:nsid w:val="777E6664"/>
     <w:multiLevelType w:val="multilevel"/>
     <w:tmpl w:val="A420F694"/>
@@ -10973,7 +12013,7 @@
       </w:rPr>
     </w:lvl>
   </w:abstractNum>
-  <w:abstractNum w:abstractNumId="58" w15:restartNumberingAfterBreak="0">
+  <w:abstractNum w:abstractNumId="69" w15:restartNumberingAfterBreak="0">
     <w:nsid w:val="7DC71D32"/>
     <w:multiLevelType w:val="multilevel"/>
     <w:tmpl w:val="68EEDD6A"/>
@@ -11122,7 +12162,7 @@
       </w:rPr>
     </w:lvl>
   </w:abstractNum>
-  <w:abstractNum w:abstractNumId="59" w15:restartNumberingAfterBreak="0">
+  <w:abstractNum w:abstractNumId="70" w15:restartNumberingAfterBreak="0">
     <w:nsid w:val="7F0255F2"/>
     <w:multiLevelType w:val="hybridMultilevel"/>
     <w:tmpl w:val="BF46887E"/>
@@ -11236,184 +12276,217 @@
     </w:lvl>
   </w:abstractNum>
   <w:num w:numId="1" w16cid:durableId="845830946">
+    <w:abstractNumId w:val="27"/>
+  </w:num>
+  <w:num w:numId="2" w16cid:durableId="1963345078">
+    <w:abstractNumId w:val="67"/>
+  </w:num>
+  <w:num w:numId="3" w16cid:durableId="417750148">
+    <w:abstractNumId w:val="43"/>
+  </w:num>
+  <w:num w:numId="4" w16cid:durableId="215170108">
+    <w:abstractNumId w:val="63"/>
+  </w:num>
+  <w:num w:numId="5" w16cid:durableId="1959289340">
+    <w:abstractNumId w:val="13"/>
+  </w:num>
+  <w:num w:numId="6" w16cid:durableId="1921791299">
+    <w:abstractNumId w:val="49"/>
+  </w:num>
+  <w:num w:numId="7" w16cid:durableId="1231624109">
+    <w:abstractNumId w:val="60"/>
+  </w:num>
+  <w:num w:numId="8" w16cid:durableId="1109929376">
+    <w:abstractNumId w:val="54"/>
+  </w:num>
+  <w:num w:numId="9" w16cid:durableId="701707585">
+    <w:abstractNumId w:val="5"/>
+  </w:num>
+  <w:num w:numId="10" w16cid:durableId="651643626">
+    <w:abstractNumId w:val="42"/>
+  </w:num>
+  <w:num w:numId="11" w16cid:durableId="183517078">
+    <w:abstractNumId w:val="31"/>
+  </w:num>
+  <w:num w:numId="12" w16cid:durableId="1277173696">
+    <w:abstractNumId w:val="20"/>
+  </w:num>
+  <w:num w:numId="13" w16cid:durableId="800809081">
+    <w:abstractNumId w:val="38"/>
+  </w:num>
+  <w:num w:numId="14" w16cid:durableId="1059936342">
+    <w:abstractNumId w:val="9"/>
+  </w:num>
+  <w:num w:numId="15" w16cid:durableId="2131825701">
+    <w:abstractNumId w:val="29"/>
+  </w:num>
+  <w:num w:numId="16" w16cid:durableId="1839493314">
+    <w:abstractNumId w:val="45"/>
+  </w:num>
+  <w:num w:numId="17" w16cid:durableId="32274302">
+    <w:abstractNumId w:val="8"/>
+  </w:num>
+  <w:num w:numId="18" w16cid:durableId="1949659411">
+    <w:abstractNumId w:val="65"/>
+  </w:num>
+  <w:num w:numId="19" w16cid:durableId="1484851435">
+    <w:abstractNumId w:val="23"/>
+  </w:num>
+  <w:num w:numId="20" w16cid:durableId="1898855245">
+    <w:abstractNumId w:val="39"/>
+  </w:num>
+  <w:num w:numId="21" w16cid:durableId="21396838">
+    <w:abstractNumId w:val="21"/>
+  </w:num>
+  <w:num w:numId="22" w16cid:durableId="1063135150">
+    <w:abstractNumId w:val="6"/>
+  </w:num>
+  <w:num w:numId="23" w16cid:durableId="459307710">
+    <w:abstractNumId w:val="68"/>
+  </w:num>
+  <w:num w:numId="24" w16cid:durableId="1747722505">
+    <w:abstractNumId w:val="14"/>
+  </w:num>
+  <w:num w:numId="25" w16cid:durableId="809788142">
+    <w:abstractNumId w:val="10"/>
+  </w:num>
+  <w:num w:numId="26" w16cid:durableId="911351797">
+    <w:abstractNumId w:val="2"/>
+  </w:num>
+  <w:num w:numId="27" w16cid:durableId="1889604200">
+    <w:abstractNumId w:val="32"/>
+  </w:num>
+  <w:num w:numId="28" w16cid:durableId="1704482632">
+    <w:abstractNumId w:val="36"/>
+  </w:num>
+  <w:num w:numId="29" w16cid:durableId="991954102">
+    <w:abstractNumId w:val="15"/>
+  </w:num>
+  <w:num w:numId="30" w16cid:durableId="784348832">
+    <w:abstractNumId w:val="55"/>
+  </w:num>
+  <w:num w:numId="31" w16cid:durableId="548615535">
+    <w:abstractNumId w:val="34"/>
+  </w:num>
+  <w:num w:numId="32" w16cid:durableId="1652102638">
+    <w:abstractNumId w:val="26"/>
+  </w:num>
+  <w:num w:numId="33" w16cid:durableId="1176769709">
+    <w:abstractNumId w:val="64"/>
+  </w:num>
+  <w:num w:numId="34" w16cid:durableId="928586094">
+    <w:abstractNumId w:val="50"/>
+  </w:num>
+  <w:num w:numId="35" w16cid:durableId="1853180856">
+    <w:abstractNumId w:val="46"/>
+  </w:num>
+  <w:num w:numId="36" w16cid:durableId="447817861">
+    <w:abstractNumId w:val="1"/>
+  </w:num>
+  <w:num w:numId="37" w16cid:durableId="1586767150">
+    <w:abstractNumId w:val="16"/>
+  </w:num>
+  <w:num w:numId="38" w16cid:durableId="590309750">
+    <w:abstractNumId w:val="3"/>
+  </w:num>
+  <w:num w:numId="39" w16cid:durableId="403138495">
     <w:abstractNumId w:val="24"/>
   </w:num>
-  <w:num w:numId="2" w16cid:durableId="1963345078">
+  <w:num w:numId="40" w16cid:durableId="840853232">
+    <w:abstractNumId w:val="58"/>
+  </w:num>
+  <w:num w:numId="41" w16cid:durableId="276135390">
+    <w:abstractNumId w:val="33"/>
+  </w:num>
+  <w:num w:numId="42" w16cid:durableId="1509758084">
+    <w:abstractNumId w:val="69"/>
+  </w:num>
+  <w:num w:numId="43" w16cid:durableId="1903369947">
+    <w:abstractNumId w:val="48"/>
+  </w:num>
+  <w:num w:numId="44" w16cid:durableId="209078851">
+    <w:abstractNumId w:val="25"/>
+  </w:num>
+  <w:num w:numId="45" w16cid:durableId="39549932">
+    <w:abstractNumId w:val="47"/>
+  </w:num>
+  <w:num w:numId="46" w16cid:durableId="1368992746">
+    <w:abstractNumId w:val="4"/>
+  </w:num>
+  <w:num w:numId="47" w16cid:durableId="1409961163">
+    <w:abstractNumId w:val="51"/>
+  </w:num>
+  <w:num w:numId="48" w16cid:durableId="520630992">
+    <w:abstractNumId w:val="17"/>
+  </w:num>
+  <w:num w:numId="49" w16cid:durableId="494996688">
+    <w:abstractNumId w:val="22"/>
+  </w:num>
+  <w:num w:numId="50" w16cid:durableId="1781411183">
+    <w:abstractNumId w:val="19"/>
+  </w:num>
+  <w:num w:numId="51" w16cid:durableId="77023256">
+    <w:abstractNumId w:val="66"/>
+  </w:num>
+  <w:num w:numId="52" w16cid:durableId="1659841271">
+    <w:abstractNumId w:val="61"/>
+  </w:num>
+  <w:num w:numId="53" w16cid:durableId="219637273">
+    <w:abstractNumId w:val="11"/>
+  </w:num>
+  <w:num w:numId="54" w16cid:durableId="619535547">
+    <w:abstractNumId w:val="35"/>
+  </w:num>
+  <w:num w:numId="55" w16cid:durableId="1209996871">
+    <w:abstractNumId w:val="52"/>
+  </w:num>
+  <w:num w:numId="56" w16cid:durableId="1465662475">
+    <w:abstractNumId w:val="18"/>
+  </w:num>
+  <w:num w:numId="57" w16cid:durableId="1633826628">
+    <w:abstractNumId w:val="62"/>
+  </w:num>
+  <w:num w:numId="58" w16cid:durableId="2088844439">
+    <w:abstractNumId w:val="30"/>
+  </w:num>
+  <w:num w:numId="59" w16cid:durableId="1402219405">
+    <w:abstractNumId w:val="70"/>
+  </w:num>
+  <w:num w:numId="60" w16cid:durableId="1400177776">
     <w:abstractNumId w:val="56"/>
   </w:num>
-  <w:num w:numId="3" w16cid:durableId="417750148">
-    <w:abstractNumId w:val="36"/>
+  <w:num w:numId="61" w16cid:durableId="1120683621">
+    <w:abstractNumId w:val="57"/>
   </w:num>
-  <w:num w:numId="4" w16cid:durableId="215170108">
-    <w:abstractNumId w:val="52"/>
+  <w:num w:numId="62" w16cid:durableId="1902905829">
+    <w:abstractNumId w:val="37"/>
   </w:num>
-  <w:num w:numId="5" w16cid:durableId="1959289340">
-    <w:abstractNumId w:val="10"/>
+  <w:num w:numId="63" w16cid:durableId="1554386143">
+    <w:abstractNumId w:val="0"/>
   </w:num>
-  <w:num w:numId="6" w16cid:durableId="1921791299">
+  <w:num w:numId="64" w16cid:durableId="1755467387">
+    <w:abstractNumId w:val="7"/>
+  </w:num>
+  <w:num w:numId="65" w16cid:durableId="1956326060">
+    <w:abstractNumId w:val="28"/>
+  </w:num>
+  <w:num w:numId="66" w16cid:durableId="1461148219">
     <w:abstractNumId w:val="41"/>
   </w:num>
-  <w:num w:numId="7" w16cid:durableId="1231624109">
-    <w:abstractNumId w:val="49"/>
+  <w:num w:numId="67" w16cid:durableId="723455975">
+    <w:abstractNumId w:val="44"/>
   </w:num>
-  <w:num w:numId="8" w16cid:durableId="1109929376">
-    <w:abstractNumId w:val="45"/>
-  </w:num>
-  <w:num w:numId="9" w16cid:durableId="701707585">
-    <w:abstractNumId w:val="4"/>
-  </w:num>
-  <w:num w:numId="10" w16cid:durableId="651643626">
-    <w:abstractNumId w:val="35"/>
-  </w:num>
-  <w:num w:numId="11" w16cid:durableId="183517078">
-    <w:abstractNumId w:val="27"/>
-  </w:num>
-  <w:num w:numId="12" w16cid:durableId="1277173696">
-    <w:abstractNumId w:val="17"/>
-  </w:num>
-  <w:num w:numId="13" w16cid:durableId="800809081">
-    <w:abstractNumId w:val="33"/>
-  </w:num>
-  <w:num w:numId="14" w16cid:durableId="1059936342">
-    <w:abstractNumId w:val="7"/>
-  </w:num>
-  <w:num w:numId="15" w16cid:durableId="2131825701">
-    <w:abstractNumId w:val="25"/>
-  </w:num>
-  <w:num w:numId="16" w16cid:durableId="1839493314">
-    <w:abstractNumId w:val="37"/>
-  </w:num>
-  <w:num w:numId="17" w16cid:durableId="32274302">
-    <w:abstractNumId w:val="6"/>
-  </w:num>
-  <w:num w:numId="18" w16cid:durableId="1949659411">
-    <w:abstractNumId w:val="54"/>
-  </w:num>
-  <w:num w:numId="19" w16cid:durableId="1484851435">
-    <w:abstractNumId w:val="20"/>
-  </w:num>
-  <w:num w:numId="20" w16cid:durableId="1898855245">
-    <w:abstractNumId w:val="34"/>
-  </w:num>
-  <w:num w:numId="21" w16cid:durableId="21396838">
-    <w:abstractNumId w:val="18"/>
-  </w:num>
-  <w:num w:numId="22" w16cid:durableId="1063135150">
-    <w:abstractNumId w:val="5"/>
-  </w:num>
-  <w:num w:numId="23" w16cid:durableId="459307710">
-    <w:abstractNumId w:val="57"/>
-  </w:num>
-  <w:num w:numId="24" w16cid:durableId="1747722505">
-    <w:abstractNumId w:val="11"/>
-  </w:num>
-  <w:num w:numId="25" w16cid:durableId="809788142">
-    <w:abstractNumId w:val="8"/>
-  </w:num>
-  <w:num w:numId="26" w16cid:durableId="911351797">
-    <w:abstractNumId w:val="1"/>
-  </w:num>
-  <w:num w:numId="27" w16cid:durableId="1889604200">
-    <w:abstractNumId w:val="28"/>
-  </w:num>
-  <w:num w:numId="28" w16cid:durableId="1704482632">
-    <w:abstractNumId w:val="32"/>
-  </w:num>
-  <w:num w:numId="29" w16cid:durableId="991954102">
-    <w:abstractNumId w:val="12"/>
-  </w:num>
-  <w:num w:numId="30" w16cid:durableId="784348832">
-    <w:abstractNumId w:val="46"/>
-  </w:num>
-  <w:num w:numId="31" w16cid:durableId="548615535">
-    <w:abstractNumId w:val="30"/>
-  </w:num>
-  <w:num w:numId="32" w16cid:durableId="1652102638">
-    <w:abstractNumId w:val="23"/>
-  </w:num>
-  <w:num w:numId="33" w16cid:durableId="1176769709">
+  <w:num w:numId="68" w16cid:durableId="1974557517">
     <w:abstractNumId w:val="53"/>
   </w:num>
-  <w:num w:numId="34" w16cid:durableId="928586094">
-    <w:abstractNumId w:val="42"/>
-  </w:num>
-  <w:num w:numId="35" w16cid:durableId="1853180856">
-    <w:abstractNumId w:val="38"/>
-  </w:num>
-  <w:num w:numId="36" w16cid:durableId="447817861">
-    <w:abstractNumId w:val="0"/>
-  </w:num>
-  <w:num w:numId="37" w16cid:durableId="1586767150">
-    <w:abstractNumId w:val="13"/>
-  </w:num>
-  <w:num w:numId="38" w16cid:durableId="590309750">
-    <w:abstractNumId w:val="2"/>
-  </w:num>
-  <w:num w:numId="39" w16cid:durableId="403138495">
-    <w:abstractNumId w:val="21"/>
-  </w:num>
-  <w:num w:numId="40" w16cid:durableId="840853232">
-    <w:abstractNumId w:val="48"/>
-  </w:num>
-  <w:num w:numId="41" w16cid:durableId="276135390">
-    <w:abstractNumId w:val="29"/>
-  </w:num>
-  <w:num w:numId="42" w16cid:durableId="1509758084">
-    <w:abstractNumId w:val="58"/>
-  </w:num>
-  <w:num w:numId="43" w16cid:durableId="1903369947">
+  <w:num w:numId="69" w16cid:durableId="53047788">
     <w:abstractNumId w:val="40"/>
   </w:num>
-  <w:num w:numId="44" w16cid:durableId="209078851">
-    <w:abstractNumId w:val="22"/>
-  </w:num>
-  <w:num w:numId="45" w16cid:durableId="39549932">
-    <w:abstractNumId w:val="39"/>
-  </w:num>
-  <w:num w:numId="46" w16cid:durableId="1368992746">
-    <w:abstractNumId w:val="3"/>
-  </w:num>
-  <w:num w:numId="47" w16cid:durableId="1409961163">
-    <w:abstractNumId w:val="43"/>
-  </w:num>
-  <w:num w:numId="48" w16cid:durableId="520630992">
-    <w:abstractNumId w:val="14"/>
-  </w:num>
-  <w:num w:numId="49" w16cid:durableId="494996688">
-    <w:abstractNumId w:val="19"/>
-  </w:num>
-  <w:num w:numId="50" w16cid:durableId="1781411183">
-    <w:abstractNumId w:val="16"/>
-  </w:num>
-  <w:num w:numId="51" w16cid:durableId="77023256">
-    <w:abstractNumId w:val="55"/>
-  </w:num>
-  <w:num w:numId="52" w16cid:durableId="1659841271">
-    <w:abstractNumId w:val="50"/>
-  </w:num>
-  <w:num w:numId="53" w16cid:durableId="219637273">
-    <w:abstractNumId w:val="9"/>
-  </w:num>
-  <w:num w:numId="54" w16cid:durableId="619535547">
-    <w:abstractNumId w:val="31"/>
-  </w:num>
-  <w:num w:numId="55" w16cid:durableId="1209996871">
-    <w:abstractNumId w:val="44"/>
-  </w:num>
-  <w:num w:numId="56" w16cid:durableId="1465662475">
-    <w:abstractNumId w:val="15"/>
-  </w:num>
-  <w:num w:numId="57" w16cid:durableId="1633826628">
-    <w:abstractNumId w:val="51"/>
-  </w:num>
-  <w:num w:numId="58" w16cid:durableId="2088844439">
-    <w:abstractNumId w:val="26"/>
-  </w:num>
-  <w:num w:numId="59" w16cid:durableId="1402219405">
+  <w:num w:numId="70" w16cid:durableId="235554529">
     <w:abstractNumId w:val="59"/>
   </w:num>
-  <w:num w:numId="60" w16cid:durableId="1400177776">
-    <w:abstractNumId w:val="47"/>
+  <w:num w:numId="71" w16cid:durableId="900485782">
+    <w:abstractNumId w:val="12"/>
   </w:num>
 </w:numbering>
 </file>

--- a/src/assets/resume/POORANI.docx
+++ b/src/assets/resume/POORANI.docx
@@ -463,29 +463,29 @@
         </w:rPr>
         <w:t> |  </w:t>
       </w:r>
-      <w:r>
-        <w:fldChar w:fldCharType="begin"/>
-      </w:r>
-      <w:r>
-        <w:instrText>HYPERLINK "https://bitbucket.org/poorani_fed_1997/workspace/repositories/" \t "_blank"</w:instrText>
-      </w:r>
-      <w:r>
-        <w:fldChar w:fldCharType="separate"/>
-      </w:r>
+      <w:hyperlink r:id="rId9" w:tgtFrame="_blank" w:history="1">
+        <w:r>
+          <w:rPr>
+            <w:rStyle w:val="normaltextrun"/>
+            <w:rFonts w:ascii="Poppins" w:eastAsiaTheme="majorEastAsia" w:hAnsi="Poppins" w:cs="Poppins"/>
+            <w:color w:val="0000FF"/>
+            <w:sz w:val="22"/>
+            <w:szCs w:val="22"/>
+            <w:u w:val="single"/>
+            <w:lang w:val="pt-BR"/>
+          </w:rPr>
+          <w:t>BitBucket</w:t>
+        </w:r>
+      </w:hyperlink>
       <w:r>
         <w:rPr>
           <w:rStyle w:val="normaltextrun"/>
           <w:rFonts w:ascii="Poppins" w:eastAsiaTheme="majorEastAsia" w:hAnsi="Poppins" w:cs="Poppins"/>
-          <w:color w:val="0000FF"/>
-          <w:sz w:val="22"/>
-          <w:szCs w:val="22"/>
-          <w:u w:val="single"/>
+          <w:sz w:val="22"/>
+          <w:szCs w:val="22"/>
           <w:lang w:val="pt-BR"/>
         </w:rPr>
-        <w:t>BitBucket</w:t>
-      </w:r>
-      <w:r>
-        <w:fldChar w:fldCharType="end"/>
+        <w:t> </w:t>
       </w:r>
       <w:r>
         <w:rPr>
@@ -495,40 +495,20 @@
           <w:szCs w:val="22"/>
           <w:lang w:val="pt-BR"/>
         </w:rPr>
-        <w:t> </w:t>
-      </w:r>
-      <w:r>
-        <w:rPr>
-          <w:rStyle w:val="normaltextrun"/>
-          <w:rFonts w:ascii="Poppins" w:eastAsiaTheme="majorEastAsia" w:hAnsi="Poppins" w:cs="Poppins"/>
-          <w:sz w:val="22"/>
-          <w:szCs w:val="22"/>
-          <w:lang w:val="pt-BR"/>
-        </w:rPr>
         <w:t xml:space="preserve"> | </w:t>
       </w:r>
-      <w:r>
-        <w:fldChar w:fldCharType="begin"/>
-      </w:r>
-      <w:r>
-        <w:instrText>HYPERLINK "https://poorani-dev.vercel.app/"</w:instrText>
-      </w:r>
-      <w:r>
-        <w:fldChar w:fldCharType="separate"/>
-      </w:r>
-      <w:r>
-        <w:rPr>
-          <w:rStyle w:val="Hyperlink"/>
-          <w:rFonts w:ascii="Poppins" w:eastAsiaTheme="majorEastAsia" w:hAnsi="Poppins" w:cs="Poppins"/>
-          <w:sz w:val="22"/>
-          <w:szCs w:val="22"/>
-          <w:lang w:val="pt-BR"/>
-        </w:rPr>
-        <w:t>Portfolio</w:t>
-      </w:r>
-      <w:r>
-        <w:fldChar w:fldCharType="end"/>
-      </w:r>
+      <w:hyperlink r:id="rId10" w:history="1">
+        <w:r>
+          <w:rPr>
+            <w:rStyle w:val="Hyperlink"/>
+            <w:rFonts w:ascii="Poppins" w:eastAsiaTheme="majorEastAsia" w:hAnsi="Poppins" w:cs="Poppins"/>
+            <w:sz w:val="22"/>
+            <w:szCs w:val="22"/>
+            <w:lang w:val="pt-BR"/>
+          </w:rPr>
+          <w:t>Portfolio</w:t>
+        </w:r>
+      </w:hyperlink>
     </w:p>
     <w:p>
       <w:pPr>
@@ -1346,7 +1326,7 @@
           <w:sz w:val="22"/>
           <w:szCs w:val="22"/>
         </w:rPr>
-        <w:t xml:space="preserve">Senior Developer | HCL Technologies – Chennai, </w:t>
+        <w:t>S</w:t>
       </w:r>
       <w:r>
         <w:rPr>
@@ -1357,7 +1337,7 @@
           <w:sz w:val="22"/>
           <w:szCs w:val="22"/>
         </w:rPr>
-        <w:t>Tamil Nadu</w:t>
+        <w:t xml:space="preserve">hift Lead </w:t>
       </w:r>
       <w:r>
         <w:rPr>
@@ -1368,7 +1348,7 @@
           <w:sz w:val="22"/>
           <w:szCs w:val="22"/>
         </w:rPr>
-        <w:t xml:space="preserve">                           </w:t>
+        <w:t xml:space="preserve">| HCL Technologies – Chennai, </w:t>
       </w:r>
       <w:r>
         <w:rPr>
@@ -1379,7 +1359,7 @@
           <w:sz w:val="22"/>
           <w:szCs w:val="22"/>
         </w:rPr>
-        <w:t xml:space="preserve">             </w:t>
+        <w:t>Tamil Nadu</w:t>
       </w:r>
       <w:r>
         <w:rPr>
@@ -1390,7 +1370,40 @@
           <w:sz w:val="22"/>
           <w:szCs w:val="22"/>
         </w:rPr>
+        <w:t xml:space="preserve">                           </w:t>
+      </w:r>
+      <w:r>
+        <w:rPr>
+          <w:rStyle w:val="normaltextrun"/>
+          <w:rFonts w:ascii="Poppins" w:eastAsiaTheme="majorEastAsia" w:hAnsi="Poppins" w:cs="Poppins"/>
+          <w:b/>
+          <w:bCs/>
+          <w:sz w:val="22"/>
+          <w:szCs w:val="22"/>
+        </w:rPr>
+        <w:t xml:space="preserve">             </w:t>
+      </w:r>
+      <w:r>
+        <w:rPr>
+          <w:rStyle w:val="normaltextrun"/>
+          <w:rFonts w:ascii="Poppins" w:eastAsiaTheme="majorEastAsia" w:hAnsi="Poppins" w:cs="Poppins"/>
+          <w:b/>
+          <w:bCs/>
+          <w:sz w:val="22"/>
+          <w:szCs w:val="22"/>
+        </w:rPr>
         <w:t xml:space="preserve">                          </w:t>
+      </w:r>
+      <w:r>
+        <w:rPr>
+          <w:rStyle w:val="normaltextrun"/>
+          <w:rFonts w:ascii="Poppins" w:eastAsiaTheme="majorEastAsia" w:hAnsi="Poppins" w:cs="Poppins"/>
+          <w:b/>
+          <w:bCs/>
+          <w:sz w:val="22"/>
+          <w:szCs w:val="22"/>
+        </w:rPr>
+        <w:t xml:space="preserve">                </w:t>
       </w:r>
       <w:r>
         <w:rPr>
@@ -1602,31 +1615,7 @@
           <w:sz w:val="22"/>
           <w:szCs w:val="22"/>
         </w:rPr>
-        <w:t>Web Developer | Praba's </w:t>
-      </w:r>
-      <w:proofErr w:type="spellStart"/>
-      <w:r>
-        <w:rPr>
-          <w:rStyle w:val="normaltextrun"/>
-          <w:rFonts w:ascii="Poppins" w:eastAsiaTheme="majorEastAsia" w:hAnsi="Poppins" w:cs="Poppins"/>
-          <w:b/>
-          <w:bCs/>
-          <w:sz w:val="22"/>
-          <w:szCs w:val="22"/>
-        </w:rPr>
-        <w:t>VCare</w:t>
-      </w:r>
-      <w:proofErr w:type="spellEnd"/>
-      <w:r>
-        <w:rPr>
-          <w:rStyle w:val="normaltextrun"/>
-          <w:rFonts w:ascii="Poppins" w:eastAsiaTheme="majorEastAsia" w:hAnsi="Poppins" w:cs="Poppins"/>
-          <w:b/>
-          <w:bCs/>
-          <w:sz w:val="22"/>
-          <w:szCs w:val="22"/>
-        </w:rPr>
-        <w:t xml:space="preserve"> Health Clinic Pvt Ltd, Chennai </w:t>
+        <w:t xml:space="preserve">Web Developer | Praba's VCare Health Clinic Pvt Ltd, Chennai </w:t>
       </w:r>
       <w:r>
         <w:rPr>
@@ -1706,25 +1695,7 @@
           <w:sz w:val="22"/>
           <w:szCs w:val="22"/>
         </w:rPr>
-        <w:t xml:space="preserve">Improved Google </w:t>
-      </w:r>
-      <w:proofErr w:type="spellStart"/>
-      <w:r>
-        <w:rPr>
-          <w:rFonts w:ascii="Poppins" w:eastAsiaTheme="majorEastAsia" w:hAnsi="Poppins" w:cs="Poppins"/>
-          <w:sz w:val="22"/>
-          <w:szCs w:val="22"/>
-        </w:rPr>
-        <w:t>PageSpeed</w:t>
-      </w:r>
-      <w:proofErr w:type="spellEnd"/>
-      <w:r>
-        <w:rPr>
-          <w:rFonts w:ascii="Poppins" w:eastAsiaTheme="majorEastAsia" w:hAnsi="Poppins" w:cs="Poppins"/>
-          <w:sz w:val="22"/>
-          <w:szCs w:val="22"/>
-        </w:rPr>
-        <w:t xml:space="preserve"> score from below 50% to 80%+, enhancing user experience</w:t>
+        <w:t>Improved Google PageSpeed score from below 50% to 80%+, enhancing user experience</w:t>
       </w:r>
       <w:r>
         <w:rPr>
@@ -1764,25 +1735,7 @@
           <w:sz w:val="22"/>
           <w:szCs w:val="22"/>
         </w:rPr>
-        <w:t xml:space="preserve">Managed domain, hosting, and deployment (GoDaddy, </w:t>
-      </w:r>
-      <w:proofErr w:type="spellStart"/>
-      <w:r>
-        <w:rPr>
-          <w:rFonts w:ascii="Poppins" w:eastAsiaTheme="majorEastAsia" w:hAnsi="Poppins" w:cs="Poppins"/>
-          <w:sz w:val="22"/>
-          <w:szCs w:val="22"/>
-        </w:rPr>
-        <w:t>Hostinger</w:t>
-      </w:r>
-      <w:proofErr w:type="spellEnd"/>
-      <w:r>
-        <w:rPr>
-          <w:rFonts w:ascii="Poppins" w:eastAsiaTheme="majorEastAsia" w:hAnsi="Poppins" w:cs="Poppins"/>
-          <w:sz w:val="22"/>
-          <w:szCs w:val="22"/>
-        </w:rPr>
-        <w:t xml:space="preserve">, Plesk). </w:t>
+        <w:t xml:space="preserve">Managed domain, hosting, and deployment (GoDaddy, Hostinger, Plesk). </w:t>
       </w:r>
     </w:p>
     <w:p>
@@ -2022,152 +1975,10 @@
     <w:p>
       <w:pPr>
         <w:pStyle w:val="paragraph"/>
-        <w:spacing w:before="0" w:beforeAutospacing="0" w:after="0" w:afterAutospacing="0"/>
-        <w:textAlignment w:val="baseline"/>
-        <w:rPr>
-          <w:rFonts w:ascii="Poppins" w:hAnsi="Poppins" w:cs="Poppins"/>
-          <w:sz w:val="22"/>
-          <w:szCs w:val="22"/>
-        </w:rPr>
-      </w:pPr>
-      <w:r>
-        <w:rPr>
-          <w:rStyle w:val="normaltextrun"/>
-          <w:rFonts w:ascii="Poppins" w:eastAsiaTheme="majorEastAsia" w:hAnsi="Poppins" w:cs="Poppins"/>
-          <w:b/>
-          <w:bCs/>
-          <w:sz w:val="22"/>
-          <w:szCs w:val="22"/>
-        </w:rPr>
-        <w:t xml:space="preserve">Software Developer | Tutor Joe's Software Solutions, Salem </w:t>
-      </w:r>
-      <w:r>
-        <w:rPr>
-          <w:rStyle w:val="normaltextrun"/>
-          <w:rFonts w:ascii="Poppins" w:eastAsiaTheme="majorEastAsia" w:hAnsi="Poppins" w:cs="Poppins"/>
-          <w:b/>
-          <w:bCs/>
-          <w:sz w:val="22"/>
-          <w:szCs w:val="22"/>
-        </w:rPr>
-        <w:t xml:space="preserve">                                           </w:t>
-      </w:r>
-      <w:r>
-        <w:rPr>
-          <w:rStyle w:val="normaltextrun"/>
-          <w:rFonts w:ascii="Poppins" w:eastAsiaTheme="majorEastAsia" w:hAnsi="Poppins" w:cs="Poppins"/>
-          <w:b/>
-          <w:bCs/>
-          <w:sz w:val="22"/>
-          <w:szCs w:val="22"/>
-        </w:rPr>
-        <w:t xml:space="preserve">                      </w:t>
-      </w:r>
-      <w:r>
-        <w:rPr>
-          <w:rStyle w:val="normaltextrun"/>
-          <w:rFonts w:ascii="Poppins" w:eastAsiaTheme="majorEastAsia" w:hAnsi="Poppins" w:cs="Poppins"/>
-          <w:b/>
-          <w:bCs/>
-          <w:sz w:val="22"/>
-          <w:szCs w:val="22"/>
-        </w:rPr>
-        <w:t xml:space="preserve"> </w:t>
-      </w:r>
-      <w:r>
-        <w:rPr>
-          <w:rFonts w:ascii="Poppins" w:hAnsi="Poppins" w:cs="Poppins"/>
-          <w:i/>
-          <w:iCs/>
-          <w:sz w:val="22"/>
-          <w:szCs w:val="22"/>
-        </w:rPr>
-        <w:t>Dec 2018 – Mar 2020</w:t>
-      </w:r>
-    </w:p>
-    <w:p>
-      <w:pPr>
-        <w:pStyle w:val="paragraph"/>
-        <w:numPr>
-          <w:ilvl w:val="0"/>
-          <w:numId w:val="60"/>
-        </w:numPr>
-        <w:spacing w:before="0" w:beforeAutospacing="0" w:after="0" w:afterAutospacing="0"/>
-        <w:ind w:left="720"/>
-        <w:textAlignment w:val="baseline"/>
-        <w:rPr>
-          <w:rFonts w:ascii="Poppins" w:eastAsiaTheme="majorEastAsia" w:hAnsi="Poppins" w:cs="Poppins"/>
-          <w:sz w:val="22"/>
-          <w:szCs w:val="22"/>
-        </w:rPr>
-      </w:pPr>
-      <w:r>
-        <w:rPr>
-          <w:rFonts w:ascii="Poppins" w:eastAsiaTheme="majorEastAsia" w:hAnsi="Poppins" w:cs="Poppins"/>
-          <w:sz w:val="22"/>
-          <w:szCs w:val="22"/>
-        </w:rPr>
-        <w:t xml:space="preserve">Built web applications using HTML, CSS, JavaScript, jQuery, PHP (CRUD). </w:t>
-      </w:r>
-    </w:p>
-    <w:p>
-      <w:pPr>
-        <w:pStyle w:val="paragraph"/>
-        <w:numPr>
-          <w:ilvl w:val="0"/>
-          <w:numId w:val="60"/>
-        </w:numPr>
-        <w:spacing w:before="0" w:beforeAutospacing="0" w:after="0" w:afterAutospacing="0"/>
-        <w:ind w:left="720"/>
-        <w:textAlignment w:val="baseline"/>
-        <w:rPr>
-          <w:rFonts w:ascii="Poppins" w:eastAsiaTheme="majorEastAsia" w:hAnsi="Poppins" w:cs="Poppins"/>
-          <w:sz w:val="22"/>
-          <w:szCs w:val="22"/>
-        </w:rPr>
-      </w:pPr>
-      <w:r>
-        <w:rPr>
-          <w:rFonts w:ascii="Poppins" w:eastAsiaTheme="majorEastAsia" w:hAnsi="Poppins" w:cs="Poppins"/>
-          <w:sz w:val="22"/>
-          <w:szCs w:val="22"/>
-        </w:rPr>
-        <w:t xml:space="preserve">Conducted training sessions on coding and office automation. </w:t>
-      </w:r>
-    </w:p>
-    <w:p>
-      <w:pPr>
-        <w:pStyle w:val="paragraph"/>
-        <w:numPr>
-          <w:ilvl w:val="0"/>
-          <w:numId w:val="60"/>
-        </w:numPr>
-        <w:spacing w:before="0" w:beforeAutospacing="0" w:after="0" w:afterAutospacing="0"/>
-        <w:ind w:left="720"/>
-        <w:textAlignment w:val="baseline"/>
-        <w:rPr>
-          <w:rFonts w:ascii="Poppins" w:eastAsiaTheme="majorEastAsia" w:hAnsi="Poppins" w:cs="Poppins"/>
-          <w:sz w:val="22"/>
-          <w:szCs w:val="22"/>
-        </w:rPr>
-      </w:pPr>
-      <w:r>
-        <w:rPr>
-          <w:rFonts w:ascii="Poppins" w:eastAsiaTheme="majorEastAsia" w:hAnsi="Poppins" w:cs="Poppins"/>
-          <w:sz w:val="22"/>
-          <w:szCs w:val="22"/>
-        </w:rPr>
-        <w:t>Delivered solutions for college management systems.</w:t>
-      </w:r>
-    </w:p>
-    <w:p>
-      <w:pPr>
-        <w:pStyle w:val="paragraph"/>
         <w:pBdr>
           <w:bottom w:val="single" w:sz="6" w:space="1" w:color="auto"/>
         </w:pBdr>
         <w:spacing w:before="0" w:beforeAutospacing="0" w:after="0" w:afterAutospacing="0"/>
-        <w:ind w:left="720" w:hanging="360"/>
         <w:textAlignment w:val="baseline"/>
         <w:rPr>
           <w:rFonts w:ascii="Poppins" w:hAnsi="Poppins" w:cs="Poppins"/>
@@ -2310,7 +2121,7 @@
         </w:rPr>
         <w:t xml:space="preserve"> </w:t>
       </w:r>
-      <w:hyperlink r:id="rId9" w:history="1">
+      <w:hyperlink r:id="rId11" w:history="1">
         <w:r>
           <w:rPr>
             <w:rStyle w:val="Hyperlink"/>
@@ -2418,7 +2229,7 @@
         </w:rPr>
         <w:t xml:space="preserve"> | </w:t>
       </w:r>
-      <w:hyperlink r:id="rId10" w:history="1">
+      <w:hyperlink r:id="rId12" w:history="1">
         <w:r>
           <w:rPr>
             <w:rStyle w:val="Hyperlink"/>
@@ -2704,7 +2515,6 @@
         <w:ind w:left="1080"/>
         <w:textAlignment w:val="baseline"/>
         <w:rPr>
-          <w:rStyle w:val="normaltextrun"/>
           <w:rFonts w:ascii="Poppins" w:hAnsi="Poppins" w:cs="Poppins"/>
           <w:sz w:val="22"/>
           <w:szCs w:val="22"/>
@@ -2769,6 +2579,46 @@
         </w:rPr>
         <w:t xml:space="preserve"> Node.js</w:t>
       </w:r>
+    </w:p>
+    <w:p>
+      <w:pPr>
+        <w:pStyle w:val="paragraph"/>
+        <w:spacing w:before="0" w:beforeAutospacing="0" w:after="0" w:afterAutospacing="0"/>
+        <w:textAlignment w:val="baseline"/>
+        <w:rPr>
+          <w:rFonts w:ascii="Poppins" w:hAnsi="Poppins" w:cs="Poppins"/>
+          <w:b/>
+          <w:bCs/>
+          <w:sz w:val="22"/>
+          <w:szCs w:val="22"/>
+          <w:lang w:val="en-US"/>
+        </w:rPr>
+      </w:pPr>
+      <w:r>
+        <w:rPr>
+          <w:rFonts w:ascii="Poppins" w:hAnsi="Poppins" w:cs="Poppins"/>
+          <w:b/>
+          <w:bCs/>
+          <w:sz w:val="22"/>
+          <w:szCs w:val="22"/>
+          <w:lang w:val="en-US"/>
+        </w:rPr>
+        <w:tab/>
+      </w:r>
+    </w:p>
+    <w:p>
+      <w:pPr>
+        <w:pStyle w:val="paragraph"/>
+        <w:spacing w:before="0" w:beforeAutospacing="0" w:after="0" w:afterAutospacing="0"/>
+        <w:textAlignment w:val="baseline"/>
+        <w:rPr>
+          <w:rStyle w:val="normaltextrun"/>
+          <w:rFonts w:ascii="Poppins" w:hAnsi="Poppins" w:cs="Poppins"/>
+          <w:sz w:val="22"/>
+          <w:szCs w:val="22"/>
+          <w:lang w:val="en-US"/>
+        </w:rPr>
+      </w:pPr>
     </w:p>
     <w:sectPr>
       <w:pgSz w:w="12240" w:h="15840"/>
